--- a/docs/DB_테이블_설계_문서.docx
+++ b/docs/DB_테이블_설계_문서.docx
@@ -185,7 +185,14 @@
           </w:tcPr>
           <w:p>
             <w:r>
-              <w:t>content, job_history</w:t>
+              <w:t>content, job_histor</w:t>
+            </w:r>
+            <w:r>
+              <w:rPr>
+                <w:lang w:eastAsia="ko-KR"/>
+                <w:rtl w:val="off"/>
+              </w:rPr>
+              <w:t>ies</w:t>
             </w:r>
           </w:p>
         </w:tc>
@@ -826,7 +833,23 @@
           <w:rFonts w:ascii="Consolas" w:eastAsia="Consolas" w:hAnsi="Consolas"/>
           <w:sz w:val="18"/>
         </w:rPr>
-        <w:t xml:space="preserve">    │   │       │       └── V2__create_job_history_table.sql</w:t>
+        <w:t xml:space="preserve">    │   │       │       └── V2__create_job_histor</w:t>
+      </w:r>
+      <w:r>
+        <w:rPr>
+          <w:lang w:eastAsia="ko-KR"/>
+          <w:rFonts w:ascii="Consolas" w:eastAsia="Consolas" w:hAnsi="Consolas"/>
+          <w:sz w:val="18"/>
+          <w:rtl w:val="off"/>
+        </w:rPr>
+        <w:t>ies</w:t>
+      </w:r>
+      <w:r>
+        <w:rPr>
+          <w:rFonts w:ascii="Consolas" w:eastAsia="Consolas" w:hAnsi="Consolas"/>
+          <w:sz w:val="18"/>
+        </w:rPr>
+        <w:t>_table.sql</w:t>
       </w:r>
     </w:p>
     <w:p>
@@ -1723,7 +1746,17 @@
         <w:pStyle w:val="Heading1"/>
       </w:pPr>
       <w:r>
-        <w:t>6. job_history 테이블</w:t>
+        <w:t>6. job_histor</w:t>
+      </w:r>
+      <w:r>
+        <w:rPr>
+          <w:lang w:eastAsia="ko-KR"/>
+          <w:rtl w:val="off"/>
+        </w:rPr>
+        <w:t>ies</w:t>
+      </w:r>
+      <w:r>
+        <w:t xml:space="preserve"> 테이블</w:t>
       </w:r>
     </w:p>
     <w:p>
@@ -5536,133 +5569,133 @@
     <w:lsdException w:name="heading 7" w:uiPriority="9" w:qFormat="1"/>
     <w:lsdException w:name="heading 8" w:uiPriority="9" w:qFormat="1"/>
     <w:lsdException w:name="heading 9" w:uiPriority="9" w:qFormat="1"/>
-    <w:lsdException w:name="toc 1" w:uiPriority="57"/>
-    <w:lsdException w:name="toc 2" w:uiPriority="57"/>
-    <w:lsdException w:name="toc 3" w:uiPriority="57"/>
-    <w:lsdException w:name="toc 4" w:uiPriority="57"/>
-    <w:lsdException w:name="toc 5" w:uiPriority="57"/>
-    <w:lsdException w:name="toc 6" w:uiPriority="57"/>
-    <w:lsdException w:name="toc 7" w:uiPriority="57"/>
-    <w:lsdException w:name="toc 8" w:uiPriority="57"/>
-    <w:lsdException w:name="toc 9" w:uiPriority="57"/>
-    <w:lsdException w:name="caption" w:uiPriority="53" w:qFormat="1"/>
-    <w:lsdException w:name="Title" w:semiHidden="0" w:uiPriority="16" w:unhideWhenUsed="0" w:qFormat="1"/>
+    <w:lsdException w:name="toc 1" w:uiPriority="87"/>
+    <w:lsdException w:name="toc 2" w:uiPriority="87"/>
+    <w:lsdException w:name="toc 3" w:uiPriority="87"/>
+    <w:lsdException w:name="toc 4" w:uiPriority="87"/>
+    <w:lsdException w:name="toc 5" w:uiPriority="87"/>
+    <w:lsdException w:name="toc 6" w:uiPriority="87"/>
+    <w:lsdException w:name="toc 7" w:uiPriority="87"/>
+    <w:lsdException w:name="toc 8" w:uiPriority="87"/>
+    <w:lsdException w:name="toc 9" w:uiPriority="87"/>
+    <w:lsdException w:name="caption" w:uiPriority="83" w:qFormat="1"/>
+    <w:lsdException w:name="Title" w:semiHidden="0" w:uiPriority="22" w:unhideWhenUsed="0" w:qFormat="1"/>
     <w:lsdException w:name="Default Paragraph Font" w:uiPriority="1"/>
-    <w:lsdException w:name="Subtitle" w:semiHidden="0" w:uiPriority="17" w:unhideWhenUsed="0" w:qFormat="1"/>
-    <w:lsdException w:name="Strong" w:semiHidden="0" w:uiPriority="34" w:unhideWhenUsed="0" w:qFormat="1"/>
-    <w:lsdException w:name="Emphasis" w:semiHidden="0" w:uiPriority="32" w:unhideWhenUsed="0" w:qFormat="1"/>
-    <w:lsdException w:name="Table Grid" w:semiHidden="0" w:uiPriority="89" w:unhideWhenUsed="0"/>
+    <w:lsdException w:name="Subtitle" w:semiHidden="0" w:uiPriority="23" w:unhideWhenUsed="0" w:qFormat="1"/>
+    <w:lsdException w:name="Strong" w:semiHidden="0" w:uiPriority="52" w:unhideWhenUsed="0" w:qFormat="1"/>
+    <w:lsdException w:name="Emphasis" w:semiHidden="0" w:uiPriority="50" w:unhideWhenUsed="0" w:qFormat="1"/>
+    <w:lsdException w:name="Table Grid" w:semiHidden="0" w:uiPriority="137" w:unhideWhenUsed="0"/>
     <w:lsdException w:name="Placeholder Text" w:unhideWhenUsed="0"/>
     <w:lsdException w:name="No Spacing" w:semiHidden="0" w:uiPriority="1" w:unhideWhenUsed="0" w:qFormat="1"/>
-    <w:lsdException w:name="Light Shading" w:semiHidden="0" w:uiPriority="96" w:unhideWhenUsed="0"/>
-    <w:lsdException w:name="Light List" w:semiHidden="0" w:uiPriority="97" w:unhideWhenUsed="0"/>
-    <w:lsdException w:name="Light Grid" w:semiHidden="0" w:uiPriority="98" w:unhideWhenUsed="0"/>
-    <w:lsdException w:name="Medium Shading 1" w:semiHidden="0" w:uiPriority="99" w:unhideWhenUsed="0"/>
-    <w:lsdException w:name="Medium Shading 2" w:semiHidden="0" w:uiPriority="100" w:unhideWhenUsed="0"/>
-    <w:lsdException w:name="Medium List 1" w:semiHidden="0" w:uiPriority="101" w:unhideWhenUsed="0"/>
-    <w:lsdException w:name="Medium List 2" w:semiHidden="0" w:uiPriority="102" w:unhideWhenUsed="0"/>
-    <w:lsdException w:name="Medium Grid 1" w:semiHidden="0" w:uiPriority="103" w:unhideWhenUsed="0"/>
-    <w:lsdException w:name="Medium Grid 2" w:semiHidden="0" w:uiPriority="104" w:unhideWhenUsed="0"/>
-    <w:lsdException w:name="Medium Grid 3" w:semiHidden="0" w:uiPriority="105" w:unhideWhenUsed="0"/>
-    <w:lsdException w:name="Dark List" w:semiHidden="0" w:uiPriority="112" w:unhideWhenUsed="0"/>
-    <w:lsdException w:name="Colorful Shading" w:semiHidden="0" w:uiPriority="113" w:unhideWhenUsed="0"/>
-    <w:lsdException w:name="Colorful List" w:semiHidden="0" w:uiPriority="114" w:unhideWhenUsed="0"/>
-    <w:lsdException w:name="Colorful Grid" w:semiHidden="0" w:uiPriority="115" w:unhideWhenUsed="0"/>
-    <w:lsdException w:name="Light Shading Accent 1" w:semiHidden="0" w:uiPriority="96" w:unhideWhenUsed="0"/>
-    <w:lsdException w:name="Light List Accent 1" w:semiHidden="0" w:uiPriority="97" w:unhideWhenUsed="0"/>
-    <w:lsdException w:name="Light Grid Accent 1" w:semiHidden="0" w:uiPriority="98" w:unhideWhenUsed="0"/>
-    <w:lsdException w:name="Medium Shading 1 Accent 1" w:semiHidden="0" w:uiPriority="99" w:unhideWhenUsed="0"/>
-    <w:lsdException w:name="Medium Shading 2 Accent 1" w:semiHidden="0" w:uiPriority="100" w:unhideWhenUsed="0"/>
-    <w:lsdException w:name="Medium List 1 Accent 1" w:semiHidden="0" w:uiPriority="101" w:unhideWhenUsed="0"/>
+    <w:lsdException w:name="Light Shading" w:semiHidden="0" w:uiPriority="150" w:unhideWhenUsed="0"/>
+    <w:lsdException w:name="Light List" w:semiHidden="0" w:uiPriority="151" w:unhideWhenUsed="0"/>
+    <w:lsdException w:name="Light Grid" w:semiHidden="0" w:uiPriority="152" w:unhideWhenUsed="0"/>
+    <w:lsdException w:name="Medium Shading 1" w:semiHidden="0" w:uiPriority="153" w:unhideWhenUsed="0"/>
+    <w:lsdException w:name="Medium Shading 2" w:semiHidden="0" w:uiPriority="256" w:unhideWhenUsed="0"/>
+    <w:lsdException w:name="Medium List 1" w:semiHidden="0" w:uiPriority="257" w:unhideWhenUsed="0"/>
+    <w:lsdException w:name="Medium List 2" w:semiHidden="0" w:uiPriority="258" w:unhideWhenUsed="0"/>
+    <w:lsdException w:name="Medium Grid 1" w:semiHidden="0" w:uiPriority="259" w:unhideWhenUsed="0"/>
+    <w:lsdException w:name="Medium Grid 2" w:semiHidden="0" w:uiPriority="260" w:unhideWhenUsed="0"/>
+    <w:lsdException w:name="Medium Grid 3" w:semiHidden="0" w:uiPriority="261" w:unhideWhenUsed="0"/>
+    <w:lsdException w:name="Dark List" w:semiHidden="0" w:uiPriority="274" w:unhideWhenUsed="0"/>
+    <w:lsdException w:name="Colorful Shading" w:semiHidden="0" w:uiPriority="275" w:unhideWhenUsed="0"/>
+    <w:lsdException w:name="Colorful List" w:semiHidden="0" w:uiPriority="276" w:unhideWhenUsed="0"/>
+    <w:lsdException w:name="Colorful Grid" w:semiHidden="0" w:uiPriority="277" w:unhideWhenUsed="0"/>
+    <w:lsdException w:name="Light Shading Accent 1" w:semiHidden="0" w:uiPriority="150" w:unhideWhenUsed="0"/>
+    <w:lsdException w:name="Light List Accent 1" w:semiHidden="0" w:uiPriority="151" w:unhideWhenUsed="0"/>
+    <w:lsdException w:name="Light Grid Accent 1" w:semiHidden="0" w:uiPriority="152" w:unhideWhenUsed="0"/>
+    <w:lsdException w:name="Medium Shading 1 Accent 1" w:semiHidden="0" w:uiPriority="153" w:unhideWhenUsed="0"/>
+    <w:lsdException w:name="Medium Shading 2 Accent 1" w:semiHidden="0" w:uiPriority="256" w:unhideWhenUsed="0"/>
+    <w:lsdException w:name="Medium List 1 Accent 1" w:semiHidden="0" w:uiPriority="257" w:unhideWhenUsed="0"/>
     <w:lsdException w:name="Revision" w:unhideWhenUsed="0"/>
-    <w:lsdException w:name="List Paragraph" w:semiHidden="0" w:uiPriority="52" w:unhideWhenUsed="0" w:qFormat="1"/>
-    <w:lsdException w:name="Quote" w:semiHidden="0" w:uiPriority="41" w:unhideWhenUsed="0" w:qFormat="1"/>
-    <w:lsdException w:name="Intense Quote" w:semiHidden="0" w:uiPriority="48" w:unhideWhenUsed="0" w:qFormat="1"/>
-    <w:lsdException w:name="Medium List 2 Accent 1" w:semiHidden="0" w:uiPriority="102" w:unhideWhenUsed="0"/>
-    <w:lsdException w:name="Medium Grid 1 Accent 1" w:semiHidden="0" w:uiPriority="103" w:unhideWhenUsed="0"/>
-    <w:lsdException w:name="Medium Grid 2 Accent 1" w:semiHidden="0" w:uiPriority="104" w:unhideWhenUsed="0"/>
-    <w:lsdException w:name="Medium Grid 3 Accent 1" w:semiHidden="0" w:uiPriority="105" w:unhideWhenUsed="0"/>
-    <w:lsdException w:name="Dark List Accent 1" w:semiHidden="0" w:uiPriority="112" w:unhideWhenUsed="0"/>
-    <w:lsdException w:name="Colorful Shading Accent 1" w:semiHidden="0" w:uiPriority="113" w:unhideWhenUsed="0"/>
-    <w:lsdException w:name="Colorful List Accent 1" w:semiHidden="0" w:uiPriority="114" w:unhideWhenUsed="0"/>
-    <w:lsdException w:name="Colorful Grid Accent 1" w:semiHidden="0" w:uiPriority="115" w:unhideWhenUsed="0"/>
-    <w:lsdException w:name="Light Shading Accent 2" w:semiHidden="0" w:uiPriority="96" w:unhideWhenUsed="0"/>
-    <w:lsdException w:name="Light List Accent 2" w:semiHidden="0" w:uiPriority="97" w:unhideWhenUsed="0"/>
-    <w:lsdException w:name="Light Grid Accent 2" w:semiHidden="0" w:uiPriority="98" w:unhideWhenUsed="0"/>
-    <w:lsdException w:name="Medium Shading 1 Accent 2" w:semiHidden="0" w:uiPriority="99" w:unhideWhenUsed="0"/>
-    <w:lsdException w:name="Medium Shading 2 Accent 2" w:semiHidden="0" w:uiPriority="100" w:unhideWhenUsed="0"/>
-    <w:lsdException w:name="Medium List 1 Accent 2" w:semiHidden="0" w:uiPriority="101" w:unhideWhenUsed="0"/>
-    <w:lsdException w:name="Medium List 2 Accent 2" w:semiHidden="0" w:uiPriority="102" w:unhideWhenUsed="0"/>
-    <w:lsdException w:name="Medium Grid 1 Accent 2" w:semiHidden="0" w:uiPriority="103" w:unhideWhenUsed="0"/>
-    <w:lsdException w:name="Medium Grid 2 Accent 2" w:semiHidden="0" w:uiPriority="104" w:unhideWhenUsed="0"/>
-    <w:lsdException w:name="Medium Grid 3 Accent 2" w:semiHidden="0" w:uiPriority="105" w:unhideWhenUsed="0"/>
-    <w:lsdException w:name="Dark List Accent 2" w:semiHidden="0" w:uiPriority="112" w:unhideWhenUsed="0"/>
-    <w:lsdException w:name="Colorful Shading Accent 2" w:semiHidden="0" w:uiPriority="113" w:unhideWhenUsed="0"/>
-    <w:lsdException w:name="Colorful List Accent 2" w:semiHidden="0" w:uiPriority="114" w:unhideWhenUsed="0"/>
-    <w:lsdException w:name="Colorful Grid Accent 2" w:semiHidden="0" w:uiPriority="115" w:unhideWhenUsed="0"/>
-    <w:lsdException w:name="Light Shading Accent 3" w:semiHidden="0" w:uiPriority="96" w:unhideWhenUsed="0"/>
-    <w:lsdException w:name="Light List Accent 3" w:semiHidden="0" w:uiPriority="97" w:unhideWhenUsed="0"/>
-    <w:lsdException w:name="Light Grid Accent 3" w:semiHidden="0" w:uiPriority="98" w:unhideWhenUsed="0"/>
-    <w:lsdException w:name="Medium Shading 1 Accent 3" w:semiHidden="0" w:uiPriority="99" w:unhideWhenUsed="0"/>
-    <w:lsdException w:name="Medium Shading 2 Accent 3" w:semiHidden="0" w:uiPriority="100" w:unhideWhenUsed="0"/>
-    <w:lsdException w:name="Medium List 1 Accent 3" w:semiHidden="0" w:uiPriority="101" w:unhideWhenUsed="0"/>
-    <w:lsdException w:name="Medium List 2 Accent 3" w:semiHidden="0" w:uiPriority="102" w:unhideWhenUsed="0"/>
-    <w:lsdException w:name="Medium Grid 1 Accent 3" w:semiHidden="0" w:uiPriority="103" w:unhideWhenUsed="0"/>
-    <w:lsdException w:name="Medium Grid 2 Accent 3" w:semiHidden="0" w:uiPriority="104" w:unhideWhenUsed="0"/>
-    <w:lsdException w:name="Medium Grid 3 Accent 3" w:semiHidden="0" w:uiPriority="105" w:unhideWhenUsed="0"/>
-    <w:lsdException w:name="Dark List Accent 3" w:semiHidden="0" w:uiPriority="112" w:unhideWhenUsed="0"/>
-    <w:lsdException w:name="Colorful Shading Accent 3" w:semiHidden="0" w:uiPriority="113" w:unhideWhenUsed="0"/>
-    <w:lsdException w:name="Colorful List Accent 3" w:semiHidden="0" w:uiPriority="114" w:unhideWhenUsed="0"/>
-    <w:lsdException w:name="Colorful Grid Accent 3" w:semiHidden="0" w:uiPriority="115" w:unhideWhenUsed="0"/>
-    <w:lsdException w:name="Light Shading Accent 4" w:semiHidden="0" w:uiPriority="96" w:unhideWhenUsed="0"/>
-    <w:lsdException w:name="Light List Accent 4" w:semiHidden="0" w:uiPriority="97" w:unhideWhenUsed="0"/>
-    <w:lsdException w:name="Light Grid Accent 4" w:semiHidden="0" w:uiPriority="98" w:unhideWhenUsed="0"/>
-    <w:lsdException w:name="Medium Shading 1 Accent 4" w:semiHidden="0" w:uiPriority="99" w:unhideWhenUsed="0"/>
-    <w:lsdException w:name="Medium Shading 2 Accent 4" w:semiHidden="0" w:uiPriority="100" w:unhideWhenUsed="0"/>
-    <w:lsdException w:name="Medium List 1 Accent 4" w:semiHidden="0" w:uiPriority="101" w:unhideWhenUsed="0"/>
-    <w:lsdException w:name="Medium List 2 Accent 4" w:semiHidden="0" w:uiPriority="102" w:unhideWhenUsed="0"/>
-    <w:lsdException w:name="Medium Grid 1 Accent 4" w:semiHidden="0" w:uiPriority="103" w:unhideWhenUsed="0"/>
-    <w:lsdException w:name="Medium Grid 2 Accent 4" w:semiHidden="0" w:uiPriority="104" w:unhideWhenUsed="0"/>
-    <w:lsdException w:name="Medium Grid 3 Accent 4" w:semiHidden="0" w:uiPriority="105" w:unhideWhenUsed="0"/>
-    <w:lsdException w:name="Dark List Accent 4" w:semiHidden="0" w:uiPriority="112" w:unhideWhenUsed="0"/>
-    <w:lsdException w:name="Colorful Shading Accent 4" w:semiHidden="0" w:uiPriority="113" w:unhideWhenUsed="0"/>
-    <w:lsdException w:name="Colorful List Accent 4" w:semiHidden="0" w:uiPriority="114" w:unhideWhenUsed="0"/>
-    <w:lsdException w:name="Colorful Grid Accent 4" w:semiHidden="0" w:uiPriority="115" w:unhideWhenUsed="0"/>
-    <w:lsdException w:name="Light Shading Accent 5" w:semiHidden="0" w:uiPriority="96" w:unhideWhenUsed="0"/>
-    <w:lsdException w:name="Light List Accent 5" w:semiHidden="0" w:uiPriority="97" w:unhideWhenUsed="0"/>
-    <w:lsdException w:name="Light Grid Accent 5" w:semiHidden="0" w:uiPriority="98" w:unhideWhenUsed="0"/>
-    <w:lsdException w:name="Medium Shading 1 Accent 5" w:semiHidden="0" w:uiPriority="99" w:unhideWhenUsed="0"/>
-    <w:lsdException w:name="Medium Shading 2 Accent 5" w:semiHidden="0" w:uiPriority="100" w:unhideWhenUsed="0"/>
-    <w:lsdException w:name="Medium List 1 Accent 5" w:semiHidden="0" w:uiPriority="101" w:unhideWhenUsed="0"/>
-    <w:lsdException w:name="Medium List 2 Accent 5" w:semiHidden="0" w:uiPriority="102" w:unhideWhenUsed="0"/>
-    <w:lsdException w:name="Medium Grid 1 Accent 5" w:semiHidden="0" w:uiPriority="103" w:unhideWhenUsed="0"/>
-    <w:lsdException w:name="Medium Grid 2 Accent 5" w:semiHidden="0" w:uiPriority="104" w:unhideWhenUsed="0"/>
-    <w:lsdException w:name="Medium Grid 3 Accent 5" w:semiHidden="0" w:uiPriority="105" w:unhideWhenUsed="0"/>
-    <w:lsdException w:name="Dark List Accent 5" w:semiHidden="0" w:uiPriority="112" w:unhideWhenUsed="0"/>
-    <w:lsdException w:name="Colorful Shading Accent 5" w:semiHidden="0" w:uiPriority="113" w:unhideWhenUsed="0"/>
-    <w:lsdException w:name="Colorful List Accent 5" w:semiHidden="0" w:uiPriority="114" w:unhideWhenUsed="0"/>
-    <w:lsdException w:name="Colorful Grid Accent 5" w:semiHidden="0" w:uiPriority="115" w:unhideWhenUsed="0"/>
-    <w:lsdException w:name="Light Shading Accent 6" w:semiHidden="0" w:uiPriority="96" w:unhideWhenUsed="0"/>
-    <w:lsdException w:name="Light List Accent 6" w:semiHidden="0" w:uiPriority="97" w:unhideWhenUsed="0"/>
-    <w:lsdException w:name="Light Grid Accent 6" w:semiHidden="0" w:uiPriority="98" w:unhideWhenUsed="0"/>
-    <w:lsdException w:name="Medium Shading 1 Accent 6" w:semiHidden="0" w:uiPriority="99" w:unhideWhenUsed="0"/>
-    <w:lsdException w:name="Medium Shading 2 Accent 6" w:semiHidden="0" w:uiPriority="100" w:unhideWhenUsed="0"/>
-    <w:lsdException w:name="Medium List 1 Accent 6" w:semiHidden="0" w:uiPriority="101" w:unhideWhenUsed="0"/>
-    <w:lsdException w:name="Medium List 2 Accent 6" w:semiHidden="0" w:uiPriority="102" w:unhideWhenUsed="0"/>
-    <w:lsdException w:name="Medium Grid 1 Accent 6" w:semiHidden="0" w:uiPriority="103" w:unhideWhenUsed="0"/>
-    <w:lsdException w:name="Medium Grid 2 Accent 6" w:semiHidden="0" w:uiPriority="104" w:unhideWhenUsed="0"/>
-    <w:lsdException w:name="Medium Grid 3 Accent 6" w:semiHidden="0" w:uiPriority="105" w:unhideWhenUsed="0"/>
-    <w:lsdException w:name="Dark List Accent 6" w:semiHidden="0" w:uiPriority="112" w:unhideWhenUsed="0"/>
-    <w:lsdException w:name="Colorful Shading Accent 6" w:semiHidden="0" w:uiPriority="113" w:unhideWhenUsed="0"/>
-    <w:lsdException w:name="Colorful List Accent 6" w:semiHidden="0" w:uiPriority="114" w:unhideWhenUsed="0"/>
-    <w:lsdException w:name="Colorful Grid Accent 6" w:semiHidden="0" w:uiPriority="115" w:unhideWhenUsed="0"/>
-    <w:lsdException w:name="Subtle Emphasis" w:semiHidden="0" w:uiPriority="25" w:unhideWhenUsed="0" w:qFormat="1"/>
-    <w:lsdException w:name="Intense Emphasis" w:semiHidden="0" w:uiPriority="33" w:unhideWhenUsed="0" w:qFormat="1"/>
-    <w:lsdException w:name="Subtle Reference" w:semiHidden="0" w:uiPriority="49" w:unhideWhenUsed="0" w:qFormat="1"/>
-    <w:lsdException w:name="Intense Reference" w:semiHidden="0" w:uiPriority="50" w:unhideWhenUsed="0" w:qFormat="1"/>
-    <w:lsdException w:name="Book Title" w:semiHidden="0" w:uiPriority="51" w:unhideWhenUsed="0" w:qFormat="1"/>
-    <w:lsdException w:name="Bibliography" w:uiPriority="55"/>
-    <w:lsdException w:name="TOC Heading" w:uiPriority="57" w:qFormat="1"/>
+    <w:lsdException w:name="List Paragraph" w:semiHidden="0" w:uiPriority="82" w:unhideWhenUsed="0" w:qFormat="1"/>
+    <w:lsdException w:name="Quote" w:semiHidden="0" w:uiPriority="65" w:unhideWhenUsed="0" w:qFormat="1"/>
+    <w:lsdException w:name="Intense Quote" w:semiHidden="0" w:uiPriority="72" w:unhideWhenUsed="0" w:qFormat="1"/>
+    <w:lsdException w:name="Medium List 2 Accent 1" w:semiHidden="0" w:uiPriority="258" w:unhideWhenUsed="0"/>
+    <w:lsdException w:name="Medium Grid 1 Accent 1" w:semiHidden="0" w:uiPriority="259" w:unhideWhenUsed="0"/>
+    <w:lsdException w:name="Medium Grid 2 Accent 1" w:semiHidden="0" w:uiPriority="260" w:unhideWhenUsed="0"/>
+    <w:lsdException w:name="Medium Grid 3 Accent 1" w:semiHidden="0" w:uiPriority="261" w:unhideWhenUsed="0"/>
+    <w:lsdException w:name="Dark List Accent 1" w:semiHidden="0" w:uiPriority="274" w:unhideWhenUsed="0"/>
+    <w:lsdException w:name="Colorful Shading Accent 1" w:semiHidden="0" w:uiPriority="275" w:unhideWhenUsed="0"/>
+    <w:lsdException w:name="Colorful List Accent 1" w:semiHidden="0" w:uiPriority="276" w:unhideWhenUsed="0"/>
+    <w:lsdException w:name="Colorful Grid Accent 1" w:semiHidden="0" w:uiPriority="277" w:unhideWhenUsed="0"/>
+    <w:lsdException w:name="Light Shading Accent 2" w:semiHidden="0" w:uiPriority="150" w:unhideWhenUsed="0"/>
+    <w:lsdException w:name="Light List Accent 2" w:semiHidden="0" w:uiPriority="151" w:unhideWhenUsed="0"/>
+    <w:lsdException w:name="Light Grid Accent 2" w:semiHidden="0" w:uiPriority="152" w:unhideWhenUsed="0"/>
+    <w:lsdException w:name="Medium Shading 1 Accent 2" w:semiHidden="0" w:uiPriority="153" w:unhideWhenUsed="0"/>
+    <w:lsdException w:name="Medium Shading 2 Accent 2" w:semiHidden="0" w:uiPriority="256" w:unhideWhenUsed="0"/>
+    <w:lsdException w:name="Medium List 1 Accent 2" w:semiHidden="0" w:uiPriority="257" w:unhideWhenUsed="0"/>
+    <w:lsdException w:name="Medium List 2 Accent 2" w:semiHidden="0" w:uiPriority="258" w:unhideWhenUsed="0"/>
+    <w:lsdException w:name="Medium Grid 1 Accent 2" w:semiHidden="0" w:uiPriority="259" w:unhideWhenUsed="0"/>
+    <w:lsdException w:name="Medium Grid 2 Accent 2" w:semiHidden="0" w:uiPriority="260" w:unhideWhenUsed="0"/>
+    <w:lsdException w:name="Medium Grid 3 Accent 2" w:semiHidden="0" w:uiPriority="261" w:unhideWhenUsed="0"/>
+    <w:lsdException w:name="Dark List Accent 2" w:semiHidden="0" w:uiPriority="274" w:unhideWhenUsed="0"/>
+    <w:lsdException w:name="Colorful Shading Accent 2" w:semiHidden="0" w:uiPriority="275" w:unhideWhenUsed="0"/>
+    <w:lsdException w:name="Colorful List Accent 2" w:semiHidden="0" w:uiPriority="276" w:unhideWhenUsed="0"/>
+    <w:lsdException w:name="Colorful Grid Accent 2" w:semiHidden="0" w:uiPriority="277" w:unhideWhenUsed="0"/>
+    <w:lsdException w:name="Light Shading Accent 3" w:semiHidden="0" w:uiPriority="150" w:unhideWhenUsed="0"/>
+    <w:lsdException w:name="Light List Accent 3" w:semiHidden="0" w:uiPriority="151" w:unhideWhenUsed="0"/>
+    <w:lsdException w:name="Light Grid Accent 3" w:semiHidden="0" w:uiPriority="152" w:unhideWhenUsed="0"/>
+    <w:lsdException w:name="Medium Shading 1 Accent 3" w:semiHidden="0" w:uiPriority="153" w:unhideWhenUsed="0"/>
+    <w:lsdException w:name="Medium Shading 2 Accent 3" w:semiHidden="0" w:uiPriority="256" w:unhideWhenUsed="0"/>
+    <w:lsdException w:name="Medium List 1 Accent 3" w:semiHidden="0" w:uiPriority="257" w:unhideWhenUsed="0"/>
+    <w:lsdException w:name="Medium List 2 Accent 3" w:semiHidden="0" w:uiPriority="258" w:unhideWhenUsed="0"/>
+    <w:lsdException w:name="Medium Grid 1 Accent 3" w:semiHidden="0" w:uiPriority="259" w:unhideWhenUsed="0"/>
+    <w:lsdException w:name="Medium Grid 2 Accent 3" w:semiHidden="0" w:uiPriority="260" w:unhideWhenUsed="0"/>
+    <w:lsdException w:name="Medium Grid 3 Accent 3" w:semiHidden="0" w:uiPriority="261" w:unhideWhenUsed="0"/>
+    <w:lsdException w:name="Dark List Accent 3" w:semiHidden="0" w:uiPriority="274" w:unhideWhenUsed="0"/>
+    <w:lsdException w:name="Colorful Shading Accent 3" w:semiHidden="0" w:uiPriority="275" w:unhideWhenUsed="0"/>
+    <w:lsdException w:name="Colorful List Accent 3" w:semiHidden="0" w:uiPriority="276" w:unhideWhenUsed="0"/>
+    <w:lsdException w:name="Colorful Grid Accent 3" w:semiHidden="0" w:uiPriority="277" w:unhideWhenUsed="0"/>
+    <w:lsdException w:name="Light Shading Accent 4" w:semiHidden="0" w:uiPriority="150" w:unhideWhenUsed="0"/>
+    <w:lsdException w:name="Light List Accent 4" w:semiHidden="0" w:uiPriority="151" w:unhideWhenUsed="0"/>
+    <w:lsdException w:name="Light Grid Accent 4" w:semiHidden="0" w:uiPriority="152" w:unhideWhenUsed="0"/>
+    <w:lsdException w:name="Medium Shading 1 Accent 4" w:semiHidden="0" w:uiPriority="153" w:unhideWhenUsed="0"/>
+    <w:lsdException w:name="Medium Shading 2 Accent 4" w:semiHidden="0" w:uiPriority="256" w:unhideWhenUsed="0"/>
+    <w:lsdException w:name="Medium List 1 Accent 4" w:semiHidden="0" w:uiPriority="257" w:unhideWhenUsed="0"/>
+    <w:lsdException w:name="Medium List 2 Accent 4" w:semiHidden="0" w:uiPriority="258" w:unhideWhenUsed="0"/>
+    <w:lsdException w:name="Medium Grid 1 Accent 4" w:semiHidden="0" w:uiPriority="259" w:unhideWhenUsed="0"/>
+    <w:lsdException w:name="Medium Grid 2 Accent 4" w:semiHidden="0" w:uiPriority="260" w:unhideWhenUsed="0"/>
+    <w:lsdException w:name="Medium Grid 3 Accent 4" w:semiHidden="0" w:uiPriority="261" w:unhideWhenUsed="0"/>
+    <w:lsdException w:name="Dark List Accent 4" w:semiHidden="0" w:uiPriority="274" w:unhideWhenUsed="0"/>
+    <w:lsdException w:name="Colorful Shading Accent 4" w:semiHidden="0" w:uiPriority="275" w:unhideWhenUsed="0"/>
+    <w:lsdException w:name="Colorful List Accent 4" w:semiHidden="0" w:uiPriority="276" w:unhideWhenUsed="0"/>
+    <w:lsdException w:name="Colorful Grid Accent 4" w:semiHidden="0" w:uiPriority="277" w:unhideWhenUsed="0"/>
+    <w:lsdException w:name="Light Shading Accent 5" w:semiHidden="0" w:uiPriority="150" w:unhideWhenUsed="0"/>
+    <w:lsdException w:name="Light List Accent 5" w:semiHidden="0" w:uiPriority="151" w:unhideWhenUsed="0"/>
+    <w:lsdException w:name="Light Grid Accent 5" w:semiHidden="0" w:uiPriority="152" w:unhideWhenUsed="0"/>
+    <w:lsdException w:name="Medium Shading 1 Accent 5" w:semiHidden="0" w:uiPriority="153" w:unhideWhenUsed="0"/>
+    <w:lsdException w:name="Medium Shading 2 Accent 5" w:semiHidden="0" w:uiPriority="256" w:unhideWhenUsed="0"/>
+    <w:lsdException w:name="Medium List 1 Accent 5" w:semiHidden="0" w:uiPriority="257" w:unhideWhenUsed="0"/>
+    <w:lsdException w:name="Medium List 2 Accent 5" w:semiHidden="0" w:uiPriority="258" w:unhideWhenUsed="0"/>
+    <w:lsdException w:name="Medium Grid 1 Accent 5" w:semiHidden="0" w:uiPriority="259" w:unhideWhenUsed="0"/>
+    <w:lsdException w:name="Medium Grid 2 Accent 5" w:semiHidden="0" w:uiPriority="260" w:unhideWhenUsed="0"/>
+    <w:lsdException w:name="Medium Grid 3 Accent 5" w:semiHidden="0" w:uiPriority="261" w:unhideWhenUsed="0"/>
+    <w:lsdException w:name="Dark List Accent 5" w:semiHidden="0" w:uiPriority="274" w:unhideWhenUsed="0"/>
+    <w:lsdException w:name="Colorful Shading Accent 5" w:semiHidden="0" w:uiPriority="275" w:unhideWhenUsed="0"/>
+    <w:lsdException w:name="Colorful List Accent 5" w:semiHidden="0" w:uiPriority="276" w:unhideWhenUsed="0"/>
+    <w:lsdException w:name="Colorful Grid Accent 5" w:semiHidden="0" w:uiPriority="277" w:unhideWhenUsed="0"/>
+    <w:lsdException w:name="Light Shading Accent 6" w:semiHidden="0" w:uiPriority="150" w:unhideWhenUsed="0"/>
+    <w:lsdException w:name="Light List Accent 6" w:semiHidden="0" w:uiPriority="151" w:unhideWhenUsed="0"/>
+    <w:lsdException w:name="Light Grid Accent 6" w:semiHidden="0" w:uiPriority="152" w:unhideWhenUsed="0"/>
+    <w:lsdException w:name="Medium Shading 1 Accent 6" w:semiHidden="0" w:uiPriority="153" w:unhideWhenUsed="0"/>
+    <w:lsdException w:name="Medium Shading 2 Accent 6" w:semiHidden="0" w:uiPriority="256" w:unhideWhenUsed="0"/>
+    <w:lsdException w:name="Medium List 1 Accent 6" w:semiHidden="0" w:uiPriority="257" w:unhideWhenUsed="0"/>
+    <w:lsdException w:name="Medium List 2 Accent 6" w:semiHidden="0" w:uiPriority="258" w:unhideWhenUsed="0"/>
+    <w:lsdException w:name="Medium Grid 1 Accent 6" w:semiHidden="0" w:uiPriority="259" w:unhideWhenUsed="0"/>
+    <w:lsdException w:name="Medium Grid 2 Accent 6" w:semiHidden="0" w:uiPriority="260" w:unhideWhenUsed="0"/>
+    <w:lsdException w:name="Medium Grid 3 Accent 6" w:semiHidden="0" w:uiPriority="261" w:unhideWhenUsed="0"/>
+    <w:lsdException w:name="Dark List Accent 6" w:semiHidden="0" w:uiPriority="274" w:unhideWhenUsed="0"/>
+    <w:lsdException w:name="Colorful Shading Accent 6" w:semiHidden="0" w:uiPriority="275" w:unhideWhenUsed="0"/>
+    <w:lsdException w:name="Colorful List Accent 6" w:semiHidden="0" w:uiPriority="276" w:unhideWhenUsed="0"/>
+    <w:lsdException w:name="Colorful Grid Accent 6" w:semiHidden="0" w:uiPriority="277" w:unhideWhenUsed="0"/>
+    <w:lsdException w:name="Subtle Emphasis" w:semiHidden="0" w:uiPriority="37" w:unhideWhenUsed="0" w:qFormat="1"/>
+    <w:lsdException w:name="Intense Emphasis" w:semiHidden="0" w:uiPriority="51" w:unhideWhenUsed="0" w:qFormat="1"/>
+    <w:lsdException w:name="Subtle Reference" w:semiHidden="0" w:uiPriority="73" w:unhideWhenUsed="0" w:qFormat="1"/>
+    <w:lsdException w:name="Intense Reference" w:semiHidden="0" w:uiPriority="80" w:unhideWhenUsed="0" w:qFormat="1"/>
+    <w:lsdException w:name="Book Title" w:semiHidden="0" w:uiPriority="81" w:unhideWhenUsed="0" w:qFormat="1"/>
+    <w:lsdException w:name="Bibliography" w:uiPriority="85"/>
+    <w:lsdException w:name="TOC Heading" w:uiPriority="87" w:qFormat="1"/>
   </w:latentStyles>
   <w:style w:type="paragraph" w:default="1" w:styleId="Normal">
     <w:name w:val="Normal"/>
@@ -17194,6 +17227,27 @@
       </w:tcPr>
     </w:tblStylePr>
   </w:style>
+  <w:style w:type="table" w:customStyle="1" w:styleId="a4">
+    <w:name w:val="Normal Table"/>
+    <w:uiPriority w:val="99"/>
+    <w:semiHidden/>
+    <w:unhideWhenUsed/>
+    <w:tblPr>
+      <w:tblInd w:w="0" w:type="dxa"/>
+      <w:tblCellMar>
+        <w:top w:w="0" w:type="dxa"/>
+        <w:left w:w="108" w:type="dxa"/>
+        <w:bottom w:w="0" w:type="dxa"/>
+        <w:right w:w="108" w:type="dxa"/>
+      </w:tblCellMar>
+    </w:tblPr>
+  </w:style>
+  <w:style w:type="numbering" w:customStyle="1" w:styleId="a5">
+    <w:name w:val="No List"/>
+    <w:uiPriority w:val="99"/>
+    <w:semiHidden/>
+    <w:unhideWhenUsed/>
+  </w:style>
 </w:styles>
 </file>
 

--- a/docs/DB_테이블_설계_문서.docx
+++ b/docs/DB_테이블_설계_문서.docx
@@ -8,21 +8,7 @@
         <w:jc w:val="center"/>
       </w:pPr>
       <w:r>
-        <w:rPr>
-          <w:b/>
-        </w:rPr>
         <w:t>DB 테이블 설계 문서</w:t>
-      </w:r>
-    </w:p>
-    <w:p>
-      <w:pPr>
-        <w:jc w:val="center"/>
-      </w:pPr>
-      <w:r>
-        <w:rPr>
-          <w:b/>
-        </w:rPr>
-        <w:t>Issue #4 · [Feat] DB 테이블 설계</w:t>
       </w:r>
     </w:p>
     <w:p>
@@ -31,6 +17,68 @@
       </w:pPr>
       <w:r>
         <w:t>1. 문서 개요</w:t>
+      </w:r>
+    </w:p>
+    <w:p>
+      <w:r>
+        <w:t>본 문서는 VAN 카드뉴스·숏폼 자동 제작 시스템에서 사용하는 데이터베이스 구조와 데이터 관계, 제약조건 및 운영 기준을 정의합니다.</w:t>
+      </w:r>
+    </w:p>
+    <w:p>
+      <w:r>
+        <w:t>DB는 콘텐츠 생성 및 관리, 카드뉴스 자동 제작 요청, 이미지 생성, 템플릿 적용, 작업 상태 관리, 결과 URL 관리, 실패 및 오류 이력 관리 등의 기능에서 공통으로 사용되는 데이터 기반을 제공합니다.</w:t>
+      </w:r>
+    </w:p>
+    <w:p>
+      <w:pPr>
+        <w:pStyle w:val="Heading1"/>
+      </w:pPr>
+      <w:r>
+        <w:t>2. 설계 원칙</w:t>
+      </w:r>
+    </w:p>
+    <w:p>
+      <w:pPr>
+        <w:pStyle w:val="Heading2"/>
+      </w:pPr>
+      <w:r>
+        <w:t>2.1 데이터 무결성 보장</w:t>
+      </w:r>
+    </w:p>
+    <w:p>
+      <w:r>
+        <w:t>애플리케이션에서만 데이터를 검증하지 않고 DB에서도 PK, FK, NOT NULL, CHECK Constraint, 데이터 타입 및 인덱스를 통해 데이터 무결성을 보장합니다.</w:t>
+      </w:r>
+    </w:p>
+    <w:p>
+      <w:r>
+        <w:t>특히 상태값은 애플리케이션 Enum과 PostgreSQL CHECK Constraint를 동시에 사용하여 이중 검증합니다.</w:t>
+      </w:r>
+    </w:p>
+    <w:p>
+      <w:r>
+        <w:t>Application Enum → 검증 → Repository → PostgreSQL CHECK Constraint</w:t>
+      </w:r>
+    </w:p>
+    <w:p>
+      <w:pPr>
+        <w:pStyle w:val="Heading1"/>
+      </w:pPr>
+      <w:r>
+        <w:t>3. 전체 데이터 구조</w:t>
+      </w:r>
+    </w:p>
+    <w:p>
+      <w:r>
+        <w:t>현재 설계에서 사용하는 테이블은 세 개이며, 각 테이블의 역할과 테이블 간 관계를 분리하여 정의합니다.</w:t>
+      </w:r>
+    </w:p>
+    <w:p>
+      <w:pPr>
+        <w:pStyle w:val="Heading2"/>
+      </w:pPr>
+      <w:r>
+        <w:t>3.1 테이블 역할</w:t>
       </w:r>
     </w:p>
     <w:tbl>
@@ -41,31 +89,29 @@
         <w:jc w:val="center"/>
       </w:tblPr>
       <w:tblGrid>
-        <w:gridCol w:w="4320"/>
-        <w:gridCol w:w="4320"/>
+        <w:gridCol w:w="4968"/>
+        <w:gridCol w:w="4968"/>
       </w:tblGrid>
       <w:tr>
         <w:tc>
           <w:tcPr>
-            <w:tcW w:w="4320" w:type="dxa"/>
+            <w:tcW w:w="4968" w:type="dxa"/>
             <w:shd w:val="clear" w:color="auto" w:fill="D9EAF7"/>
-            <w:vAlign w:val="center"/>
-          </w:tcPr>
-          <w:p>
-            <w:r>
-              <w:t>항목</w:t>
-            </w:r>
-          </w:p>
-        </w:tc>
-        <w:tc>
-          <w:tcPr>
-            <w:tcW w:w="4320" w:type="dxa"/>
+          </w:tcPr>
+          <w:p>
+            <w:r>
+              <w:t>테이블</w:t>
+            </w:r>
+          </w:p>
+        </w:tc>
+        <w:tc>
+          <w:tcPr>
+            <w:tcW w:w="4968" w:type="dxa"/>
             <w:shd w:val="clear" w:color="auto" w:fill="D9EAF7"/>
-            <w:vAlign w:val="center"/>
-          </w:tcPr>
-          <w:p>
-            <w:r>
-              <w:t>내용</w:t>
+          </w:tcPr>
+          <w:p>
+            <w:r>
+              <w:t>역할</w:t>
             </w:r>
           </w:p>
         </w:tc>
@@ -73,23 +119,21 @@
       <w:tr>
         <w:tc>
           <w:tcPr>
-            <w:tcW w:w="4320" w:type="dxa"/>
-            <w:vAlign w:val="center"/>
-          </w:tcPr>
-          <w:p>
-            <w:r>
-              <w:t>문서명</w:t>
-            </w:r>
-          </w:p>
-        </w:tc>
-        <w:tc>
-          <w:tcPr>
-            <w:tcW w:w="4320" w:type="dxa"/>
-            <w:vAlign w:val="center"/>
-          </w:tcPr>
-          <w:p>
-            <w:r>
-              <w:t>DB 테이블 설계 문서</w:t>
+            <w:tcW w:w="4968" w:type="dxa"/>
+          </w:tcPr>
+          <w:p>
+            <w:r>
+              <w:t>contents</w:t>
+            </w:r>
+          </w:p>
+        </w:tc>
+        <w:tc>
+          <w:tcPr>
+            <w:tcW w:w="4968" w:type="dxa"/>
+          </w:tcPr>
+          <w:p>
+            <w:r>
+              <w:t>콘텐츠 원본 및 발행 상태</w:t>
             </w:r>
           </w:p>
         </w:tc>
@@ -97,23 +141,21 @@
       <w:tr>
         <w:tc>
           <w:tcPr>
-            <w:tcW w:w="4320" w:type="dxa"/>
-            <w:vAlign w:val="center"/>
-          </w:tcPr>
-          <w:p>
-            <w:r>
-              <w:t>관련 Issue</w:t>
-            </w:r>
-          </w:p>
-        </w:tc>
-        <w:tc>
-          <w:tcPr>
-            <w:tcW w:w="4320" w:type="dxa"/>
-            <w:vAlign w:val="center"/>
-          </w:tcPr>
-          <w:p>
-            <w:r>
-              <w:t>#4</w:t>
+            <w:tcW w:w="4968" w:type="dxa"/>
+          </w:tcPr>
+          <w:p>
+            <w:r>
+              <w:t>content_images</w:t>
+            </w:r>
+          </w:p>
+        </w:tc>
+        <w:tc>
+          <w:tcPr>
+            <w:tcW w:w="4968" w:type="dxa"/>
+          </w:tcPr>
+          <w:p>
+            <w:r>
+              <w:t>콘텐츠에 첨부된 이미지, 최대 10장 및 순서 관리</w:t>
             </w:r>
           </w:p>
         </w:tc>
@@ -121,78 +163,21 @@
       <w:tr>
         <w:tc>
           <w:tcPr>
-            <w:tcW w:w="4320" w:type="dxa"/>
-            <w:vAlign w:val="center"/>
-          </w:tcPr>
-          <w:p>
-            <w:r>
-              <w:t>작업 유형</w:t>
-            </w:r>
-          </w:p>
-        </w:tc>
-        <w:tc>
-          <w:tcPr>
-            <w:tcW w:w="4320" w:type="dxa"/>
-            <w:vAlign w:val="center"/>
-          </w:tcPr>
-          <w:p>
-            <w:r>
-              <w:t>feat</w:t>
-            </w:r>
-          </w:p>
-        </w:tc>
-      </w:tr>
-      <w:tr>
-        <w:tc>
-          <w:tcPr>
-            <w:tcW w:w="4320" w:type="dxa"/>
-            <w:vAlign w:val="center"/>
-          </w:tcPr>
-          <w:p>
-            <w:r>
-              <w:t>기술 스택</w:t>
-            </w:r>
-          </w:p>
-        </w:tc>
-        <w:tc>
-          <w:tcPr>
-            <w:tcW w:w="4320" w:type="dxa"/>
-            <w:vAlign w:val="center"/>
-          </w:tcPr>
-          <w:p>
-            <w:r>
-              <w:t>Spring Boot + Java + Spring Data JPA + PostgreSQL + Flyway</w:t>
-            </w:r>
-          </w:p>
-        </w:tc>
-      </w:tr>
-      <w:tr>
-        <w:tc>
-          <w:tcPr>
-            <w:tcW w:w="4320" w:type="dxa"/>
-            <w:vAlign w:val="center"/>
-          </w:tcPr>
-          <w:p>
-            <w:r>
-              <w:t>설계 대상</w:t>
-            </w:r>
-          </w:p>
-        </w:tc>
-        <w:tc>
-          <w:tcPr>
-            <w:tcW w:w="4320" w:type="dxa"/>
-            <w:vAlign w:val="center"/>
-          </w:tcPr>
-          <w:p>
-            <w:r>
-              <w:t>content, job_histor</w:t>
-            </w:r>
-            <w:r>
-              <w:rPr>
-                <w:lang w:eastAsia="ko-KR"/>
-                <w:rtl w:val="off"/>
-              </w:rPr>
-              <w:t>ies</w:t>
+            <w:tcW w:w="4968" w:type="dxa"/>
+          </w:tcPr>
+          <w:p>
+            <w:r>
+              <w:t>job_histories</w:t>
+            </w:r>
+          </w:p>
+        </w:tc>
+        <w:tc>
+          <w:tcPr>
+            <w:tcW w:w="4968" w:type="dxa"/>
+          </w:tcPr>
+          <w:p>
+            <w:r>
+              <w:t>콘텐츠 생성 작업 이력</w:t>
             </w:r>
           </w:p>
         </w:tc>
@@ -200,813 +185,11 @@
     </w:tbl>
     <w:p/>
     <w:p>
-      <w:r>
-        <w:t>본 문서는 VAN 카드뉴스·숏폼 자동 제작 시스템에서 사용하는 데이터베이스 구조와 데이터 관계, 제약조건 및 운영 기준을 정의한다.</w:t>
-      </w:r>
-    </w:p>
-    <w:p>
-      <w:r>
-        <w:t>DB는 콘텐츠 생성 및 관리, 카드뉴스 자동 제작 요청, 이미지 생성, 템플릿 적용, 작업 상태 관리, 결과 URL 관리, 실패 및 오류 이력 관리 등의 기능에서 공통으로 사용되는 데이터 기반을 제공한다.</w:t>
-      </w:r>
-    </w:p>
-    <w:p>
-      <w:r>
-        <w:t>본 작업에서는 API나 자동화 로직 자체를 구현하기보다 이후 기능 개발에서 공통으로 사용할 DB 스키마를 확정하는 것을 목적으로 한다.</w:t>
-      </w:r>
-    </w:p>
-    <w:p>
-      <w:pPr>
-        <w:pStyle w:val="Heading1"/>
-      </w:pPr>
-      <w:r>
-        <w:t>2. 설계 원칙</w:t>
-      </w:r>
-    </w:p>
-    <w:p>
       <w:pPr>
         <w:pStyle w:val="Heading2"/>
       </w:pPr>
       <w:r>
-        <w:t>2.1 데이터 무결성 보장</w:t>
-      </w:r>
-    </w:p>
-    <w:p>
-      <w:r>
-        <w:t>애플리케이션에서만 데이터를 검증하지 않고 DB에서도 PK, FK, NOT NULL, CHECK Constraint, 데이터 타입 및 인덱스를 통해 데이터 무결성을 보장한다.</w:t>
-      </w:r>
-    </w:p>
-    <w:p>
-      <w:r>
-        <w:t>특히 상태값은 애플리케이션 Enum과 PostgreSQL CHECK Constraint를 동시에 사용하여 이중 검증한다.</w:t>
-      </w:r>
-    </w:p>
-    <w:p>
-      <w:r>
-        <w:rPr>
-          <w:rFonts w:ascii="Consolas" w:eastAsia="Consolas" w:hAnsi="Consolas"/>
-          <w:sz w:val="18"/>
-        </w:rPr>
-        <w:t>Application → Enum 검증 → Repository → PostgreSQL → CHECK Constraint</w:t>
-      </w:r>
-    </w:p>
-    <w:p>
-      <w:pPr>
-        <w:pStyle w:val="Heading1"/>
-      </w:pPr>
-      <w:r>
-        <w:t>3. 전체 데이터 구조</w:t>
-      </w:r>
-    </w:p>
-    <w:p>
-      <w:r>
-        <w:rPr>
-          <w:rFonts w:ascii="Consolas" w:eastAsia="Consolas" w:hAnsi="Consolas"/>
-          <w:sz w:val="18"/>
-        </w:rPr>
-        <w:t>content 1</w:t>
-      </w:r>
-      <w:r>
-        <w:rPr>
-          <w:lang w:eastAsia="ko-KR"/>
-          <w:rFonts w:ascii="Consolas" w:eastAsia="Consolas" w:hAnsi="Consolas"/>
-          <w:sz w:val="18"/>
-          <w:rtl w:val="off"/>
-        </w:rPr>
-        <w:t>:</w:t>
-      </w:r>
-      <w:r>
-        <w:rPr>
-          <w:rFonts w:ascii="Consolas" w:eastAsia="Consolas" w:hAnsi="Consolas"/>
-          <w:sz w:val="18"/>
-        </w:rPr>
-        <w:t>N job_history</w:t>
-      </w:r>
-      <w:r>
-        <w:rPr>
-          <w:rFonts w:ascii="Consolas" w:eastAsia="Consolas" w:hAnsi="Consolas"/>
-          <w:sz w:val="18"/>
-        </w:rPr>
-        <w:br/>
-      </w:r>
-      <w:r>
-        <w:rPr>
-          <w:rFonts w:ascii="Consolas" w:eastAsia="Consolas" w:hAnsi="Consolas"/>
-          <w:sz w:val="18"/>
-        </w:rPr>
-        <w:br/>
-      </w:r>
-      <w:r>
-        <w:rPr>
-          <w:rFonts w:ascii="Consolas" w:eastAsia="Consolas" w:hAnsi="Consolas"/>
-          <w:sz w:val="18"/>
-        </w:rPr>
-        <w:t>content</w:t>
-      </w:r>
-      <w:r>
-        <w:rPr>
-          <w:rFonts w:ascii="Consolas" w:eastAsia="Consolas" w:hAnsi="Consolas"/>
-          <w:sz w:val="18"/>
-        </w:rPr>
-        <w:br/>
-      </w:r>
-      <w:r>
-        <w:rPr>
-          <w:rFonts w:ascii="Consolas" w:eastAsia="Consolas" w:hAnsi="Consolas"/>
-          <w:sz w:val="18"/>
-        </w:rPr>
-        <w:t>- 콘텐츠 원본 및 현재 상태</w:t>
-      </w:r>
-      <w:r>
-        <w:rPr>
-          <w:rFonts w:ascii="Consolas" w:eastAsia="Consolas" w:hAnsi="Consolas"/>
-          <w:sz w:val="18"/>
-        </w:rPr>
-        <w:br/>
-      </w:r>
-      <w:r>
-        <w:rPr>
-          <w:rFonts w:ascii="Consolas" w:eastAsia="Consolas" w:hAnsi="Consolas"/>
-          <w:sz w:val="18"/>
-        </w:rPr>
-        <w:t>- 제목/본문/키워드/템플릿/이미지 경로</w:t>
-      </w:r>
-      <w:r>
-        <w:rPr>
-          <w:rFonts w:ascii="Consolas" w:eastAsia="Consolas" w:hAnsi="Consolas"/>
-          <w:sz w:val="18"/>
-        </w:rPr>
-        <w:br/>
-      </w:r>
-      <w:r>
-        <w:rPr>
-          <w:rFonts w:ascii="Consolas" w:eastAsia="Consolas" w:hAnsi="Consolas"/>
-          <w:sz w:val="18"/>
-        </w:rPr>
-        <w:t>- 콘텐츠 상태 및 생성·수정 시각</w:t>
-      </w:r>
-      <w:r>
-        <w:rPr>
-          <w:rFonts w:ascii="Consolas" w:eastAsia="Consolas" w:hAnsi="Consolas"/>
-          <w:sz w:val="18"/>
-        </w:rPr>
-        <w:br/>
-      </w:r>
-      <w:r>
-        <w:rPr>
-          <w:rFonts w:ascii="Consolas" w:eastAsia="Consolas" w:hAnsi="Consolas"/>
-          <w:sz w:val="18"/>
-        </w:rPr>
-        <w:br/>
-      </w:r>
-      <w:r>
-        <w:rPr>
-          <w:rFonts w:ascii="Consolas" w:eastAsia="Consolas" w:hAnsi="Consolas"/>
-          <w:sz w:val="18"/>
-        </w:rPr>
-        <w:t>job_history</w:t>
-      </w:r>
-      <w:r>
-        <w:rPr>
-          <w:rFonts w:ascii="Consolas" w:eastAsia="Consolas" w:hAnsi="Consolas"/>
-          <w:sz w:val="18"/>
-        </w:rPr>
-        <w:br/>
-      </w:r>
-      <w:r>
-        <w:rPr>
-          <w:rFonts w:ascii="Consolas" w:eastAsia="Consolas" w:hAnsi="Consolas"/>
-          <w:sz w:val="18"/>
-        </w:rPr>
-        <w:t>- 콘텐츠 생성 작업 이력</w:t>
-      </w:r>
-      <w:r>
-        <w:rPr>
-          <w:rFonts w:ascii="Consolas" w:eastAsia="Consolas" w:hAnsi="Consolas"/>
-          <w:sz w:val="18"/>
-        </w:rPr>
-        <w:br/>
-      </w:r>
-      <w:r>
-        <w:rPr>
-          <w:rFonts w:ascii="Consolas" w:eastAsia="Consolas" w:hAnsi="Consolas"/>
-          <w:sz w:val="18"/>
-        </w:rPr>
-        <w:t>- 요청 정보/작업 유형/작업 상태</w:t>
-      </w:r>
-      <w:r>
-        <w:rPr>
-          <w:rFonts w:ascii="Consolas" w:eastAsia="Consolas" w:hAnsi="Consolas"/>
-          <w:sz w:val="18"/>
-        </w:rPr>
-        <w:br/>
-      </w:r>
-      <w:r>
-        <w:rPr>
-          <w:rFonts w:ascii="Consolas" w:eastAsia="Consolas" w:hAnsi="Consolas"/>
-          <w:sz w:val="18"/>
-        </w:rPr>
-        <w:t>- 결과 URL/오류 메시지/작업 시간</w:t>
-      </w:r>
-    </w:p>
-    <w:p>
-      <w:pPr>
-        <w:pStyle w:val="Heading1"/>
-      </w:pPr>
-      <w:r>
-        <w:t>4. 프로젝트 파일 구조</w:t>
-      </w:r>
-    </w:p>
-    <w:p>
-      <w:pPr>
-        <w:rPr>
-          <w:rFonts w:ascii="Consolas" w:eastAsia="Consolas" w:hAnsi="Consolas"/>
-          <w:sz w:val="18"/>
-        </w:rPr>
-      </w:pPr>
-      <w:r>
-        <w:rPr>
-          <w:rFonts w:ascii="Consolas" w:eastAsia="Consolas" w:hAnsi="Consolas"/>
-          <w:sz w:val="18"/>
-        </w:rPr>
-        <w:t>VAN-CARD-NEWS-Generator/</w:t>
-      </w:r>
-    </w:p>
-    <w:p>
-      <w:pPr>
-        <w:rPr>
-          <w:rFonts w:ascii="Consolas" w:eastAsia="Consolas" w:hAnsi="Consolas"/>
-          <w:sz w:val="18"/>
-        </w:rPr>
-      </w:pPr>
-      <w:r>
-        <w:rPr>
-          <w:rFonts w:ascii="Consolas" w:eastAsia="Consolas" w:hAnsi="Consolas"/>
-          <w:sz w:val="18"/>
-        </w:rPr>
-        <w:t>│</w:t>
-      </w:r>
-    </w:p>
-    <w:p>
-      <w:pPr>
-        <w:rPr>
-          <w:rFonts w:ascii="Consolas" w:eastAsia="Consolas" w:hAnsi="Consolas"/>
-          <w:sz w:val="18"/>
-        </w:rPr>
-      </w:pPr>
-      <w:r>
-        <w:rPr>
-          <w:rFonts w:ascii="Consolas" w:eastAsia="Consolas" w:hAnsi="Consolas"/>
-          <w:sz w:val="18"/>
-        </w:rPr>
-        <w:t>├── .git/</w:t>
-      </w:r>
-    </w:p>
-    <w:p>
-      <w:pPr>
-        <w:rPr>
-          <w:rFonts w:ascii="Consolas" w:eastAsia="Consolas" w:hAnsi="Consolas"/>
-          <w:sz w:val="18"/>
-        </w:rPr>
-      </w:pPr>
-      <w:r>
-        <w:rPr>
-          <w:rFonts w:ascii="Consolas" w:eastAsia="Consolas" w:hAnsi="Consolas"/>
-          <w:sz w:val="18"/>
-        </w:rPr>
-        <w:t>├── .gitignore</w:t>
-      </w:r>
-    </w:p>
-    <w:p>
-      <w:pPr>
-        <w:rPr>
-          <w:rFonts w:ascii="Consolas" w:eastAsia="Consolas" w:hAnsi="Consolas"/>
-          <w:sz w:val="18"/>
-        </w:rPr>
-      </w:pPr>
-      <w:r>
-        <w:rPr>
-          <w:rFonts w:ascii="Consolas" w:eastAsia="Consolas" w:hAnsi="Consolas"/>
-          <w:sz w:val="18"/>
-        </w:rPr>
-        <w:t>├── README.md</w:t>
-      </w:r>
-    </w:p>
-    <w:p>
-      <w:pPr>
-        <w:rPr>
-          <w:rFonts w:ascii="Consolas" w:eastAsia="Consolas" w:hAnsi="Consolas"/>
-          <w:sz w:val="18"/>
-        </w:rPr>
-      </w:pPr>
-      <w:r>
-        <w:rPr>
-          <w:rFonts w:ascii="Consolas" w:eastAsia="Consolas" w:hAnsi="Consolas"/>
-          <w:sz w:val="18"/>
-        </w:rPr>
-        <w:t>│</w:t>
-      </w:r>
-    </w:p>
-    <w:p>
-      <w:pPr>
-        <w:rPr>
-          <w:rFonts w:ascii="Consolas" w:eastAsia="Consolas" w:hAnsi="Consolas"/>
-          <w:sz w:val="18"/>
-        </w:rPr>
-      </w:pPr>
-      <w:r>
-        <w:rPr>
-          <w:rFonts w:ascii="Consolas" w:eastAsia="Consolas" w:hAnsi="Consolas"/>
-          <w:sz w:val="18"/>
-        </w:rPr>
-        <w:t>├── docs/</w:t>
-      </w:r>
-    </w:p>
-    <w:p>
-      <w:pPr>
-        <w:rPr>
-          <w:rFonts w:ascii="Consolas" w:eastAsia="Consolas" w:hAnsi="Consolas"/>
-          <w:sz w:val="18"/>
-        </w:rPr>
-      </w:pPr>
-      <w:r>
-        <w:rPr>
-          <w:rFonts w:ascii="Consolas" w:eastAsia="Consolas" w:hAnsi="Consolas"/>
-          <w:sz w:val="18"/>
-        </w:rPr>
-        <w:t>│   └── DB_테이블_설계_문서.docx</w:t>
-      </w:r>
-    </w:p>
-    <w:p>
-      <w:pPr>
-        <w:rPr>
-          <w:rFonts w:ascii="Consolas" w:eastAsia="Consolas" w:hAnsi="Consolas"/>
-          <w:sz w:val="18"/>
-        </w:rPr>
-      </w:pPr>
-      <w:r>
-        <w:rPr>
-          <w:rFonts w:ascii="Consolas" w:eastAsia="Consolas" w:hAnsi="Consolas"/>
-          <w:sz w:val="18"/>
-        </w:rPr>
-        <w:t>│</w:t>
-      </w:r>
-    </w:p>
-    <w:p>
-      <w:pPr>
-        <w:rPr>
-          <w:rFonts w:ascii="Consolas" w:eastAsia="Consolas" w:hAnsi="Consolas"/>
-          <w:sz w:val="18"/>
-        </w:rPr>
-      </w:pPr>
-      <w:r>
-        <w:rPr>
-          <w:rFonts w:ascii="Consolas" w:eastAsia="Consolas" w:hAnsi="Consolas"/>
-          <w:sz w:val="18"/>
-        </w:rPr>
-        <w:t>├── FRONTEND/</w:t>
-      </w:r>
-    </w:p>
-    <w:p>
-      <w:pPr>
-        <w:rPr>
-          <w:rFonts w:ascii="Consolas" w:eastAsia="Consolas" w:hAnsi="Consolas"/>
-          <w:sz w:val="18"/>
-        </w:rPr>
-      </w:pPr>
-      <w:r>
-        <w:rPr>
-          <w:rFonts w:ascii="Consolas" w:eastAsia="Consolas" w:hAnsi="Consolas"/>
-          <w:sz w:val="18"/>
-        </w:rPr>
-        <w:t>│   ├── node_modules/</w:t>
-      </w:r>
-    </w:p>
-    <w:p>
-      <w:pPr>
-        <w:rPr>
-          <w:rFonts w:ascii="Consolas" w:eastAsia="Consolas" w:hAnsi="Consolas"/>
-          <w:sz w:val="18"/>
-        </w:rPr>
-      </w:pPr>
-      <w:r>
-        <w:rPr>
-          <w:rFonts w:ascii="Consolas" w:eastAsia="Consolas" w:hAnsi="Consolas"/>
-          <w:sz w:val="18"/>
-        </w:rPr>
-        <w:t>│   ├── public/</w:t>
-      </w:r>
-    </w:p>
-    <w:p>
-      <w:pPr>
-        <w:rPr>
-          <w:rFonts w:ascii="Consolas" w:eastAsia="Consolas" w:hAnsi="Consolas"/>
-          <w:sz w:val="18"/>
-        </w:rPr>
-      </w:pPr>
-      <w:r>
-        <w:rPr>
-          <w:rFonts w:ascii="Consolas" w:eastAsia="Consolas" w:hAnsi="Consolas"/>
-          <w:sz w:val="18"/>
-        </w:rPr>
-        <w:t>│   ├── src/</w:t>
-      </w:r>
-    </w:p>
-    <w:p>
-      <w:pPr>
-        <w:rPr>
-          <w:rFonts w:ascii="Consolas" w:eastAsia="Consolas" w:hAnsi="Consolas"/>
-          <w:sz w:val="18"/>
-        </w:rPr>
-      </w:pPr>
-      <w:r>
-        <w:rPr>
-          <w:rFonts w:ascii="Consolas" w:eastAsia="Consolas" w:hAnsi="Consolas"/>
-          <w:sz w:val="18"/>
-        </w:rPr>
-        <w:t>│   ├── package.json</w:t>
-      </w:r>
-    </w:p>
-    <w:p>
-      <w:pPr>
-        <w:rPr>
-          <w:rFonts w:ascii="Consolas" w:eastAsia="Consolas" w:hAnsi="Consolas"/>
-          <w:sz w:val="18"/>
-        </w:rPr>
-      </w:pPr>
-      <w:r>
-        <w:rPr>
-          <w:rFonts w:ascii="Consolas" w:eastAsia="Consolas" w:hAnsi="Consolas"/>
-          <w:sz w:val="18"/>
-        </w:rPr>
-        <w:t>│   ├── package-lock.json</w:t>
-      </w:r>
-    </w:p>
-    <w:p>
-      <w:pPr>
-        <w:rPr>
-          <w:rFonts w:ascii="Consolas" w:eastAsia="Consolas" w:hAnsi="Consolas"/>
-          <w:sz w:val="18"/>
-        </w:rPr>
-      </w:pPr>
-      <w:r>
-        <w:rPr>
-          <w:rFonts w:ascii="Consolas" w:eastAsia="Consolas" w:hAnsi="Consolas"/>
-          <w:sz w:val="18"/>
-        </w:rPr>
-        <w:t>│   └── ...</w:t>
-      </w:r>
-    </w:p>
-    <w:p>
-      <w:pPr>
-        <w:rPr>
-          <w:rFonts w:ascii="Consolas" w:eastAsia="Consolas" w:hAnsi="Consolas"/>
-          <w:sz w:val="18"/>
-        </w:rPr>
-      </w:pPr>
-      <w:r>
-        <w:rPr>
-          <w:rFonts w:ascii="Consolas" w:eastAsia="Consolas" w:hAnsi="Consolas"/>
-          <w:sz w:val="18"/>
-        </w:rPr>
-        <w:t>│</w:t>
-      </w:r>
-    </w:p>
-    <w:p>
-      <w:pPr>
-        <w:rPr>
-          <w:rFonts w:ascii="Consolas" w:eastAsia="Consolas" w:hAnsi="Consolas"/>
-          <w:sz w:val="18"/>
-        </w:rPr>
-      </w:pPr>
-      <w:r>
-        <w:rPr>
-          <w:rFonts w:ascii="Consolas" w:eastAsia="Consolas" w:hAnsi="Consolas"/>
-          <w:sz w:val="18"/>
-        </w:rPr>
-        <w:t>└── BACKEND/</w:t>
-      </w:r>
-    </w:p>
-    <w:p>
-      <w:pPr>
-        <w:rPr>
-          <w:rFonts w:ascii="Consolas" w:eastAsia="Consolas" w:hAnsi="Consolas"/>
-          <w:sz w:val="18"/>
-        </w:rPr>
-      </w:pPr>
-      <w:r>
-        <w:rPr>
-          <w:rFonts w:ascii="Consolas" w:eastAsia="Consolas" w:hAnsi="Consolas"/>
-          <w:sz w:val="18"/>
-        </w:rPr>
-        <w:t xml:space="preserve">    ├── gradle/</w:t>
-      </w:r>
-    </w:p>
-    <w:p>
-      <w:pPr>
-        <w:rPr>
-          <w:rFonts w:ascii="Consolas" w:eastAsia="Consolas" w:hAnsi="Consolas"/>
-          <w:sz w:val="18"/>
-        </w:rPr>
-      </w:pPr>
-      <w:r>
-        <w:rPr>
-          <w:rFonts w:ascii="Consolas" w:eastAsia="Consolas" w:hAnsi="Consolas"/>
-          <w:sz w:val="18"/>
-        </w:rPr>
-        <w:t xml:space="preserve">    ├── src/</w:t>
-      </w:r>
-    </w:p>
-    <w:p>
-      <w:pPr>
-        <w:rPr>
-          <w:rFonts w:ascii="Consolas" w:eastAsia="Consolas" w:hAnsi="Consolas"/>
-          <w:sz w:val="18"/>
-        </w:rPr>
-      </w:pPr>
-      <w:r>
-        <w:rPr>
-          <w:rFonts w:ascii="Consolas" w:eastAsia="Consolas" w:hAnsi="Consolas"/>
-          <w:sz w:val="18"/>
-        </w:rPr>
-        <w:t xml:space="preserve">    │   ├── main/</w:t>
-      </w:r>
-    </w:p>
-    <w:p>
-      <w:pPr>
-        <w:rPr>
-          <w:rFonts w:ascii="Consolas" w:eastAsia="Consolas" w:hAnsi="Consolas"/>
-          <w:sz w:val="18"/>
-        </w:rPr>
-      </w:pPr>
-      <w:r>
-        <w:rPr>
-          <w:rFonts w:ascii="Consolas" w:eastAsia="Consolas" w:hAnsi="Consolas"/>
-          <w:sz w:val="18"/>
-        </w:rPr>
-        <w:t xml:space="preserve">    │   │   ├── java/</w:t>
-      </w:r>
-    </w:p>
-    <w:p>
-      <w:pPr>
-        <w:rPr>
-          <w:rFonts w:ascii="Consolas" w:eastAsia="Consolas" w:hAnsi="Consolas"/>
-          <w:sz w:val="18"/>
-        </w:rPr>
-      </w:pPr>
-      <w:r>
-        <w:rPr>
-          <w:rFonts w:ascii="Consolas" w:eastAsia="Consolas" w:hAnsi="Consolas"/>
-          <w:sz w:val="18"/>
-        </w:rPr>
-        <w:t xml:space="preserve">    │   │   │   └── ...</w:t>
-      </w:r>
-    </w:p>
-    <w:p>
-      <w:pPr>
-        <w:rPr>
-          <w:rFonts w:ascii="Consolas" w:eastAsia="Consolas" w:hAnsi="Consolas"/>
-          <w:sz w:val="18"/>
-        </w:rPr>
-      </w:pPr>
-      <w:r>
-        <w:rPr>
-          <w:rFonts w:ascii="Consolas" w:eastAsia="Consolas" w:hAnsi="Consolas"/>
-          <w:sz w:val="18"/>
-        </w:rPr>
-        <w:t xml:space="preserve">    │   │   └── resources/</w:t>
-      </w:r>
-    </w:p>
-    <w:p>
-      <w:pPr>
-        <w:rPr>
-          <w:rFonts w:ascii="Consolas" w:eastAsia="Consolas" w:hAnsi="Consolas"/>
-          <w:sz w:val="18"/>
-        </w:rPr>
-      </w:pPr>
-      <w:r>
-        <w:rPr>
-          <w:rFonts w:ascii="Consolas" w:eastAsia="Consolas" w:hAnsi="Consolas"/>
-          <w:sz w:val="18"/>
-        </w:rPr>
-        <w:t xml:space="preserve">    │   │       ├── db/</w:t>
-      </w:r>
-    </w:p>
-    <w:p>
-      <w:pPr>
-        <w:rPr>
-          <w:rFonts w:ascii="Consolas" w:eastAsia="Consolas" w:hAnsi="Consolas"/>
-          <w:sz w:val="18"/>
-        </w:rPr>
-      </w:pPr>
-      <w:r>
-        <w:rPr>
-          <w:rFonts w:ascii="Consolas" w:eastAsia="Consolas" w:hAnsi="Consolas"/>
-          <w:sz w:val="18"/>
-        </w:rPr>
-        <w:t xml:space="preserve">    │   │       │   └── migration/</w:t>
-      </w:r>
-    </w:p>
-    <w:p>
-      <w:pPr>
-        <w:rPr>
-          <w:rFonts w:ascii="Consolas" w:eastAsia="Consolas" w:hAnsi="Consolas"/>
-          <w:sz w:val="18"/>
-        </w:rPr>
-      </w:pPr>
-      <w:r>
-        <w:rPr>
-          <w:rFonts w:ascii="Consolas" w:eastAsia="Consolas" w:hAnsi="Consolas"/>
-          <w:sz w:val="18"/>
-        </w:rPr>
-        <w:t xml:space="preserve">    │   │       │       ├── V1__create_content_table.sql</w:t>
-      </w:r>
-    </w:p>
-    <w:p>
-      <w:pPr>
-        <w:rPr>
-          <w:rFonts w:ascii="Consolas" w:eastAsia="Consolas" w:hAnsi="Consolas"/>
-          <w:sz w:val="18"/>
-        </w:rPr>
-      </w:pPr>
-      <w:r>
-        <w:rPr>
-          <w:rFonts w:ascii="Consolas" w:eastAsia="Consolas" w:hAnsi="Consolas"/>
-          <w:sz w:val="18"/>
-        </w:rPr>
-        <w:t xml:space="preserve">    │   │       │       └── V2__create_job_histor</w:t>
-      </w:r>
-      <w:r>
-        <w:rPr>
-          <w:lang w:eastAsia="ko-KR"/>
-          <w:rFonts w:ascii="Consolas" w:eastAsia="Consolas" w:hAnsi="Consolas"/>
-          <w:sz w:val="18"/>
-          <w:rtl w:val="off"/>
-        </w:rPr>
-        <w:t>ies</w:t>
-      </w:r>
-      <w:r>
-        <w:rPr>
-          <w:rFonts w:ascii="Consolas" w:eastAsia="Consolas" w:hAnsi="Consolas"/>
-          <w:sz w:val="18"/>
-        </w:rPr>
-        <w:t>_table.sql</w:t>
-      </w:r>
-    </w:p>
-    <w:p>
-      <w:pPr>
-        <w:rPr>
-          <w:rFonts w:ascii="Consolas" w:eastAsia="Consolas" w:hAnsi="Consolas"/>
-          <w:sz w:val="18"/>
-        </w:rPr>
-      </w:pPr>
-      <w:r>
-        <w:rPr>
-          <w:rFonts w:ascii="Consolas" w:eastAsia="Consolas" w:hAnsi="Consolas"/>
-          <w:sz w:val="18"/>
-        </w:rPr>
-        <w:t xml:space="preserve">    │   │       └── application.</w:t>
-      </w:r>
-      <w:r>
-        <w:rPr>
-          <w:lang w:eastAsia="ko-KR"/>
-          <w:rFonts w:ascii="Consolas" w:eastAsia="Consolas" w:hAnsi="Consolas"/>
-          <w:sz w:val="18"/>
-          <w:rtl w:val="off"/>
-        </w:rPr>
-        <w:t>properties</w:t>
-      </w:r>
-    </w:p>
-    <w:p>
-      <w:pPr>
-        <w:rPr>
-          <w:rFonts w:ascii="Consolas" w:eastAsia="Consolas" w:hAnsi="Consolas"/>
-          <w:sz w:val="18"/>
-        </w:rPr>
-      </w:pPr>
-      <w:r>
-        <w:rPr>
-          <w:rFonts w:ascii="Consolas" w:eastAsia="Consolas" w:hAnsi="Consolas"/>
-          <w:sz w:val="18"/>
-        </w:rPr>
-        <w:t xml:space="preserve">    │   │</w:t>
-      </w:r>
-    </w:p>
-    <w:p>
-      <w:pPr>
-        <w:rPr>
-          <w:rFonts w:ascii="Consolas" w:eastAsia="Consolas" w:hAnsi="Consolas"/>
-          <w:sz w:val="18"/>
-        </w:rPr>
-      </w:pPr>
-      <w:r>
-        <w:rPr>
-          <w:rFonts w:ascii="Consolas" w:eastAsia="Consolas" w:hAnsi="Consolas"/>
-          <w:sz w:val="18"/>
-        </w:rPr>
-        <w:t xml:space="preserve">    │   └── test/</w:t>
-      </w:r>
-    </w:p>
-    <w:p>
-      <w:pPr>
-        <w:rPr>
-          <w:rFonts w:ascii="Consolas" w:eastAsia="Consolas" w:hAnsi="Consolas"/>
-          <w:sz w:val="18"/>
-        </w:rPr>
-      </w:pPr>
-      <w:r>
-        <w:rPr>
-          <w:rFonts w:ascii="Consolas" w:eastAsia="Consolas" w:hAnsi="Consolas"/>
-          <w:sz w:val="18"/>
-        </w:rPr>
-        <w:t xml:space="preserve">    │       └── ...</w:t>
-      </w:r>
-    </w:p>
-    <w:p>
-      <w:pPr>
-        <w:rPr>
-          <w:rFonts w:ascii="Consolas" w:eastAsia="Consolas" w:hAnsi="Consolas"/>
-          <w:sz w:val="18"/>
-        </w:rPr>
-      </w:pPr>
-      <w:r>
-        <w:rPr>
-          <w:rFonts w:ascii="Consolas" w:eastAsia="Consolas" w:hAnsi="Consolas"/>
-          <w:sz w:val="18"/>
-        </w:rPr>
-        <w:t xml:space="preserve">    │</w:t>
-      </w:r>
-    </w:p>
-    <w:p>
-      <w:pPr>
-        <w:rPr>
-          <w:rFonts w:ascii="Consolas" w:eastAsia="Consolas" w:hAnsi="Consolas"/>
-          <w:sz w:val="18"/>
-        </w:rPr>
-      </w:pPr>
-      <w:r>
-        <w:rPr>
-          <w:rFonts w:ascii="Consolas" w:eastAsia="Consolas" w:hAnsi="Consolas"/>
-          <w:sz w:val="18"/>
-        </w:rPr>
-        <w:t xml:space="preserve">    ├── build.gradle</w:t>
-      </w:r>
-    </w:p>
-    <w:p>
-      <w:pPr>
-        <w:rPr>
-          <w:rFonts w:ascii="Consolas" w:eastAsia="Consolas" w:hAnsi="Consolas"/>
-          <w:sz w:val="18"/>
-        </w:rPr>
-      </w:pPr>
-      <w:r>
-        <w:rPr>
-          <w:rFonts w:ascii="Consolas" w:eastAsia="Consolas" w:hAnsi="Consolas"/>
-          <w:sz w:val="18"/>
-        </w:rPr>
-        <w:t xml:space="preserve">    ├── settings.gradle</w:t>
-      </w:r>
-    </w:p>
-    <w:p>
-      <w:r>
-        <w:rPr>
-          <w:rFonts w:ascii="Consolas" w:eastAsia="Consolas" w:hAnsi="Consolas"/>
-          <w:sz w:val="18"/>
-        </w:rPr>
-        <w:t xml:space="preserve">    └── ...</w:t>
-      </w:r>
-    </w:p>
-    <w:p>
-      <w:pPr>
-        <w:pStyle w:val="Heading1"/>
-      </w:pPr>
-      <w:r>
-        <w:t>5. content 테이블</w:t>
-      </w:r>
-    </w:p>
-    <w:p>
-      <w:pPr>
-        <w:pStyle w:val="Heading2"/>
-      </w:pPr>
-      <w:r>
-        <w:t>5.1 테이블 목적</w:t>
-      </w:r>
-    </w:p>
-    <w:p>
-      <w:r>
-        <w:t>content는 카드뉴스 자동 제작에 사용되는 콘텐츠 원본 및 제작 결과의 핵심 데이터를 저장한다.</w:t>
-      </w:r>
-    </w:p>
-    <w:p>
-      <w:r>
-        <w:t>저장 대상은 원본 키워드, 제목, 본문, 템플릿, 생성 이미지 경로, 콘텐츠 상태, 생성·수정 시각이다.</w:t>
-      </w:r>
-    </w:p>
-    <w:p>
-      <w:pPr>
-        <w:pStyle w:val="Heading2"/>
-      </w:pPr>
-      <w:r>
-        <w:t>5.2 컬럼 정의</w:t>
+        <w:t>3.2 테이블 관계</w:t>
       </w:r>
     </w:p>
     <w:tbl>
@@ -1017,66 +200,25 @@
         <w:jc w:val="center"/>
       </w:tblPr>
       <w:tblGrid>
-        <w:gridCol w:w="1728"/>
-        <w:gridCol w:w="1728"/>
-        <w:gridCol w:w="1728"/>
-        <w:gridCol w:w="1728"/>
-        <w:gridCol w:w="1728"/>
+        <w:gridCol w:w="4968"/>
+        <w:gridCol w:w="4968"/>
       </w:tblGrid>
       <w:tr>
         <w:tc>
           <w:tcPr>
-            <w:tcW w:w="1728" w:type="dxa"/>
+            <w:tcW w:w="4968" w:type="dxa"/>
             <w:shd w:val="clear" w:color="auto" w:fill="D9EAF7"/>
-            <w:vAlign w:val="center"/>
-          </w:tcPr>
-          <w:p>
-            <w:r>
-              <w:t>컬럼</w:t>
-            </w:r>
-          </w:p>
-        </w:tc>
-        <w:tc>
-          <w:tcPr>
-            <w:tcW w:w="1728" w:type="dxa"/>
+          </w:tcPr>
+          <w:p>
+            <w:r>
+              <w:t>관계</w:t>
+            </w:r>
+          </w:p>
+        </w:tc>
+        <w:tc>
+          <w:tcPr>
+            <w:tcW w:w="4968" w:type="dxa"/>
             <w:shd w:val="clear" w:color="auto" w:fill="D9EAF7"/>
-            <w:vAlign w:val="center"/>
-          </w:tcPr>
-          <w:p>
-            <w:r>
-              <w:t>PostgreSQL 타입</w:t>
-            </w:r>
-          </w:p>
-        </w:tc>
-        <w:tc>
-          <w:tcPr>
-            <w:tcW w:w="1728" w:type="dxa"/>
-            <w:shd w:val="clear" w:color="auto" w:fill="D9EAF7"/>
-            <w:vAlign w:val="center"/>
-          </w:tcPr>
-          <w:p>
-            <w:r>
-              <w:t>NULL</w:t>
-            </w:r>
-          </w:p>
-        </w:tc>
-        <w:tc>
-          <w:tcPr>
-            <w:tcW w:w="1728" w:type="dxa"/>
-            <w:shd w:val="clear" w:color="auto" w:fill="D9EAF7"/>
-            <w:vAlign w:val="center"/>
-          </w:tcPr>
-          <w:p>
-            <w:r>
-              <w:t>제약조건</w:t>
-            </w:r>
-          </w:p>
-        </w:tc>
-        <w:tc>
-          <w:tcPr>
-            <w:tcW w:w="1728" w:type="dxa"/>
-            <w:shd w:val="clear" w:color="auto" w:fill="D9EAF7"/>
-            <w:vAlign w:val="center"/>
           </w:tcPr>
           <w:p>
             <w:r>
@@ -1088,56 +230,21 @@
       <w:tr>
         <w:tc>
           <w:tcPr>
-            <w:tcW w:w="1728" w:type="dxa"/>
-            <w:vAlign w:val="center"/>
-          </w:tcPr>
-          <w:p>
-            <w:r>
-              <w:t>id</w:t>
-            </w:r>
-          </w:p>
-        </w:tc>
-        <w:tc>
-          <w:tcPr>
-            <w:tcW w:w="1728" w:type="dxa"/>
-            <w:vAlign w:val="center"/>
-          </w:tcPr>
-          <w:p>
-            <w:r>
-              <w:t>BIGINT</w:t>
-            </w:r>
-          </w:p>
-        </w:tc>
-        <w:tc>
-          <w:tcPr>
-            <w:tcW w:w="1728" w:type="dxa"/>
-            <w:vAlign w:val="center"/>
-          </w:tcPr>
-          <w:p>
-            <w:r>
-              <w:t>N</w:t>
-            </w:r>
-          </w:p>
-        </w:tc>
-        <w:tc>
-          <w:tcPr>
-            <w:tcW w:w="1728" w:type="dxa"/>
-            <w:vAlign w:val="center"/>
-          </w:tcPr>
-          <w:p>
-            <w:r>
-              <w:t>PK</w:t>
-            </w:r>
-          </w:p>
-        </w:tc>
-        <w:tc>
-          <w:tcPr>
-            <w:tcW w:w="1728" w:type="dxa"/>
-            <w:vAlign w:val="center"/>
-          </w:tcPr>
-          <w:p>
-            <w:r>
-              <w:t>콘텐츠 식별자</w:t>
+            <w:tcW w:w="4968" w:type="dxa"/>
+          </w:tcPr>
+          <w:p>
+            <w:r>
+              <w:t>contents 1:N content_images</w:t>
+            </w:r>
+          </w:p>
+        </w:tc>
+        <w:tc>
+          <w:tcPr>
+            <w:tcW w:w="4968" w:type="dxa"/>
+          </w:tcPr>
+          <w:p>
+            <w:r>
+              <w:t>하나의 콘텐츠는 여러 개의 이미지를 가질 수 있음</w:t>
             </w:r>
           </w:p>
         </w:tc>
@@ -1145,455 +252,21 @@
       <w:tr>
         <w:tc>
           <w:tcPr>
-            <w:tcW w:w="1728" w:type="dxa"/>
-            <w:vAlign w:val="center"/>
-          </w:tcPr>
-          <w:p>
-            <w:r>
-              <w:t>keyword</w:t>
-            </w:r>
-          </w:p>
-        </w:tc>
-        <w:tc>
-          <w:tcPr>
-            <w:tcW w:w="1728" w:type="dxa"/>
-            <w:vAlign w:val="center"/>
-          </w:tcPr>
-          <w:p>
-            <w:r>
-              <w:t>VARCHAR(100)</w:t>
-            </w:r>
-          </w:p>
-        </w:tc>
-        <w:tc>
-          <w:tcPr>
-            <w:tcW w:w="1728" w:type="dxa"/>
-            <w:vAlign w:val="center"/>
-          </w:tcPr>
-          <w:p>
-            <w:r>
-              <w:t>N</w:t>
-            </w:r>
-          </w:p>
-        </w:tc>
-        <w:tc>
-          <w:tcPr>
-            <w:tcW w:w="1728" w:type="dxa"/>
-            <w:vAlign w:val="center"/>
-          </w:tcPr>
-          <w:p>
-            <w:r>
-              <w:t>-</w:t>
-            </w:r>
-          </w:p>
-        </w:tc>
-        <w:tc>
-          <w:tcPr>
-            <w:tcW w:w="1728" w:type="dxa"/>
-            <w:vAlign w:val="center"/>
-          </w:tcPr>
-          <w:p>
-            <w:r>
-              <w:t>원본 주제/키워드</w:t>
-            </w:r>
-          </w:p>
-        </w:tc>
-      </w:tr>
-      <w:tr>
-        <w:tc>
-          <w:tcPr>
-            <w:tcW w:w="1728" w:type="dxa"/>
-            <w:vAlign w:val="center"/>
-          </w:tcPr>
-          <w:p>
-            <w:r>
-              <w:t>title</w:t>
-            </w:r>
-          </w:p>
-        </w:tc>
-        <w:tc>
-          <w:tcPr>
-            <w:tcW w:w="1728" w:type="dxa"/>
-            <w:vAlign w:val="center"/>
-          </w:tcPr>
-          <w:p>
-            <w:r>
-              <w:t>VARCHAR(255)</w:t>
-            </w:r>
-          </w:p>
-        </w:tc>
-        <w:tc>
-          <w:tcPr>
-            <w:tcW w:w="1728" w:type="dxa"/>
-            <w:vAlign w:val="center"/>
-          </w:tcPr>
-          <w:p>
-            <w:r>
-              <w:t>N</w:t>
-            </w:r>
-          </w:p>
-        </w:tc>
-        <w:tc>
-          <w:tcPr>
-            <w:tcW w:w="1728" w:type="dxa"/>
-            <w:vAlign w:val="center"/>
-          </w:tcPr>
-          <w:p>
-            <w:r>
-              <w:t>-</w:t>
-            </w:r>
-          </w:p>
-        </w:tc>
-        <w:tc>
-          <w:tcPr>
-            <w:tcW w:w="1728" w:type="dxa"/>
-            <w:vAlign w:val="center"/>
-          </w:tcPr>
-          <w:p>
-            <w:r>
-              <w:t>콘텐츠 제목/후킹 카피</w:t>
-            </w:r>
-          </w:p>
-        </w:tc>
-      </w:tr>
-      <w:tr>
-        <w:tc>
-          <w:tcPr>
-            <w:tcW w:w="1728" w:type="dxa"/>
-            <w:vAlign w:val="center"/>
-          </w:tcPr>
-          <w:p>
-            <w:r>
-              <w:t>body</w:t>
-            </w:r>
-          </w:p>
-        </w:tc>
-        <w:tc>
-          <w:tcPr>
-            <w:tcW w:w="1728" w:type="dxa"/>
-            <w:vAlign w:val="center"/>
-          </w:tcPr>
-          <w:p>
-            <w:r>
-              <w:t>TEXT</w:t>
-            </w:r>
-          </w:p>
-        </w:tc>
-        <w:tc>
-          <w:tcPr>
-            <w:tcW w:w="1728" w:type="dxa"/>
-            <w:vAlign w:val="center"/>
-          </w:tcPr>
-          <w:p>
-            <w:r>
-              <w:t>N</w:t>
-            </w:r>
-          </w:p>
-        </w:tc>
-        <w:tc>
-          <w:tcPr>
-            <w:tcW w:w="1728" w:type="dxa"/>
-            <w:vAlign w:val="center"/>
-          </w:tcPr>
-          <w:p>
-            <w:r>
-              <w:t>-</w:t>
-            </w:r>
-          </w:p>
-        </w:tc>
-        <w:tc>
-          <w:tcPr>
-            <w:tcW w:w="1728" w:type="dxa"/>
-            <w:vAlign w:val="center"/>
-          </w:tcPr>
-          <w:p>
-            <w:r>
-              <w:t>캐러셀 문구</w:t>
-            </w:r>
-          </w:p>
-        </w:tc>
-      </w:tr>
-      <w:tr>
-        <w:tc>
-          <w:tcPr>
-            <w:tcW w:w="1728" w:type="dxa"/>
-            <w:vAlign w:val="center"/>
-          </w:tcPr>
-          <w:p>
-            <w:r>
-              <w:t>template_type</w:t>
-            </w:r>
-          </w:p>
-        </w:tc>
-        <w:tc>
-          <w:tcPr>
-            <w:tcW w:w="1728" w:type="dxa"/>
-            <w:vAlign w:val="center"/>
-          </w:tcPr>
-          <w:p>
-            <w:r>
-              <w:t>VARCHAR(50)</w:t>
-            </w:r>
-          </w:p>
-        </w:tc>
-        <w:tc>
-          <w:tcPr>
-            <w:tcW w:w="1728" w:type="dxa"/>
-            <w:vAlign w:val="center"/>
-          </w:tcPr>
-          <w:p>
-            <w:r>
-              <w:t>N</w:t>
-            </w:r>
-          </w:p>
-        </w:tc>
-        <w:tc>
-          <w:tcPr>
-            <w:tcW w:w="1728" w:type="dxa"/>
-            <w:vAlign w:val="center"/>
-          </w:tcPr>
-          <w:p>
-            <w:r>
-              <w:t>-</w:t>
-            </w:r>
-          </w:p>
-        </w:tc>
-        <w:tc>
-          <w:tcPr>
-            <w:tcW w:w="1728" w:type="dxa"/>
-            <w:vAlign w:val="center"/>
-          </w:tcPr>
-          <w:p>
-            <w:r>
-              <w:t>적용 템플릿</w:t>
-            </w:r>
-          </w:p>
-        </w:tc>
-      </w:tr>
-      <w:tr>
-        <w:tc>
-          <w:tcPr>
-            <w:tcW w:w="1728" w:type="dxa"/>
-            <w:vAlign w:val="center"/>
-          </w:tcPr>
-          <w:p>
-            <w:r>
-              <w:t>image_paths</w:t>
-            </w:r>
-          </w:p>
-        </w:tc>
-        <w:tc>
-          <w:tcPr>
-            <w:tcW w:w="1728" w:type="dxa"/>
-            <w:vAlign w:val="center"/>
-          </w:tcPr>
-          <w:p>
-            <w:r>
-              <w:t>JSONB</w:t>
-            </w:r>
-          </w:p>
-        </w:tc>
-        <w:tc>
-          <w:tcPr>
-            <w:tcW w:w="1728" w:type="dxa"/>
-            <w:vAlign w:val="center"/>
-          </w:tcPr>
-          <w:p>
-            <w:r>
-              <w:t>Y</w:t>
-            </w:r>
-          </w:p>
-        </w:tc>
-        <w:tc>
-          <w:tcPr>
-            <w:tcW w:w="1728" w:type="dxa"/>
-            <w:vAlign w:val="center"/>
-          </w:tcPr>
-          <w:p>
-            <w:r>
-              <w:t>-</w:t>
-            </w:r>
-          </w:p>
-        </w:tc>
-        <w:tc>
-          <w:tcPr>
-            <w:tcW w:w="1728" w:type="dxa"/>
-            <w:vAlign w:val="center"/>
-          </w:tcPr>
-          <w:p>
-            <w:r>
-              <w:t>생성된 이미지 경로 배열</w:t>
-            </w:r>
-          </w:p>
-        </w:tc>
-      </w:tr>
-      <w:tr>
-        <w:tc>
-          <w:tcPr>
-            <w:tcW w:w="1728" w:type="dxa"/>
-            <w:vAlign w:val="center"/>
-          </w:tcPr>
-          <w:p>
-            <w:r>
-              <w:t>status</w:t>
-            </w:r>
-          </w:p>
-        </w:tc>
-        <w:tc>
-          <w:tcPr>
-            <w:tcW w:w="1728" w:type="dxa"/>
-            <w:vAlign w:val="center"/>
-          </w:tcPr>
-          <w:p>
-            <w:r>
-              <w:t>VARCHAR(20)</w:t>
-            </w:r>
-          </w:p>
-        </w:tc>
-        <w:tc>
-          <w:tcPr>
-            <w:tcW w:w="1728" w:type="dxa"/>
-            <w:vAlign w:val="center"/>
-          </w:tcPr>
-          <w:p>
-            <w:r>
-              <w:t>N</w:t>
-            </w:r>
-          </w:p>
-        </w:tc>
-        <w:tc>
-          <w:tcPr>
-            <w:tcW w:w="1728" w:type="dxa"/>
-            <w:vAlign w:val="center"/>
-          </w:tcPr>
-          <w:p>
-            <w:r>
-              <w:t>CHECK</w:t>
-            </w:r>
-          </w:p>
-        </w:tc>
-        <w:tc>
-          <w:tcPr>
-            <w:tcW w:w="1728" w:type="dxa"/>
-            <w:vAlign w:val="center"/>
-          </w:tcPr>
-          <w:p>
-            <w:r>
-              <w:t>콘텐츠 상태</w:t>
-            </w:r>
-          </w:p>
-        </w:tc>
-      </w:tr>
-      <w:tr>
-        <w:tc>
-          <w:tcPr>
-            <w:tcW w:w="1728" w:type="dxa"/>
-            <w:vAlign w:val="center"/>
-          </w:tcPr>
-          <w:p>
-            <w:r>
-              <w:t>created_at</w:t>
-            </w:r>
-          </w:p>
-        </w:tc>
-        <w:tc>
-          <w:tcPr>
-            <w:tcW w:w="1728" w:type="dxa"/>
-            <w:vAlign w:val="center"/>
-          </w:tcPr>
-          <w:p>
-            <w:r>
-              <w:t>TIMESTAMPTZ</w:t>
-            </w:r>
-          </w:p>
-        </w:tc>
-        <w:tc>
-          <w:tcPr>
-            <w:tcW w:w="1728" w:type="dxa"/>
-            <w:vAlign w:val="center"/>
-          </w:tcPr>
-          <w:p>
-            <w:r>
-              <w:t>N</w:t>
-            </w:r>
-          </w:p>
-        </w:tc>
-        <w:tc>
-          <w:tcPr>
-            <w:tcW w:w="1728" w:type="dxa"/>
-            <w:vAlign w:val="center"/>
-          </w:tcPr>
-          <w:p>
-            <w:r>
-              <w:t>DEFAULT</w:t>
-            </w:r>
-          </w:p>
-        </w:tc>
-        <w:tc>
-          <w:tcPr>
-            <w:tcW w:w="1728" w:type="dxa"/>
-            <w:vAlign w:val="center"/>
-          </w:tcPr>
-          <w:p>
-            <w:r>
-              <w:t>생성 시각</w:t>
-            </w:r>
-          </w:p>
-        </w:tc>
-      </w:tr>
-      <w:tr>
-        <w:tc>
-          <w:tcPr>
-            <w:tcW w:w="1728" w:type="dxa"/>
-            <w:vAlign w:val="center"/>
-          </w:tcPr>
-          <w:p>
-            <w:r>
-              <w:t>updated_at</w:t>
-            </w:r>
-          </w:p>
-        </w:tc>
-        <w:tc>
-          <w:tcPr>
-            <w:tcW w:w="1728" w:type="dxa"/>
-            <w:vAlign w:val="center"/>
-          </w:tcPr>
-          <w:p>
-            <w:r>
-              <w:t>TIMESTAMPTZ</w:t>
-            </w:r>
-          </w:p>
-        </w:tc>
-        <w:tc>
-          <w:tcPr>
-            <w:tcW w:w="1728" w:type="dxa"/>
-            <w:vAlign w:val="center"/>
-          </w:tcPr>
-          <w:p>
-            <w:r>
-              <w:t>N</w:t>
-            </w:r>
-          </w:p>
-        </w:tc>
-        <w:tc>
-          <w:tcPr>
-            <w:tcW w:w="1728" w:type="dxa"/>
-            <w:vAlign w:val="center"/>
-          </w:tcPr>
-          <w:p>
-            <w:r>
-              <w:t>DEFAULT</w:t>
-            </w:r>
-          </w:p>
-        </w:tc>
-        <w:tc>
-          <w:tcPr>
-            <w:tcW w:w="1728" w:type="dxa"/>
-            <w:vAlign w:val="center"/>
-          </w:tcPr>
-          <w:p>
-            <w:r>
-              <w:t>수정 시각</w:t>
+            <w:tcW w:w="4968" w:type="dxa"/>
+          </w:tcPr>
+          <w:p>
+            <w:r>
+              <w:t>contents 1:N job_histories</w:t>
+            </w:r>
+          </w:p>
+        </w:tc>
+        <w:tc>
+          <w:tcPr>
+            <w:tcW w:w="4968" w:type="dxa"/>
+          </w:tcPr>
+          <w:p>
+            <w:r>
+              <w:t>하나의 콘텐츠에 대해 여러 생성 작업 이력이 발생할 수 있음</w:t>
             </w:r>
           </w:p>
         </w:tc>
@@ -1602,15 +275,167 @@
     <w:p/>
     <w:p>
       <w:pPr>
-        <w:pStyle w:val="Heading2"/>
+        <w:pStyle w:val="Heading1"/>
       </w:pPr>
       <w:r>
-        <w:t>5.3 id</w:t>
+        <w:t>4. 프로젝트 파일 구조</w:t>
       </w:r>
     </w:p>
     <w:p>
       <w:r>
-        <w:t>BIGINT IDENTITY PRIMARY KEY로 구성하며 콘텐츠를 유일하게 식별한다. 애플리케이션에서는 Long 타입으로 매핑한다.</w:t>
+        <w:t>VAN-CARD-NEWS-Generator/</w:t>
+      </w:r>
+      <w:r>
+        <w:br/>
+      </w:r>
+      <w:r>
+        <w:t>├── .gitignore</w:t>
+      </w:r>
+      <w:r>
+        <w:br/>
+      </w:r>
+      <w:r>
+        <w:t>├── README.md</w:t>
+      </w:r>
+      <w:r>
+        <w:br/>
+      </w:r>
+      <w:r>
+        <w:t>├── docs/</w:t>
+      </w:r>
+      <w:r>
+        <w:br/>
+      </w:r>
+      <w:r>
+        <w:t>│   └── DB_테이블_설계_문서.docx</w:t>
+      </w:r>
+      <w:r>
+        <w:br/>
+      </w:r>
+      <w:r>
+        <w:t>├── FRONTEND/</w:t>
+      </w:r>
+      <w:r>
+        <w:br/>
+      </w:r>
+      <w:r>
+        <w:t>│   ├── public/</w:t>
+      </w:r>
+      <w:r>
+        <w:br/>
+      </w:r>
+      <w:r>
+        <w:t>│   ├── src/</w:t>
+      </w:r>
+      <w:r>
+        <w:br/>
+      </w:r>
+      <w:r>
+        <w:t>│   ├── package.json</w:t>
+      </w:r>
+      <w:r>
+        <w:br/>
+      </w:r>
+      <w:r>
+        <w:t>│   └── ...</w:t>
+      </w:r>
+      <w:r>
+        <w:br/>
+      </w:r>
+      <w:r>
+        <w:t>└── BACKEND/</w:t>
+      </w:r>
+      <w:r>
+        <w:br/>
+      </w:r>
+      <w:r>
+        <w:t xml:space="preserve">    ├── gradle/</w:t>
+      </w:r>
+      <w:r>
+        <w:br/>
+      </w:r>
+      <w:r>
+        <w:t xml:space="preserve">    ├── src/</w:t>
+      </w:r>
+      <w:r>
+        <w:br/>
+      </w:r>
+      <w:r>
+        <w:t xml:space="preserve">    │   ├── main/</w:t>
+      </w:r>
+      <w:r>
+        <w:br/>
+      </w:r>
+      <w:r>
+        <w:t xml:space="preserve">    │   │   ├── java/</w:t>
+      </w:r>
+      <w:r>
+        <w:br/>
+      </w:r>
+      <w:r>
+        <w:t xml:space="preserve">    │   │   └── resources/</w:t>
+      </w:r>
+      <w:r>
+        <w:br/>
+      </w:r>
+      <w:r>
+        <w:t xml:space="preserve">    │   │       ├── db/</w:t>
+      </w:r>
+      <w:r>
+        <w:br/>
+      </w:r>
+      <w:r>
+        <w:t xml:space="preserve">    │   │       │   └── migration/</w:t>
+      </w:r>
+      <w:r>
+        <w:br/>
+      </w:r>
+      <w:r>
+        <w:t xml:space="preserve">    │   │       │       ├── V1__create_content_table.sql</w:t>
+      </w:r>
+      <w:r>
+        <w:br/>
+      </w:r>
+      <w:r>
+        <w:t xml:space="preserve">    │   │       │       └── V2__create_job_history_table.sql</w:t>
+      </w:r>
+      <w:r>
+        <w:br/>
+      </w:r>
+      <w:r>
+        <w:t xml:space="preserve">    │   │       │ </w:t>
+      </w:r>
+      <w:r>
+        <w:br/>
+      </w:r>
+      <w:r>
+        <w:t xml:space="preserve">    │   │       └── application.properties</w:t>
+      </w:r>
+      <w:r>
+        <w:br/>
+      </w:r>
+      <w:r>
+        <w:t xml:space="preserve">    │   └── test/</w:t>
+      </w:r>
+      <w:r>
+        <w:br/>
+      </w:r>
+      <w:r>
+        <w:t xml:space="preserve">    ├── build.gradle</w:t>
+      </w:r>
+      <w:r>
+        <w:br/>
+      </w:r>
+      <w:r>
+        <w:t xml:space="preserve">    └── settings.gradle</w:t>
+      </w:r>
+    </w:p>
+    <w:p>
+      <w:pPr>
+        <w:pStyle w:val="Heading1"/>
+      </w:pPr>
+      <w:r>
+        <w:t>5. contents 테이블</w:t>
       </w:r>
     </w:p>
     <w:p>
@@ -1618,322 +443,29 @@
         <w:pStyle w:val="Heading2"/>
       </w:pPr>
       <w:r>
-        <w:t>5.4 keyword</w:t>
+        <w:t>5.1 테이블 목적</w:t>
       </w:r>
     </w:p>
     <w:p>
-      <w:r>
-        <w:t>콘텐츠 생성의 원본 주제 또는 키워드를 저장한다. 이후 자동 생성 요청이나 검색 조건으로 사용할 수 있다.</w:t>
-      </w:r>
+      <w:pPr>
+        <w:rPr>
+          <w:lang/>
+          <w:rtl w:val="off"/>
+        </w:rPr>
+      </w:pPr>
+      <w:r>
+        <w:t>콘텐츠 원본 및 발행 상태를 저장하는 핵심 테이블입니다. 콘텐츠 자체의 데이터와 이미지 데이터를 분리하여 관리합니다.</w:t>
+      </w:r>
+    </w:p>
+    <w:p>
+      <w:pPr/>
     </w:p>
     <w:p>
       <w:pPr>
         <w:pStyle w:val="Heading2"/>
       </w:pPr>
       <w:r>
-        <w:t>5.5 title</w:t>
-      </w:r>
-    </w:p>
-    <w:p>
-      <w:r>
-        <w:t>카드뉴스의 제목 또는 후킹 카피를 저장한다.</w:t>
-      </w:r>
-    </w:p>
-    <w:p>
-      <w:pPr>
-        <w:pStyle w:val="Heading2"/>
-      </w:pPr>
-      <w:r>
-        <w:t>5.6 body</w:t>
-      </w:r>
-    </w:p>
-    <w:p>
-      <w:r>
-        <w:t>카드뉴스 본문을 저장한다. 현재 단계에서는 TEXT로 관리한다.</w:t>
-      </w:r>
-    </w:p>
-    <w:p>
-      <w:pPr>
-        <w:pStyle w:val="Heading2"/>
-      </w:pPr>
-      <w:r>
-        <w:t>5.7 template_type</w:t>
-      </w:r>
-    </w:p>
-    <w:p>
-      <w:r>
-        <w:t>콘텐츠에 적용할 템플릿 유형을 저장한다. 템플릿 자체가 독립적인 관리 대상이 되는 경우 추후 template 테이블로 분리할 수 있다.</w:t>
-      </w:r>
-    </w:p>
-    <w:p>
-      <w:pPr>
-        <w:pStyle w:val="Heading2"/>
-      </w:pPr>
-      <w:r>
-        <w:t>5.8 image_paths</w:t>
-      </w:r>
-    </w:p>
-    <w:p>
-      <w:r>
-        <w:t>여러 이미지의 경로를 순서가 있는 JSONB 배열로 저장한다. 실제 파일은 DB가 아닌 파일 저장소에 두고 DB에는 경로 또는 URL을 저장한다.</w:t>
-      </w:r>
-    </w:p>
-    <w:p>
-      <w:pPr>
-        <w:pStyle w:val="Heading2"/>
-      </w:pPr>
-      <w:r>
-        <w:t>5.9 status</w:t>
-      </w:r>
-    </w:p>
-    <w:p>
-      <w:r>
-        <w:t>콘텐츠의 현재 상태를 저장한다. 허용값은 DRAFT, PUBLISHED, ARCHIVED이다.</w:t>
-      </w:r>
-    </w:p>
-    <w:p>
-      <w:pPr>
-        <w:pStyle w:val="Heading2"/>
-      </w:pPr>
-      <w:r>
-        <w:t>5.10 created_at / updated_at</w:t>
-      </w:r>
-    </w:p>
-    <w:p>
-      <w:r>
-        <w:t>생성 및 수정 시각을 저장한다. 공통 BaseTimeEntity와 JPA Auditing을 통해 관리한다.</w:t>
-      </w:r>
-    </w:p>
-    <w:p>
-      <w:r>
-        <w:rPr>
-          <w:rFonts w:ascii="Consolas" w:eastAsia="Consolas" w:hAnsi="Consolas"/>
-          <w:sz w:val="18"/>
-        </w:rPr>
-        <w:t>CHECK (</w:t>
-      </w:r>
-      <w:r>
-        <w:rPr>
-          <w:rFonts w:ascii="Consolas" w:eastAsia="Consolas" w:hAnsi="Consolas"/>
-          <w:sz w:val="18"/>
-        </w:rPr>
-        <w:br/>
-      </w:r>
-      <w:r>
-        <w:rPr>
-          <w:rFonts w:ascii="Consolas" w:eastAsia="Consolas" w:hAnsi="Consolas"/>
-          <w:sz w:val="18"/>
-        </w:rPr>
-        <w:t xml:space="preserve">    status IN ('DRAFT', 'PUBLISHED', 'ARCHIVED')</w:t>
-      </w:r>
-      <w:r>
-        <w:rPr>
-          <w:rFonts w:ascii="Consolas" w:eastAsia="Consolas" w:hAnsi="Consolas"/>
-          <w:sz w:val="18"/>
-        </w:rPr>
-        <w:br/>
-      </w:r>
-      <w:r>
-        <w:rPr>
-          <w:rFonts w:ascii="Consolas" w:eastAsia="Consolas" w:hAnsi="Consolas"/>
-          <w:sz w:val="18"/>
-        </w:rPr>
-        <w:t>)</w:t>
-      </w:r>
-    </w:p>
-    <w:p>
-      <w:pPr>
-        <w:pStyle w:val="Heading1"/>
-      </w:pPr>
-      <w:r>
-        <w:t>6. job_histor</w:t>
-      </w:r>
-      <w:r>
-        <w:rPr>
-          <w:lang w:eastAsia="ko-KR"/>
-          <w:rtl w:val="off"/>
-        </w:rPr>
-        <w:t>ies</w:t>
-      </w:r>
-      <w:r>
-        <w:t xml:space="preserve"> 테이블</w:t>
-      </w:r>
-    </w:p>
-    <w:p>
-      <w:pPr>
-        <w:pStyle w:val="Heading2"/>
-      </w:pPr>
-      <w:r>
-        <w:t>6.1 테이블 목적</w:t>
-      </w:r>
-    </w:p>
-    <w:p>
-      <w:r>
-        <w:t>job_history는 콘텐츠 자동 제작 과정에서 발생하는 작업 요청과 처리 상태를 기록하는 이력 테이블이다.</w:t>
-      </w:r>
-    </w:p>
-    <w:p>
-      <w:r>
-        <w:rPr>
-          <w:rFonts w:ascii="Consolas" w:eastAsia="Consolas" w:hAnsi="Consolas"/>
-          <w:sz w:val="18"/>
-        </w:rPr>
-        <w:t>PENDING</w:t>
-      </w:r>
-      <w:r>
-        <w:rPr>
-          <w:rFonts w:ascii="Consolas" w:eastAsia="Consolas" w:hAnsi="Consolas"/>
-          <w:sz w:val="18"/>
-        </w:rPr>
-        <w:br/>
-      </w:r>
-      <w:r>
-        <w:rPr>
-          <w:rFonts w:ascii="Consolas" w:eastAsia="Consolas" w:hAnsi="Consolas"/>
-          <w:sz w:val="18"/>
-        </w:rPr>
-        <w:t xml:space="preserve">   ↓</w:t>
-      </w:r>
-      <w:r>
-        <w:rPr>
-          <w:rFonts w:ascii="Consolas" w:eastAsia="Consolas" w:hAnsi="Consolas"/>
-          <w:sz w:val="18"/>
-        </w:rPr>
-        <w:br/>
-      </w:r>
-      <w:r>
-        <w:rPr>
-          <w:rFonts w:ascii="Consolas" w:eastAsia="Consolas" w:hAnsi="Consolas"/>
-          <w:sz w:val="18"/>
-        </w:rPr>
-        <w:t>IN_PROGRESS</w:t>
-      </w:r>
-      <w:r>
-        <w:rPr>
-          <w:rFonts w:ascii="Consolas" w:eastAsia="Consolas" w:hAnsi="Consolas"/>
-          <w:sz w:val="18"/>
-        </w:rPr>
-        <w:br/>
-      </w:r>
-      <w:r>
-        <w:rPr>
-          <w:rFonts w:ascii="Consolas" w:eastAsia="Consolas" w:hAnsi="Consolas"/>
-          <w:sz w:val="18"/>
-        </w:rPr>
-        <w:t xml:space="preserve">   ↓</w:t>
-      </w:r>
-      <w:r>
-        <w:rPr>
-          <w:rFonts w:ascii="Consolas" w:eastAsia="Consolas" w:hAnsi="Consolas"/>
-          <w:sz w:val="18"/>
-        </w:rPr>
-        <w:br/>
-      </w:r>
-      <w:r>
-        <w:rPr>
-          <w:rFonts w:ascii="Consolas" w:eastAsia="Consolas" w:hAnsi="Consolas"/>
-          <w:sz w:val="18"/>
-        </w:rPr>
-        <w:t>SUCCESS</w:t>
-      </w:r>
-      <w:r>
-        <w:rPr>
-          <w:rFonts w:ascii="Consolas" w:eastAsia="Consolas" w:hAnsi="Consolas"/>
-          <w:sz w:val="18"/>
-        </w:rPr>
-        <w:br/>
-      </w:r>
-      <w:r>
-        <w:rPr>
-          <w:rFonts w:ascii="Consolas" w:eastAsia="Consolas" w:hAnsi="Consolas"/>
-          <w:sz w:val="18"/>
-        </w:rPr>
-        <w:br/>
-      </w:r>
-      <w:r>
-        <w:rPr>
-          <w:rFonts w:ascii="Consolas" w:eastAsia="Consolas" w:hAnsi="Consolas"/>
-          <w:sz w:val="18"/>
-        </w:rPr>
-        <w:t>실패:</w:t>
-      </w:r>
-      <w:r>
-        <w:rPr>
-          <w:rFonts w:ascii="Consolas" w:eastAsia="Consolas" w:hAnsi="Consolas"/>
-          <w:sz w:val="18"/>
-        </w:rPr>
-        <w:br/>
-      </w:r>
-      <w:r>
-        <w:rPr>
-          <w:rFonts w:ascii="Consolas" w:eastAsia="Consolas" w:hAnsi="Consolas"/>
-          <w:sz w:val="18"/>
-        </w:rPr>
-        <w:t>PENDING</w:t>
-      </w:r>
-      <w:r>
-        <w:rPr>
-          <w:rFonts w:ascii="Consolas" w:eastAsia="Consolas" w:hAnsi="Consolas"/>
-          <w:sz w:val="18"/>
-        </w:rPr>
-        <w:br/>
-      </w:r>
-      <w:r>
-        <w:rPr>
-          <w:rFonts w:ascii="Consolas" w:eastAsia="Consolas" w:hAnsi="Consolas"/>
-          <w:sz w:val="18"/>
-        </w:rPr>
-        <w:t xml:space="preserve">   ↓</w:t>
-      </w:r>
-      <w:r>
-        <w:rPr>
-          <w:rFonts w:ascii="Consolas" w:eastAsia="Consolas" w:hAnsi="Consolas"/>
-          <w:sz w:val="18"/>
-        </w:rPr>
-        <w:br/>
-      </w:r>
-      <w:r>
-        <w:rPr>
-          <w:rFonts w:ascii="Consolas" w:eastAsia="Consolas" w:hAnsi="Consolas"/>
-          <w:sz w:val="18"/>
-        </w:rPr>
-        <w:t>IN_PROGRESS</w:t>
-      </w:r>
-      <w:r>
-        <w:rPr>
-          <w:rFonts w:ascii="Consolas" w:eastAsia="Consolas" w:hAnsi="Consolas"/>
-          <w:sz w:val="18"/>
-        </w:rPr>
-        <w:br/>
-      </w:r>
-      <w:r>
-        <w:rPr>
-          <w:rFonts w:ascii="Consolas" w:eastAsia="Consolas" w:hAnsi="Consolas"/>
-          <w:sz w:val="18"/>
-        </w:rPr>
-        <w:t xml:space="preserve">   ↓</w:t>
-      </w:r>
-      <w:r>
-        <w:rPr>
-          <w:rFonts w:ascii="Consolas" w:eastAsia="Consolas" w:hAnsi="Consolas"/>
-          <w:sz w:val="18"/>
-        </w:rPr>
-        <w:br/>
-      </w:r>
-      <w:r>
-        <w:rPr>
-          <w:rFonts w:ascii="Consolas" w:eastAsia="Consolas" w:hAnsi="Consolas"/>
-          <w:sz w:val="18"/>
-        </w:rPr>
-        <w:t>FAILED</w:t>
-      </w:r>
-    </w:p>
-    <w:p>
-      <w:pPr>
-        <w:pStyle w:val="Heading2"/>
-      </w:pPr>
-      <w:r>
-        <w:t>6.2 컬럼 정의</w:t>
+        <w:t>5.2 컬럼 정의</w:t>
       </w:r>
     </w:p>
     <w:tbl>
@@ -1944,18 +476,17 @@
         <w:jc w:val="center"/>
       </w:tblPr>
       <w:tblGrid>
-        <w:gridCol w:w="1728"/>
-        <w:gridCol w:w="1728"/>
-        <w:gridCol w:w="1728"/>
-        <w:gridCol w:w="1728"/>
-        <w:gridCol w:w="1728"/>
+        <w:gridCol w:w="1987"/>
+        <w:gridCol w:w="1987"/>
+        <w:gridCol w:w="1987"/>
+        <w:gridCol w:w="1987"/>
+        <w:gridCol w:w="1987"/>
       </w:tblGrid>
       <w:tr>
         <w:tc>
           <w:tcPr>
-            <w:tcW w:w="1728" w:type="dxa"/>
+            <w:tcW w:w="1987" w:type="dxa"/>
             <w:shd w:val="clear" w:color="auto" w:fill="D9EAF7"/>
-            <w:vAlign w:val="center"/>
           </w:tcPr>
           <w:p>
             <w:r>
@@ -1965,9 +496,8 @@
         </w:tc>
         <w:tc>
           <w:tcPr>
-            <w:tcW w:w="1728" w:type="dxa"/>
+            <w:tcW w:w="1987" w:type="dxa"/>
             <w:shd w:val="clear" w:color="auto" w:fill="D9EAF7"/>
-            <w:vAlign w:val="center"/>
           </w:tcPr>
           <w:p>
             <w:r>
@@ -1977,9 +507,8 @@
         </w:tc>
         <w:tc>
           <w:tcPr>
-            <w:tcW w:w="1728" w:type="dxa"/>
+            <w:tcW w:w="1987" w:type="dxa"/>
             <w:shd w:val="clear" w:color="auto" w:fill="D9EAF7"/>
-            <w:vAlign w:val="center"/>
           </w:tcPr>
           <w:p>
             <w:r>
@@ -1989,9 +518,8 @@
         </w:tc>
         <w:tc>
           <w:tcPr>
-            <w:tcW w:w="1728" w:type="dxa"/>
+            <w:tcW w:w="1987" w:type="dxa"/>
             <w:shd w:val="clear" w:color="auto" w:fill="D9EAF7"/>
-            <w:vAlign w:val="center"/>
           </w:tcPr>
           <w:p>
             <w:r>
@@ -2001,9 +529,8 @@
         </w:tc>
         <w:tc>
           <w:tcPr>
-            <w:tcW w:w="1728" w:type="dxa"/>
+            <w:tcW w:w="1987" w:type="dxa"/>
             <w:shd w:val="clear" w:color="auto" w:fill="D9EAF7"/>
-            <w:vAlign w:val="center"/>
           </w:tcPr>
           <w:p>
             <w:r>
@@ -2015,8 +542,7 @@
       <w:tr>
         <w:tc>
           <w:tcPr>
-            <w:tcW w:w="1728" w:type="dxa"/>
-            <w:vAlign w:val="center"/>
+            <w:tcW w:w="1987" w:type="dxa"/>
           </w:tcPr>
           <w:p>
             <w:r>
@@ -2026,19 +552,17 @@
         </w:tc>
         <w:tc>
           <w:tcPr>
-            <w:tcW w:w="1728" w:type="dxa"/>
-            <w:vAlign w:val="center"/>
-          </w:tcPr>
-          <w:p>
-            <w:r>
-              <w:t>BIGINT</w:t>
-            </w:r>
-          </w:p>
-        </w:tc>
-        <w:tc>
-          <w:tcPr>
-            <w:tcW w:w="1728" w:type="dxa"/>
-            <w:vAlign w:val="center"/>
+            <w:tcW w:w="1987" w:type="dxa"/>
+          </w:tcPr>
+          <w:p>
+            <w:r>
+              <w:t>BIGSERIAL</w:t>
+            </w:r>
+          </w:p>
+        </w:tc>
+        <w:tc>
+          <w:tcPr>
+            <w:tcW w:w="1987" w:type="dxa"/>
           </w:tcPr>
           <w:p>
             <w:r>
@@ -2048,8 +572,7 @@
         </w:tc>
         <w:tc>
           <w:tcPr>
-            <w:tcW w:w="1728" w:type="dxa"/>
-            <w:vAlign w:val="center"/>
+            <w:tcW w:w="1987" w:type="dxa"/>
           </w:tcPr>
           <w:p>
             <w:r>
@@ -2059,12 +582,11 @@
         </w:tc>
         <w:tc>
           <w:tcPr>
-            <w:tcW w:w="1728" w:type="dxa"/>
-            <w:vAlign w:val="center"/>
-          </w:tcPr>
-          <w:p>
-            <w:r>
-              <w:t>작업 ID</w:t>
+            <w:tcW w:w="1987" w:type="dxa"/>
+          </w:tcPr>
+          <w:p>
+            <w:r>
+              <w:t>콘텐츠 식별자</w:t>
             </w:r>
           </w:p>
         </w:tc>
@@ -2072,56 +594,51 @@
       <w:tr>
         <w:tc>
           <w:tcPr>
-            <w:tcW w:w="1728" w:type="dxa"/>
-            <w:vAlign w:val="center"/>
-          </w:tcPr>
-          <w:p>
-            <w:r>
-              <w:t>content_id</w:t>
-            </w:r>
-          </w:p>
-        </w:tc>
-        <w:tc>
-          <w:tcPr>
-            <w:tcW w:w="1728" w:type="dxa"/>
-            <w:vAlign w:val="center"/>
-          </w:tcPr>
-          <w:p>
-            <w:r>
-              <w:t>BIGINT</w:t>
-            </w:r>
-          </w:p>
-        </w:tc>
-        <w:tc>
-          <w:tcPr>
-            <w:tcW w:w="1728" w:type="dxa"/>
-            <w:vAlign w:val="center"/>
-          </w:tcPr>
-          <w:p>
-            <w:r>
-              <w:t>Y</w:t>
-            </w:r>
-          </w:p>
-        </w:tc>
-        <w:tc>
-          <w:tcPr>
-            <w:tcW w:w="1728" w:type="dxa"/>
-            <w:vAlign w:val="center"/>
-          </w:tcPr>
-          <w:p>
-            <w:r>
-              <w:t>FK</w:t>
-            </w:r>
-          </w:p>
-        </w:tc>
-        <w:tc>
-          <w:tcPr>
-            <w:tcW w:w="1728" w:type="dxa"/>
-            <w:vAlign w:val="center"/>
-          </w:tcPr>
-          <w:p>
-            <w:r>
-              <w:t>생성된 콘텐츠</w:t>
+            <w:tcW w:w="1987" w:type="dxa"/>
+          </w:tcPr>
+          <w:p>
+            <w:r>
+              <w:t>title</w:t>
+            </w:r>
+          </w:p>
+        </w:tc>
+        <w:tc>
+          <w:tcPr>
+            <w:tcW w:w="1987" w:type="dxa"/>
+          </w:tcPr>
+          <w:p>
+            <w:r>
+              <w:t>VARCHAR(200)</w:t>
+            </w:r>
+          </w:p>
+        </w:tc>
+        <w:tc>
+          <w:tcPr>
+            <w:tcW w:w="1987" w:type="dxa"/>
+          </w:tcPr>
+          <w:p>
+            <w:r>
+              <w:t>N</w:t>
+            </w:r>
+          </w:p>
+        </w:tc>
+        <w:tc>
+          <w:tcPr>
+            <w:tcW w:w="1987" w:type="dxa"/>
+          </w:tcPr>
+          <w:p>
+            <w:r>
+              <w:t>-</w:t>
+            </w:r>
+          </w:p>
+        </w:tc>
+        <w:tc>
+          <w:tcPr>
+            <w:tcW w:w="1987" w:type="dxa"/>
+          </w:tcPr>
+          <w:p>
+            <w:r>
+              <w:t>콘텐츠 제목</w:t>
             </w:r>
           </w:p>
         </w:tc>
@@ -2129,30 +646,27 @@
       <w:tr>
         <w:tc>
           <w:tcPr>
-            <w:tcW w:w="1728" w:type="dxa"/>
-            <w:vAlign w:val="center"/>
-          </w:tcPr>
-          <w:p>
-            <w:r>
-              <w:t>request_keyword</w:t>
-            </w:r>
-          </w:p>
-        </w:tc>
-        <w:tc>
-          <w:tcPr>
-            <w:tcW w:w="1728" w:type="dxa"/>
-            <w:vAlign w:val="center"/>
-          </w:tcPr>
-          <w:p>
-            <w:r>
-              <w:t>VARCHAR(100)</w:t>
-            </w:r>
-          </w:p>
-        </w:tc>
-        <w:tc>
-          <w:tcPr>
-            <w:tcW w:w="1728" w:type="dxa"/>
-            <w:vAlign w:val="center"/>
+            <w:tcW w:w="1987" w:type="dxa"/>
+          </w:tcPr>
+          <w:p>
+            <w:r>
+              <w:t>body</w:t>
+            </w:r>
+          </w:p>
+        </w:tc>
+        <w:tc>
+          <w:tcPr>
+            <w:tcW w:w="1987" w:type="dxa"/>
+          </w:tcPr>
+          <w:p>
+            <w:r>
+              <w:t>TEXT</w:t>
+            </w:r>
+          </w:p>
+        </w:tc>
+        <w:tc>
+          <w:tcPr>
+            <w:tcW w:w="1987" w:type="dxa"/>
           </w:tcPr>
           <w:p>
             <w:r>
@@ -2162,8 +676,7 @@
         </w:tc>
         <w:tc>
           <w:tcPr>
-            <w:tcW w:w="1728" w:type="dxa"/>
-            <w:vAlign w:val="center"/>
+            <w:tcW w:w="1987" w:type="dxa"/>
           </w:tcPr>
           <w:p>
             <w:r>
@@ -2173,12 +686,11 @@
         </w:tc>
         <w:tc>
           <w:tcPr>
-            <w:tcW w:w="1728" w:type="dxa"/>
-            <w:vAlign w:val="center"/>
-          </w:tcPr>
-          <w:p>
-            <w:r>
-              <w:t>요청 당시 키워드</w:t>
+            <w:tcW w:w="1987" w:type="dxa"/>
+          </w:tcPr>
+          <w:p>
+            <w:r>
+              <w:t>카드뉴스 본문</w:t>
             </w:r>
           </w:p>
         </w:tc>
@@ -2186,56 +698,51 @@
       <w:tr>
         <w:tc>
           <w:tcPr>
-            <w:tcW w:w="1728" w:type="dxa"/>
-            <w:vAlign w:val="center"/>
-          </w:tcPr>
-          <w:p>
-            <w:r>
-              <w:t>job_type</w:t>
-            </w:r>
-          </w:p>
-        </w:tc>
-        <w:tc>
-          <w:tcPr>
-            <w:tcW w:w="1728" w:type="dxa"/>
-            <w:vAlign w:val="center"/>
-          </w:tcPr>
-          <w:p>
-            <w:r>
-              <w:t>VARCHAR(30)</w:t>
-            </w:r>
-          </w:p>
-        </w:tc>
-        <w:tc>
-          <w:tcPr>
-            <w:tcW w:w="1728" w:type="dxa"/>
-            <w:vAlign w:val="center"/>
-          </w:tcPr>
-          <w:p>
-            <w:r>
-              <w:t>N</w:t>
-            </w:r>
-          </w:p>
-        </w:tc>
-        <w:tc>
-          <w:tcPr>
-            <w:tcW w:w="1728" w:type="dxa"/>
-            <w:vAlign w:val="center"/>
-          </w:tcPr>
-          <w:p>
-            <w:r>
-              <w:t>CHECK</w:t>
-            </w:r>
-          </w:p>
-        </w:tc>
-        <w:tc>
-          <w:tcPr>
-            <w:tcW w:w="1728" w:type="dxa"/>
-            <w:vAlign w:val="center"/>
-          </w:tcPr>
-          <w:p>
-            <w:r>
-              <w:t>작업 유형</w:t>
+            <w:tcW w:w="1987" w:type="dxa"/>
+          </w:tcPr>
+          <w:p>
+            <w:r>
+              <w:t>template</w:t>
+            </w:r>
+          </w:p>
+        </w:tc>
+        <w:tc>
+          <w:tcPr>
+            <w:tcW w:w="1987" w:type="dxa"/>
+          </w:tcPr>
+          <w:p>
+            <w:r>
+              <w:t>VARCHAR(100)</w:t>
+            </w:r>
+          </w:p>
+        </w:tc>
+        <w:tc>
+          <w:tcPr>
+            <w:tcW w:w="1987" w:type="dxa"/>
+          </w:tcPr>
+          <w:p>
+            <w:r>
+              <w:t>Y</w:t>
+            </w:r>
+          </w:p>
+        </w:tc>
+        <w:tc>
+          <w:tcPr>
+            <w:tcW w:w="1987" w:type="dxa"/>
+          </w:tcPr>
+          <w:p>
+            <w:r>
+              <w:t>-</w:t>
+            </w:r>
+          </w:p>
+        </w:tc>
+        <w:tc>
+          <w:tcPr>
+            <w:tcW w:w="1987" w:type="dxa"/>
+          </w:tcPr>
+          <w:p>
+            <w:r>
+              <w:t>적용 템플릿</w:t>
             </w:r>
           </w:p>
         </w:tc>
@@ -2243,8 +750,7 @@
       <w:tr>
         <w:tc>
           <w:tcPr>
-            <w:tcW w:w="1728" w:type="dxa"/>
-            <w:vAlign w:val="center"/>
+            <w:tcW w:w="1987" w:type="dxa"/>
           </w:tcPr>
           <w:p>
             <w:r>
@@ -2254,8 +760,7 @@
         </w:tc>
         <w:tc>
           <w:tcPr>
-            <w:tcW w:w="1728" w:type="dxa"/>
-            <w:vAlign w:val="center"/>
+            <w:tcW w:w="1987" w:type="dxa"/>
           </w:tcPr>
           <w:p>
             <w:r>
@@ -2265,8 +770,7 @@
         </w:tc>
         <w:tc>
           <w:tcPr>
-            <w:tcW w:w="1728" w:type="dxa"/>
-            <w:vAlign w:val="center"/>
+            <w:tcW w:w="1987" w:type="dxa"/>
           </w:tcPr>
           <w:p>
             <w:r>
@@ -2276,8 +780,7 @@
         </w:tc>
         <w:tc>
           <w:tcPr>
-            <w:tcW w:w="1728" w:type="dxa"/>
-            <w:vAlign w:val="center"/>
+            <w:tcW w:w="1987" w:type="dxa"/>
           </w:tcPr>
           <w:p>
             <w:r>
@@ -2287,12 +790,11 @@
         </w:tc>
         <w:tc>
           <w:tcPr>
-            <w:tcW w:w="1728" w:type="dxa"/>
-            <w:vAlign w:val="center"/>
-          </w:tcPr>
-          <w:p>
-            <w:r>
-              <w:t>작업 상태</w:t>
+            <w:tcW w:w="1987" w:type="dxa"/>
+          </w:tcPr>
+          <w:p>
+            <w:r>
+              <w:t>발행 상태</w:t>
             </w:r>
           </w:p>
         </w:tc>
@@ -2300,56 +802,51 @@
       <w:tr>
         <w:tc>
           <w:tcPr>
-            <w:tcW w:w="1728" w:type="dxa"/>
-            <w:vAlign w:val="center"/>
-          </w:tcPr>
-          <w:p>
-            <w:r>
-              <w:t>result_url</w:t>
-            </w:r>
-          </w:p>
-        </w:tc>
-        <w:tc>
-          <w:tcPr>
-            <w:tcW w:w="1728" w:type="dxa"/>
-            <w:vAlign w:val="center"/>
-          </w:tcPr>
-          <w:p>
-            <w:r>
-              <w:t>TEXT</w:t>
-            </w:r>
-          </w:p>
-        </w:tc>
-        <w:tc>
-          <w:tcPr>
-            <w:tcW w:w="1728" w:type="dxa"/>
-            <w:vAlign w:val="center"/>
-          </w:tcPr>
-          <w:p>
-            <w:r>
-              <w:t>Y</w:t>
-            </w:r>
-          </w:p>
-        </w:tc>
-        <w:tc>
-          <w:tcPr>
-            <w:tcW w:w="1728" w:type="dxa"/>
-            <w:vAlign w:val="center"/>
-          </w:tcPr>
-          <w:p>
-            <w:r>
-              <w:t>-</w:t>
-            </w:r>
-          </w:p>
-        </w:tc>
-        <w:tc>
-          <w:tcPr>
-            <w:tcW w:w="1728" w:type="dxa"/>
-            <w:vAlign w:val="center"/>
-          </w:tcPr>
-          <w:p>
-            <w:r>
-              <w:t>최종 결과 URL</w:t>
+            <w:tcW w:w="1987" w:type="dxa"/>
+          </w:tcPr>
+          <w:p>
+            <w:r>
+              <w:t>created_at</w:t>
+            </w:r>
+          </w:p>
+        </w:tc>
+        <w:tc>
+          <w:tcPr>
+            <w:tcW w:w="1987" w:type="dxa"/>
+          </w:tcPr>
+          <w:p>
+            <w:r>
+              <w:t>TIMESTAMPTZ</w:t>
+            </w:r>
+          </w:p>
+        </w:tc>
+        <w:tc>
+          <w:tcPr>
+            <w:tcW w:w="1987" w:type="dxa"/>
+          </w:tcPr>
+          <w:p>
+            <w:r>
+              <w:t>N</w:t>
+            </w:r>
+          </w:p>
+        </w:tc>
+        <w:tc>
+          <w:tcPr>
+            <w:tcW w:w="1987" w:type="dxa"/>
+          </w:tcPr>
+          <w:p>
+            <w:r>
+              <w:t>DEFAULT</w:t>
+            </w:r>
+          </w:p>
+        </w:tc>
+        <w:tc>
+          <w:tcPr>
+            <w:tcW w:w="1987" w:type="dxa"/>
+          </w:tcPr>
+          <w:p>
+            <w:r>
+              <w:t>생성 시각</w:t>
             </w:r>
           </w:p>
         </w:tc>
@@ -2357,87 +854,27 @@
       <w:tr>
         <w:tc>
           <w:tcPr>
-            <w:tcW w:w="1728" w:type="dxa"/>
-            <w:vAlign w:val="center"/>
-          </w:tcPr>
-          <w:p>
-            <w:r>
-              <w:t>error_message</w:t>
-            </w:r>
-          </w:p>
-        </w:tc>
-        <w:tc>
-          <w:tcPr>
-            <w:tcW w:w="1728" w:type="dxa"/>
-            <w:vAlign w:val="center"/>
-          </w:tcPr>
-          <w:p>
-            <w:r>
-              <w:t>TEXT</w:t>
-            </w:r>
-          </w:p>
-        </w:tc>
-        <w:tc>
-          <w:tcPr>
-            <w:tcW w:w="1728" w:type="dxa"/>
-            <w:vAlign w:val="center"/>
-          </w:tcPr>
-          <w:p>
-            <w:r>
-              <w:t>Y</w:t>
-            </w:r>
-          </w:p>
-        </w:tc>
-        <w:tc>
-          <w:tcPr>
-            <w:tcW w:w="1728" w:type="dxa"/>
-            <w:vAlign w:val="center"/>
-          </w:tcPr>
-          <w:p>
-            <w:r>
-              <w:t>-</w:t>
-            </w:r>
-          </w:p>
-        </w:tc>
-        <w:tc>
-          <w:tcPr>
-            <w:tcW w:w="1728" w:type="dxa"/>
-            <w:vAlign w:val="center"/>
-          </w:tcPr>
-          <w:p>
-            <w:r>
-              <w:t>실패 사유</w:t>
-            </w:r>
-          </w:p>
-        </w:tc>
-      </w:tr>
-      <w:tr>
-        <w:tc>
-          <w:tcPr>
-            <w:tcW w:w="1728" w:type="dxa"/>
-            <w:vAlign w:val="center"/>
-          </w:tcPr>
-          <w:p>
-            <w:r>
-              <w:t>requested_by</w:t>
-            </w:r>
-          </w:p>
-        </w:tc>
-        <w:tc>
-          <w:tcPr>
-            <w:tcW w:w="1728" w:type="dxa"/>
-            <w:vAlign w:val="center"/>
-          </w:tcPr>
-          <w:p>
-            <w:r>
-              <w:t>VARCHAR(100)</w:t>
-            </w:r>
-          </w:p>
-        </w:tc>
-        <w:tc>
-          <w:tcPr>
-            <w:tcW w:w="1728" w:type="dxa"/>
-            <w:vAlign w:val="center"/>
+            <w:tcW w:w="1987" w:type="dxa"/>
+          </w:tcPr>
+          <w:p>
+            <w:r>
+              <w:t>updated_at</w:t>
+            </w:r>
+          </w:p>
+        </w:tc>
+        <w:tc>
+          <w:tcPr>
+            <w:tcW w:w="1987" w:type="dxa"/>
+          </w:tcPr>
+          <w:p>
+            <w:r>
+              <w:t>TIMESTAMPTZ</w:t>
+            </w:r>
+          </w:p>
+        </w:tc>
+        <w:tc>
+          <w:tcPr>
+            <w:tcW w:w="1987" w:type="dxa"/>
           </w:tcPr>
           <w:p>
             <w:r>
@@ -2447,179 +884,7 @@
         </w:tc>
         <w:tc>
           <w:tcPr>
-            <w:tcW w:w="1728" w:type="dxa"/>
-            <w:vAlign w:val="center"/>
-          </w:tcPr>
-          <w:p>
-            <w:r>
-              <w:t>-</w:t>
-            </w:r>
-          </w:p>
-        </w:tc>
-        <w:tc>
-          <w:tcPr>
-            <w:tcW w:w="1728" w:type="dxa"/>
-            <w:vAlign w:val="center"/>
-          </w:tcPr>
-          <w:p>
-            <w:r>
-              <w:t>요청자</w:t>
-            </w:r>
-          </w:p>
-        </w:tc>
-      </w:tr>
-      <w:tr>
-        <w:tc>
-          <w:tcPr>
-            <w:tcW w:w="1728" w:type="dxa"/>
-            <w:vAlign w:val="center"/>
-          </w:tcPr>
-          <w:p>
-            <w:r>
-              <w:t>started_at</w:t>
-            </w:r>
-          </w:p>
-        </w:tc>
-        <w:tc>
-          <w:tcPr>
-            <w:tcW w:w="1728" w:type="dxa"/>
-            <w:vAlign w:val="center"/>
-          </w:tcPr>
-          <w:p>
-            <w:r>
-              <w:t>TIMESTAMPTZ</w:t>
-            </w:r>
-          </w:p>
-        </w:tc>
-        <w:tc>
-          <w:tcPr>
-            <w:tcW w:w="1728" w:type="dxa"/>
-            <w:vAlign w:val="center"/>
-          </w:tcPr>
-          <w:p>
-            <w:r>
-              <w:t>Y</w:t>
-            </w:r>
-          </w:p>
-        </w:tc>
-        <w:tc>
-          <w:tcPr>
-            <w:tcW w:w="1728" w:type="dxa"/>
-            <w:vAlign w:val="center"/>
-          </w:tcPr>
-          <w:p>
-            <w:r>
-              <w:t>-</w:t>
-            </w:r>
-          </w:p>
-        </w:tc>
-        <w:tc>
-          <w:tcPr>
-            <w:tcW w:w="1728" w:type="dxa"/>
-            <w:vAlign w:val="center"/>
-          </w:tcPr>
-          <w:p>
-            <w:r>
-              <w:t>작업 시작 시각</w:t>
-            </w:r>
-          </w:p>
-        </w:tc>
-      </w:tr>
-      <w:tr>
-        <w:tc>
-          <w:tcPr>
-            <w:tcW w:w="1728" w:type="dxa"/>
-            <w:vAlign w:val="center"/>
-          </w:tcPr>
-          <w:p>
-            <w:r>
-              <w:t>completed_at</w:t>
-            </w:r>
-          </w:p>
-        </w:tc>
-        <w:tc>
-          <w:tcPr>
-            <w:tcW w:w="1728" w:type="dxa"/>
-            <w:vAlign w:val="center"/>
-          </w:tcPr>
-          <w:p>
-            <w:r>
-              <w:t>TIMESTAMPTZ</w:t>
-            </w:r>
-          </w:p>
-        </w:tc>
-        <w:tc>
-          <w:tcPr>
-            <w:tcW w:w="1728" w:type="dxa"/>
-            <w:vAlign w:val="center"/>
-          </w:tcPr>
-          <w:p>
-            <w:r>
-              <w:t>Y</w:t>
-            </w:r>
-          </w:p>
-        </w:tc>
-        <w:tc>
-          <w:tcPr>
-            <w:tcW w:w="1728" w:type="dxa"/>
-            <w:vAlign w:val="center"/>
-          </w:tcPr>
-          <w:p>
-            <w:r>
-              <w:t>CHECK</w:t>
-            </w:r>
-          </w:p>
-        </w:tc>
-        <w:tc>
-          <w:tcPr>
-            <w:tcW w:w="1728" w:type="dxa"/>
-            <w:vAlign w:val="center"/>
-          </w:tcPr>
-          <w:p>
-            <w:r>
-              <w:t>작업 완료 시각</w:t>
-            </w:r>
-          </w:p>
-        </w:tc>
-      </w:tr>
-      <w:tr>
-        <w:tc>
-          <w:tcPr>
-            <w:tcW w:w="1728" w:type="dxa"/>
-            <w:vAlign w:val="center"/>
-          </w:tcPr>
-          <w:p>
-            <w:r>
-              <w:t>created_at</w:t>
-            </w:r>
-          </w:p>
-        </w:tc>
-        <w:tc>
-          <w:tcPr>
-            <w:tcW w:w="1728" w:type="dxa"/>
-            <w:vAlign w:val="center"/>
-          </w:tcPr>
-          <w:p>
-            <w:r>
-              <w:t>TIMESTAMPTZ</w:t>
-            </w:r>
-          </w:p>
-        </w:tc>
-        <w:tc>
-          <w:tcPr>
-            <w:tcW w:w="1728" w:type="dxa"/>
-            <w:vAlign w:val="center"/>
-          </w:tcPr>
-          <w:p>
-            <w:r>
-              <w:t>N</w:t>
-            </w:r>
-          </w:p>
-        </w:tc>
-        <w:tc>
-          <w:tcPr>
-            <w:tcW w:w="1728" w:type="dxa"/>
-            <w:vAlign w:val="center"/>
+            <w:tcW w:w="1987" w:type="dxa"/>
           </w:tcPr>
           <w:p>
             <w:r>
@@ -2629,69 +894,11 @@
         </w:tc>
         <w:tc>
           <w:tcPr>
-            <w:tcW w:w="1728" w:type="dxa"/>
-            <w:vAlign w:val="center"/>
-          </w:tcPr>
-          <w:p>
-            <w:r>
-              <w:t>이력 생성 시각</w:t>
-            </w:r>
-          </w:p>
-        </w:tc>
-      </w:tr>
-      <w:tr>
-        <w:tc>
-          <w:tcPr>
-            <w:tcW w:w="1728" w:type="dxa"/>
-            <w:vAlign w:val="center"/>
-          </w:tcPr>
-          <w:p>
-            <w:r>
-              <w:t>updated_at</w:t>
-            </w:r>
-          </w:p>
-        </w:tc>
-        <w:tc>
-          <w:tcPr>
-            <w:tcW w:w="1728" w:type="dxa"/>
-            <w:vAlign w:val="center"/>
-          </w:tcPr>
-          <w:p>
-            <w:r>
-              <w:t>TIMESTAMPTZ</w:t>
-            </w:r>
-          </w:p>
-        </w:tc>
-        <w:tc>
-          <w:tcPr>
-            <w:tcW w:w="1728" w:type="dxa"/>
-            <w:vAlign w:val="center"/>
-          </w:tcPr>
-          <w:p>
-            <w:r>
-              <w:t>N</w:t>
-            </w:r>
-          </w:p>
-        </w:tc>
-        <w:tc>
-          <w:tcPr>
-            <w:tcW w:w="1728" w:type="dxa"/>
-            <w:vAlign w:val="center"/>
-          </w:tcPr>
-          <w:p>
-            <w:r>
-              <w:t>DEFAULT</w:t>
-            </w:r>
-          </w:p>
-        </w:tc>
-        <w:tc>
-          <w:tcPr>
-            <w:tcW w:w="1728" w:type="dxa"/>
-            <w:vAlign w:val="center"/>
-          </w:tcPr>
-          <w:p>
-            <w:r>
-              <w:t>이력 수정 시각</w:t>
+            <w:tcW w:w="1987" w:type="dxa"/>
+          </w:tcPr>
+          <w:p>
+            <w:r>
+              <w:t>수정 시각</w:t>
             </w:r>
           </w:p>
         </w:tc>
@@ -2703,80 +910,7 @@
         <w:pStyle w:val="Heading2"/>
       </w:pPr>
       <w:r>
-        <w:t>6.3 content_id</w:t>
-      </w:r>
-    </w:p>
-    <w:p>
-      <w:r>
-        <w:t>job_history와 content를 연결하는 외래키이다. 콘텐츠 생성 작업이 실패하여 아직 content가 생성되지 않은 경우를 고려하여 NULL을 허용한다.</w:t>
-      </w:r>
-    </w:p>
-    <w:p>
-      <w:r>
-        <w:rPr>
-          <w:rFonts w:ascii="Consolas" w:eastAsia="Consolas" w:hAnsi="Consolas"/>
-          <w:sz w:val="18"/>
-        </w:rPr>
-        <w:t>FOREIGN KEY (content_id)</w:t>
-      </w:r>
-      <w:r>
-        <w:rPr>
-          <w:rFonts w:ascii="Consolas" w:eastAsia="Consolas" w:hAnsi="Consolas"/>
-          <w:sz w:val="18"/>
-        </w:rPr>
-        <w:br/>
-      </w:r>
-      <w:r>
-        <w:rPr>
-          <w:rFonts w:ascii="Consolas" w:eastAsia="Consolas" w:hAnsi="Consolas"/>
-          <w:sz w:val="18"/>
-        </w:rPr>
-        <w:t>REFERENCES content(id)</w:t>
-      </w:r>
-      <w:r>
-        <w:rPr>
-          <w:rFonts w:ascii="Consolas" w:eastAsia="Consolas" w:hAnsi="Consolas"/>
-          <w:sz w:val="18"/>
-        </w:rPr>
-        <w:br/>
-      </w:r>
-      <w:r>
-        <w:rPr>
-          <w:rFonts w:ascii="Consolas" w:eastAsia="Consolas" w:hAnsi="Consolas"/>
-          <w:sz w:val="18"/>
-        </w:rPr>
-        <w:t>ON DELETE SET NULL</w:t>
-      </w:r>
-    </w:p>
-    <w:p>
-      <w:r>
-        <w:t>콘텐츠가 삭제되어도 작업 이력은 삭제하지 않고 content_id만 NULL로 변경하여 작업 감사 이력을 유지한다.</w:t>
-      </w:r>
-    </w:p>
-    <w:p>
-      <w:pPr>
-        <w:pStyle w:val="Heading2"/>
-      </w:pPr>
-      <w:r>
-        <w:t>6.4 request_keyword</w:t>
-      </w:r>
-    </w:p>
-    <w:p>
-      <w:r>
-        <w:t>작업 요청 당시 사용된 키워드를 저장한다. 이후 content.keyword가 수정되더라도 당시 요청 정보를 보존하기 위한 의도적인 데이터 중복이다.</w:t>
-      </w:r>
-    </w:p>
-    <w:p>
-      <w:pPr>
-        <w:pStyle w:val="Heading2"/>
-      </w:pPr>
-      <w:r>
-        <w:t>6.5 job_type</w:t>
-      </w:r>
-    </w:p>
-    <w:p>
-      <w:r>
-        <w:t>작업 유형은 다음 세 가지를 사용한다.</w:t>
+        <w:t>5.3 status</w:t>
       </w:r>
     </w:p>
     <w:tbl>
@@ -2787,15 +921,14 @@
         <w:jc w:val="center"/>
       </w:tblPr>
       <w:tblGrid>
-        <w:gridCol w:w="4320"/>
-        <w:gridCol w:w="4320"/>
+        <w:gridCol w:w="4968"/>
+        <w:gridCol w:w="4968"/>
       </w:tblGrid>
       <w:tr>
         <w:tc>
           <w:tcPr>
-            <w:tcW w:w="4320" w:type="dxa"/>
+            <w:tcW w:w="4968" w:type="dxa"/>
             <w:shd w:val="clear" w:color="auto" w:fill="D9EAF7"/>
-            <w:vAlign w:val="center"/>
           </w:tcPr>
           <w:p>
             <w:r>
@@ -2805,9 +938,8 @@
         </w:tc>
         <w:tc>
           <w:tcPr>
-            <w:tcW w:w="4320" w:type="dxa"/>
+            <w:tcW w:w="4968" w:type="dxa"/>
             <w:shd w:val="clear" w:color="auto" w:fill="D9EAF7"/>
-            <w:vAlign w:val="center"/>
           </w:tcPr>
           <w:p>
             <w:r>
@@ -2819,23 +951,21 @@
       <w:tr>
         <w:tc>
           <w:tcPr>
-            <w:tcW w:w="4320" w:type="dxa"/>
-            <w:vAlign w:val="center"/>
-          </w:tcPr>
-          <w:p>
-            <w:r>
-              <w:t>COPY_GENERATION</w:t>
-            </w:r>
-          </w:p>
-        </w:tc>
-        <w:tc>
-          <w:tcPr>
-            <w:tcW w:w="4320" w:type="dxa"/>
-            <w:vAlign w:val="center"/>
-          </w:tcPr>
-          <w:p>
-            <w:r>
-              <w:t>콘텐츠 문구 생성</w:t>
+            <w:tcW w:w="4968" w:type="dxa"/>
+          </w:tcPr>
+          <w:p>
+            <w:r>
+              <w:t>DRAFT</w:t>
+            </w:r>
+          </w:p>
+        </w:tc>
+        <w:tc>
+          <w:tcPr>
+            <w:tcW w:w="4968" w:type="dxa"/>
+          </w:tcPr>
+          <w:p>
+            <w:r>
+              <w:t>작성/생성 중 (기본값)</w:t>
             </w:r>
           </w:p>
         </w:tc>
@@ -2843,23 +973,21 @@
       <w:tr>
         <w:tc>
           <w:tcPr>
-            <w:tcW w:w="4320" w:type="dxa"/>
-            <w:vAlign w:val="center"/>
-          </w:tcPr>
-          <w:p>
-            <w:r>
-              <w:t>IMAGE_GENERATION</w:t>
-            </w:r>
-          </w:p>
-        </w:tc>
-        <w:tc>
-          <w:tcPr>
-            <w:tcW w:w="4320" w:type="dxa"/>
-            <w:vAlign w:val="center"/>
-          </w:tcPr>
-          <w:p>
-            <w:r>
-              <w:t>이미지 생성</w:t>
+            <w:tcW w:w="4968" w:type="dxa"/>
+          </w:tcPr>
+          <w:p>
+            <w:r>
+              <w:t>PUBLISHED</w:t>
+            </w:r>
+          </w:p>
+        </w:tc>
+        <w:tc>
+          <w:tcPr>
+            <w:tcW w:w="4968" w:type="dxa"/>
+          </w:tcPr>
+          <w:p>
+            <w:r>
+              <w:t>발행 완료, 사용자에게 노출</w:t>
             </w:r>
           </w:p>
         </w:tc>
@@ -2867,120 +995,42 @@
       <w:tr>
         <w:tc>
           <w:tcPr>
-            <w:tcW w:w="4320" w:type="dxa"/>
-            <w:vAlign w:val="center"/>
-          </w:tcPr>
-          <w:p>
-            <w:r>
-              <w:t>FULL_PIPELINE</w:t>
-            </w:r>
-          </w:p>
-        </w:tc>
-        <w:tc>
-          <w:tcPr>
-            <w:tcW w:w="4320" w:type="dxa"/>
-            <w:vAlign w:val="center"/>
-          </w:tcPr>
-          <w:p>
-            <w:r>
-              <w:t>전체 자동 제작</w:t>
+            <w:tcW w:w="4968" w:type="dxa"/>
+          </w:tcPr>
+          <w:p>
+            <w:r>
+              <w:t>ARCHIVED</w:t>
+            </w:r>
+          </w:p>
+        </w:tc>
+        <w:tc>
+          <w:tcPr>
+            <w:tcW w:w="4968" w:type="dxa"/>
+          </w:tcPr>
+          <w:p>
+            <w:r>
+              <w:t>보관 처리 — 하드 삭제 대신 사용하는 소프트 삭제 상태</w:t>
             </w:r>
           </w:p>
         </w:tc>
       </w:tr>
     </w:tbl>
-    <w:p/>
     <w:p>
       <w:r>
-        <w:rPr>
-          <w:rFonts w:ascii="Consolas" w:eastAsia="Consolas" w:hAnsi="Consolas"/>
-          <w:sz w:val="18"/>
-        </w:rPr>
-        <w:t>CHECK (</w:t>
-      </w:r>
-      <w:r>
-        <w:rPr>
-          <w:rFonts w:ascii="Consolas" w:eastAsia="Consolas" w:hAnsi="Consolas"/>
-          <w:sz w:val="18"/>
-        </w:rPr>
-        <w:br/>
-      </w:r>
-      <w:r>
-        <w:rPr>
-          <w:rFonts w:ascii="Consolas" w:eastAsia="Consolas" w:hAnsi="Consolas"/>
-          <w:sz w:val="18"/>
-        </w:rPr>
-        <w:t xml:space="preserve">    job_type IN (</w:t>
-      </w:r>
-      <w:r>
-        <w:rPr>
-          <w:rFonts w:ascii="Consolas" w:eastAsia="Consolas" w:hAnsi="Consolas"/>
-          <w:sz w:val="18"/>
-        </w:rPr>
-        <w:br/>
-      </w:r>
-      <w:r>
-        <w:rPr>
-          <w:rFonts w:ascii="Consolas" w:eastAsia="Consolas" w:hAnsi="Consolas"/>
-          <w:sz w:val="18"/>
-        </w:rPr>
-        <w:t xml:space="preserve">        'COPY_GENERATION',</w:t>
-      </w:r>
-      <w:r>
-        <w:rPr>
-          <w:rFonts w:ascii="Consolas" w:eastAsia="Consolas" w:hAnsi="Consolas"/>
-          <w:sz w:val="18"/>
-        </w:rPr>
-        <w:br/>
-      </w:r>
-      <w:r>
-        <w:rPr>
-          <w:rFonts w:ascii="Consolas" w:eastAsia="Consolas" w:hAnsi="Consolas"/>
-          <w:sz w:val="18"/>
-        </w:rPr>
-        <w:t xml:space="preserve">        'IMAGE_GENERATION',</w:t>
-      </w:r>
-      <w:r>
-        <w:rPr>
-          <w:rFonts w:ascii="Consolas" w:eastAsia="Consolas" w:hAnsi="Consolas"/>
-          <w:sz w:val="18"/>
-        </w:rPr>
-        <w:br/>
-      </w:r>
-      <w:r>
-        <w:rPr>
-          <w:rFonts w:ascii="Consolas" w:eastAsia="Consolas" w:hAnsi="Consolas"/>
-          <w:sz w:val="18"/>
-        </w:rPr>
-        <w:t xml:space="preserve">        'FULL_PIPELINE'</w:t>
-      </w:r>
-      <w:r>
-        <w:rPr>
-          <w:rFonts w:ascii="Consolas" w:eastAsia="Consolas" w:hAnsi="Consolas"/>
-          <w:sz w:val="18"/>
-        </w:rPr>
-        <w:br/>
-      </w:r>
-      <w:r>
-        <w:rPr>
-          <w:rFonts w:ascii="Consolas" w:eastAsia="Consolas" w:hAnsi="Consolas"/>
-          <w:sz w:val="18"/>
-        </w:rPr>
-        <w:t xml:space="preserve">    )</w:t>
-      </w:r>
-      <w:r>
-        <w:rPr>
-          <w:rFonts w:ascii="Consolas" w:eastAsia="Consolas" w:hAnsi="Consolas"/>
-          <w:sz w:val="18"/>
-        </w:rPr>
-        <w:br/>
-      </w:r>
-      <w:r>
-        <w:rPr>
-          <w:rFonts w:ascii="Consolas" w:eastAsia="Consolas" w:hAnsi="Consolas"/>
-          <w:sz w:val="18"/>
-        </w:rPr>
-        <w:t>)</w:t>
+        <w:t>contents.status는 콘텐츠의 발행 상태이며 job_histories.status의 작업 진행 상태와는 다른 개념입니다.</w:t>
+      </w:r>
+    </w:p>
+    <w:p>
+      <w:r>
+        <w:t>CHECK (status IN ('DRAFT', 'PUBLISHED', 'ARCHIVED'))</w:t>
+      </w:r>
+    </w:p>
+    <w:p>
+      <w:pPr>
+        <w:pStyle w:val="Heading1"/>
+      </w:pPr>
+      <w:r>
+        <w:t>6. content_images 테이블</w:t>
       </w:r>
     </w:p>
     <w:p>
@@ -2988,12 +1038,25 @@
         <w:pStyle w:val="Heading2"/>
       </w:pPr>
       <w:r>
-        <w:t>6.6 status</w:t>
+        <w:t>6.1 테이블 목적</w:t>
       </w:r>
     </w:p>
     <w:p>
       <w:r>
-        <w:t>작업 상태는 다음 네 가지를 사용한다.</w:t>
+        <w:t>이미지 정규화 테이블입니다. 이미지 1장당 행 1개 구조로 변경합니다.</w:t>
+      </w:r>
+    </w:p>
+    <w:p>
+      <w:r>
+        <w:t>이를 통해 이미지별 조회, 개별 삭제, 순서 변경이 쉬워지고 향후 썸네일·크기 등의 메타데이터를 확장하기 용이합니다.</w:t>
+      </w:r>
+    </w:p>
+    <w:p>
+      <w:pPr>
+        <w:pStyle w:val="Heading2"/>
+      </w:pPr>
+      <w:r>
+        <w:t>6.2 컬럼 정의</w:t>
       </w:r>
     </w:p>
     <w:tbl>
@@ -3004,31 +1067,65 @@
         <w:jc w:val="center"/>
       </w:tblPr>
       <w:tblGrid>
-        <w:gridCol w:w="4320"/>
-        <w:gridCol w:w="4320"/>
+        <w:gridCol w:w="1987"/>
+        <w:gridCol w:w="1987"/>
+        <w:gridCol w:w="1987"/>
+        <w:gridCol w:w="1987"/>
+        <w:gridCol w:w="1987"/>
       </w:tblGrid>
       <w:tr>
         <w:tc>
           <w:tcPr>
-            <w:tcW w:w="4320" w:type="dxa"/>
+            <w:tcW w:w="1987" w:type="dxa"/>
             <w:shd w:val="clear" w:color="auto" w:fill="D9EAF7"/>
-            <w:vAlign w:val="center"/>
-          </w:tcPr>
-          <w:p>
-            <w:r>
-              <w:t>값</w:t>
-            </w:r>
-          </w:p>
-        </w:tc>
-        <w:tc>
-          <w:tcPr>
-            <w:tcW w:w="4320" w:type="dxa"/>
+          </w:tcPr>
+          <w:p>
+            <w:r>
+              <w:t>컬럼</w:t>
+            </w:r>
+          </w:p>
+        </w:tc>
+        <w:tc>
+          <w:tcPr>
+            <w:tcW w:w="1987" w:type="dxa"/>
             <w:shd w:val="clear" w:color="auto" w:fill="D9EAF7"/>
-            <w:vAlign w:val="center"/>
-          </w:tcPr>
-          <w:p>
-            <w:r>
-              <w:t>의미</w:t>
+          </w:tcPr>
+          <w:p>
+            <w:r>
+              <w:t>PostgreSQL 타입</w:t>
+            </w:r>
+          </w:p>
+        </w:tc>
+        <w:tc>
+          <w:tcPr>
+            <w:tcW w:w="1987" w:type="dxa"/>
+            <w:shd w:val="clear" w:color="auto" w:fill="D9EAF7"/>
+          </w:tcPr>
+          <w:p>
+            <w:r>
+              <w:t>NULL</w:t>
+            </w:r>
+          </w:p>
+        </w:tc>
+        <w:tc>
+          <w:tcPr>
+            <w:tcW w:w="1987" w:type="dxa"/>
+            <w:shd w:val="clear" w:color="auto" w:fill="D9EAF7"/>
+          </w:tcPr>
+          <w:p>
+            <w:r>
+              <w:t>제약조건</w:t>
+            </w:r>
+          </w:p>
+        </w:tc>
+        <w:tc>
+          <w:tcPr>
+            <w:tcW w:w="1987" w:type="dxa"/>
+            <w:shd w:val="clear" w:color="auto" w:fill="D9EAF7"/>
+          </w:tcPr>
+          <w:p>
+            <w:r>
+              <w:t>설명</w:t>
             </w:r>
           </w:p>
         </w:tc>
@@ -3036,23 +1133,51 @@
       <w:tr>
         <w:tc>
           <w:tcPr>
-            <w:tcW w:w="4320" w:type="dxa"/>
-            <w:vAlign w:val="center"/>
-          </w:tcPr>
-          <w:p>
-            <w:r>
-              <w:t>PENDING</w:t>
-            </w:r>
-          </w:p>
-        </w:tc>
-        <w:tc>
-          <w:tcPr>
-            <w:tcW w:w="4320" w:type="dxa"/>
-            <w:vAlign w:val="center"/>
-          </w:tcPr>
-          <w:p>
-            <w:r>
-              <w:t>작업 대기</w:t>
+            <w:tcW w:w="1987" w:type="dxa"/>
+          </w:tcPr>
+          <w:p>
+            <w:r>
+              <w:t>id</w:t>
+            </w:r>
+          </w:p>
+        </w:tc>
+        <w:tc>
+          <w:tcPr>
+            <w:tcW w:w="1987" w:type="dxa"/>
+          </w:tcPr>
+          <w:p>
+            <w:r>
+              <w:t>BIGSERIAL</w:t>
+            </w:r>
+          </w:p>
+        </w:tc>
+        <w:tc>
+          <w:tcPr>
+            <w:tcW w:w="1987" w:type="dxa"/>
+          </w:tcPr>
+          <w:p>
+            <w:r>
+              <w:t>N</w:t>
+            </w:r>
+          </w:p>
+        </w:tc>
+        <w:tc>
+          <w:tcPr>
+            <w:tcW w:w="1987" w:type="dxa"/>
+          </w:tcPr>
+          <w:p>
+            <w:r>
+              <w:t>PK</w:t>
+            </w:r>
+          </w:p>
+        </w:tc>
+        <w:tc>
+          <w:tcPr>
+            <w:tcW w:w="1987" w:type="dxa"/>
+          </w:tcPr>
+          <w:p>
+            <w:r>
+              <w:t>이미지 식별자</w:t>
             </w:r>
           </w:p>
         </w:tc>
@@ -3060,23 +1185,51 @@
       <w:tr>
         <w:tc>
           <w:tcPr>
-            <w:tcW w:w="4320" w:type="dxa"/>
-            <w:vAlign w:val="center"/>
-          </w:tcPr>
-          <w:p>
-            <w:r>
-              <w:t>IN_PROGRESS</w:t>
-            </w:r>
-          </w:p>
-        </w:tc>
-        <w:tc>
-          <w:tcPr>
-            <w:tcW w:w="4320" w:type="dxa"/>
-            <w:vAlign w:val="center"/>
-          </w:tcPr>
-          <w:p>
-            <w:r>
-              <w:t>작업 처리 중</w:t>
+            <w:tcW w:w="1987" w:type="dxa"/>
+          </w:tcPr>
+          <w:p>
+            <w:r>
+              <w:t>content_id</w:t>
+            </w:r>
+          </w:p>
+        </w:tc>
+        <w:tc>
+          <w:tcPr>
+            <w:tcW w:w="1987" w:type="dxa"/>
+          </w:tcPr>
+          <w:p>
+            <w:r>
+              <w:t>BIGINT</w:t>
+            </w:r>
+          </w:p>
+        </w:tc>
+        <w:tc>
+          <w:tcPr>
+            <w:tcW w:w="1987" w:type="dxa"/>
+          </w:tcPr>
+          <w:p>
+            <w:r>
+              <w:t>N</w:t>
+            </w:r>
+          </w:p>
+        </w:tc>
+        <w:tc>
+          <w:tcPr>
+            <w:tcW w:w="1987" w:type="dxa"/>
+          </w:tcPr>
+          <w:p>
+            <w:r>
+              <w:t>FK</w:t>
+            </w:r>
+          </w:p>
+        </w:tc>
+        <w:tc>
+          <w:tcPr>
+            <w:tcW w:w="1987" w:type="dxa"/>
+          </w:tcPr>
+          <w:p>
+            <w:r>
+              <w:t>소속 콘텐츠</w:t>
             </w:r>
           </w:p>
         </w:tc>
@@ -3084,23 +1237,51 @@
       <w:tr>
         <w:tc>
           <w:tcPr>
-            <w:tcW w:w="4320" w:type="dxa"/>
-            <w:vAlign w:val="center"/>
-          </w:tcPr>
-          <w:p>
-            <w:r>
-              <w:t>SUCCESS</w:t>
-            </w:r>
-          </w:p>
-        </w:tc>
-        <w:tc>
-          <w:tcPr>
-            <w:tcW w:w="4320" w:type="dxa"/>
-            <w:vAlign w:val="center"/>
-          </w:tcPr>
-          <w:p>
-            <w:r>
-              <w:t>작업 성공</w:t>
+            <w:tcW w:w="1987" w:type="dxa"/>
+          </w:tcPr>
+          <w:p>
+            <w:r>
+              <w:t>image_url</w:t>
+            </w:r>
+          </w:p>
+        </w:tc>
+        <w:tc>
+          <w:tcPr>
+            <w:tcW w:w="1987" w:type="dxa"/>
+          </w:tcPr>
+          <w:p>
+            <w:r>
+              <w:t>VARCHAR(500)</w:t>
+            </w:r>
+          </w:p>
+        </w:tc>
+        <w:tc>
+          <w:tcPr>
+            <w:tcW w:w="1987" w:type="dxa"/>
+          </w:tcPr>
+          <w:p>
+            <w:r>
+              <w:t>N</w:t>
+            </w:r>
+          </w:p>
+        </w:tc>
+        <w:tc>
+          <w:tcPr>
+            <w:tcW w:w="1987" w:type="dxa"/>
+          </w:tcPr>
+          <w:p>
+            <w:r>
+              <w:t>-</w:t>
+            </w:r>
+          </w:p>
+        </w:tc>
+        <w:tc>
+          <w:tcPr>
+            <w:tcW w:w="1987" w:type="dxa"/>
+          </w:tcPr>
+          <w:p>
+            <w:r>
+              <w:t>이미지 경로/URL</w:t>
             </w:r>
           </w:p>
         </w:tc>
@@ -3108,23 +1289,51 @@
       <w:tr>
         <w:tc>
           <w:tcPr>
-            <w:tcW w:w="4320" w:type="dxa"/>
-            <w:vAlign w:val="center"/>
-          </w:tcPr>
-          <w:p>
-            <w:r>
-              <w:t>FAILED</w:t>
-            </w:r>
-          </w:p>
-        </w:tc>
-        <w:tc>
-          <w:tcPr>
-            <w:tcW w:w="4320" w:type="dxa"/>
-            <w:vAlign w:val="center"/>
-          </w:tcPr>
-          <w:p>
-            <w:r>
-              <w:t>작업 실패</w:t>
+            <w:tcW w:w="1987" w:type="dxa"/>
+          </w:tcPr>
+          <w:p>
+            <w:r>
+              <w:t>sort_order</w:t>
+            </w:r>
+          </w:p>
+        </w:tc>
+        <w:tc>
+          <w:tcPr>
+            <w:tcW w:w="1987" w:type="dxa"/>
+          </w:tcPr>
+          <w:p>
+            <w:r>
+              <w:t>INT</w:t>
+            </w:r>
+          </w:p>
+        </w:tc>
+        <w:tc>
+          <w:tcPr>
+            <w:tcW w:w="1987" w:type="dxa"/>
+          </w:tcPr>
+          <w:p>
+            <w:r>
+              <w:t>N</w:t>
+            </w:r>
+          </w:p>
+        </w:tc>
+        <w:tc>
+          <w:tcPr>
+            <w:tcW w:w="1987" w:type="dxa"/>
+          </w:tcPr>
+          <w:p>
+            <w:r>
+              <w:t>CHECK (0~9)</w:t>
+            </w:r>
+          </w:p>
+        </w:tc>
+        <w:tc>
+          <w:tcPr>
+            <w:tcW w:w="1987" w:type="dxa"/>
+          </w:tcPr>
+          <w:p>
+            <w:r>
+              <w:t>노출 순서 (최대 10장)</w:t>
             </w:r>
           </w:p>
         </w:tc>
@@ -3132,110 +1341,29 @@
     </w:tbl>
     <w:p/>
     <w:p>
-      <w:r>
-        <w:rPr>
-          <w:rFonts w:ascii="Consolas" w:eastAsia="Consolas" w:hAnsi="Consolas"/>
-          <w:sz w:val="18"/>
-        </w:rPr>
-        <w:t>CHECK (</w:t>
-      </w:r>
-      <w:r>
-        <w:rPr>
-          <w:rFonts w:ascii="Consolas" w:eastAsia="Consolas" w:hAnsi="Consolas"/>
-          <w:sz w:val="18"/>
-        </w:rPr>
-        <w:br/>
-      </w:r>
-      <w:r>
-        <w:rPr>
-          <w:rFonts w:ascii="Consolas" w:eastAsia="Consolas" w:hAnsi="Consolas"/>
-          <w:sz w:val="18"/>
-        </w:rPr>
-        <w:t xml:space="preserve">    status IN (</w:t>
-      </w:r>
-      <w:r>
-        <w:rPr>
-          <w:rFonts w:ascii="Consolas" w:eastAsia="Consolas" w:hAnsi="Consolas"/>
-          <w:sz w:val="18"/>
-        </w:rPr>
-        <w:br/>
-      </w:r>
-      <w:r>
-        <w:rPr>
-          <w:rFonts w:ascii="Consolas" w:eastAsia="Consolas" w:hAnsi="Consolas"/>
-          <w:sz w:val="18"/>
-        </w:rPr>
-        <w:t xml:space="preserve">        'PENDING',</w:t>
-      </w:r>
-      <w:r>
-        <w:rPr>
-          <w:rFonts w:ascii="Consolas" w:eastAsia="Consolas" w:hAnsi="Consolas"/>
-          <w:sz w:val="18"/>
-        </w:rPr>
-        <w:br/>
-      </w:r>
-      <w:r>
-        <w:rPr>
-          <w:rFonts w:ascii="Consolas" w:eastAsia="Consolas" w:hAnsi="Consolas"/>
-          <w:sz w:val="18"/>
-        </w:rPr>
-        <w:t xml:space="preserve">        'IN_PROGRESS',</w:t>
-      </w:r>
-      <w:r>
-        <w:rPr>
-          <w:rFonts w:ascii="Consolas" w:eastAsia="Consolas" w:hAnsi="Consolas"/>
-          <w:sz w:val="18"/>
-        </w:rPr>
-        <w:br/>
-      </w:r>
-      <w:r>
-        <w:rPr>
-          <w:rFonts w:ascii="Consolas" w:eastAsia="Consolas" w:hAnsi="Consolas"/>
-          <w:sz w:val="18"/>
-        </w:rPr>
-        <w:t xml:space="preserve">        'SUCCESS',</w:t>
-      </w:r>
-      <w:r>
-        <w:rPr>
-          <w:rFonts w:ascii="Consolas" w:eastAsia="Consolas" w:hAnsi="Consolas"/>
-          <w:sz w:val="18"/>
-        </w:rPr>
-        <w:br/>
-      </w:r>
-      <w:r>
-        <w:rPr>
-          <w:rFonts w:ascii="Consolas" w:eastAsia="Consolas" w:hAnsi="Consolas"/>
-          <w:sz w:val="18"/>
-        </w:rPr>
-        <w:t xml:space="preserve">        'FAILED'</w:t>
-      </w:r>
-      <w:r>
-        <w:rPr>
-          <w:rFonts w:ascii="Consolas" w:eastAsia="Consolas" w:hAnsi="Consolas"/>
-          <w:sz w:val="18"/>
-        </w:rPr>
-        <w:br/>
-      </w:r>
-      <w:r>
-        <w:rPr>
-          <w:rFonts w:ascii="Consolas" w:eastAsia="Consolas" w:hAnsi="Consolas"/>
-          <w:sz w:val="18"/>
-        </w:rPr>
-        <w:t xml:space="preserve">    )</w:t>
-      </w:r>
-      <w:r>
-        <w:rPr>
-          <w:rFonts w:ascii="Consolas" w:eastAsia="Consolas" w:hAnsi="Consolas"/>
-          <w:sz w:val="18"/>
-        </w:rPr>
-        <w:br/>
-      </w:r>
-      <w:r>
-        <w:rPr>
-          <w:rFonts w:ascii="Consolas" w:eastAsia="Consolas" w:hAnsi="Consolas"/>
-          <w:sz w:val="18"/>
-        </w:rPr>
-        <w:t>)</w:t>
+      <w:pPr>
+        <w:pStyle w:val="Heading2"/>
+      </w:pPr>
+      <w:r>
+        <w:t>6.3 FK 정책</w:t>
+      </w:r>
+    </w:p>
+    <w:p>
+      <w:r>
+        <w:t>FOREIGN KEY (content_id) REFERENCES contents(id) ON DELETE CASCADE</w:t>
+      </w:r>
+    </w:p>
+    <w:p>
+      <w:r>
+        <w:t>콘텐츠가 하드 삭제되면 첨부 이미지도 함께 삭제됩니다. 다만 실제 서비스에서는 ARCHIVED 상태로 전환하는 소프트 삭제를 우선 사용하며, 하드 삭제는 제한된 관리자 기능 등에서만 허용하는 것을 고려합니다.</w:t>
+      </w:r>
+    </w:p>
+    <w:p>
+      <w:pPr>
+        <w:pStyle w:val="Heading1"/>
+      </w:pPr>
+      <w:r>
+        <w:t>7. job_histories 테이블</w:t>
       </w:r>
     </w:p>
     <w:p>
@@ -3243,12 +1371,12 @@
         <w:pStyle w:val="Heading2"/>
       </w:pPr>
       <w:r>
-        <w:t>6.7 result_url</w:t>
+        <w:t>7.1 테이블 목적</w:t>
       </w:r>
     </w:p>
     <w:p>
       <w:r>
-        <w:t>자동 제작이 완료되었을 때 결과물의 URL을 저장한다. DB에는 결과 파일 자체를 저장하지 않고 파일 저장소에 실제 결과물을 저장한다.</w:t>
+        <w:t>콘텐츠 자동 제작 과정에서 발생하는 작업 요청과 처리 상태를 기록하는 이력 테이블입니다. 하나의 콘텐츠에 대해 여러 번의 생성 작업이 발생할 수 있으므로 contents와 1:N 관계를 사용합니다.</w:t>
       </w:r>
     </w:p>
     <w:p>
@@ -3256,778 +1384,7 @@
         <w:pStyle w:val="Heading2"/>
       </w:pPr>
       <w:r>
-        <w:t>6.8 error_message</w:t>
-      </w:r>
-    </w:p>
-    <w:p>
-      <w:r>
-        <w:t>작업 실패 원인을 저장한다. 성공한 작업에서는 NULL을 사용한다.</w:t>
-      </w:r>
-    </w:p>
-    <w:p>
-      <w:pPr>
-        <w:pStyle w:val="Heading2"/>
-      </w:pPr>
-      <w:r>
-        <w:t>6.9 requested_by</w:t>
-      </w:r>
-    </w:p>
-    <w:p>
-      <w:r>
-        <w:t>작업을 요청한 사용자를 기록한다. 현재 사용자 테이블이 확정되지 않았으므로 문자열 식별자로 설계하며, 향후 사용자 도메인이 확정되면 FK 기반 사용자 ID로 변경할 수 있다.</w:t>
-      </w:r>
-    </w:p>
-    <w:p>
-      <w:pPr>
-        <w:pStyle w:val="Heading2"/>
-      </w:pPr>
-      <w:r>
-        <w:t>6.10 started_at / completed_at</w:t>
-      </w:r>
-    </w:p>
-    <w:p>
-      <w:r>
-        <w:t>작업 시작 및 완료 시각을 기록한다. 완료 시각은 시작 시각보다 빠를 수 없도록 CHECK 제약조건을 적용한다.</w:t>
-      </w:r>
-    </w:p>
-    <w:p>
-      <w:r>
-        <w:rPr>
-          <w:rFonts w:ascii="Consolas" w:eastAsia="Consolas" w:hAnsi="Consolas"/>
-          <w:sz w:val="18"/>
-        </w:rPr>
-        <w:t>CHECK (</w:t>
-      </w:r>
-      <w:r>
-        <w:rPr>
-          <w:rFonts w:ascii="Consolas" w:eastAsia="Consolas" w:hAnsi="Consolas"/>
-          <w:sz w:val="18"/>
-        </w:rPr>
-        <w:br/>
-      </w:r>
-      <w:r>
-        <w:rPr>
-          <w:rFonts w:ascii="Consolas" w:eastAsia="Consolas" w:hAnsi="Consolas"/>
-          <w:sz w:val="18"/>
-        </w:rPr>
-        <w:t xml:space="preserve">    completed_at IS NULL</w:t>
-      </w:r>
-      <w:r>
-        <w:rPr>
-          <w:rFonts w:ascii="Consolas" w:eastAsia="Consolas" w:hAnsi="Consolas"/>
-          <w:sz w:val="18"/>
-        </w:rPr>
-        <w:br/>
-      </w:r>
-      <w:r>
-        <w:rPr>
-          <w:rFonts w:ascii="Consolas" w:eastAsia="Consolas" w:hAnsi="Consolas"/>
-          <w:sz w:val="18"/>
-        </w:rPr>
-        <w:t xml:space="preserve">    OR started_at IS NULL</w:t>
-      </w:r>
-      <w:r>
-        <w:rPr>
-          <w:rFonts w:ascii="Consolas" w:eastAsia="Consolas" w:hAnsi="Consolas"/>
-          <w:sz w:val="18"/>
-        </w:rPr>
-        <w:br/>
-      </w:r>
-      <w:r>
-        <w:rPr>
-          <w:rFonts w:ascii="Consolas" w:eastAsia="Consolas" w:hAnsi="Consolas"/>
-          <w:sz w:val="18"/>
-        </w:rPr>
-        <w:t xml:space="preserve">    OR completed_at &gt;= started_at</w:t>
-      </w:r>
-      <w:r>
-        <w:rPr>
-          <w:rFonts w:ascii="Consolas" w:eastAsia="Consolas" w:hAnsi="Consolas"/>
-          <w:sz w:val="18"/>
-        </w:rPr>
-        <w:br/>
-      </w:r>
-      <w:r>
-        <w:rPr>
-          <w:rFonts w:ascii="Consolas" w:eastAsia="Consolas" w:hAnsi="Consolas"/>
-          <w:sz w:val="18"/>
-        </w:rPr>
-        <w:t>)</w:t>
-      </w:r>
-    </w:p>
-    <w:p>
-      <w:pPr>
-        <w:pStyle w:val="Heading1"/>
-      </w:pPr>
-      <w:r>
-        <w:t>7. Enum 설계</w:t>
-      </w:r>
-    </w:p>
-    <w:p>
-      <w:r>
-        <w:t>DB에는 Enum을 문자열로 저장하고 Java에서는 Enum 타입으로 매핑한다.</w:t>
-      </w:r>
-    </w:p>
-    <w:p>
-      <w:r>
-        <w:rPr>
-          <w:rFonts w:ascii="Consolas" w:eastAsia="Consolas" w:hAnsi="Consolas"/>
-          <w:sz w:val="18"/>
-        </w:rPr>
-        <w:t>ContentStatus</w:t>
-      </w:r>
-      <w:r>
-        <w:rPr>
-          <w:rFonts w:ascii="Consolas" w:eastAsia="Consolas" w:hAnsi="Consolas"/>
-          <w:sz w:val="18"/>
-        </w:rPr>
-        <w:br/>
-      </w:r>
-      <w:r>
-        <w:rPr>
-          <w:rFonts w:ascii="Consolas" w:eastAsia="Consolas" w:hAnsi="Consolas"/>
-          <w:sz w:val="18"/>
-        </w:rPr>
-        <w:t>├── DRAFT</w:t>
-      </w:r>
-      <w:r>
-        <w:rPr>
-          <w:rFonts w:ascii="Consolas" w:eastAsia="Consolas" w:hAnsi="Consolas"/>
-          <w:sz w:val="18"/>
-        </w:rPr>
-        <w:br/>
-      </w:r>
-      <w:r>
-        <w:rPr>
-          <w:rFonts w:ascii="Consolas" w:eastAsia="Consolas" w:hAnsi="Consolas"/>
-          <w:sz w:val="18"/>
-        </w:rPr>
-        <w:t>├── PUBLISHED</w:t>
-      </w:r>
-      <w:r>
-        <w:rPr>
-          <w:rFonts w:ascii="Consolas" w:eastAsia="Consolas" w:hAnsi="Consolas"/>
-          <w:sz w:val="18"/>
-        </w:rPr>
-        <w:br/>
-      </w:r>
-      <w:r>
-        <w:rPr>
-          <w:rFonts w:ascii="Consolas" w:eastAsia="Consolas" w:hAnsi="Consolas"/>
-          <w:sz w:val="18"/>
-        </w:rPr>
-        <w:t>└── ARCHIVED</w:t>
-      </w:r>
-      <w:r>
-        <w:rPr>
-          <w:rFonts w:ascii="Consolas" w:eastAsia="Consolas" w:hAnsi="Consolas"/>
-          <w:sz w:val="18"/>
-        </w:rPr>
-        <w:br/>
-      </w:r>
-      <w:r>
-        <w:rPr>
-          <w:rFonts w:ascii="Consolas" w:eastAsia="Consolas" w:hAnsi="Consolas"/>
-          <w:sz w:val="18"/>
-        </w:rPr>
-        <w:br/>
-      </w:r>
-      <w:r>
-        <w:rPr>
-          <w:rFonts w:ascii="Consolas" w:eastAsia="Consolas" w:hAnsi="Consolas"/>
-          <w:sz w:val="18"/>
-        </w:rPr>
-        <w:t>JobStatus</w:t>
-      </w:r>
-      <w:r>
-        <w:rPr>
-          <w:rFonts w:ascii="Consolas" w:eastAsia="Consolas" w:hAnsi="Consolas"/>
-          <w:sz w:val="18"/>
-        </w:rPr>
-        <w:br/>
-      </w:r>
-      <w:r>
-        <w:rPr>
-          <w:rFonts w:ascii="Consolas" w:eastAsia="Consolas" w:hAnsi="Consolas"/>
-          <w:sz w:val="18"/>
-        </w:rPr>
-        <w:t>├── PENDING</w:t>
-      </w:r>
-      <w:r>
-        <w:rPr>
-          <w:rFonts w:ascii="Consolas" w:eastAsia="Consolas" w:hAnsi="Consolas"/>
-          <w:sz w:val="18"/>
-        </w:rPr>
-        <w:br/>
-      </w:r>
-      <w:r>
-        <w:rPr>
-          <w:rFonts w:ascii="Consolas" w:eastAsia="Consolas" w:hAnsi="Consolas"/>
-          <w:sz w:val="18"/>
-        </w:rPr>
-        <w:t>├── IN_PROGRESS</w:t>
-      </w:r>
-      <w:r>
-        <w:rPr>
-          <w:rFonts w:ascii="Consolas" w:eastAsia="Consolas" w:hAnsi="Consolas"/>
-          <w:sz w:val="18"/>
-        </w:rPr>
-        <w:br/>
-      </w:r>
-      <w:r>
-        <w:rPr>
-          <w:rFonts w:ascii="Consolas" w:eastAsia="Consolas" w:hAnsi="Consolas"/>
-          <w:sz w:val="18"/>
-        </w:rPr>
-        <w:t>├── SUCCESS</w:t>
-      </w:r>
-      <w:r>
-        <w:rPr>
-          <w:rFonts w:ascii="Consolas" w:eastAsia="Consolas" w:hAnsi="Consolas"/>
-          <w:sz w:val="18"/>
-        </w:rPr>
-        <w:br/>
-      </w:r>
-      <w:r>
-        <w:rPr>
-          <w:rFonts w:ascii="Consolas" w:eastAsia="Consolas" w:hAnsi="Consolas"/>
-          <w:sz w:val="18"/>
-        </w:rPr>
-        <w:t>└── FAILED</w:t>
-      </w:r>
-      <w:r>
-        <w:rPr>
-          <w:rFonts w:ascii="Consolas" w:eastAsia="Consolas" w:hAnsi="Consolas"/>
-          <w:sz w:val="18"/>
-        </w:rPr>
-        <w:br/>
-      </w:r>
-      <w:r>
-        <w:rPr>
-          <w:rFonts w:ascii="Consolas" w:eastAsia="Consolas" w:hAnsi="Consolas"/>
-          <w:sz w:val="18"/>
-        </w:rPr>
-        <w:br/>
-      </w:r>
-      <w:r>
-        <w:rPr>
-          <w:rFonts w:ascii="Consolas" w:eastAsia="Consolas" w:hAnsi="Consolas"/>
-          <w:sz w:val="18"/>
-        </w:rPr>
-        <w:t>JobType</w:t>
-      </w:r>
-      <w:r>
-        <w:rPr>
-          <w:rFonts w:ascii="Consolas" w:eastAsia="Consolas" w:hAnsi="Consolas"/>
-          <w:sz w:val="18"/>
-        </w:rPr>
-        <w:br/>
-      </w:r>
-      <w:r>
-        <w:rPr>
-          <w:rFonts w:ascii="Consolas" w:eastAsia="Consolas" w:hAnsi="Consolas"/>
-          <w:sz w:val="18"/>
-        </w:rPr>
-        <w:t>├── COPY_GENERATION</w:t>
-      </w:r>
-      <w:r>
-        <w:rPr>
-          <w:rFonts w:ascii="Consolas" w:eastAsia="Consolas" w:hAnsi="Consolas"/>
-          <w:sz w:val="18"/>
-        </w:rPr>
-        <w:br/>
-      </w:r>
-      <w:r>
-        <w:rPr>
-          <w:rFonts w:ascii="Consolas" w:eastAsia="Consolas" w:hAnsi="Consolas"/>
-          <w:sz w:val="18"/>
-        </w:rPr>
-        <w:t>├── IMAGE_GENERATION</w:t>
-      </w:r>
-      <w:r>
-        <w:rPr>
-          <w:rFonts w:ascii="Consolas" w:eastAsia="Consolas" w:hAnsi="Consolas"/>
-          <w:sz w:val="18"/>
-        </w:rPr>
-        <w:br/>
-      </w:r>
-      <w:r>
-        <w:rPr>
-          <w:rFonts w:ascii="Consolas" w:eastAsia="Consolas" w:hAnsi="Consolas"/>
-          <w:sz w:val="18"/>
-        </w:rPr>
-        <w:t>└── FULL_PIPELINE</w:t>
-      </w:r>
-    </w:p>
-    <w:p>
-      <w:r>
-        <w:rPr>
-          <w:rFonts w:ascii="Consolas" w:eastAsia="Consolas" w:hAnsi="Consolas"/>
-          <w:sz w:val="18"/>
-        </w:rPr>
-        <w:t>@Enumerated(EnumType.STRING)</w:t>
-      </w:r>
-    </w:p>
-    <w:p>
-      <w:r>
-        <w:t>Enum을 숫자로 저장하지 않는다. Enum 순서가 변경되어도 기존 데이터의 의미가 바뀌지 않도록 문자열을 사용한다.</w:t>
-      </w:r>
-    </w:p>
-    <w:p>
-      <w:pPr>
-        <w:pStyle w:val="Heading1"/>
-      </w:pPr>
-      <w:r>
-        <w:t>8. 인덱스 설계</w:t>
-      </w:r>
-    </w:p>
-    <w:p>
-      <w:r>
-        <w:t>PK는 기본적으로 인덱스가 생성된다. FK와 자동화 처리에서 자주 조회할 가능성이 높은 상태 컬럼에 인덱스를 적용한다.</w:t>
-      </w:r>
-    </w:p>
-    <w:p>
-      <w:r>
-        <w:rPr>
-          <w:rFonts w:ascii="Consolas" w:eastAsia="Consolas" w:hAnsi="Consolas"/>
-          <w:sz w:val="18"/>
-        </w:rPr>
-        <w:t>CREATE INDEX idx_job_history_content_id</w:t>
-      </w:r>
-      <w:r>
-        <w:rPr>
-          <w:rFonts w:ascii="Consolas" w:eastAsia="Consolas" w:hAnsi="Consolas"/>
-          <w:sz w:val="18"/>
-        </w:rPr>
-        <w:br/>
-      </w:r>
-      <w:r>
-        <w:rPr>
-          <w:rFonts w:ascii="Consolas" w:eastAsia="Consolas" w:hAnsi="Consolas"/>
-          <w:sz w:val="18"/>
-        </w:rPr>
-        <w:t>ON job_history(content_id);</w:t>
-      </w:r>
-      <w:r>
-        <w:rPr>
-          <w:rFonts w:ascii="Consolas" w:eastAsia="Consolas" w:hAnsi="Consolas"/>
-          <w:sz w:val="18"/>
-        </w:rPr>
-        <w:br/>
-      </w:r>
-      <w:r>
-        <w:rPr>
-          <w:rFonts w:ascii="Consolas" w:eastAsia="Consolas" w:hAnsi="Consolas"/>
-          <w:sz w:val="18"/>
-        </w:rPr>
-        <w:br/>
-      </w:r>
-      <w:r>
-        <w:rPr>
-          <w:rFonts w:ascii="Consolas" w:eastAsia="Consolas" w:hAnsi="Consolas"/>
-          <w:sz w:val="18"/>
-        </w:rPr>
-        <w:t>CREATE INDEX idx_job_history_status</w:t>
-      </w:r>
-      <w:r>
-        <w:rPr>
-          <w:rFonts w:ascii="Consolas" w:eastAsia="Consolas" w:hAnsi="Consolas"/>
-          <w:sz w:val="18"/>
-        </w:rPr>
-        <w:br/>
-      </w:r>
-      <w:r>
-        <w:rPr>
-          <w:rFonts w:ascii="Consolas" w:eastAsia="Consolas" w:hAnsi="Consolas"/>
-          <w:sz w:val="18"/>
-        </w:rPr>
-        <w:t>ON job_history(status);</w:t>
-      </w:r>
-    </w:p>
-    <w:p>
-      <w:r>
-        <w:t>추가 복합 인덱스는 실제 조회 쿼리와 데이터량을 확인한 후 필요에 따라 추가한다.</w:t>
-      </w:r>
-    </w:p>
-    <w:p>
-      <w:pPr>
-        <w:pStyle w:val="Heading1"/>
-      </w:pPr>
-      <w:r>
-        <w:t>9. 테이블 관계 및 설계 이유</w:t>
-      </w:r>
-    </w:p>
-    <w:p>
-      <w:r>
-        <w:rPr>
-          <w:rFonts w:ascii="Consolas" w:eastAsia="Consolas" w:hAnsi="Consolas"/>
-          <w:sz w:val="18"/>
-        </w:rPr>
-        <w:t>content 1</w:t>
-      </w:r>
-      <w:r>
-        <w:rPr>
-          <w:lang w:eastAsia="ko-KR"/>
-          <w:rFonts w:ascii="Consolas" w:eastAsia="Consolas" w:hAnsi="Consolas"/>
-          <w:sz w:val="18"/>
-          <w:rtl w:val="off"/>
-        </w:rPr>
-        <w:t>:</w:t>
-      </w:r>
-      <w:r>
-        <w:rPr>
-          <w:rFonts w:ascii="Consolas" w:eastAsia="Consolas" w:hAnsi="Consolas"/>
-          <w:sz w:val="18"/>
-        </w:rPr>
-        <w:t>N job_history</w:t>
-      </w:r>
-    </w:p>
-    <w:p>
-      <w:r>
-        <w:t>하나의 콘텐츠에 대해 여러 번의 생성 작업이 발생할 수 있으므로 1:N 관계를 사용한다.</w:t>
-      </w:r>
-    </w:p>
-    <w:p>
-      <w:r>
-        <w:rPr>
-          <w:rFonts w:ascii="Consolas" w:eastAsia="Consolas" w:hAnsi="Consolas"/>
-          <w:sz w:val="18"/>
-        </w:rPr>
-        <w:t>content #10</w:t>
-      </w:r>
-      <w:r>
-        <w:rPr>
-          <w:rFonts w:ascii="Consolas" w:eastAsia="Consolas" w:hAnsi="Consolas"/>
-          <w:sz w:val="18"/>
-        </w:rPr>
-        <w:br/>
-      </w:r>
-      <w:r>
-        <w:rPr>
-          <w:rFonts w:ascii="Consolas" w:eastAsia="Consolas" w:hAnsi="Consolas"/>
-          <w:sz w:val="18"/>
-        </w:rPr>
-        <w:t xml:space="preserve"> ├── job #100 → FULL_PIPELINE → SUCCESS</w:t>
-      </w:r>
-      <w:r>
-        <w:rPr>
-          <w:rFonts w:ascii="Consolas" w:eastAsia="Consolas" w:hAnsi="Consolas"/>
-          <w:sz w:val="18"/>
-        </w:rPr>
-        <w:br/>
-      </w:r>
-      <w:r>
-        <w:rPr>
-          <w:rFonts w:ascii="Consolas" w:eastAsia="Consolas" w:hAnsi="Consolas"/>
-          <w:sz w:val="18"/>
-        </w:rPr>
-        <w:t xml:space="preserve"> ├── job #101 → FULL_PIPELINE → FAILED</w:t>
-      </w:r>
-      <w:r>
-        <w:rPr>
-          <w:rFonts w:ascii="Consolas" w:eastAsia="Consolas" w:hAnsi="Consolas"/>
-          <w:sz w:val="18"/>
-        </w:rPr>
-        <w:br/>
-      </w:r>
-      <w:r>
-        <w:rPr>
-          <w:rFonts w:ascii="Consolas" w:eastAsia="Consolas" w:hAnsi="Consolas"/>
-          <w:sz w:val="18"/>
-        </w:rPr>
-        <w:t xml:space="preserve"> └── job #102 → FULL_PIPELINE → SUCCESS</w:t>
-      </w:r>
-    </w:p>
-    <w:p>
-      <w:r>
-        <w:t>content는 현재 콘텐츠 데이터, job_history는 작업 과정의 기록으로 책임을 분리한다.</w:t>
-      </w:r>
-    </w:p>
-    <w:p>
-      <w:pPr>
-        <w:pStyle w:val="Heading1"/>
-      </w:pPr>
-      <w:r>
-        <w:t>10. Flyway Migration</w:t>
-      </w:r>
-    </w:p>
-    <w:p>
-      <w:r>
-        <w:t>DB 스키마는 Flyway migration으로 버전 관리한다.</w:t>
-      </w:r>
-    </w:p>
-    <w:p>
-      <w:r>
-        <w:rPr>
-          <w:rFonts w:ascii="Consolas" w:eastAsia="Consolas" w:hAnsi="Consolas"/>
-          <w:sz w:val="18"/>
-        </w:rPr>
-        <w:t>src/main/resources/db/migration/</w:t>
-      </w:r>
-      <w:r>
-        <w:rPr>
-          <w:rFonts w:ascii="Consolas" w:eastAsia="Consolas" w:hAnsi="Consolas"/>
-          <w:sz w:val="18"/>
-        </w:rPr>
-        <w:br/>
-      </w:r>
-      <w:r>
-        <w:rPr>
-          <w:rFonts w:ascii="Consolas" w:eastAsia="Consolas" w:hAnsi="Consolas"/>
-          <w:sz w:val="18"/>
-        </w:rPr>
-        <w:t>├── V1__create_content_table.sql</w:t>
-      </w:r>
-      <w:r>
-        <w:rPr>
-          <w:rFonts w:ascii="Consolas" w:eastAsia="Consolas" w:hAnsi="Consolas"/>
-          <w:sz w:val="18"/>
-        </w:rPr>
-        <w:br/>
-      </w:r>
-      <w:r>
-        <w:rPr>
-          <w:rFonts w:ascii="Consolas" w:eastAsia="Consolas" w:hAnsi="Consolas"/>
-          <w:sz w:val="18"/>
-        </w:rPr>
-        <w:t>└── V2__create_job_history_table.sql</w:t>
-      </w:r>
-    </w:p>
-    <w:p>
-      <w:r>
-        <w:t>V1은 content 테이블을 생성하고 V2는 job_history 테이블을 생성한다. 이후 스키마 변경은 V3, V4 등의 새로운 migration으로 추가하며 이미 실행된 migration 파일은 수정하지 않는다.</w:t>
-      </w:r>
-    </w:p>
-    <w:p>
-      <w:pPr>
-        <w:pStyle w:val="Heading1"/>
-      </w:pPr>
-      <w:r>
-        <w:t>11.</w:t>
-      </w:r>
-      <w:r>
-        <w:rPr>
-          <w:lang w:eastAsia="ko-KR"/>
-          <w:rtl w:val="off"/>
-        </w:rPr>
-        <w:t xml:space="preserve"> </w:t>
-      </w:r>
-      <w:r>
-        <w:t>DB 설정</w:t>
-      </w:r>
-    </w:p>
-    <w:p>
-      <w:pPr>
-        <w:rPr/>
-      </w:pPr>
-      <w:r>
-        <w:rPr/>
-        <w:t xml:space="preserve">현재 </w:t>
-      </w:r>
-      <w:r>
-        <w:rPr/>
-        <w:t>BACKEND</w:t>
-      </w:r>
-      <w:r>
-        <w:rPr/>
-        <w:t xml:space="preserve">프로젝트에서는 </w:t>
-      </w:r>
-      <w:r>
-        <w:rPr/>
-        <w:t>src/main/resources/application.properties</w:t>
-      </w:r>
-      <w:r>
-        <w:rPr/>
-        <w:t>를 사용하여 PostgreSQL, JPA, Flyway 관련 설정을 관리한다.</w:t>
-      </w:r>
-    </w:p>
-    <w:p>
-      <w:pPr>
-        <w:rPr/>
-      </w:pPr>
-      <w:r>
-        <w:rPr/>
-        <w:t xml:space="preserve">DB 사용자명과 비밀번호 등 민감한 정보는 </w:t>
-      </w:r>
-      <w:r>
-        <w:rPr/>
-        <w:t>application.properties</w:t>
-      </w:r>
-      <w:r>
-        <w:rPr/>
-        <w:t>에 직접 작성하지 않고 환경변수를 통해 주입한다.</w:t>
-      </w:r>
-    </w:p>
-    <w:p>
-      <w:pPr>
-        <w:rPr/>
-      </w:pPr>
-      <w:r>
-        <w:rPr/>
-        <w:t>현재는 별도의 로컬/운영 설정 파일을 생성하지 않으며, 향후 환경별 설정 분리가 필요한 시점에 Spring Profile을 적용하여 확장한다.</w:t>
-      </w:r>
-    </w:p>
-    <w:p>
-      <w:pPr>
-        <w:pStyle w:val="Heading1"/>
-      </w:pPr>
-      <w:r>
-        <w:t>12. DB 관련 의존성</w:t>
-      </w:r>
-    </w:p>
-    <w:p>
-      <w:r>
-        <w:rPr>
-          <w:rFonts w:ascii="Consolas" w:eastAsia="Consolas" w:hAnsi="Consolas"/>
-          <w:sz w:val="18"/>
-        </w:rPr>
-        <w:t>implementation 'org.springframework.boot:spring-boot-starter-data-jpa'</w:t>
-      </w:r>
-      <w:r>
-        <w:rPr>
-          <w:rFonts w:ascii="Consolas" w:eastAsia="Consolas" w:hAnsi="Consolas"/>
-          <w:sz w:val="18"/>
-        </w:rPr>
-        <w:br/>
-      </w:r>
-      <w:r>
-        <w:rPr>
-          <w:rFonts w:ascii="Consolas" w:eastAsia="Consolas" w:hAnsi="Consolas"/>
-          <w:sz w:val="18"/>
-        </w:rPr>
-        <w:t>implementation 'org.springframework.boot:spring-boot-starter-validation'</w:t>
-      </w:r>
-      <w:r>
-        <w:rPr>
-          <w:rFonts w:ascii="Consolas" w:eastAsia="Consolas" w:hAnsi="Consolas"/>
-          <w:sz w:val="18"/>
-        </w:rPr>
-        <w:br/>
-      </w:r>
-      <w:r>
-        <w:rPr>
-          <w:rFonts w:ascii="Consolas" w:eastAsia="Consolas" w:hAnsi="Consolas"/>
-          <w:sz w:val="18"/>
-        </w:rPr>
-        <w:br/>
-      </w:r>
-      <w:r>
-        <w:rPr>
-          <w:rFonts w:ascii="Consolas" w:eastAsia="Consolas" w:hAnsi="Consolas"/>
-          <w:sz w:val="18"/>
-        </w:rPr>
-        <w:t>implementation 'org.flywaydb:flyway-core'</w:t>
-      </w:r>
-      <w:r>
-        <w:rPr>
-          <w:rFonts w:ascii="Consolas" w:eastAsia="Consolas" w:hAnsi="Consolas"/>
-          <w:sz w:val="18"/>
-        </w:rPr>
-        <w:br/>
-      </w:r>
-      <w:r>
-        <w:rPr>
-          <w:rFonts w:ascii="Consolas" w:eastAsia="Consolas" w:hAnsi="Consolas"/>
-          <w:sz w:val="18"/>
-        </w:rPr>
-        <w:t>implementation 'org.flywaydb:flyway-database-postgresql'</w:t>
-      </w:r>
-      <w:r>
-        <w:rPr>
-          <w:rFonts w:ascii="Consolas" w:eastAsia="Consolas" w:hAnsi="Consolas"/>
-          <w:sz w:val="18"/>
-        </w:rPr>
-        <w:br/>
-      </w:r>
-      <w:r>
-        <w:rPr>
-          <w:rFonts w:ascii="Consolas" w:eastAsia="Consolas" w:hAnsi="Consolas"/>
-          <w:sz w:val="18"/>
-        </w:rPr>
-        <w:br/>
-      </w:r>
-      <w:r>
-        <w:rPr>
-          <w:rFonts w:ascii="Consolas" w:eastAsia="Consolas" w:hAnsi="Consolas"/>
-          <w:sz w:val="18"/>
-        </w:rPr>
-        <w:t>runtimeOnly 'org.postgresql:postgresql'</w:t>
-      </w:r>
-      <w:r>
-        <w:rPr>
-          <w:rFonts w:ascii="Consolas" w:eastAsia="Consolas" w:hAnsi="Consolas"/>
-          <w:sz w:val="18"/>
-        </w:rPr>
-        <w:br/>
-      </w:r>
-      <w:r>
-        <w:rPr>
-          <w:rFonts w:ascii="Consolas" w:eastAsia="Consolas" w:hAnsi="Consolas"/>
-          <w:sz w:val="18"/>
-        </w:rPr>
-        <w:br/>
-      </w:r>
-      <w:r>
-        <w:rPr>
-          <w:rFonts w:ascii="Consolas" w:eastAsia="Consolas" w:hAnsi="Consolas"/>
-          <w:sz w:val="18"/>
-        </w:rPr>
-        <w:t>implementation 'io.hypersistence:hypersistence-utils-hibernate-63:3.7.3'</w:t>
-      </w:r>
-      <w:r>
-        <w:rPr>
-          <w:rFonts w:ascii="Consolas" w:eastAsia="Consolas" w:hAnsi="Consolas"/>
-          <w:sz w:val="18"/>
-        </w:rPr>
-        <w:br/>
-      </w:r>
-      <w:r>
-        <w:rPr>
-          <w:rFonts w:ascii="Consolas" w:eastAsia="Consolas" w:hAnsi="Consolas"/>
-          <w:sz w:val="18"/>
-        </w:rPr>
-        <w:br/>
-      </w:r>
-      <w:r>
-        <w:rPr>
-          <w:rFonts w:ascii="Consolas" w:eastAsia="Consolas" w:hAnsi="Consolas"/>
-          <w:sz w:val="18"/>
-        </w:rPr>
-        <w:t>testImplementation 'org.springframework.boot:spring-boot-starter-test'</w:t>
-      </w:r>
-    </w:p>
-    <w:p>
-      <w:r>
-        <w:t>JSONB와 Java 컬렉션 간 매핑을 위해 Hypersistence Utils를 사용한다. 실제 프로젝트의 Spring Boot 및 Hibernate 버전에 따라 의존성 버전 호환성을 확인한 후 확정한다.</w:t>
-      </w:r>
-    </w:p>
-    <w:p>
-      <w:pPr>
-        <w:pStyle w:val="Heading1"/>
-      </w:pPr>
-      <w:r>
-        <w:t>13. 테스트 기준</w:t>
-      </w:r>
-    </w:p>
-    <w:p>
-      <w:pPr>
-        <w:pStyle w:val="Heading2"/>
-      </w:pPr>
-      <w:r>
-        <w:t>13.1 정상 동작</w:t>
-      </w:r>
-    </w:p>
-    <w:p>
-      <w:r>
-        <w:t>content 및 job_history의 샘플 INSERT가 정상적으로 수행되어야 하며 SELECT 및 두 테이블 간 JOIN을 통해 저장된 데이터를 확인할 수 있어야 한다.</w:t>
-      </w:r>
-    </w:p>
-    <w:p>
-      <w:pPr>
-        <w:pStyle w:val="Heading2"/>
-      </w:pPr>
-      <w:r>
-        <w:t>13.2 제약조건 검증</w:t>
+        <w:t>7.2 컬럼 정의</w:t>
       </w:r>
     </w:p>
     <w:tbl>
@@ -4038,44 +1395,65 @@
         <w:jc w:val="center"/>
       </w:tblPr>
       <w:tblGrid>
-        <w:gridCol w:w="2880"/>
-        <w:gridCol w:w="2880"/>
-        <w:gridCol w:w="2880"/>
+        <w:gridCol w:w="1987"/>
+        <w:gridCol w:w="1987"/>
+        <w:gridCol w:w="1987"/>
+        <w:gridCol w:w="1987"/>
+        <w:gridCol w:w="1987"/>
       </w:tblGrid>
       <w:tr>
         <w:tc>
           <w:tcPr>
-            <w:tcW w:w="2880" w:type="dxa"/>
+            <w:tcW w:w="1987" w:type="dxa"/>
             <w:shd w:val="clear" w:color="auto" w:fill="D9EAF7"/>
-            <w:vAlign w:val="center"/>
-          </w:tcPr>
-          <w:p>
-            <w:r>
-              <w:t>검증 항목</w:t>
-            </w:r>
-          </w:p>
-        </w:tc>
-        <w:tc>
-          <w:tcPr>
-            <w:tcW w:w="2880" w:type="dxa"/>
+          </w:tcPr>
+          <w:p>
+            <w:r>
+              <w:t>컬럼</w:t>
+            </w:r>
+          </w:p>
+        </w:tc>
+        <w:tc>
+          <w:tcPr>
+            <w:tcW w:w="1987" w:type="dxa"/>
             <w:shd w:val="clear" w:color="auto" w:fill="D9EAF7"/>
-            <w:vAlign w:val="center"/>
-          </w:tcPr>
-          <w:p>
-            <w:r>
-              <w:t>입력</w:t>
-            </w:r>
-          </w:p>
-        </w:tc>
-        <w:tc>
-          <w:tcPr>
-            <w:tcW w:w="2880" w:type="dxa"/>
+          </w:tcPr>
+          <w:p>
+            <w:r>
+              <w:t>PostgreSQL 타입</w:t>
+            </w:r>
+          </w:p>
+        </w:tc>
+        <w:tc>
+          <w:tcPr>
+            <w:tcW w:w="1987" w:type="dxa"/>
             <w:shd w:val="clear" w:color="auto" w:fill="D9EAF7"/>
-            <w:vAlign w:val="center"/>
-          </w:tcPr>
-          <w:p>
-            <w:r>
-              <w:t>기대 결과</w:t>
+          </w:tcPr>
+          <w:p>
+            <w:r>
+              <w:t>NULL</w:t>
+            </w:r>
+          </w:p>
+        </w:tc>
+        <w:tc>
+          <w:tcPr>
+            <w:tcW w:w="1987" w:type="dxa"/>
+            <w:shd w:val="clear" w:color="auto" w:fill="D9EAF7"/>
+          </w:tcPr>
+          <w:p>
+            <w:r>
+              <w:t>제약조건</w:t>
+            </w:r>
+          </w:p>
+        </w:tc>
+        <w:tc>
+          <w:tcPr>
+            <w:tcW w:w="1987" w:type="dxa"/>
+            <w:shd w:val="clear" w:color="auto" w:fill="D9EAF7"/>
+          </w:tcPr>
+          <w:p>
+            <w:r>
+              <w:t>설명</w:t>
             </w:r>
           </w:p>
         </w:tc>
@@ -4083,34 +1461,51 @@
       <w:tr>
         <w:tc>
           <w:tcPr>
-            <w:tcW w:w="2880" w:type="dxa"/>
-            <w:vAlign w:val="center"/>
-          </w:tcPr>
-          <w:p>
-            <w:r>
-              <w:t>Content Status</w:t>
-            </w:r>
-          </w:p>
-        </w:tc>
-        <w:tc>
-          <w:tcPr>
-            <w:tcW w:w="2880" w:type="dxa"/>
-            <w:vAlign w:val="center"/>
-          </w:tcPr>
-          <w:p>
-            <w:r>
-              <w:t>INVALID</w:t>
-            </w:r>
-          </w:p>
-        </w:tc>
-        <w:tc>
-          <w:tcPr>
-            <w:tcW w:w="2880" w:type="dxa"/>
-            <w:vAlign w:val="center"/>
-          </w:tcPr>
-          <w:p>
-            <w:r>
-              <w:t>INSERT 실패</w:t>
+            <w:tcW w:w="1987" w:type="dxa"/>
+          </w:tcPr>
+          <w:p>
+            <w:r>
+              <w:t>id</w:t>
+            </w:r>
+          </w:p>
+        </w:tc>
+        <w:tc>
+          <w:tcPr>
+            <w:tcW w:w="1987" w:type="dxa"/>
+          </w:tcPr>
+          <w:p>
+            <w:r>
+              <w:t>BIGSERIAL</w:t>
+            </w:r>
+          </w:p>
+        </w:tc>
+        <w:tc>
+          <w:tcPr>
+            <w:tcW w:w="1987" w:type="dxa"/>
+          </w:tcPr>
+          <w:p>
+            <w:r>
+              <w:t>N</w:t>
+            </w:r>
+          </w:p>
+        </w:tc>
+        <w:tc>
+          <w:tcPr>
+            <w:tcW w:w="1987" w:type="dxa"/>
+          </w:tcPr>
+          <w:p>
+            <w:r>
+              <w:t>PK</w:t>
+            </w:r>
+          </w:p>
+        </w:tc>
+        <w:tc>
+          <w:tcPr>
+            <w:tcW w:w="1987" w:type="dxa"/>
+          </w:tcPr>
+          <w:p>
+            <w:r>
+              <w:t>작업 ID</w:t>
             </w:r>
           </w:p>
         </w:tc>
@@ -4118,34 +1513,51 @@
       <w:tr>
         <w:tc>
           <w:tcPr>
-            <w:tcW w:w="2880" w:type="dxa"/>
-            <w:vAlign w:val="center"/>
-          </w:tcPr>
-          <w:p>
-            <w:r>
-              <w:t>Job Status</w:t>
-            </w:r>
-          </w:p>
-        </w:tc>
-        <w:tc>
-          <w:tcPr>
-            <w:tcW w:w="2880" w:type="dxa"/>
-            <w:vAlign w:val="center"/>
-          </w:tcPr>
-          <w:p>
-            <w:r>
-              <w:t>INVALID</w:t>
-            </w:r>
-          </w:p>
-        </w:tc>
-        <w:tc>
-          <w:tcPr>
-            <w:tcW w:w="2880" w:type="dxa"/>
-            <w:vAlign w:val="center"/>
-          </w:tcPr>
-          <w:p>
-            <w:r>
-              <w:t>INSERT 실패</w:t>
+            <w:tcW w:w="1987" w:type="dxa"/>
+          </w:tcPr>
+          <w:p>
+            <w:r>
+              <w:t>content_id</w:t>
+            </w:r>
+          </w:p>
+        </w:tc>
+        <w:tc>
+          <w:tcPr>
+            <w:tcW w:w="1987" w:type="dxa"/>
+          </w:tcPr>
+          <w:p>
+            <w:r>
+              <w:t>BIGINT</w:t>
+            </w:r>
+          </w:p>
+        </w:tc>
+        <w:tc>
+          <w:tcPr>
+            <w:tcW w:w="1987" w:type="dxa"/>
+          </w:tcPr>
+          <w:p>
+            <w:r>
+              <w:t>N</w:t>
+            </w:r>
+          </w:p>
+        </w:tc>
+        <w:tc>
+          <w:tcPr>
+            <w:tcW w:w="1987" w:type="dxa"/>
+          </w:tcPr>
+          <w:p>
+            <w:r>
+              <w:t>FK (RESTRICT)</w:t>
+            </w:r>
+          </w:p>
+        </w:tc>
+        <w:tc>
+          <w:tcPr>
+            <w:tcW w:w="1987" w:type="dxa"/>
+          </w:tcPr>
+          <w:p>
+            <w:r>
+              <w:t>생성된 콘텐츠</w:t>
             </w:r>
           </w:p>
         </w:tc>
@@ -4153,34 +1565,51 @@
       <w:tr>
         <w:tc>
           <w:tcPr>
-            <w:tcW w:w="2880" w:type="dxa"/>
-            <w:vAlign w:val="center"/>
-          </w:tcPr>
-          <w:p>
-            <w:r>
-              <w:t>Job Type</w:t>
-            </w:r>
-          </w:p>
-        </w:tc>
-        <w:tc>
-          <w:tcPr>
-            <w:tcW w:w="2880" w:type="dxa"/>
-            <w:vAlign w:val="center"/>
-          </w:tcPr>
-          <w:p>
-            <w:r>
-              <w:t>INVALID</w:t>
-            </w:r>
-          </w:p>
-        </w:tc>
-        <w:tc>
-          <w:tcPr>
-            <w:tcW w:w="2880" w:type="dxa"/>
-            <w:vAlign w:val="center"/>
-          </w:tcPr>
-          <w:p>
-            <w:r>
-              <w:t>INSERT 실패</w:t>
+            <w:tcW w:w="1987" w:type="dxa"/>
+          </w:tcPr>
+          <w:p>
+            <w:r>
+              <w:t>job_type</w:t>
+            </w:r>
+          </w:p>
+        </w:tc>
+        <w:tc>
+          <w:tcPr>
+            <w:tcW w:w="1987" w:type="dxa"/>
+          </w:tcPr>
+          <w:p>
+            <w:r>
+              <w:t>VARCHAR(30)</w:t>
+            </w:r>
+          </w:p>
+        </w:tc>
+        <w:tc>
+          <w:tcPr>
+            <w:tcW w:w="1987" w:type="dxa"/>
+          </w:tcPr>
+          <w:p>
+            <w:r>
+              <w:t>N</w:t>
+            </w:r>
+          </w:p>
+        </w:tc>
+        <w:tc>
+          <w:tcPr>
+            <w:tcW w:w="1987" w:type="dxa"/>
+          </w:tcPr>
+          <w:p>
+            <w:r>
+              <w:t>CHECK</w:t>
+            </w:r>
+          </w:p>
+        </w:tc>
+        <w:tc>
+          <w:tcPr>
+            <w:tcW w:w="1987" w:type="dxa"/>
+          </w:tcPr>
+          <w:p>
+            <w:r>
+              <w:t>작업 유형</w:t>
             </w:r>
           </w:p>
         </w:tc>
@@ -4188,34 +1617,51 @@
       <w:tr>
         <w:tc>
           <w:tcPr>
-            <w:tcW w:w="2880" w:type="dxa"/>
-            <w:vAlign w:val="center"/>
-          </w:tcPr>
-          <w:p>
-            <w:r>
-              <w:t>FK</w:t>
-            </w:r>
-          </w:p>
-        </w:tc>
-        <w:tc>
-          <w:tcPr>
-            <w:tcW w:w="2880" w:type="dxa"/>
-            <w:vAlign w:val="center"/>
-          </w:tcPr>
-          <w:p>
-            <w:r>
-              <w:t>존재하지 않는 content_id</w:t>
-            </w:r>
-          </w:p>
-        </w:tc>
-        <w:tc>
-          <w:tcPr>
-            <w:tcW w:w="2880" w:type="dxa"/>
-            <w:vAlign w:val="center"/>
-          </w:tcPr>
-          <w:p>
-            <w:r>
-              <w:t>INSERT 실패</w:t>
+            <w:tcW w:w="1987" w:type="dxa"/>
+          </w:tcPr>
+          <w:p>
+            <w:r>
+              <w:t>status</w:t>
+            </w:r>
+          </w:p>
+        </w:tc>
+        <w:tc>
+          <w:tcPr>
+            <w:tcW w:w="1987" w:type="dxa"/>
+          </w:tcPr>
+          <w:p>
+            <w:r>
+              <w:t>VARCHAR(30)</w:t>
+            </w:r>
+          </w:p>
+        </w:tc>
+        <w:tc>
+          <w:tcPr>
+            <w:tcW w:w="1987" w:type="dxa"/>
+          </w:tcPr>
+          <w:p>
+            <w:r>
+              <w:t>N</w:t>
+            </w:r>
+          </w:p>
+        </w:tc>
+        <w:tc>
+          <w:tcPr>
+            <w:tcW w:w="1987" w:type="dxa"/>
+          </w:tcPr>
+          <w:p>
+            <w:r>
+              <w:t>CHECK</w:t>
+            </w:r>
+          </w:p>
+        </w:tc>
+        <w:tc>
+          <w:tcPr>
+            <w:tcW w:w="1987" w:type="dxa"/>
+          </w:tcPr>
+          <w:p>
+            <w:r>
+              <w:t>작업 상태</w:t>
             </w:r>
           </w:p>
         </w:tc>
@@ -4223,34 +1669,207 @@
       <w:tr>
         <w:tc>
           <w:tcPr>
-            <w:tcW w:w="2880" w:type="dxa"/>
-            <w:vAlign w:val="center"/>
-          </w:tcPr>
-          <w:p>
-            <w:r>
-              <w:t>시간 CHECK</w:t>
-            </w:r>
-          </w:p>
-        </w:tc>
-        <w:tc>
-          <w:tcPr>
-            <w:tcW w:w="2880" w:type="dxa"/>
-            <w:vAlign w:val="center"/>
-          </w:tcPr>
-          <w:p>
-            <w:r>
-              <w:t>completed_at &lt; started_at</w:t>
-            </w:r>
-          </w:p>
-        </w:tc>
-        <w:tc>
-          <w:tcPr>
-            <w:tcW w:w="2880" w:type="dxa"/>
-            <w:vAlign w:val="center"/>
-          </w:tcPr>
-          <w:p>
-            <w:r>
-              <w:t>INSERT/UPDATE 실패</w:t>
+            <w:tcW w:w="1987" w:type="dxa"/>
+          </w:tcPr>
+          <w:p>
+            <w:r>
+              <w:t>result_url</w:t>
+            </w:r>
+          </w:p>
+        </w:tc>
+        <w:tc>
+          <w:tcPr>
+            <w:tcW w:w="1987" w:type="dxa"/>
+          </w:tcPr>
+          <w:p>
+            <w:r>
+              <w:t>TEXT</w:t>
+            </w:r>
+          </w:p>
+        </w:tc>
+        <w:tc>
+          <w:tcPr>
+            <w:tcW w:w="1987" w:type="dxa"/>
+          </w:tcPr>
+          <w:p>
+            <w:r>
+              <w:t>Y</w:t>
+            </w:r>
+          </w:p>
+        </w:tc>
+        <w:tc>
+          <w:tcPr>
+            <w:tcW w:w="1987" w:type="dxa"/>
+          </w:tcPr>
+          <w:p>
+            <w:r>
+              <w:t>-</w:t>
+            </w:r>
+          </w:p>
+        </w:tc>
+        <w:tc>
+          <w:tcPr>
+            <w:tcW w:w="1987" w:type="dxa"/>
+          </w:tcPr>
+          <w:p>
+            <w:r>
+              <w:t>결과 URL</w:t>
+            </w:r>
+          </w:p>
+        </w:tc>
+      </w:tr>
+      <w:tr>
+        <w:tc>
+          <w:tcPr>
+            <w:tcW w:w="1987" w:type="dxa"/>
+          </w:tcPr>
+          <w:p>
+            <w:r>
+              <w:t>error_message</w:t>
+            </w:r>
+          </w:p>
+        </w:tc>
+        <w:tc>
+          <w:tcPr>
+            <w:tcW w:w="1987" w:type="dxa"/>
+          </w:tcPr>
+          <w:p>
+            <w:r>
+              <w:t>TEXT</w:t>
+            </w:r>
+          </w:p>
+        </w:tc>
+        <w:tc>
+          <w:tcPr>
+            <w:tcW w:w="1987" w:type="dxa"/>
+          </w:tcPr>
+          <w:p>
+            <w:r>
+              <w:t>Y</w:t>
+            </w:r>
+          </w:p>
+        </w:tc>
+        <w:tc>
+          <w:tcPr>
+            <w:tcW w:w="1987" w:type="dxa"/>
+          </w:tcPr>
+          <w:p>
+            <w:r>
+              <w:t>-</w:t>
+            </w:r>
+          </w:p>
+        </w:tc>
+        <w:tc>
+          <w:tcPr>
+            <w:tcW w:w="1987" w:type="dxa"/>
+          </w:tcPr>
+          <w:p>
+            <w:r>
+              <w:t>실패 사유</w:t>
+            </w:r>
+          </w:p>
+        </w:tc>
+      </w:tr>
+      <w:tr>
+        <w:tc>
+          <w:tcPr>
+            <w:tcW w:w="1987" w:type="dxa"/>
+          </w:tcPr>
+          <w:p>
+            <w:r>
+              <w:t>requested_at</w:t>
+            </w:r>
+          </w:p>
+        </w:tc>
+        <w:tc>
+          <w:tcPr>
+            <w:tcW w:w="1987" w:type="dxa"/>
+          </w:tcPr>
+          <w:p>
+            <w:r>
+              <w:t>TIMESTAMPTZ</w:t>
+            </w:r>
+          </w:p>
+        </w:tc>
+        <w:tc>
+          <w:tcPr>
+            <w:tcW w:w="1987" w:type="dxa"/>
+          </w:tcPr>
+          <w:p>
+            <w:r>
+              <w:t>N</w:t>
+            </w:r>
+          </w:p>
+        </w:tc>
+        <w:tc>
+          <w:tcPr>
+            <w:tcW w:w="1987" w:type="dxa"/>
+          </w:tcPr>
+          <w:p>
+            <w:r>
+              <w:t>DEFAULT</w:t>
+            </w:r>
+          </w:p>
+        </w:tc>
+        <w:tc>
+          <w:tcPr>
+            <w:tcW w:w="1987" w:type="dxa"/>
+          </w:tcPr>
+          <w:p>
+            <w:r>
+              <w:t>작업 시작 요청 시각</w:t>
+            </w:r>
+          </w:p>
+        </w:tc>
+      </w:tr>
+      <w:tr>
+        <w:tc>
+          <w:tcPr>
+            <w:tcW w:w="1987" w:type="dxa"/>
+          </w:tcPr>
+          <w:p>
+            <w:r>
+              <w:t>completed_at</w:t>
+            </w:r>
+          </w:p>
+        </w:tc>
+        <w:tc>
+          <w:tcPr>
+            <w:tcW w:w="1987" w:type="dxa"/>
+          </w:tcPr>
+          <w:p>
+            <w:r>
+              <w:t>TIMESTAMPTZ</w:t>
+            </w:r>
+          </w:p>
+        </w:tc>
+        <w:tc>
+          <w:tcPr>
+            <w:tcW w:w="1987" w:type="dxa"/>
+          </w:tcPr>
+          <w:p>
+            <w:r>
+              <w:t>Y</w:t>
+            </w:r>
+          </w:p>
+        </w:tc>
+        <w:tc>
+          <w:tcPr>
+            <w:tcW w:w="1987" w:type="dxa"/>
+          </w:tcPr>
+          <w:p>
+            <w:r>
+              <w:t>-</w:t>
+            </w:r>
+          </w:p>
+        </w:tc>
+        <w:tc>
+          <w:tcPr>
+            <w:tcW w:w="1987" w:type="dxa"/>
+          </w:tcPr>
+          <w:p>
+            <w:r>
+              <w:t>작업 완료 시각</w:t>
             </w:r>
           </w:p>
         </w:tc>
@@ -4258,399 +1877,11 @@
     </w:tbl>
     <w:p/>
     <w:p>
-      <w:r>
-        <w:t>위 검증을 통해 상태값이 DB CHECK Constraint에 의해 차단되는지 확인한다.</w:t>
-      </w:r>
-    </w:p>
-    <w:p>
       <w:pPr>
-        <w:pStyle w:val="Heading1"/>
+        <w:pStyle w:val="Heading2"/>
       </w:pPr>
       <w:r>
-        <w:t>14. 자동화 시스템에서의 활용</w:t>
-      </w:r>
-    </w:p>
-    <w:p>
-      <w:r>
-        <w:rPr>
-          <w:rFonts w:ascii="Consolas" w:eastAsia="Consolas" w:hAnsi="Consolas"/>
-          <w:sz w:val="18"/>
-        </w:rPr>
-        <w:t>PENDING</w:t>
-      </w:r>
-      <w:r>
-        <w:rPr>
-          <w:rFonts w:ascii="Consolas" w:eastAsia="Consolas" w:hAnsi="Consolas"/>
-          <w:sz w:val="18"/>
-        </w:rPr>
-        <w:br/>
-      </w:r>
-      <w:r>
-        <w:rPr>
-          <w:rFonts w:ascii="Consolas" w:eastAsia="Consolas" w:hAnsi="Consolas"/>
-          <w:sz w:val="18"/>
-        </w:rPr>
-        <w:t xml:space="preserve">  ↓</w:t>
-      </w:r>
-      <w:r>
-        <w:rPr>
-          <w:rFonts w:ascii="Consolas" w:eastAsia="Consolas" w:hAnsi="Consolas"/>
-          <w:sz w:val="18"/>
-        </w:rPr>
-        <w:br/>
-      </w:r>
-      <w:r>
-        <w:rPr>
-          <w:rFonts w:ascii="Consolas" w:eastAsia="Consolas" w:hAnsi="Consolas"/>
-          <w:sz w:val="18"/>
-        </w:rPr>
-        <w:t>작업 Queue 조회</w:t>
-      </w:r>
-      <w:r>
-        <w:rPr>
-          <w:rFonts w:ascii="Consolas" w:eastAsia="Consolas" w:hAnsi="Consolas"/>
-          <w:sz w:val="18"/>
-        </w:rPr>
-        <w:br/>
-      </w:r>
-      <w:r>
-        <w:rPr>
-          <w:rFonts w:ascii="Consolas" w:eastAsia="Consolas" w:hAnsi="Consolas"/>
-          <w:sz w:val="18"/>
-        </w:rPr>
-        <w:t xml:space="preserve">  ↓</w:t>
-      </w:r>
-      <w:r>
-        <w:rPr>
-          <w:rFonts w:ascii="Consolas" w:eastAsia="Consolas" w:hAnsi="Consolas"/>
-          <w:sz w:val="18"/>
-        </w:rPr>
-        <w:br/>
-      </w:r>
-      <w:r>
-        <w:rPr>
-          <w:rFonts w:ascii="Consolas" w:eastAsia="Consolas" w:hAnsi="Consolas"/>
-          <w:sz w:val="18"/>
-        </w:rPr>
-        <w:t>IN_PROGRESS</w:t>
-      </w:r>
-      <w:r>
-        <w:rPr>
-          <w:rFonts w:ascii="Consolas" w:eastAsia="Consolas" w:hAnsi="Consolas"/>
-          <w:sz w:val="18"/>
-        </w:rPr>
-        <w:br/>
-      </w:r>
-      <w:r>
-        <w:rPr>
-          <w:rFonts w:ascii="Consolas" w:eastAsia="Consolas" w:hAnsi="Consolas"/>
-          <w:sz w:val="18"/>
-        </w:rPr>
-        <w:t xml:space="preserve">  ↓</w:t>
-      </w:r>
-      <w:r>
-        <w:rPr>
-          <w:rFonts w:ascii="Consolas" w:eastAsia="Consolas" w:hAnsi="Consolas"/>
-          <w:sz w:val="18"/>
-        </w:rPr>
-        <w:br/>
-      </w:r>
-      <w:r>
-        <w:rPr>
-          <w:rFonts w:ascii="Consolas" w:eastAsia="Consolas" w:hAnsi="Consolas"/>
-          <w:sz w:val="18"/>
-        </w:rPr>
-        <w:t>콘텐츠/이미지 생성</w:t>
-      </w:r>
-      <w:r>
-        <w:rPr>
-          <w:rFonts w:ascii="Consolas" w:eastAsia="Consolas" w:hAnsi="Consolas"/>
-          <w:sz w:val="18"/>
-        </w:rPr>
-        <w:br/>
-      </w:r>
-      <w:r>
-        <w:rPr>
-          <w:rFonts w:ascii="Consolas" w:eastAsia="Consolas" w:hAnsi="Consolas"/>
-          <w:sz w:val="18"/>
-        </w:rPr>
-        <w:t xml:space="preserve">  ↓</w:t>
-      </w:r>
-      <w:r>
-        <w:rPr>
-          <w:rFonts w:ascii="Consolas" w:eastAsia="Consolas" w:hAnsi="Consolas"/>
-          <w:sz w:val="18"/>
-        </w:rPr>
-        <w:br/>
-      </w:r>
-      <w:r>
-        <w:rPr>
-          <w:rFonts w:ascii="Consolas" w:eastAsia="Consolas" w:hAnsi="Consolas"/>
-          <w:sz w:val="18"/>
-        </w:rPr>
-        <w:t>성공</w:t>
-      </w:r>
-      <w:r>
-        <w:rPr>
-          <w:rFonts w:ascii="Consolas" w:eastAsia="Consolas" w:hAnsi="Consolas"/>
-          <w:sz w:val="18"/>
-        </w:rPr>
-        <w:br/>
-      </w:r>
-      <w:r>
-        <w:rPr>
-          <w:rFonts w:ascii="Consolas" w:eastAsia="Consolas" w:hAnsi="Consolas"/>
-          <w:sz w:val="18"/>
-        </w:rPr>
-        <w:t xml:space="preserve"> ├── content 생성/연결</w:t>
-      </w:r>
-      <w:r>
-        <w:rPr>
-          <w:rFonts w:ascii="Consolas" w:eastAsia="Consolas" w:hAnsi="Consolas"/>
-          <w:sz w:val="18"/>
-        </w:rPr>
-        <w:br/>
-      </w:r>
-      <w:r>
-        <w:rPr>
-          <w:rFonts w:ascii="Consolas" w:eastAsia="Consolas" w:hAnsi="Consolas"/>
-          <w:sz w:val="18"/>
-        </w:rPr>
-        <w:t xml:space="preserve"> ├── result_url 저장</w:t>
-      </w:r>
-      <w:r>
-        <w:rPr>
-          <w:rFonts w:ascii="Consolas" w:eastAsia="Consolas" w:hAnsi="Consolas"/>
-          <w:sz w:val="18"/>
-        </w:rPr>
-        <w:br/>
-      </w:r>
-      <w:r>
-        <w:rPr>
-          <w:rFonts w:ascii="Consolas" w:eastAsia="Consolas" w:hAnsi="Consolas"/>
-          <w:sz w:val="18"/>
-        </w:rPr>
-        <w:t xml:space="preserve"> └── SUCCESS</w:t>
-      </w:r>
-      <w:r>
-        <w:rPr>
-          <w:rFonts w:ascii="Consolas" w:eastAsia="Consolas" w:hAnsi="Consolas"/>
-          <w:sz w:val="18"/>
-        </w:rPr>
-        <w:br/>
-      </w:r>
-      <w:r>
-        <w:rPr>
-          <w:rFonts w:ascii="Consolas" w:eastAsia="Consolas" w:hAnsi="Consolas"/>
-          <w:sz w:val="18"/>
-        </w:rPr>
-        <w:br/>
-      </w:r>
-      <w:r>
-        <w:rPr>
-          <w:rFonts w:ascii="Consolas" w:eastAsia="Consolas" w:hAnsi="Consolas"/>
-          <w:sz w:val="18"/>
-        </w:rPr>
-        <w:t>실패</w:t>
-      </w:r>
-      <w:r>
-        <w:rPr>
-          <w:rFonts w:ascii="Consolas" w:eastAsia="Consolas" w:hAnsi="Consolas"/>
-          <w:sz w:val="18"/>
-        </w:rPr>
-        <w:br/>
-      </w:r>
-      <w:r>
-        <w:rPr>
-          <w:rFonts w:ascii="Consolas" w:eastAsia="Consolas" w:hAnsi="Consolas"/>
-          <w:sz w:val="18"/>
-        </w:rPr>
-        <w:t xml:space="preserve"> ├── FAILED</w:t>
-      </w:r>
-      <w:r>
-        <w:rPr>
-          <w:rFonts w:ascii="Consolas" w:eastAsia="Consolas" w:hAnsi="Consolas"/>
-          <w:sz w:val="18"/>
-        </w:rPr>
-        <w:br/>
-      </w:r>
-      <w:r>
-        <w:rPr>
-          <w:rFonts w:ascii="Consolas" w:eastAsia="Consolas" w:hAnsi="Consolas"/>
-          <w:sz w:val="18"/>
-        </w:rPr>
-        <w:t xml:space="preserve"> └── error_message 저장</w:t>
-      </w:r>
-    </w:p>
-    <w:p>
-      <w:r>
-        <w:t>job_history를 통해 자동화 시스템의 현재 상태와 과거 작업 결과를 모두 추적할 수 있도록 한다.</w:t>
-      </w:r>
-    </w:p>
-    <w:p>
-      <w:pPr>
-        <w:pStyle w:val="Heading1"/>
-      </w:pPr>
-      <w:r>
-        <w:t>15. 운영 환경 고려사항</w:t>
-      </w:r>
-    </w:p>
-    <w:p>
-      <w:r>
-        <w:t>본 프로젝트는 일반 사용자가 웹브라우저로 접속하여 사용하는 배포형 웹서비스를 목표로 한다. 따라서 일반 사용자의 컴퓨터에 개발용 프로그램 설치를 요구하지 않는 구조를 전제로 한다.</w:t>
-      </w:r>
-    </w:p>
-    <w:p>
-      <w:r>
-        <w:rPr>
-          <w:rFonts w:ascii="Consolas" w:eastAsia="Consolas" w:hAnsi="Consolas"/>
-          <w:sz w:val="18"/>
-        </w:rPr>
-        <w:t>[일반 사용자 PC]</w:t>
-      </w:r>
-      <w:r>
-        <w:rPr>
-          <w:rFonts w:ascii="Consolas" w:eastAsia="Consolas" w:hAnsi="Consolas"/>
-          <w:sz w:val="18"/>
-        </w:rPr>
-        <w:br/>
-      </w:r>
-      <w:r>
-        <w:rPr>
-          <w:rFonts w:ascii="Consolas" w:eastAsia="Consolas" w:hAnsi="Consolas"/>
-          <w:sz w:val="18"/>
-        </w:rPr>
-        <w:t xml:space="preserve">       │ HTTPS</w:t>
-      </w:r>
-      <w:r>
-        <w:rPr>
-          <w:rFonts w:ascii="Consolas" w:eastAsia="Consolas" w:hAnsi="Consolas"/>
-          <w:sz w:val="18"/>
-        </w:rPr>
-        <w:br/>
-      </w:r>
-      <w:r>
-        <w:rPr>
-          <w:rFonts w:ascii="Consolas" w:eastAsia="Consolas" w:hAnsi="Consolas"/>
-          <w:sz w:val="18"/>
-        </w:rPr>
-        <w:t xml:space="preserve">       ▼</w:t>
-      </w:r>
-      <w:r>
-        <w:rPr>
-          <w:rFonts w:ascii="Consolas" w:eastAsia="Consolas" w:hAnsi="Consolas"/>
-          <w:sz w:val="18"/>
-        </w:rPr>
-        <w:br/>
-      </w:r>
-      <w:r>
-        <w:rPr>
-          <w:rFonts w:ascii="Consolas" w:eastAsia="Consolas" w:hAnsi="Consolas"/>
-          <w:sz w:val="18"/>
-        </w:rPr>
-        <w:t>[웹 브라우저]</w:t>
-      </w:r>
-      <w:r>
-        <w:rPr>
-          <w:rFonts w:ascii="Consolas" w:eastAsia="Consolas" w:hAnsi="Consolas"/>
-          <w:sz w:val="18"/>
-        </w:rPr>
-        <w:br/>
-      </w:r>
-      <w:r>
-        <w:rPr>
-          <w:rFonts w:ascii="Consolas" w:eastAsia="Consolas" w:hAnsi="Consolas"/>
-          <w:sz w:val="18"/>
-        </w:rPr>
-        <w:t xml:space="preserve">       │</w:t>
-      </w:r>
-      <w:r>
-        <w:rPr>
-          <w:rFonts w:ascii="Consolas" w:eastAsia="Consolas" w:hAnsi="Consolas"/>
-          <w:sz w:val="18"/>
-        </w:rPr>
-        <w:br/>
-      </w:r>
-      <w:r>
-        <w:rPr>
-          <w:rFonts w:ascii="Consolas" w:eastAsia="Consolas" w:hAnsi="Consolas"/>
-          <w:sz w:val="18"/>
-        </w:rPr>
-        <w:t xml:space="preserve">       ▼</w:t>
-      </w:r>
-      <w:r>
-        <w:rPr>
-          <w:rFonts w:ascii="Consolas" w:eastAsia="Consolas" w:hAnsi="Consolas"/>
-          <w:sz w:val="18"/>
-        </w:rPr>
-        <w:br/>
-      </w:r>
-      <w:r>
-        <w:rPr>
-          <w:rFonts w:ascii="Consolas" w:eastAsia="Consolas" w:hAnsi="Consolas"/>
-          <w:sz w:val="18"/>
-        </w:rPr>
-        <w:t>[배포 서버]</w:t>
-      </w:r>
-      <w:r>
-        <w:rPr>
-          <w:rFonts w:ascii="Consolas" w:eastAsia="Consolas" w:hAnsi="Consolas"/>
-          <w:sz w:val="18"/>
-        </w:rPr>
-        <w:br/>
-      </w:r>
-      <w:r>
-        <w:rPr>
-          <w:rFonts w:ascii="Consolas" w:eastAsia="Consolas" w:hAnsi="Consolas"/>
-          <w:sz w:val="18"/>
-        </w:rPr>
-        <w:t xml:space="preserve">       ├── Spring Boot</w:t>
-      </w:r>
-      <w:r>
-        <w:rPr>
-          <w:rFonts w:ascii="Consolas" w:eastAsia="Consolas" w:hAnsi="Consolas"/>
-          <w:sz w:val="18"/>
-        </w:rPr>
-        <w:br/>
-      </w:r>
-      <w:r>
-        <w:rPr>
-          <w:rFonts w:ascii="Consolas" w:eastAsia="Consolas" w:hAnsi="Consolas"/>
-          <w:sz w:val="18"/>
-        </w:rPr>
-        <w:t xml:space="preserve">       ├── PostgreSQL</w:t>
-      </w:r>
-      <w:r>
-        <w:rPr>
-          <w:rFonts w:ascii="Consolas" w:eastAsia="Consolas" w:hAnsi="Consolas"/>
-          <w:sz w:val="18"/>
-        </w:rPr>
-        <w:br/>
-      </w:r>
-      <w:r>
-        <w:rPr>
-          <w:rFonts w:ascii="Consolas" w:eastAsia="Consolas" w:hAnsi="Consolas"/>
-          <w:sz w:val="18"/>
-        </w:rPr>
-        <w:t xml:space="preserve">       └── 파일/이미지 저장소</w:t>
-      </w:r>
-    </w:p>
-    <w:p>
-      <w:r>
-        <w:t>Java, JDK, PostgreSQL, Docker, Node.js, Git 등의 개발용 프로그램은 개발 및 배포 환경에서만 사용한다.</w:t>
-      </w:r>
-    </w:p>
-    <w:p>
-      <w:pPr>
-        <w:pStyle w:val="Heading1"/>
-      </w:pPr>
-      <w:r>
-        <w:t>16. 향후 확장 가능성</w:t>
-      </w:r>
-    </w:p>
-    <w:p>
-      <w:r>
-        <w:t>현재 Issue #4의 범위에서는 content와 job_history만 구현한다. 다음 기능이 구체화되면 별도 테이블을 추가할 수 있다.</w:t>
+        <w:t>7.3 job_type</w:t>
       </w:r>
     </w:p>
     <w:tbl>
@@ -4661,44 +1892,29 @@
         <w:jc w:val="center"/>
       </w:tblPr>
       <w:tblGrid>
-        <w:gridCol w:w="2880"/>
-        <w:gridCol w:w="2880"/>
-        <w:gridCol w:w="2880"/>
+        <w:gridCol w:w="4968"/>
+        <w:gridCol w:w="4968"/>
       </w:tblGrid>
       <w:tr>
         <w:tc>
           <w:tcPr>
-            <w:tcW w:w="2880" w:type="dxa"/>
+            <w:tcW w:w="4968" w:type="dxa"/>
             <w:shd w:val="clear" w:color="auto" w:fill="D9EAF7"/>
-            <w:vAlign w:val="center"/>
-          </w:tcPr>
-          <w:p>
-            <w:r>
-              <w:t>후속 영역</w:t>
-            </w:r>
-          </w:p>
-        </w:tc>
-        <w:tc>
-          <w:tcPr>
-            <w:tcW w:w="2880" w:type="dxa"/>
+          </w:tcPr>
+          <w:p>
+            <w:r>
+              <w:t>값</w:t>
+            </w:r>
+          </w:p>
+        </w:tc>
+        <w:tc>
+          <w:tcPr>
+            <w:tcW w:w="4968" w:type="dxa"/>
             <w:shd w:val="clear" w:color="auto" w:fill="D9EAF7"/>
-            <w:vAlign w:val="center"/>
-          </w:tcPr>
-          <w:p>
-            <w:r>
-              <w:t>예상 테이블</w:t>
-            </w:r>
-          </w:p>
-        </w:tc>
-        <w:tc>
-          <w:tcPr>
-            <w:tcW w:w="2880" w:type="dxa"/>
-            <w:shd w:val="clear" w:color="auto" w:fill="D9EAF7"/>
-            <w:vAlign w:val="center"/>
-          </w:tcPr>
-          <w:p>
-            <w:r>
-              <w:t>확장 방향</w:t>
+          </w:tcPr>
+          <w:p>
+            <w:r>
+              <w:t>의미</w:t>
             </w:r>
           </w:p>
         </w:tc>
@@ -4706,34 +1922,21 @@
       <w:tr>
         <w:tc>
           <w:tcPr>
-            <w:tcW w:w="2880" w:type="dxa"/>
-            <w:vAlign w:val="center"/>
-          </w:tcPr>
-          <w:p>
-            <w:r>
-              <w:t>템플릿 관리</w:t>
-            </w:r>
-          </w:p>
-        </w:tc>
-        <w:tc>
-          <w:tcPr>
-            <w:tcW w:w="2880" w:type="dxa"/>
-            <w:vAlign w:val="center"/>
-          </w:tcPr>
-          <w:p>
-            <w:r>
-              <w:t>template</w:t>
-            </w:r>
-          </w:p>
-        </w:tc>
-        <w:tc>
-          <w:tcPr>
-            <w:tcW w:w="2880" w:type="dxa"/>
-            <w:vAlign w:val="center"/>
-          </w:tcPr>
-          <w:p>
-            <w:r>
-              <w:t>content.template_id로 연결</w:t>
+            <w:tcW w:w="4968" w:type="dxa"/>
+          </w:tcPr>
+          <w:p>
+            <w:r>
+              <w:t>COPY_GENERATION</w:t>
+            </w:r>
+          </w:p>
+        </w:tc>
+        <w:tc>
+          <w:tcPr>
+            <w:tcW w:w="4968" w:type="dxa"/>
+          </w:tcPr>
+          <w:p>
+            <w:r>
+              <w:t>콘텐츠 문구(카피)만 생성</w:t>
             </w:r>
           </w:p>
         </w:tc>
@@ -4741,34 +1944,21 @@
       <w:tr>
         <w:tc>
           <w:tcPr>
-            <w:tcW w:w="2880" w:type="dxa"/>
-            <w:vAlign w:val="center"/>
-          </w:tcPr>
-          <w:p>
-            <w:r>
-              <w:t>이미지 관리</w:t>
-            </w:r>
-          </w:p>
-        </w:tc>
-        <w:tc>
-          <w:tcPr>
-            <w:tcW w:w="2880" w:type="dxa"/>
-            <w:vAlign w:val="center"/>
-          </w:tcPr>
-          <w:p>
-            <w:r>
-              <w:t>content_image</w:t>
-            </w:r>
-          </w:p>
-        </w:tc>
-        <w:tc>
-          <w:tcPr>
-            <w:tcW w:w="2880" w:type="dxa"/>
-            <w:vAlign w:val="center"/>
-          </w:tcPr>
-          <w:p>
-            <w:r>
-              <w:t>이미지별 메타데이터 정규화</w:t>
+            <w:tcW w:w="4968" w:type="dxa"/>
+          </w:tcPr>
+          <w:p>
+            <w:r>
+              <w:t>IMAGE_GENERATION</w:t>
+            </w:r>
+          </w:p>
+        </w:tc>
+        <w:tc>
+          <w:tcPr>
+            <w:tcW w:w="4968" w:type="dxa"/>
+          </w:tcPr>
+          <w:p>
+            <w:r>
+              <w:t>이미지만 생성</w:t>
             </w:r>
           </w:p>
         </w:tc>
@@ -4776,69 +1966,21 @@
       <w:tr>
         <w:tc>
           <w:tcPr>
-            <w:tcW w:w="2880" w:type="dxa"/>
-            <w:vAlign w:val="center"/>
-          </w:tcPr>
-          <w:p>
-            <w:r>
-              <w:t>사용자 관리</w:t>
-            </w:r>
-          </w:p>
-        </w:tc>
-        <w:tc>
-          <w:tcPr>
-            <w:tcW w:w="2880" w:type="dxa"/>
-            <w:vAlign w:val="center"/>
-          </w:tcPr>
-          <w:p>
-            <w:r>
-              <w:t>user</w:t>
-            </w:r>
-          </w:p>
-        </w:tc>
-        <w:tc>
-          <w:tcPr>
-            <w:tcW w:w="2880" w:type="dxa"/>
-            <w:vAlign w:val="center"/>
-          </w:tcPr>
-          <w:p>
-            <w:r>
-              <w:t>job_history.requested_by를 FK로 변경</w:t>
-            </w:r>
-          </w:p>
-        </w:tc>
-      </w:tr>
-      <w:tr>
-        <w:tc>
-          <w:tcPr>
-            <w:tcW w:w="2880" w:type="dxa"/>
-            <w:vAlign w:val="center"/>
-          </w:tcPr>
-          <w:p>
-            <w:r>
-              <w:t>AI 생성 서비스</w:t>
-            </w:r>
-          </w:p>
-        </w:tc>
-        <w:tc>
-          <w:tcPr>
-            <w:tcW w:w="2880" w:type="dxa"/>
-            <w:vAlign w:val="center"/>
-          </w:tcPr>
-          <w:p>
-            <w:r>
-              <w:t>generation_provider</w:t>
-            </w:r>
-          </w:p>
-        </w:tc>
-        <w:tc>
-          <w:tcPr>
-            <w:tcW w:w="2880" w:type="dxa"/>
-            <w:vAlign w:val="center"/>
-          </w:tcPr>
-          <w:p>
-            <w:r>
-              <w:t>생성 제공자 및 결과 정보 관리</w:t>
+            <w:tcW w:w="4968" w:type="dxa"/>
+          </w:tcPr>
+          <w:p>
+            <w:r>
+              <w:t>FULL_PIPELINE</w:t>
+            </w:r>
+          </w:p>
+        </w:tc>
+        <w:tc>
+          <w:tcPr>
+            <w:tcW w:w="4968" w:type="dxa"/>
+          </w:tcPr>
+          <w:p>
+            <w:r>
+              <w:t>문구+이미지 전체 파이프라인 실행</w:t>
             </w:r>
           </w:p>
         </w:tc>
@@ -4847,453 +1989,157 @@
     <w:p/>
     <w:p>
       <w:pPr>
-        <w:pStyle w:val="Heading1"/>
+        <w:pStyle w:val="Heading2"/>
       </w:pPr>
       <w:r>
-        <w:t>17. ERD 개념</w:t>
+        <w:t>7.4 status</w:t>
+      </w:r>
+    </w:p>
+    <w:tbl>
+      <w:tblPr>
+        <w:tblStyle w:val="TableGrid"/>
+        <w:tblW w:w="0" w:type="auto"/>
+        <w:tblLook w:val="04A0" w:firstRow="1" w:lastRow="0" w:firstColumn="1" w:lastColumn="0" w:noHBand="0" w:noVBand="1"/>
+        <w:jc w:val="center"/>
+      </w:tblPr>
+      <w:tblGrid>
+        <w:gridCol w:w="4968"/>
+        <w:gridCol w:w="4968"/>
+      </w:tblGrid>
+      <w:tr>
+        <w:tc>
+          <w:tcPr>
+            <w:tcW w:w="4968" w:type="dxa"/>
+            <w:shd w:val="clear" w:color="auto" w:fill="D9EAF7"/>
+          </w:tcPr>
+          <w:p>
+            <w:r>
+              <w:t>값</w:t>
+            </w:r>
+          </w:p>
+        </w:tc>
+        <w:tc>
+          <w:tcPr>
+            <w:tcW w:w="4968" w:type="dxa"/>
+            <w:shd w:val="clear" w:color="auto" w:fill="D9EAF7"/>
+          </w:tcPr>
+          <w:p>
+            <w:r>
+              <w:t>의미</w:t>
+            </w:r>
+          </w:p>
+        </w:tc>
+      </w:tr>
+      <w:tr>
+        <w:tc>
+          <w:tcPr>
+            <w:tcW w:w="4968" w:type="dxa"/>
+          </w:tcPr>
+          <w:p>
+            <w:r>
+              <w:t>PENDING</w:t>
+            </w:r>
+          </w:p>
+        </w:tc>
+        <w:tc>
+          <w:tcPr>
+            <w:tcW w:w="4968" w:type="dxa"/>
+          </w:tcPr>
+          <w:p>
+            <w:r>
+              <w:t>작업 대기</w:t>
+            </w:r>
+          </w:p>
+        </w:tc>
+      </w:tr>
+      <w:tr>
+        <w:tc>
+          <w:tcPr>
+            <w:tcW w:w="4968" w:type="dxa"/>
+          </w:tcPr>
+          <w:p>
+            <w:r>
+              <w:t>PROCESSING</w:t>
+            </w:r>
+          </w:p>
+        </w:tc>
+        <w:tc>
+          <w:tcPr>
+            <w:tcW w:w="4968" w:type="dxa"/>
+          </w:tcPr>
+          <w:p>
+            <w:r>
+              <w:t>작업 처리 중</w:t>
+            </w:r>
+          </w:p>
+        </w:tc>
+      </w:tr>
+      <w:tr>
+        <w:tc>
+          <w:tcPr>
+            <w:tcW w:w="4968" w:type="dxa"/>
+          </w:tcPr>
+          <w:p>
+            <w:r>
+              <w:t>COMPLETED</w:t>
+            </w:r>
+          </w:p>
+        </w:tc>
+        <w:tc>
+          <w:tcPr>
+            <w:tcW w:w="4968" w:type="dxa"/>
+          </w:tcPr>
+          <w:p>
+            <w:r>
+              <w:t>작업 성공</w:t>
+            </w:r>
+          </w:p>
+        </w:tc>
+      </w:tr>
+      <w:tr>
+        <w:tc>
+          <w:tcPr>
+            <w:tcW w:w="4968" w:type="dxa"/>
+          </w:tcPr>
+          <w:p>
+            <w:r>
+              <w:t>FAILED</w:t>
+            </w:r>
+          </w:p>
+        </w:tc>
+        <w:tc>
+          <w:tcPr>
+            <w:tcW w:w="4968" w:type="dxa"/>
+          </w:tcPr>
+          <w:p>
+            <w:r>
+              <w:t>작업 실패</w:t>
+            </w:r>
+          </w:p>
+        </w:tc>
+      </w:tr>
+    </w:tbl>
+    <w:p>
+      <w:r>
+        <w:t>CHECK (status IN ('PENDING', 'PROCESSING', 'COMPLETED', 'FAILED'))</w:t>
       </w:r>
     </w:p>
     <w:p>
-      <w:r>
-        <w:rPr>
-          <w:rFonts w:ascii="Consolas" w:eastAsia="Consolas" w:hAnsi="Consolas"/>
-          <w:sz w:val="18"/>
-        </w:rPr>
-        <w:t>┌──────────────────────────────┐</w:t>
-      </w:r>
-      <w:r>
-        <w:rPr>
-          <w:rFonts w:ascii="Consolas" w:eastAsia="Consolas" w:hAnsi="Consolas"/>
-          <w:sz w:val="18"/>
-        </w:rPr>
-        <w:br/>
-      </w:r>
-      <w:r>
-        <w:rPr>
-          <w:rFonts w:ascii="Consolas" w:eastAsia="Consolas" w:hAnsi="Consolas"/>
-          <w:sz w:val="18"/>
-        </w:rPr>
-        <w:t>│           content            │</w:t>
-      </w:r>
-      <w:r>
-        <w:rPr>
-          <w:rFonts w:ascii="Consolas" w:eastAsia="Consolas" w:hAnsi="Consolas"/>
-          <w:sz w:val="18"/>
-        </w:rPr>
-        <w:br/>
-      </w:r>
-      <w:r>
-        <w:rPr>
-          <w:rFonts w:ascii="Consolas" w:eastAsia="Consolas" w:hAnsi="Consolas"/>
-          <w:sz w:val="18"/>
-        </w:rPr>
-        <w:t>├──────────────────────────────┤</w:t>
-      </w:r>
-      <w:r>
-        <w:rPr>
-          <w:rFonts w:ascii="Consolas" w:eastAsia="Consolas" w:hAnsi="Consolas"/>
-          <w:sz w:val="18"/>
-        </w:rPr>
-        <w:br/>
-      </w:r>
-      <w:r>
-        <w:rPr>
-          <w:rFonts w:ascii="Consolas" w:eastAsia="Consolas" w:hAnsi="Consolas"/>
-          <w:sz w:val="18"/>
-        </w:rPr>
-        <w:t>│ PK id                        │</w:t>
-      </w:r>
-      <w:r>
-        <w:rPr>
-          <w:rFonts w:ascii="Consolas" w:eastAsia="Consolas" w:hAnsi="Consolas"/>
-          <w:sz w:val="18"/>
-        </w:rPr>
-        <w:br/>
-      </w:r>
-      <w:r>
-        <w:rPr>
-          <w:rFonts w:ascii="Consolas" w:eastAsia="Consolas" w:hAnsi="Consolas"/>
-          <w:sz w:val="18"/>
-        </w:rPr>
-        <w:t>│ keyword                      │</w:t>
-      </w:r>
-      <w:r>
-        <w:rPr>
-          <w:rFonts w:ascii="Consolas" w:eastAsia="Consolas" w:hAnsi="Consolas"/>
-          <w:sz w:val="18"/>
-        </w:rPr>
-        <w:br/>
-      </w:r>
-      <w:r>
-        <w:rPr>
-          <w:rFonts w:ascii="Consolas" w:eastAsia="Consolas" w:hAnsi="Consolas"/>
-          <w:sz w:val="18"/>
-        </w:rPr>
-        <w:t>│ title                        │</w:t>
-      </w:r>
-      <w:r>
-        <w:rPr>
-          <w:rFonts w:ascii="Consolas" w:eastAsia="Consolas" w:hAnsi="Consolas"/>
-          <w:sz w:val="18"/>
-        </w:rPr>
-        <w:br/>
-      </w:r>
-      <w:r>
-        <w:rPr>
-          <w:rFonts w:ascii="Consolas" w:eastAsia="Consolas" w:hAnsi="Consolas"/>
-          <w:sz w:val="18"/>
-        </w:rPr>
-        <w:t>│ body                         │</w:t>
-      </w:r>
-      <w:r>
-        <w:rPr>
-          <w:rFonts w:ascii="Consolas" w:eastAsia="Consolas" w:hAnsi="Consolas"/>
-          <w:sz w:val="18"/>
-        </w:rPr>
-        <w:br/>
-      </w:r>
-      <w:r>
-        <w:rPr>
-          <w:rFonts w:ascii="Consolas" w:eastAsia="Consolas" w:hAnsi="Consolas"/>
-          <w:sz w:val="18"/>
-        </w:rPr>
-        <w:t>│ template_type                │</w:t>
-      </w:r>
-      <w:r>
-        <w:rPr>
-          <w:rFonts w:ascii="Consolas" w:eastAsia="Consolas" w:hAnsi="Consolas"/>
-          <w:sz w:val="18"/>
-        </w:rPr>
-        <w:br/>
-      </w:r>
-      <w:r>
-        <w:rPr>
-          <w:rFonts w:ascii="Consolas" w:eastAsia="Consolas" w:hAnsi="Consolas"/>
-          <w:sz w:val="18"/>
-        </w:rPr>
-        <w:t>│ image_paths JSONB            │</w:t>
-      </w:r>
-      <w:r>
-        <w:rPr>
-          <w:rFonts w:ascii="Consolas" w:eastAsia="Consolas" w:hAnsi="Consolas"/>
-          <w:sz w:val="18"/>
-        </w:rPr>
-        <w:br/>
-      </w:r>
-      <w:r>
-        <w:rPr>
-          <w:rFonts w:ascii="Consolas" w:eastAsia="Consolas" w:hAnsi="Consolas"/>
-          <w:sz w:val="18"/>
-        </w:rPr>
-        <w:t>│ status                       │</w:t>
-      </w:r>
-      <w:r>
-        <w:rPr>
-          <w:rFonts w:ascii="Consolas" w:eastAsia="Consolas" w:hAnsi="Consolas"/>
-          <w:sz w:val="18"/>
-        </w:rPr>
-        <w:br/>
-      </w:r>
-      <w:r>
-        <w:rPr>
-          <w:rFonts w:ascii="Consolas" w:eastAsia="Consolas" w:hAnsi="Consolas"/>
-          <w:sz w:val="18"/>
-        </w:rPr>
-        <w:t>│ created_at                   │</w:t>
-      </w:r>
-      <w:r>
-        <w:rPr>
-          <w:rFonts w:ascii="Consolas" w:eastAsia="Consolas" w:hAnsi="Consolas"/>
-          <w:sz w:val="18"/>
-        </w:rPr>
-        <w:br/>
-      </w:r>
-      <w:r>
-        <w:rPr>
-          <w:rFonts w:ascii="Consolas" w:eastAsia="Consolas" w:hAnsi="Consolas"/>
-          <w:sz w:val="18"/>
-        </w:rPr>
-        <w:t>│ updated_at                   │</w:t>
-      </w:r>
-      <w:r>
-        <w:rPr>
-          <w:rFonts w:ascii="Consolas" w:eastAsia="Consolas" w:hAnsi="Consolas"/>
-          <w:sz w:val="18"/>
-        </w:rPr>
-        <w:br/>
-      </w:r>
-      <w:r>
-        <w:rPr>
-          <w:rFonts w:ascii="Consolas" w:eastAsia="Consolas" w:hAnsi="Consolas"/>
-          <w:sz w:val="18"/>
-        </w:rPr>
-        <w:t>└───────────────┬──────────────┘</w:t>
-      </w:r>
-      <w:r>
-        <w:rPr>
-          <w:rFonts w:ascii="Consolas" w:eastAsia="Consolas" w:hAnsi="Consolas"/>
-          <w:sz w:val="18"/>
-        </w:rPr>
-        <w:br/>
-      </w:r>
-      <w:r>
-        <w:rPr>
-          <w:rFonts w:ascii="Consolas" w:eastAsia="Consolas" w:hAnsi="Consolas"/>
-          <w:sz w:val="18"/>
-        </w:rPr>
-        <w:t xml:space="preserve">                │ 1</w:t>
-      </w:r>
-      <w:r>
-        <w:rPr>
-          <w:rFonts w:ascii="Consolas" w:eastAsia="Consolas" w:hAnsi="Consolas"/>
-          <w:sz w:val="18"/>
-        </w:rPr>
-        <w:br/>
-      </w:r>
-      <w:r>
-        <w:rPr>
-          <w:rFonts w:ascii="Consolas" w:eastAsia="Consolas" w:hAnsi="Consolas"/>
-          <w:sz w:val="18"/>
-        </w:rPr>
-        <w:t xml:space="preserve">                │</w:t>
-      </w:r>
-      <w:r>
-        <w:rPr>
-          <w:rFonts w:ascii="Consolas" w:eastAsia="Consolas" w:hAnsi="Consolas"/>
-          <w:sz w:val="18"/>
-        </w:rPr>
-        <w:br/>
-      </w:r>
-      <w:r>
-        <w:rPr>
-          <w:rFonts w:ascii="Consolas" w:eastAsia="Consolas" w:hAnsi="Consolas"/>
-          <w:sz w:val="18"/>
-        </w:rPr>
-        <w:t xml:space="preserve">                │ N</w:t>
-      </w:r>
-      <w:r>
-        <w:rPr>
-          <w:rFonts w:ascii="Consolas" w:eastAsia="Consolas" w:hAnsi="Consolas"/>
-          <w:sz w:val="18"/>
-        </w:rPr>
-        <w:br/>
-      </w:r>
-      <w:r>
-        <w:rPr>
-          <w:rFonts w:ascii="Consolas" w:eastAsia="Consolas" w:hAnsi="Consolas"/>
-          <w:sz w:val="18"/>
-        </w:rPr>
-        <w:t>┌───────────────▼──────────────┐</w:t>
-      </w:r>
-      <w:r>
-        <w:rPr>
-          <w:rFonts w:ascii="Consolas" w:eastAsia="Consolas" w:hAnsi="Consolas"/>
-          <w:sz w:val="18"/>
-        </w:rPr>
-        <w:br/>
-      </w:r>
-      <w:r>
-        <w:rPr>
-          <w:rFonts w:ascii="Consolas" w:eastAsia="Consolas" w:hAnsi="Consolas"/>
-          <w:sz w:val="18"/>
-        </w:rPr>
-        <w:t>│         job_history          │</w:t>
-      </w:r>
-      <w:r>
-        <w:rPr>
-          <w:rFonts w:ascii="Consolas" w:eastAsia="Consolas" w:hAnsi="Consolas"/>
-          <w:sz w:val="18"/>
-        </w:rPr>
-        <w:br/>
-      </w:r>
-      <w:r>
-        <w:rPr>
-          <w:rFonts w:ascii="Consolas" w:eastAsia="Consolas" w:hAnsi="Consolas"/>
-          <w:sz w:val="18"/>
-        </w:rPr>
-        <w:t>├──────────────────────────────┤</w:t>
-      </w:r>
-      <w:r>
-        <w:rPr>
-          <w:rFonts w:ascii="Consolas" w:eastAsia="Consolas" w:hAnsi="Consolas"/>
-          <w:sz w:val="18"/>
-        </w:rPr>
-        <w:br/>
-      </w:r>
-      <w:r>
-        <w:rPr>
-          <w:rFonts w:ascii="Consolas" w:eastAsia="Consolas" w:hAnsi="Consolas"/>
-          <w:sz w:val="18"/>
-        </w:rPr>
-        <w:t>│ PK id                        │</w:t>
-      </w:r>
-      <w:r>
-        <w:rPr>
-          <w:rFonts w:ascii="Consolas" w:eastAsia="Consolas" w:hAnsi="Consolas"/>
-          <w:sz w:val="18"/>
-        </w:rPr>
-        <w:br/>
-      </w:r>
-      <w:r>
-        <w:rPr>
-          <w:rFonts w:ascii="Consolas" w:eastAsia="Consolas" w:hAnsi="Consolas"/>
-          <w:sz w:val="18"/>
-        </w:rPr>
-        <w:t>│ FK content_id                │</w:t>
-      </w:r>
-      <w:r>
-        <w:rPr>
-          <w:rFonts w:ascii="Consolas" w:eastAsia="Consolas" w:hAnsi="Consolas"/>
-          <w:sz w:val="18"/>
-        </w:rPr>
-        <w:br/>
-      </w:r>
-      <w:r>
-        <w:rPr>
-          <w:rFonts w:ascii="Consolas" w:eastAsia="Consolas" w:hAnsi="Consolas"/>
-          <w:sz w:val="18"/>
-        </w:rPr>
-        <w:t>│ request_keyword              │</w:t>
-      </w:r>
-      <w:r>
-        <w:rPr>
-          <w:rFonts w:ascii="Consolas" w:eastAsia="Consolas" w:hAnsi="Consolas"/>
-          <w:sz w:val="18"/>
-        </w:rPr>
-        <w:br/>
-      </w:r>
-      <w:r>
-        <w:rPr>
-          <w:rFonts w:ascii="Consolas" w:eastAsia="Consolas" w:hAnsi="Consolas"/>
-          <w:sz w:val="18"/>
-        </w:rPr>
-        <w:t>│ job_type                     │</w:t>
-      </w:r>
-      <w:r>
-        <w:rPr>
-          <w:rFonts w:ascii="Consolas" w:eastAsia="Consolas" w:hAnsi="Consolas"/>
-          <w:sz w:val="18"/>
-        </w:rPr>
-        <w:br/>
-      </w:r>
-      <w:r>
-        <w:rPr>
-          <w:rFonts w:ascii="Consolas" w:eastAsia="Consolas" w:hAnsi="Consolas"/>
-          <w:sz w:val="18"/>
-        </w:rPr>
-        <w:t>│ status                       │</w:t>
-      </w:r>
-      <w:r>
-        <w:rPr>
-          <w:rFonts w:ascii="Consolas" w:eastAsia="Consolas" w:hAnsi="Consolas"/>
-          <w:sz w:val="18"/>
-        </w:rPr>
-        <w:br/>
-      </w:r>
-      <w:r>
-        <w:rPr>
-          <w:rFonts w:ascii="Consolas" w:eastAsia="Consolas" w:hAnsi="Consolas"/>
-          <w:sz w:val="18"/>
-        </w:rPr>
-        <w:t>│ result_url                   │</w:t>
-      </w:r>
-      <w:r>
-        <w:rPr>
-          <w:rFonts w:ascii="Consolas" w:eastAsia="Consolas" w:hAnsi="Consolas"/>
-          <w:sz w:val="18"/>
-        </w:rPr>
-        <w:br/>
-      </w:r>
-      <w:r>
-        <w:rPr>
-          <w:rFonts w:ascii="Consolas" w:eastAsia="Consolas" w:hAnsi="Consolas"/>
-          <w:sz w:val="18"/>
-        </w:rPr>
-        <w:t>│ error_message                │</w:t>
-      </w:r>
-      <w:r>
-        <w:rPr>
-          <w:rFonts w:ascii="Consolas" w:eastAsia="Consolas" w:hAnsi="Consolas"/>
-          <w:sz w:val="18"/>
-        </w:rPr>
-        <w:br/>
-      </w:r>
-      <w:r>
-        <w:rPr>
-          <w:rFonts w:ascii="Consolas" w:eastAsia="Consolas" w:hAnsi="Consolas"/>
-          <w:sz w:val="18"/>
-        </w:rPr>
-        <w:t>│ requested_by                 │</w:t>
-      </w:r>
-      <w:r>
-        <w:rPr>
-          <w:rFonts w:ascii="Consolas" w:eastAsia="Consolas" w:hAnsi="Consolas"/>
-          <w:sz w:val="18"/>
-        </w:rPr>
-        <w:br/>
-      </w:r>
-      <w:r>
-        <w:rPr>
-          <w:rFonts w:ascii="Consolas" w:eastAsia="Consolas" w:hAnsi="Consolas"/>
-          <w:sz w:val="18"/>
-        </w:rPr>
-        <w:t>│ started_at                   │</w:t>
-      </w:r>
-      <w:r>
-        <w:rPr>
-          <w:rFonts w:ascii="Consolas" w:eastAsia="Consolas" w:hAnsi="Consolas"/>
-          <w:sz w:val="18"/>
-        </w:rPr>
-        <w:br/>
-      </w:r>
-      <w:r>
-        <w:rPr>
-          <w:rFonts w:ascii="Consolas" w:eastAsia="Consolas" w:hAnsi="Consolas"/>
-          <w:sz w:val="18"/>
-        </w:rPr>
-        <w:t>│ completed_at                 │</w:t>
-      </w:r>
-      <w:r>
-        <w:rPr>
-          <w:rFonts w:ascii="Consolas" w:eastAsia="Consolas" w:hAnsi="Consolas"/>
-          <w:sz w:val="18"/>
-        </w:rPr>
-        <w:br/>
-      </w:r>
-      <w:r>
-        <w:rPr>
-          <w:rFonts w:ascii="Consolas" w:eastAsia="Consolas" w:hAnsi="Consolas"/>
-          <w:sz w:val="18"/>
-        </w:rPr>
-        <w:t>│ created_at                   │</w:t>
-      </w:r>
-      <w:r>
-        <w:rPr>
-          <w:rFonts w:ascii="Consolas" w:eastAsia="Consolas" w:hAnsi="Consolas"/>
-          <w:sz w:val="18"/>
-        </w:rPr>
-        <w:br/>
-      </w:r>
-      <w:r>
-        <w:rPr>
-          <w:rFonts w:ascii="Consolas" w:eastAsia="Consolas" w:hAnsi="Consolas"/>
-          <w:sz w:val="18"/>
-        </w:rPr>
-        <w:t>│ updated_at                   │</w:t>
-      </w:r>
-      <w:r>
-        <w:rPr>
-          <w:rFonts w:ascii="Consolas" w:eastAsia="Consolas" w:hAnsi="Consolas"/>
-          <w:sz w:val="18"/>
-        </w:rPr>
-        <w:br/>
-      </w:r>
-      <w:r>
-        <w:rPr>
-          <w:rFonts w:ascii="Consolas" w:eastAsia="Consolas" w:hAnsi="Consolas"/>
-          <w:sz w:val="18"/>
-        </w:rPr>
-        <w:t>└──────────────────────────────┘</w:t>
+      <w:pPr>
+        <w:pStyle w:val="Heading2"/>
+      </w:pPr>
+      <w:r>
+        <w:t>7.5 FK 정책</w:t>
+      </w:r>
+    </w:p>
+    <w:p>
+      <w:r>
+        <w:t>FOREIGN KEY (content_id) REFERENCES contents(id) ON DELETE RESTRICT</w:t>
+      </w:r>
+    </w:p>
+    <w:p>
+      <w:r>
+        <w:t>job_histories의 작업 감사 이력을 보존하기 위해 작업 이력이 남아 있는 콘텐츠는 하드 삭제할 수 없습니다. 콘텐츠를 삭제해야 하는 경우 ARCHIVED 상태로 전환합니다.</w:t>
       </w:r>
     </w:p>
     <w:p>
@@ -5305,98 +2151,615 @@
           <w:lang w:eastAsia="ko-KR"/>
           <w:rtl w:val="off"/>
         </w:rPr>
-        <w:t>18</w:t>
-      </w:r>
-      <w:r>
-        <w:t>. 결론</w:t>
+        <w:t>8</w:t>
+      </w:r>
+      <w:r>
+        <w:t>. Enum 설계</w:t>
       </w:r>
     </w:p>
+    <w:tbl>
+      <w:tblPr>
+        <w:tblStyle w:val="TableGrid"/>
+        <w:tblW w:w="0" w:type="auto"/>
+        <w:tblLook w:val="04A0" w:firstRow="1" w:lastRow="0" w:firstColumn="1" w:lastColumn="0" w:noHBand="0" w:noVBand="1"/>
+        <w:jc w:val="center"/>
+      </w:tblPr>
+      <w:tblGrid>
+        <w:gridCol w:w="4968"/>
+        <w:gridCol w:w="4968"/>
+      </w:tblGrid>
+      <w:tr>
+        <w:tc>
+          <w:tcPr>
+            <w:tcW w:w="4968" w:type="dxa"/>
+            <w:shd w:val="clear" w:color="auto" w:fill="D9EAF7"/>
+          </w:tcPr>
+          <w:p>
+            <w:r>
+              <w:t>Enum</w:t>
+            </w:r>
+          </w:p>
+        </w:tc>
+        <w:tc>
+          <w:tcPr>
+            <w:tcW w:w="4968" w:type="dxa"/>
+            <w:shd w:val="clear" w:color="auto" w:fill="D9EAF7"/>
+          </w:tcPr>
+          <w:p>
+            <w:r>
+              <w:t>허용 값</w:t>
+            </w:r>
+          </w:p>
+        </w:tc>
+      </w:tr>
+      <w:tr>
+        <w:tc>
+          <w:tcPr>
+            <w:tcW w:w="4968" w:type="dxa"/>
+          </w:tcPr>
+          <w:p>
+            <w:r>
+              <w:t>ContentStatus</w:t>
+            </w:r>
+          </w:p>
+        </w:tc>
+        <w:tc>
+          <w:tcPr>
+            <w:tcW w:w="4968" w:type="dxa"/>
+          </w:tcPr>
+          <w:p>
+            <w:r>
+              <w:t>DRAFT, PUBLISHED, ARCHIVED</w:t>
+            </w:r>
+          </w:p>
+        </w:tc>
+      </w:tr>
+      <w:tr>
+        <w:tc>
+          <w:tcPr>
+            <w:tcW w:w="4968" w:type="dxa"/>
+          </w:tcPr>
+          <w:p>
+            <w:r>
+              <w:t>JobStatus</w:t>
+            </w:r>
+          </w:p>
+        </w:tc>
+        <w:tc>
+          <w:tcPr>
+            <w:tcW w:w="4968" w:type="dxa"/>
+          </w:tcPr>
+          <w:p>
+            <w:r>
+              <w:t>PENDING, PROCESSING, COMPLETED, FAILED</w:t>
+            </w:r>
+          </w:p>
+        </w:tc>
+      </w:tr>
+      <w:tr>
+        <w:tc>
+          <w:tcPr>
+            <w:tcW w:w="4968" w:type="dxa"/>
+          </w:tcPr>
+          <w:p>
+            <w:r>
+              <w:t>JobType</w:t>
+            </w:r>
+          </w:p>
+        </w:tc>
+        <w:tc>
+          <w:tcPr>
+            <w:tcW w:w="4968" w:type="dxa"/>
+          </w:tcPr>
+          <w:p>
+            <w:r>
+              <w:t>COPY_GENERATION, IMAGE_GENERATION, FULL_PIPELINE</w:t>
+            </w:r>
+          </w:p>
+        </w:tc>
+      </w:tr>
+    </w:tbl>
+    <w:p/>
     <w:p>
       <w:r>
-        <w:t>이번 DB 설계의 핵심은 콘텐츠 데이터와 작업 이력을 분리하는 것이다.</w:t>
-      </w:r>
-    </w:p>
-    <w:p>
-      <w:r>
-        <w:rPr>
-          <w:rFonts w:ascii="Consolas" w:eastAsia="Consolas" w:hAnsi="Consolas"/>
-          <w:sz w:val="18"/>
-        </w:rPr>
-        <w:t>content</w:t>
-      </w:r>
-      <w:r>
-        <w:rPr>
-          <w:rFonts w:ascii="Consolas" w:eastAsia="Consolas" w:hAnsi="Consolas"/>
-          <w:sz w:val="18"/>
-        </w:rPr>
-        <w:br/>
-      </w:r>
-      <w:r>
-        <w:rPr>
-          <w:rFonts w:ascii="Consolas" w:eastAsia="Consolas" w:hAnsi="Consolas"/>
-          <w:sz w:val="18"/>
-        </w:rPr>
-        <w:t>= 무엇을 만들었는가?</w:t>
-      </w:r>
-      <w:r>
-        <w:rPr>
-          <w:rFonts w:ascii="Consolas" w:eastAsia="Consolas" w:hAnsi="Consolas"/>
-          <w:sz w:val="18"/>
-        </w:rPr>
-        <w:br/>
-      </w:r>
-      <w:r>
-        <w:rPr>
-          <w:rFonts w:ascii="Consolas" w:eastAsia="Consolas" w:hAnsi="Consolas"/>
-          <w:sz w:val="18"/>
-        </w:rPr>
-        <w:br/>
-      </w:r>
-      <w:r>
-        <w:rPr>
-          <w:rFonts w:ascii="Consolas" w:eastAsia="Consolas" w:hAnsi="Consolas"/>
-          <w:sz w:val="18"/>
-        </w:rPr>
-        <w:t>job_history</w:t>
-      </w:r>
-      <w:r>
-        <w:rPr>
-          <w:rFonts w:ascii="Consolas" w:eastAsia="Consolas" w:hAnsi="Consolas"/>
-          <w:sz w:val="18"/>
-        </w:rPr>
-        <w:br/>
-      </w:r>
-      <w:r>
-        <w:rPr>
-          <w:rFonts w:ascii="Consolas" w:eastAsia="Consolas" w:hAnsi="Consolas"/>
-          <w:sz w:val="18"/>
-        </w:rPr>
-        <w:t>= 어떤 요청을 받아 어떻게 만들었는가?</w:t>
-      </w:r>
-    </w:p>
-    <w:p>
-      <w:r>
-        <w:t>content에는 현재 콘텐츠 상태와 콘텐츠 자체의 데이터를 저장하고, job_history에는 요청 정보, 작업 유형, 작업 상태, 결과, 오류 및 작업 시간을 저장한다.</w:t>
-      </w:r>
-    </w:p>
-    <w:p>
-      <w:r>
-        <w:t>이 구조를 기반으로 이후 콘텐츠 API, 생성 요청 API, 이미지 생성, 카드뉴스 렌더링, 결과 저장 및 작업 상태 조회 기능을 단계적으로 구현할 수 있다.</w:t>
-      </w:r>
-    </w:p>
-    <w:p>
-      <w:r>
-        <w:t>또한 DB 제약조건을 통해 애플리케이션 코드에 오류가 있더라도 허용되지 않은 상태값이나 존재하지 않는 콘텐츠 참조가 저장되는 것을 방지한다.</w:t>
+        <w:t>DB에는 Enum을 문자열로 저장하고 Java에서는 @Enumerated(EnumType.STRING)으로 매핑합니다. Enum을 숫자로 저장하지 않아 Enum 순서 변경에 따른 기존 데이터 의미 변화를 방지합니다.</w:t>
       </w:r>
     </w:p>
     <w:p>
       <w:pPr>
-        <w:jc w:val="right"/>
+        <w:pStyle w:val="Heading1"/>
       </w:pPr>
+      <w:r>
+        <w:rPr>
+          <w:lang w:eastAsia="ko-KR"/>
+          <w:rtl w:val="off"/>
+        </w:rPr>
+        <w:t>9</w:t>
+      </w:r>
+      <w:r>
+        <w:t>. 인덱스 설계</w:t>
+      </w:r>
+    </w:p>
+    <w:p>
+      <w:r>
+        <w:t>PK는 기본적으로 인덱스가 생성됩니다. FK와 자동화 처리에서 자주 조회할 가능성이 높은 상태 컬럼에 인덱스를 적용합니다.</w:t>
+      </w:r>
+    </w:p>
+    <w:p>
+      <w:r>
+        <w:t>CREATE INDEX idx_job_history_content_id</w:t>
+      </w:r>
+      <w:r>
+        <w:br/>
+      </w:r>
+      <w:r>
+        <w:t>ON job_histories(content_id);</w:t>
+      </w:r>
+      <w:r>
+        <w:br/>
+      </w:r>
+      <w:r>
+        <w:br/>
+      </w:r>
+      <w:r>
+        <w:t>CREATE INDEX idx_job_history_status</w:t>
+      </w:r>
+      <w:r>
+        <w:br/>
+      </w:r>
+      <w:r>
+        <w:t>ON job_histories(status);</w:t>
+      </w:r>
+    </w:p>
+    <w:p>
+      <w:r>
+        <w:t>V3에서는 contents.status 및 content_images 관련 인덱스도 생성합니다. 추가 복합 인덱스는 실제 조회 쿼리와 데이터량을 확인한 후 필요에 따라 추가합니다.</w:t>
+      </w:r>
+    </w:p>
+    <w:p>
+      <w:pPr>
+        <w:pStyle w:val="Heading1"/>
+      </w:pPr>
+      <w:r>
+        <w:t>1</w:t>
+      </w:r>
+      <w:r>
+        <w:rPr>
+          <w:lang w:eastAsia="ko-KR"/>
+          <w:rtl w:val="off"/>
+        </w:rPr>
+        <w:t>0</w:t>
+      </w:r>
+      <w:r>
+        <w:t>. Flyway Migration</w:t>
+      </w:r>
+    </w:p>
+    <w:p>
+      <w:r>
+        <w:t>src/main/resources/db/migration/</w:t>
+      </w:r>
+      <w:r>
+        <w:br/>
+      </w:r>
+      <w:r>
+        <w:t>├── V1__create_content_table.sql</w:t>
+      </w:r>
+      <w:r>
+        <w:br/>
+      </w:r>
+      <w:r>
+        <w:t>└── V2__create_job_history_table.sql</w:t>
+      </w:r>
+    </w:p>
+    <w:p>
+      <w:pPr>
+        <w:pStyle w:val="ListBullet"/>
+        <w:ind w:leftChars="0" w:left="0" w:firstLineChars="0" w:firstLine="0"/>
+        <w:numPr>
+          <w:ilvl w:val="0"/>
+          <w:numId w:val="0"/>
+        </w:numPr>
+      </w:pPr>
+    </w:p>
+    <w:p>
+      <w:pPr>
+        <w:pStyle w:val="Heading1"/>
+      </w:pPr>
+      <w:r>
+        <w:t>1</w:t>
+      </w:r>
+      <w:r>
+        <w:rPr>
+          <w:lang w:eastAsia="ko-KR"/>
+          <w:rtl w:val="off"/>
+        </w:rPr>
+        <w:t>1</w:t>
+      </w:r>
+      <w:r>
+        <w:t>. DB 설정</w:t>
+      </w:r>
+    </w:p>
+    <w:p>
+      <w:r>
+        <w:t>현재 BACKEND 프로젝트에서는 src/main/resources/application.properties를 사용하여 PostgreSQL, JPA, Flyway 관련 설정을 관리합니다.</w:t>
+      </w:r>
+    </w:p>
+    <w:p>
+      <w:r>
+        <w:t>DB 사용자명과 비밀번호 등 민감한 정보는 application.properties에 직접 저장하지 않고 환경변수를 통해 주입합니다. 현재는 별도의 로컬/운영 설정 파일을 생성하지 않으며, 향후 환경별 설정 분리가 필요한 시점에 Spring Profile을 적용하여 확장합니다.</w:t>
+      </w:r>
+    </w:p>
+    <w:p>
+      <w:pPr>
+        <w:pStyle w:val="Heading1"/>
+      </w:pPr>
+      <w:r>
+        <w:t>1</w:t>
+      </w:r>
+      <w:r>
+        <w:rPr>
+          <w:lang w:eastAsia="ko-KR"/>
+          <w:rtl w:val="off"/>
+        </w:rPr>
+        <w:t>2</w:t>
+      </w:r>
+      <w:r>
+        <w:t>. 자동화 시스템에서의 활용</w:t>
+      </w:r>
+    </w:p>
+    <w:p>
+      <w:r>
+        <w:t>PENDING</w:t>
+      </w:r>
+      <w:r>
+        <w:br/>
+      </w:r>
+      <w:r>
+        <w:t xml:space="preserve">  ↓</w:t>
+      </w:r>
+      <w:r>
+        <w:br/>
+      </w:r>
+      <w:r>
+        <w:t>작업 Queue 조회</w:t>
+      </w:r>
+      <w:r>
+        <w:br/>
+      </w:r>
+      <w:r>
+        <w:t xml:space="preserve">  ↓</w:t>
+      </w:r>
+      <w:r>
+        <w:br/>
+      </w:r>
+      <w:r>
+        <w:t>PROCESSING</w:t>
+      </w:r>
+      <w:r>
+        <w:br/>
+      </w:r>
+      <w:r>
+        <w:t xml:space="preserve">  ↓</w:t>
+      </w:r>
+      <w:r>
+        <w:br/>
+      </w:r>
+      <w:r>
+        <w:t>콘텐츠/이미지 생성</w:t>
+      </w:r>
+      <w:r>
+        <w:br/>
+      </w:r>
+      <w:r>
+        <w:t xml:space="preserve">  ├── 성공 → contents 생성/연결 및 결과 저장 → COMPLETED</w:t>
+      </w:r>
+      <w:r>
+        <w:br/>
+      </w:r>
+      <w:r>
+        <w:t xml:space="preserve">  └── 실패 → FAILED + error_message 저장</w:t>
+      </w:r>
+    </w:p>
+    <w:p>
+      <w:r>
+        <w:t>job_histories를 통해 자동화 시스템의 현재 상태와 과거 작업 결과를 추적할 수 있도록 합니다.</w:t>
+      </w:r>
+    </w:p>
+    <w:p>
+      <w:pPr>
+        <w:pStyle w:val="Heading1"/>
+      </w:pPr>
+      <w:r>
+        <w:t>1</w:t>
+      </w:r>
+      <w:r>
+        <w:rPr>
+          <w:lang w:eastAsia="ko-KR"/>
+          <w:rtl w:val="off"/>
+        </w:rPr>
+        <w:t>3</w:t>
+      </w:r>
+      <w:r>
+        <w:t>. 향후 확장 가능성</w:t>
+      </w:r>
+    </w:p>
+    <w:tbl>
+      <w:tblPr>
+        <w:tblStyle w:val="TableGrid"/>
+        <w:tblW w:w="0" w:type="auto"/>
+        <w:tblLook w:val="04A0" w:firstRow="1" w:lastRow="0" w:firstColumn="1" w:lastColumn="0" w:noHBand="0" w:noVBand="1"/>
+        <w:jc w:val="center"/>
+      </w:tblPr>
+      <w:tblGrid>
+        <w:gridCol w:w="3312"/>
+        <w:gridCol w:w="3312"/>
+        <w:gridCol w:w="3312"/>
+      </w:tblGrid>
+      <w:tr>
+        <w:tc>
+          <w:tcPr>
+            <w:tcW w:w="3312" w:type="dxa"/>
+            <w:shd w:val="clear" w:color="auto" w:fill="D9EAF7"/>
+          </w:tcPr>
+          <w:p>
+            <w:r>
+              <w:t>후속 영역</w:t>
+            </w:r>
+          </w:p>
+        </w:tc>
+        <w:tc>
+          <w:tcPr>
+            <w:tcW w:w="3312" w:type="dxa"/>
+            <w:shd w:val="clear" w:color="auto" w:fill="D9EAF7"/>
+          </w:tcPr>
+          <w:p>
+            <w:r>
+              <w:t>예상 테이블</w:t>
+            </w:r>
+          </w:p>
+        </w:tc>
+        <w:tc>
+          <w:tcPr>
+            <w:tcW w:w="3312" w:type="dxa"/>
+            <w:shd w:val="clear" w:color="auto" w:fill="D9EAF7"/>
+          </w:tcPr>
+          <w:p>
+            <w:r>
+              <w:t>확장 방향</w:t>
+            </w:r>
+          </w:p>
+        </w:tc>
+      </w:tr>
+      <w:tr>
+        <w:tc>
+          <w:tcPr>
+            <w:tcW w:w="3312" w:type="dxa"/>
+          </w:tcPr>
+          <w:p>
+            <w:r>
+              <w:t>템플릿 관리</w:t>
+            </w:r>
+          </w:p>
+        </w:tc>
+        <w:tc>
+          <w:tcPr>
+            <w:tcW w:w="3312" w:type="dxa"/>
+          </w:tcPr>
+          <w:p>
+            <w:r>
+              <w:t>template</w:t>
+            </w:r>
+          </w:p>
+        </w:tc>
+        <w:tc>
+          <w:tcPr>
+            <w:tcW w:w="3312" w:type="dxa"/>
+          </w:tcPr>
+          <w:p>
+            <w:r>
+              <w:t>contents.template을 template_id로 연결</w:t>
+            </w:r>
+          </w:p>
+        </w:tc>
+      </w:tr>
+      <w:tr>
+        <w:tc>
+          <w:tcPr>
+            <w:tcW w:w="3312" w:type="dxa"/>
+          </w:tcPr>
+          <w:p>
+            <w:r>
+              <w:t>이미지 관리</w:t>
+            </w:r>
+          </w:p>
+        </w:tc>
+        <w:tc>
+          <w:tcPr>
+            <w:tcW w:w="3312" w:type="dxa"/>
+          </w:tcPr>
+          <w:p>
+            <w:r>
+              <w:t>content_images</w:t>
+            </w:r>
+          </w:p>
+        </w:tc>
+        <w:tc>
+          <w:tcPr>
+            <w:tcW w:w="3312" w:type="dxa"/>
+          </w:tcPr>
+          <w:p>
+            <w:r>
+              <w:t>이미지별 메타데이터(썸네일, 크기 등) 확장</w:t>
+            </w:r>
+          </w:p>
+        </w:tc>
+      </w:tr>
+      <w:tr>
+        <w:tc>
+          <w:tcPr>
+            <w:tcW w:w="3312" w:type="dxa"/>
+          </w:tcPr>
+          <w:p>
+            <w:r>
+              <w:t>사용자 관리</w:t>
+            </w:r>
+          </w:p>
+        </w:tc>
+        <w:tc>
+          <w:tcPr>
+            <w:tcW w:w="3312" w:type="dxa"/>
+          </w:tcPr>
+          <w:p>
+            <w:r>
+              <w:t>user</w:t>
+            </w:r>
+          </w:p>
+        </w:tc>
+        <w:tc>
+          <w:tcPr>
+            <w:tcW w:w="3312" w:type="dxa"/>
+          </w:tcPr>
+          <w:p>
+            <w:r>
+              <w:t>사용자 도메인이 확정되면 작업 요청자 정보를 FK로 관리하는 방향 검토</w:t>
+            </w:r>
+          </w:p>
+        </w:tc>
+      </w:tr>
+      <w:tr>
+        <w:tc>
+          <w:tcPr>
+            <w:tcW w:w="3312" w:type="dxa"/>
+          </w:tcPr>
+          <w:p>
+            <w:r>
+              <w:t>AI 생성 서비스</w:t>
+            </w:r>
+          </w:p>
+        </w:tc>
+        <w:tc>
+          <w:tcPr>
+            <w:tcW w:w="3312" w:type="dxa"/>
+          </w:tcPr>
+          <w:p>
+            <w:r>
+              <w:t>generation_provider</w:t>
+            </w:r>
+          </w:p>
+        </w:tc>
+        <w:tc>
+          <w:tcPr>
+            <w:tcW w:w="3312" w:type="dxa"/>
+          </w:tcPr>
+          <w:p>
+            <w:r>
+              <w:t>생성 제공자 및 결과 정보 관리</w:t>
+            </w:r>
+          </w:p>
+        </w:tc>
+      </w:tr>
+    </w:tbl>
+    <w:p>
+      <w:pPr>
+        <w:pStyle w:val="Normal"/>
+        <w:rPr>
+          <w:lang w:eastAsia="ko-KR"/>
+          <w:rFonts w:hint="eastAsia"/>
+          <w:rtl w:val="off"/>
+        </w:rPr>
+      </w:pPr>
+    </w:p>
+    <w:p>
+      <w:pPr>
+        <w:pStyle w:val="Normal"/>
+      </w:pPr>
+    </w:p>
+    <w:p>
+      <w:pPr>
+        <w:pStyle w:val="Heading1"/>
+      </w:pPr>
+      <w:r>
+        <w:t>1</w:t>
+      </w:r>
+      <w:r>
+        <w:rPr>
+          <w:lang w:eastAsia="ko-KR"/>
+          <w:rtl w:val="off"/>
+        </w:rPr>
+        <w:t>4</w:t>
+      </w:r>
+      <w:r>
+        <w:t>. 결론</w:t>
+      </w:r>
+    </w:p>
+    <w:p>
+      <w:r>
+        <w:t>이번 DB 설계의 핵심은 콘텐츠 데이터, 이미지 데이터, 작업 이력의 책임을 분리하는 것입니다.</w:t>
+      </w:r>
+    </w:p>
+    <w:p>
+      <w:pPr>
+        <w:pStyle w:val="ListBullet"/>
+      </w:pPr>
+      <w:r>
+        <w:t>contents는 콘텐츠 자체의 원본 데이터와 발행 상태를 관리합니다.</w:t>
+      </w:r>
+    </w:p>
+    <w:p>
+      <w:pPr>
+        <w:pStyle w:val="ListBullet"/>
+      </w:pPr>
+      <w:r>
+        <w:t>content_images는 콘텐츠에 연결된 이미지를 이미지별 행으로 관리합니다.</w:t>
+      </w:r>
+    </w:p>
+    <w:p>
+      <w:pPr>
+        <w:pStyle w:val="ListBullet"/>
+      </w:pPr>
+      <w:r>
+        <w:t>job_histories는 콘텐츠 생성 작업의 유형, 진행 상태, 결과 및 오류 이력을 관리합니다.</w:t>
+      </w:r>
+    </w:p>
+    <w:p>
+      <w:pPr>
+        <w:pStyle w:val="ListBullet"/>
+      </w:pPr>
+      <w:r>
+        <w:t>contents.status와 job_histories.status는 서로 다른 의미의 상태이므로 분리하여 관리합니다.</w:t>
+      </w:r>
+    </w:p>
+    <w:p>
+      <w:pPr>
+        <w:pStyle w:val="ListBullet"/>
+        <w:rPr>
+          <w:lang w:eastAsia="ko-KR"/>
+          <w:rFonts w:hint="eastAsia"/>
+          <w:rtl w:val="off"/>
+        </w:rPr>
+      </w:pPr>
+      <w:r>
+        <w:t>콘텐츠 삭제 시에는 ARCHIVED 상태 전환을 우선 사용하여 작업 감사 이력을 보존합니다.</w:t>
+      </w:r>
+    </w:p>
+    <w:p>
+      <w:pPr>
+        <w:pStyle w:val="ListBullet"/>
+        <w:ind w:left="360" w:hanging="360"/>
+        <w:numPr>
+          <w:ilvl w:val="0"/>
+          <w:numId w:val="0"/>
+        </w:numPr>
+      </w:pPr>
+    </w:p>
+    <w:p>
+      <w:r>
+        <w:t>이 구조를 기반으로 이후 콘텐츠 API, 생성 요청 API, 이미지 생성, 카드뉴스 렌더링, 결과 저장 및 작업 상태 조회 기능을 단계적으로 구현할 수 있습니다.</w:t>
+      </w:r>
     </w:p>
     <w:sectPr>
       <w:pgSz w:w="12240" w:h="15840"/>
-      <w:pgMar w:top="1440" w:right="1800" w:bottom="1440" w:left="1800" w:header="720" w:footer="720" w:gutter="0"/>
+      <w:pgMar w:top="1008" w:right="1152" w:bottom="1008" w:left="1152" w:header="720" w:footer="720" w:gutter="0"/>
       <w:cols w:space="720"/>
       <w:docGrid w:linePitch="360"/>
     </w:sectPr>
@@ -5701,8 +3064,8 @@
     <w:name w:val="Normal"/>
     <w:qFormat/>
     <w:rPr>
-      <w:rFonts w:ascii="맑은 고딕" w:eastAsia="맑은 고딕" w:hAnsi="맑은 고딕"/>
-      <w:sz w:val="21"/>
+      <w:rFonts w:ascii="맑은 고딕" w:hAnsi="맑은 고딕"/>
+      <w:sz w:val="20"/>
     </w:rPr>
   </w:style>
   <w:style w:type="paragraph" w:customStyle="1" w:styleId="Header">

--- a/docs/DB_테이블_설계_문서.docx
+++ b/docs/DB_테이블_설계_문서.docx
@@ -4,81 +4,35 @@
   <w:body>
     <w:p>
       <w:pPr>
-        <w:pStyle w:val="Title"/>
         <w:jc w:val="center"/>
       </w:pPr>
       <w:r>
+        <w:rPr>
+          <w:b/>
+          <w:sz w:val="36"/>
+        </w:rPr>
         <w:t>DB 테이블 설계 문서</w:t>
       </w:r>
     </w:p>
     <w:p>
-      <w:pPr>
-        <w:pStyle w:val="Heading1"/>
-      </w:pPr>
       <w:r>
+        <w:rPr>
+          <w:b/>
+        </w:rPr>
         <w:t>1. 문서 개요</w:t>
       </w:r>
     </w:p>
     <w:p>
       <w:r>
-        <w:t>본 문서는 VAN 카드뉴스·숏폼 자동 제작 시스템에서 사용하는 데이터베이스 구조와 데이터 관계, 제약조건 및 운영 기준을 정의합니다.</w:t>
+        <w:t>본 문서는 VAN 카드뉴스·숏폼 자동 제작 시스템의 현재 구현 기준 데이터베이스 구조와 주요 테이블의 역할 및 관계를 정리합니다.</w:t>
       </w:r>
     </w:p>
     <w:p>
       <w:r>
-        <w:t>DB는 콘텐츠 생성 및 관리, 카드뉴스 자동 제작 요청, 이미지 생성, 템플릿 적용, 작업 상태 관리, 결과 URL 관리, 실패 및 오류 이력 관리 등의 기능에서 공통으로 사용되는 데이터 기반을 제공합니다.</w:t>
-      </w:r>
-    </w:p>
-    <w:p>
-      <w:pPr>
-        <w:pStyle w:val="Heading1"/>
-      </w:pPr>
-      <w:r>
-        <w:t>2. 설계 원칙</w:t>
-      </w:r>
-    </w:p>
-    <w:p>
-      <w:pPr>
-        <w:pStyle w:val="Heading2"/>
-      </w:pPr>
-      <w:r>
-        <w:t>2.1 데이터 무결성 보장</w:t>
-      </w:r>
-    </w:p>
-    <w:p>
-      <w:r>
-        <w:t>애플리케이션에서만 데이터를 검증하지 않고 DB에서도 PK, FK, NOT NULL, CHECK Constraint, 데이터 타입 및 인덱스를 통해 데이터 무결성을 보장합니다.</w:t>
-      </w:r>
-    </w:p>
-    <w:p>
-      <w:r>
-        <w:t>특히 상태값은 애플리케이션 Enum과 PostgreSQL CHECK Constraint를 동시에 사용하여 이중 검증합니다.</w:t>
-      </w:r>
-    </w:p>
-    <w:p>
-      <w:r>
-        <w:t>Application Enum → 검증 → Repository → PostgreSQL CHECK Constraint</w:t>
-      </w:r>
-    </w:p>
-    <w:p>
-      <w:pPr>
-        <w:pStyle w:val="Heading1"/>
-      </w:pPr>
-      <w:r>
-        <w:t>3. 전체 데이터 구조</w:t>
-      </w:r>
-    </w:p>
-    <w:p>
-      <w:r>
-        <w:t>현재 설계에서 사용하는 테이블은 세 개이며, 각 테이블의 역할과 테이블 간 관계를 분리하여 정의합니다.</w:t>
-      </w:r>
-    </w:p>
-    <w:p>
-      <w:pPr>
-        <w:pStyle w:val="Heading2"/>
-      </w:pPr>
-      <w:r>
-        <w:t>3.1 테이블 역할</w:t>
+        <w:rPr>
+          <w:b/>
+        </w:rPr>
+        <w:t>2. 주요 테이블</w:t>
       </w:r>
     </w:p>
     <w:tbl>
@@ -89,14 +43,13 @@
         <w:jc w:val="center"/>
       </w:tblPr>
       <w:tblGrid>
-        <w:gridCol w:w="4968"/>
-        <w:gridCol w:w="4968"/>
+        <w:gridCol w:w="4320"/>
+        <w:gridCol w:w="4320"/>
       </w:tblGrid>
       <w:tr>
         <w:tc>
           <w:tcPr>
-            <w:tcW w:w="4968" w:type="dxa"/>
-            <w:shd w:val="clear" w:color="auto" w:fill="D9EAF7"/>
+            <w:tcW w:w="4320" w:type="dxa"/>
           </w:tcPr>
           <w:p>
             <w:r>
@@ -106,8 +59,7 @@
         </w:tc>
         <w:tc>
           <w:tcPr>
-            <w:tcW w:w="4968" w:type="dxa"/>
-            <w:shd w:val="clear" w:color="auto" w:fill="D9EAF7"/>
+            <w:tcW w:w="4320" w:type="dxa"/>
           </w:tcPr>
           <w:p>
             <w:r>
@@ -119,7 +71,7 @@
       <w:tr>
         <w:tc>
           <w:tcPr>
-            <w:tcW w:w="4968" w:type="dxa"/>
+            <w:tcW w:w="4320" w:type="dxa"/>
           </w:tcPr>
           <w:p>
             <w:r>
@@ -129,11 +81,11 @@
         </w:tc>
         <w:tc>
           <w:tcPr>
-            <w:tcW w:w="4968" w:type="dxa"/>
-          </w:tcPr>
-          <w:p>
-            <w:r>
-              <w:t>콘텐츠 원본 및 발행 상태</w:t>
+            <w:tcW w:w="4320" w:type="dxa"/>
+          </w:tcPr>
+          <w:p>
+            <w:r>
+              <w:t>콘텐츠 원본, 템플릿 및 콘텐츠 상태 관리</w:t>
             </w:r>
           </w:p>
         </w:tc>
@@ -141,7 +93,7 @@
       <w:tr>
         <w:tc>
           <w:tcPr>
-            <w:tcW w:w="4968" w:type="dxa"/>
+            <w:tcW w:w="4320" w:type="dxa"/>
           </w:tcPr>
           <w:p>
             <w:r>
@@ -151,11 +103,11 @@
         </w:tc>
         <w:tc>
           <w:tcPr>
-            <w:tcW w:w="4968" w:type="dxa"/>
-          </w:tcPr>
-          <w:p>
-            <w:r>
-              <w:t>콘텐츠에 첨부된 이미지, 최대 10장 및 순서 관리</w:t>
+            <w:tcW w:w="4320" w:type="dxa"/>
+          </w:tcPr>
+          <w:p>
+            <w:r>
+              <w:t>콘텐츠에 첨부된 이미지와 이미지 순서 관리</w:t>
             </w:r>
           </w:p>
         </w:tc>
@@ -163,7 +115,29 @@
       <w:tr>
         <w:tc>
           <w:tcPr>
-            <w:tcW w:w="4968" w:type="dxa"/>
+            <w:tcW w:w="4320" w:type="dxa"/>
+          </w:tcPr>
+          <w:p>
+            <w:r>
+              <w:t>generated_card_images</w:t>
+            </w:r>
+          </w:p>
+        </w:tc>
+        <w:tc>
+          <w:tcPr>
+            <w:tcW w:w="4320" w:type="dxa"/>
+          </w:tcPr>
+          <w:p>
+            <w:r>
+              <w:t>생성된 카드 이미지 및 결과 정보 관리</w:t>
+            </w:r>
+          </w:p>
+        </w:tc>
+      </w:tr>
+      <w:tr>
+        <w:tc>
+          <w:tcPr>
+            <w:tcW w:w="4320" w:type="dxa"/>
           </w:tcPr>
           <w:p>
             <w:r>
@@ -173,23 +147,149 @@
         </w:tc>
         <w:tc>
           <w:tcPr>
-            <w:tcW w:w="4968" w:type="dxa"/>
-          </w:tcPr>
-          <w:p>
-            <w:r>
-              <w:t>콘텐츠 생성 작업 이력</w:t>
+            <w:tcW w:w="4320" w:type="dxa"/>
+          </w:tcPr>
+          <w:p>
+            <w:r>
+              <w:t>콘텐츠 생성 작업 요청 및 처리 상태 이력 관리</w:t>
+            </w:r>
+          </w:p>
+        </w:tc>
+      </w:tr>
+      <w:tr>
+        <w:tc>
+          <w:tcPr>
+            <w:tcW w:w="4320" w:type="dxa"/>
+          </w:tcPr>
+          <w:p>
+            <w:r>
+              <w:t>approval_requests</w:t>
+            </w:r>
+          </w:p>
+        </w:tc>
+        <w:tc>
+          <w:tcPr>
+            <w:tcW w:w="4320" w:type="dxa"/>
+          </w:tcPr>
+          <w:p>
+            <w:r>
+              <w:t>콘텐츠 승인 요청 및 승인 상태 관리</w:t>
+            </w:r>
+          </w:p>
+        </w:tc>
+      </w:tr>
+      <w:tr>
+        <w:tc>
+          <w:tcPr>
+            <w:tcW w:w="4320" w:type="dxa"/>
+          </w:tcPr>
+          <w:p>
+            <w:r>
+              <w:t>approval_histories</w:t>
+            </w:r>
+          </w:p>
+        </w:tc>
+        <w:tc>
+          <w:tcPr>
+            <w:tcW w:w="4320" w:type="dxa"/>
+          </w:tcPr>
+          <w:p>
+            <w:r>
+              <w:t>승인·반려 처리 이력 관리</w:t>
+            </w:r>
+          </w:p>
+        </w:tc>
+      </w:tr>
+      <w:tr>
+        <w:tc>
+          <w:tcPr>
+            <w:tcW w:w="4320" w:type="dxa"/>
+          </w:tcPr>
+          <w:p>
+            <w:r>
+              <w:t>download_histories</w:t>
+            </w:r>
+          </w:p>
+        </w:tc>
+        <w:tc>
+          <w:tcPr>
+            <w:tcW w:w="4320" w:type="dxa"/>
+          </w:tcPr>
+          <w:p>
+            <w:r>
+              <w:t>콘텐츠 다운로드 처리 이력 관리</w:t>
+            </w:r>
+          </w:p>
+        </w:tc>
+      </w:tr>
+      <w:tr>
+        <w:tc>
+          <w:tcPr>
+            <w:tcW w:w="4320" w:type="dxa"/>
+          </w:tcPr>
+          <w:p>
+            <w:r>
+              <w:t>publish_histories</w:t>
+            </w:r>
+          </w:p>
+        </w:tc>
+        <w:tc>
+          <w:tcPr>
+            <w:tcW w:w="4320" w:type="dxa"/>
+          </w:tcPr>
+          <w:p>
+            <w:r>
+              <w:t>콘텐츠 게시 처리 이력 관리</w:t>
+            </w:r>
+          </w:p>
+        </w:tc>
+      </w:tr>
+      <w:tr>
+        <w:tc>
+          <w:tcPr>
+            <w:tcW w:w="4320" w:type="dxa"/>
+          </w:tcPr>
+          <w:p>
+            <w:r>
+              <w:t>audit_logs</w:t>
+            </w:r>
+          </w:p>
+        </w:tc>
+        <w:tc>
+          <w:tcPr>
+            <w:tcW w:w="4320" w:type="dxa"/>
+          </w:tcPr>
+          <w:p>
+            <w:r>
+              <w:t>콘텐츠 주요 작업의 감사 로그 관리</w:t>
             </w:r>
           </w:p>
         </w:tc>
       </w:tr>
     </w:tbl>
-    <w:p/>
     <w:p>
       <w:pPr>
-        <w:pStyle w:val="Heading2"/>
+        <w:rPr>
+          <w:lang/>
+          <w:b/>
+          <w:rtl w:val="off"/>
+        </w:rPr>
       </w:pPr>
+    </w:p>
+    <w:p>
       <w:r>
-        <w:t>3.2 테이블 관계</w:t>
+        <w:rPr>
+          <w:b/>
+        </w:rPr>
+        <w:t>3. 핵심 테이블</w:t>
+      </w:r>
+    </w:p>
+    <w:p>
+      <w:r>
+        <w:rPr>
+          <w:b/>
+        </w:rPr>
+        <w:t>3.1 contents</w:t>
       </w:r>
     </w:p>
     <w:tbl>
@@ -200,25 +300,45 @@
         <w:jc w:val="center"/>
       </w:tblPr>
       <w:tblGrid>
-        <w:gridCol w:w="4968"/>
-        <w:gridCol w:w="4968"/>
+        <w:gridCol w:w="2160"/>
+        <w:gridCol w:w="2160"/>
+        <w:gridCol w:w="2160"/>
+        <w:gridCol w:w="2160"/>
       </w:tblGrid>
       <w:tr>
         <w:tc>
           <w:tcPr>
-            <w:tcW w:w="4968" w:type="dxa"/>
-            <w:shd w:val="clear" w:color="auto" w:fill="D9EAF7"/>
-          </w:tcPr>
-          <w:p>
-            <w:r>
-              <w:t>관계</w:t>
-            </w:r>
-          </w:p>
-        </w:tc>
-        <w:tc>
-          <w:tcPr>
-            <w:tcW w:w="4968" w:type="dxa"/>
-            <w:shd w:val="clear" w:color="auto" w:fill="D9EAF7"/>
+            <w:tcW w:w="2160" w:type="dxa"/>
+          </w:tcPr>
+          <w:p>
+            <w:r>
+              <w:t>컬럼</w:t>
+            </w:r>
+          </w:p>
+        </w:tc>
+        <w:tc>
+          <w:tcPr>
+            <w:tcW w:w="2160" w:type="dxa"/>
+          </w:tcPr>
+          <w:p>
+            <w:r>
+              <w:t>타입</w:t>
+            </w:r>
+          </w:p>
+        </w:tc>
+        <w:tc>
+          <w:tcPr>
+            <w:tcW w:w="2160" w:type="dxa"/>
+          </w:tcPr>
+          <w:p>
+            <w:r>
+              <w:t>제약조건</w:t>
+            </w:r>
+          </w:p>
+        </w:tc>
+        <w:tc>
+          <w:tcPr>
+            <w:tcW w:w="2160" w:type="dxa"/>
           </w:tcPr>
           <w:p>
             <w:r>
@@ -230,21 +350,41 @@
       <w:tr>
         <w:tc>
           <w:tcPr>
-            <w:tcW w:w="4968" w:type="dxa"/>
-          </w:tcPr>
-          <w:p>
-            <w:r>
-              <w:t>contents 1:N content_images</w:t>
-            </w:r>
-          </w:p>
-        </w:tc>
-        <w:tc>
-          <w:tcPr>
-            <w:tcW w:w="4968" w:type="dxa"/>
-          </w:tcPr>
-          <w:p>
-            <w:r>
-              <w:t>하나의 콘텐츠는 여러 개의 이미지를 가질 수 있음</w:t>
+            <w:tcW w:w="2160" w:type="dxa"/>
+          </w:tcPr>
+          <w:p>
+            <w:r>
+              <w:t>id</w:t>
+            </w:r>
+          </w:p>
+        </w:tc>
+        <w:tc>
+          <w:tcPr>
+            <w:tcW w:w="2160" w:type="dxa"/>
+          </w:tcPr>
+          <w:p>
+            <w:r>
+              <w:t>BIGSERIAL</w:t>
+            </w:r>
+          </w:p>
+        </w:tc>
+        <w:tc>
+          <w:tcPr>
+            <w:tcW w:w="2160" w:type="dxa"/>
+          </w:tcPr>
+          <w:p>
+            <w:r>
+              <w:t>PK</w:t>
+            </w:r>
+          </w:p>
+        </w:tc>
+        <w:tc>
+          <w:tcPr>
+            <w:tcW w:w="2160" w:type="dxa"/>
+          </w:tcPr>
+          <w:p>
+            <w:r>
+              <w:t>콘텐츠 식별자</w:t>
             </w:r>
           </w:p>
         </w:tc>
@@ -252,198 +392,1171 @@
       <w:tr>
         <w:tc>
           <w:tcPr>
-            <w:tcW w:w="4968" w:type="dxa"/>
-          </w:tcPr>
-          <w:p>
-            <w:r>
-              <w:t>contents 1:N job_histories</w:t>
-            </w:r>
-          </w:p>
-        </w:tc>
-        <w:tc>
-          <w:tcPr>
-            <w:tcW w:w="4968" w:type="dxa"/>
-          </w:tcPr>
-          <w:p>
-            <w:r>
-              <w:t>하나의 콘텐츠에 대해 여러 생성 작업 이력이 발생할 수 있음</w:t>
+            <w:tcW w:w="2160" w:type="dxa"/>
+          </w:tcPr>
+          <w:p>
+            <w:r>
+              <w:t>title</w:t>
+            </w:r>
+          </w:p>
+        </w:tc>
+        <w:tc>
+          <w:tcPr>
+            <w:tcW w:w="2160" w:type="dxa"/>
+          </w:tcPr>
+          <w:p>
+            <w:r>
+              <w:t>VARCHAR</w:t>
+            </w:r>
+          </w:p>
+        </w:tc>
+        <w:tc>
+          <w:tcPr>
+            <w:tcW w:w="2160" w:type="dxa"/>
+          </w:tcPr>
+          <w:p>
+            <w:r>
+              <w:t>NOT NULL</w:t>
+            </w:r>
+          </w:p>
+        </w:tc>
+        <w:tc>
+          <w:tcPr>
+            <w:tcW w:w="2160" w:type="dxa"/>
+          </w:tcPr>
+          <w:p>
+            <w:r>
+              <w:t>콘텐츠 제목</w:t>
+            </w:r>
+          </w:p>
+        </w:tc>
+      </w:tr>
+      <w:tr>
+        <w:tc>
+          <w:tcPr>
+            <w:tcW w:w="2160" w:type="dxa"/>
+          </w:tcPr>
+          <w:p>
+            <w:r>
+              <w:t>body</w:t>
+            </w:r>
+          </w:p>
+        </w:tc>
+        <w:tc>
+          <w:tcPr>
+            <w:tcW w:w="2160" w:type="dxa"/>
+          </w:tcPr>
+          <w:p>
+            <w:r>
+              <w:t>TEXT</w:t>
+            </w:r>
+          </w:p>
+        </w:tc>
+        <w:tc>
+          <w:tcPr>
+            <w:tcW w:w="2160" w:type="dxa"/>
+          </w:tcPr>
+          <w:p>
+            <w:r>
+              <w:t>NOT NULL</w:t>
+            </w:r>
+          </w:p>
+        </w:tc>
+        <w:tc>
+          <w:tcPr>
+            <w:tcW w:w="2160" w:type="dxa"/>
+          </w:tcPr>
+          <w:p>
+            <w:r>
+              <w:t>콘텐츠 본문</w:t>
+            </w:r>
+          </w:p>
+        </w:tc>
+      </w:tr>
+      <w:tr>
+        <w:tc>
+          <w:tcPr>
+            <w:tcW w:w="2160" w:type="dxa"/>
+          </w:tcPr>
+          <w:p>
+            <w:r>
+              <w:t>template</w:t>
+            </w:r>
+          </w:p>
+        </w:tc>
+        <w:tc>
+          <w:tcPr>
+            <w:tcW w:w="2160" w:type="dxa"/>
+          </w:tcPr>
+          <w:p>
+            <w:r>
+              <w:t>VARCHAR</w:t>
+            </w:r>
+          </w:p>
+        </w:tc>
+        <w:tc>
+          <w:tcPr>
+            <w:tcW w:w="2160" w:type="dxa"/>
+          </w:tcPr>
+          <w:p>
+            <w:r>
+              <w:t>NULL</w:t>
+            </w:r>
+          </w:p>
+        </w:tc>
+        <w:tc>
+          <w:tcPr>
+            <w:tcW w:w="2160" w:type="dxa"/>
+          </w:tcPr>
+          <w:p>
+            <w:r>
+              <w:t>적용 템플릿</w:t>
+            </w:r>
+          </w:p>
+        </w:tc>
+      </w:tr>
+      <w:tr>
+        <w:tc>
+          <w:tcPr>
+            <w:tcW w:w="2160" w:type="dxa"/>
+          </w:tcPr>
+          <w:p>
+            <w:r>
+              <w:t>status</w:t>
+            </w:r>
+          </w:p>
+        </w:tc>
+        <w:tc>
+          <w:tcPr>
+            <w:tcW w:w="2160" w:type="dxa"/>
+          </w:tcPr>
+          <w:p>
+            <w:r>
+              <w:t>VARCHAR</w:t>
+            </w:r>
+          </w:p>
+        </w:tc>
+        <w:tc>
+          <w:tcPr>
+            <w:tcW w:w="2160" w:type="dxa"/>
+          </w:tcPr>
+          <w:p>
+            <w:r>
+              <w:t>NOT NULL</w:t>
+            </w:r>
+          </w:p>
+        </w:tc>
+        <w:tc>
+          <w:tcPr>
+            <w:tcW w:w="2160" w:type="dxa"/>
+          </w:tcPr>
+          <w:p>
+            <w:r>
+              <w:t>콘텐츠 상태</w:t>
+            </w:r>
+          </w:p>
+        </w:tc>
+      </w:tr>
+      <w:tr>
+        <w:tc>
+          <w:tcPr>
+            <w:tcW w:w="2160" w:type="dxa"/>
+          </w:tcPr>
+          <w:p>
+            <w:r>
+              <w:t>created_at</w:t>
+            </w:r>
+          </w:p>
+        </w:tc>
+        <w:tc>
+          <w:tcPr>
+            <w:tcW w:w="2160" w:type="dxa"/>
+          </w:tcPr>
+          <w:p>
+            <w:r>
+              <w:t>TIMESTAMPTZ</w:t>
+            </w:r>
+          </w:p>
+        </w:tc>
+        <w:tc>
+          <w:tcPr>
+            <w:tcW w:w="2160" w:type="dxa"/>
+          </w:tcPr>
+          <w:p>
+            <w:r>
+              <w:t>NOT NULL</w:t>
+            </w:r>
+          </w:p>
+        </w:tc>
+        <w:tc>
+          <w:tcPr>
+            <w:tcW w:w="2160" w:type="dxa"/>
+          </w:tcPr>
+          <w:p>
+            <w:r>
+              <w:t>생성 시각</w:t>
+            </w:r>
+          </w:p>
+        </w:tc>
+      </w:tr>
+      <w:tr>
+        <w:tc>
+          <w:tcPr>
+            <w:tcW w:w="2160" w:type="dxa"/>
+          </w:tcPr>
+          <w:p>
+            <w:r>
+              <w:t>updated_at</w:t>
+            </w:r>
+          </w:p>
+        </w:tc>
+        <w:tc>
+          <w:tcPr>
+            <w:tcW w:w="2160" w:type="dxa"/>
+          </w:tcPr>
+          <w:p>
+            <w:r>
+              <w:t>TIMESTAMPTZ</w:t>
+            </w:r>
+          </w:p>
+        </w:tc>
+        <w:tc>
+          <w:tcPr>
+            <w:tcW w:w="2160" w:type="dxa"/>
+          </w:tcPr>
+          <w:p>
+            <w:r>
+              <w:t>NOT NULL</w:t>
+            </w:r>
+          </w:p>
+        </w:tc>
+        <w:tc>
+          <w:tcPr>
+            <w:tcW w:w="2160" w:type="dxa"/>
+          </w:tcPr>
+          <w:p>
+            <w:r>
+              <w:t>수정 시각</w:t>
             </w:r>
           </w:p>
         </w:tc>
       </w:tr>
     </w:tbl>
-    <w:p/>
     <w:p>
       <w:pPr>
-        <w:pStyle w:val="Heading1"/>
+        <w:rPr>
+          <w:lang/>
+          <w:b/>
+          <w:rtl w:val="off"/>
+        </w:rPr>
       </w:pPr>
-      <w:r>
-        <w:t>4. 프로젝트 파일 구조</w:t>
-      </w:r>
+    </w:p>
+    <w:p>
+      <w:pPr>
+        <w:rPr>
+          <w:lang/>
+          <w:b/>
+          <w:rtl w:val="off"/>
+        </w:rPr>
+      </w:pPr>
     </w:p>
     <w:p>
       <w:r>
-        <w:t>VAN-CARD-NEWS-Generator/</w:t>
-      </w:r>
-      <w:r>
-        <w:br/>
-      </w:r>
-      <w:r>
-        <w:t>├── .gitignore</w:t>
-      </w:r>
-      <w:r>
-        <w:br/>
-      </w:r>
-      <w:r>
-        <w:t>├── README.md</w:t>
-      </w:r>
-      <w:r>
-        <w:br/>
-      </w:r>
-      <w:r>
-        <w:t>├── docs/</w:t>
-      </w:r>
-      <w:r>
-        <w:br/>
-      </w:r>
-      <w:r>
-        <w:t>│   └── DB_테이블_설계_문서.docx</w:t>
-      </w:r>
-      <w:r>
-        <w:br/>
-      </w:r>
-      <w:r>
-        <w:t>├── FRONTEND/</w:t>
-      </w:r>
-      <w:r>
-        <w:br/>
-      </w:r>
-      <w:r>
-        <w:t>│   ├── public/</w:t>
-      </w:r>
-      <w:r>
-        <w:br/>
-      </w:r>
-      <w:r>
-        <w:t>│   ├── src/</w:t>
-      </w:r>
-      <w:r>
-        <w:br/>
-      </w:r>
-      <w:r>
-        <w:t>│   ├── package.json</w:t>
-      </w:r>
-      <w:r>
-        <w:br/>
-      </w:r>
-      <w:r>
-        <w:t>│   └── ...</w:t>
-      </w:r>
-      <w:r>
-        <w:br/>
-      </w:r>
-      <w:r>
-        <w:t>└── BACKEND/</w:t>
-      </w:r>
-      <w:r>
-        <w:br/>
-      </w:r>
-      <w:r>
-        <w:t xml:space="preserve">    ├── gradle/</w:t>
-      </w:r>
-      <w:r>
-        <w:br/>
-      </w:r>
-      <w:r>
-        <w:t xml:space="preserve">    ├── src/</w:t>
-      </w:r>
-      <w:r>
-        <w:br/>
-      </w:r>
-      <w:r>
-        <w:t xml:space="preserve">    │   ├── main/</w:t>
-      </w:r>
-      <w:r>
-        <w:br/>
-      </w:r>
-      <w:r>
-        <w:t xml:space="preserve">    │   │   ├── java/</w:t>
-      </w:r>
-      <w:r>
-        <w:br/>
-      </w:r>
-      <w:r>
-        <w:t xml:space="preserve">    │   │   └── resources/</w:t>
-      </w:r>
-      <w:r>
-        <w:br/>
-      </w:r>
-      <w:r>
-        <w:t xml:space="preserve">    │   │       ├── db/</w:t>
-      </w:r>
-      <w:r>
-        <w:br/>
-      </w:r>
-      <w:r>
-        <w:t xml:space="preserve">    │   │       │   └── migration/</w:t>
-      </w:r>
-      <w:r>
-        <w:br/>
-      </w:r>
-      <w:r>
-        <w:t xml:space="preserve">    │   │       │       ├── V1__create_content_table.sql</w:t>
-      </w:r>
-      <w:r>
-        <w:br/>
-      </w:r>
-      <w:r>
-        <w:t xml:space="preserve">    │   │       │       └── V2__create_job_history_table.sql</w:t>
-      </w:r>
-      <w:r>
-        <w:br/>
-      </w:r>
-      <w:r>
-        <w:t xml:space="preserve">    │   │       │ </w:t>
-      </w:r>
-      <w:r>
-        <w:br/>
-      </w:r>
-      <w:r>
-        <w:t xml:space="preserve">    │   │       └── application.properties</w:t>
-      </w:r>
-      <w:r>
-        <w:br/>
-      </w:r>
-      <w:r>
-        <w:t xml:space="preserve">    │   └── test/</w:t>
-      </w:r>
-      <w:r>
-        <w:br/>
-      </w:r>
-      <w:r>
-        <w:t xml:space="preserve">    ├── build.gradle</w:t>
-      </w:r>
-      <w:r>
-        <w:br/>
-      </w:r>
-      <w:r>
-        <w:t xml:space="preserve">    └── settings.gradle</w:t>
+        <w:rPr>
+          <w:b/>
+        </w:rPr>
+        <w:t>3.2 content_images</w:t>
       </w:r>
     </w:p>
+    <w:tbl>
+      <w:tblPr>
+        <w:tblStyle w:val="TableGrid"/>
+        <w:tblW w:w="0" w:type="auto"/>
+        <w:tblLook w:val="04A0" w:firstRow="1" w:lastRow="0" w:firstColumn="1" w:lastColumn="0" w:noHBand="0" w:noVBand="1"/>
+        <w:jc w:val="center"/>
+      </w:tblPr>
+      <w:tblGrid>
+        <w:gridCol w:w="2160"/>
+        <w:gridCol w:w="2160"/>
+        <w:gridCol w:w="2160"/>
+        <w:gridCol w:w="2160"/>
+      </w:tblGrid>
+      <w:tr>
+        <w:tc>
+          <w:tcPr>
+            <w:tcW w:w="2160" w:type="dxa"/>
+          </w:tcPr>
+          <w:p>
+            <w:r>
+              <w:t>컬럼</w:t>
+            </w:r>
+          </w:p>
+        </w:tc>
+        <w:tc>
+          <w:tcPr>
+            <w:tcW w:w="2160" w:type="dxa"/>
+          </w:tcPr>
+          <w:p>
+            <w:r>
+              <w:t>타입</w:t>
+            </w:r>
+          </w:p>
+        </w:tc>
+        <w:tc>
+          <w:tcPr>
+            <w:tcW w:w="2160" w:type="dxa"/>
+          </w:tcPr>
+          <w:p>
+            <w:r>
+              <w:t>제약조건</w:t>
+            </w:r>
+          </w:p>
+        </w:tc>
+        <w:tc>
+          <w:tcPr>
+            <w:tcW w:w="2160" w:type="dxa"/>
+          </w:tcPr>
+          <w:p>
+            <w:r>
+              <w:t>설명</w:t>
+            </w:r>
+          </w:p>
+        </w:tc>
+      </w:tr>
+      <w:tr>
+        <w:tc>
+          <w:tcPr>
+            <w:tcW w:w="2160" w:type="dxa"/>
+          </w:tcPr>
+          <w:p>
+            <w:r>
+              <w:t>id</w:t>
+            </w:r>
+          </w:p>
+        </w:tc>
+        <w:tc>
+          <w:tcPr>
+            <w:tcW w:w="2160" w:type="dxa"/>
+          </w:tcPr>
+          <w:p>
+            <w:r>
+              <w:t>BIGSERIAL</w:t>
+            </w:r>
+          </w:p>
+        </w:tc>
+        <w:tc>
+          <w:tcPr>
+            <w:tcW w:w="2160" w:type="dxa"/>
+          </w:tcPr>
+          <w:p>
+            <w:r>
+              <w:t>PK</w:t>
+            </w:r>
+          </w:p>
+        </w:tc>
+        <w:tc>
+          <w:tcPr>
+            <w:tcW w:w="2160" w:type="dxa"/>
+          </w:tcPr>
+          <w:p>
+            <w:r>
+              <w:t>이미지 식별자</w:t>
+            </w:r>
+          </w:p>
+        </w:tc>
+      </w:tr>
+      <w:tr>
+        <w:tc>
+          <w:tcPr>
+            <w:tcW w:w="2160" w:type="dxa"/>
+          </w:tcPr>
+          <w:p>
+            <w:r>
+              <w:t>content_id</w:t>
+            </w:r>
+          </w:p>
+        </w:tc>
+        <w:tc>
+          <w:tcPr>
+            <w:tcW w:w="2160" w:type="dxa"/>
+          </w:tcPr>
+          <w:p>
+            <w:r>
+              <w:t>BIGINT</w:t>
+            </w:r>
+          </w:p>
+        </w:tc>
+        <w:tc>
+          <w:tcPr>
+            <w:tcW w:w="2160" w:type="dxa"/>
+          </w:tcPr>
+          <w:p>
+            <w:r>
+              <w:t>FK</w:t>
+            </w:r>
+          </w:p>
+        </w:tc>
+        <w:tc>
+          <w:tcPr>
+            <w:tcW w:w="2160" w:type="dxa"/>
+          </w:tcPr>
+          <w:p>
+            <w:r>
+              <w:t>소속 콘텐츠</w:t>
+            </w:r>
+          </w:p>
+        </w:tc>
+      </w:tr>
+      <w:tr>
+        <w:tc>
+          <w:tcPr>
+            <w:tcW w:w="2160" w:type="dxa"/>
+          </w:tcPr>
+          <w:p>
+            <w:r>
+              <w:t>image_url</w:t>
+            </w:r>
+          </w:p>
+        </w:tc>
+        <w:tc>
+          <w:tcPr>
+            <w:tcW w:w="2160" w:type="dxa"/>
+          </w:tcPr>
+          <w:p>
+            <w:r>
+              <w:t>VARCHAR</w:t>
+            </w:r>
+          </w:p>
+        </w:tc>
+        <w:tc>
+          <w:tcPr>
+            <w:tcW w:w="2160" w:type="dxa"/>
+          </w:tcPr>
+          <w:p>
+            <w:r>
+              <w:t>NOT NULL</w:t>
+            </w:r>
+          </w:p>
+        </w:tc>
+        <w:tc>
+          <w:tcPr>
+            <w:tcW w:w="2160" w:type="dxa"/>
+          </w:tcPr>
+          <w:p>
+            <w:r>
+              <w:t>이미지 경로/URL</w:t>
+            </w:r>
+          </w:p>
+        </w:tc>
+      </w:tr>
+      <w:tr>
+        <w:tc>
+          <w:tcPr>
+            <w:tcW w:w="2160" w:type="dxa"/>
+          </w:tcPr>
+          <w:p>
+            <w:r>
+              <w:t>sort_order</w:t>
+            </w:r>
+          </w:p>
+        </w:tc>
+        <w:tc>
+          <w:tcPr>
+            <w:tcW w:w="2160" w:type="dxa"/>
+          </w:tcPr>
+          <w:p>
+            <w:r>
+              <w:t>INT</w:t>
+            </w:r>
+          </w:p>
+        </w:tc>
+        <w:tc>
+          <w:tcPr>
+            <w:tcW w:w="2160" w:type="dxa"/>
+          </w:tcPr>
+          <w:p>
+            <w:r>
+              <w:t>NOT NULL</w:t>
+            </w:r>
+          </w:p>
+        </w:tc>
+        <w:tc>
+          <w:tcPr>
+            <w:tcW w:w="2160" w:type="dxa"/>
+          </w:tcPr>
+          <w:p>
+            <w:r>
+              <w:t>이미지 순서</w:t>
+            </w:r>
+          </w:p>
+        </w:tc>
+      </w:tr>
+    </w:tbl>
     <w:p>
       <w:pPr>
-        <w:pStyle w:val="Heading1"/>
+        <w:rPr>
+          <w:lang/>
+          <w:b/>
+          <w:rtl w:val="off"/>
+        </w:rPr>
       </w:pPr>
+    </w:p>
+    <w:p>
       <w:r>
-        <w:t>5. contents 테이블</w:t>
+        <w:rPr>
+          <w:b/>
+        </w:rPr>
+        <w:t>3.3 generated_card_images</w:t>
       </w:r>
     </w:p>
+    <w:tbl>
+      <w:tblPr>
+        <w:tblStyle w:val="TableGrid"/>
+        <w:tblW w:w="0" w:type="auto"/>
+        <w:tblLook w:val="04A0" w:firstRow="1" w:lastRow="0" w:firstColumn="1" w:lastColumn="0" w:noHBand="0" w:noVBand="1"/>
+        <w:jc w:val="center"/>
+      </w:tblPr>
+      <w:tblGrid>
+        <w:gridCol w:w="2160"/>
+        <w:gridCol w:w="2160"/>
+        <w:gridCol w:w="2160"/>
+        <w:gridCol w:w="2160"/>
+      </w:tblGrid>
+      <w:tr>
+        <w:tc>
+          <w:tcPr>
+            <w:tcW w:w="2160" w:type="dxa"/>
+          </w:tcPr>
+          <w:p>
+            <w:r>
+              <w:t>컬럼</w:t>
+            </w:r>
+          </w:p>
+        </w:tc>
+        <w:tc>
+          <w:tcPr>
+            <w:tcW w:w="2160" w:type="dxa"/>
+          </w:tcPr>
+          <w:p>
+            <w:r>
+              <w:t>타입</w:t>
+            </w:r>
+          </w:p>
+        </w:tc>
+        <w:tc>
+          <w:tcPr>
+            <w:tcW w:w="2160" w:type="dxa"/>
+          </w:tcPr>
+          <w:p>
+            <w:r>
+              <w:t>제약조건</w:t>
+            </w:r>
+          </w:p>
+        </w:tc>
+        <w:tc>
+          <w:tcPr>
+            <w:tcW w:w="2160" w:type="dxa"/>
+          </w:tcPr>
+          <w:p>
+            <w:r>
+              <w:t>설명</w:t>
+            </w:r>
+          </w:p>
+        </w:tc>
+      </w:tr>
+      <w:tr>
+        <w:tc>
+          <w:tcPr>
+            <w:tcW w:w="2160" w:type="dxa"/>
+          </w:tcPr>
+          <w:p>
+            <w:r>
+              <w:t>id</w:t>
+            </w:r>
+          </w:p>
+        </w:tc>
+        <w:tc>
+          <w:tcPr>
+            <w:tcW w:w="2160" w:type="dxa"/>
+          </w:tcPr>
+          <w:p>
+            <w:r>
+              <w:t>BIGSERIAL</w:t>
+            </w:r>
+          </w:p>
+        </w:tc>
+        <w:tc>
+          <w:tcPr>
+            <w:tcW w:w="2160" w:type="dxa"/>
+          </w:tcPr>
+          <w:p>
+            <w:r>
+              <w:t>PK</w:t>
+            </w:r>
+          </w:p>
+        </w:tc>
+        <w:tc>
+          <w:tcPr>
+            <w:tcW w:w="2160" w:type="dxa"/>
+          </w:tcPr>
+          <w:p>
+            <w:r>
+              <w:t>생성 이미지 식별자</w:t>
+            </w:r>
+          </w:p>
+        </w:tc>
+      </w:tr>
+      <w:tr>
+        <w:tc>
+          <w:tcPr>
+            <w:tcW w:w="2160" w:type="dxa"/>
+          </w:tcPr>
+          <w:p>
+            <w:r>
+              <w:t>content_id</w:t>
+            </w:r>
+          </w:p>
+        </w:tc>
+        <w:tc>
+          <w:tcPr>
+            <w:tcW w:w="2160" w:type="dxa"/>
+          </w:tcPr>
+          <w:p>
+            <w:r>
+              <w:t>BIGINT</w:t>
+            </w:r>
+          </w:p>
+        </w:tc>
+        <w:tc>
+          <w:tcPr>
+            <w:tcW w:w="2160" w:type="dxa"/>
+          </w:tcPr>
+          <w:p>
+            <w:r>
+              <w:t>FK</w:t>
+            </w:r>
+          </w:p>
+        </w:tc>
+        <w:tc>
+          <w:tcPr>
+            <w:tcW w:w="2160" w:type="dxa"/>
+          </w:tcPr>
+          <w:p>
+            <w:r>
+              <w:t>소속 콘텐츠</w:t>
+            </w:r>
+          </w:p>
+        </w:tc>
+      </w:tr>
+      <w:tr>
+        <w:tc>
+          <w:tcPr>
+            <w:tcW w:w="2160" w:type="dxa"/>
+          </w:tcPr>
+          <w:p>
+            <w:r>
+              <w:t>sort_order</w:t>
+            </w:r>
+          </w:p>
+        </w:tc>
+        <w:tc>
+          <w:tcPr>
+            <w:tcW w:w="2160" w:type="dxa"/>
+          </w:tcPr>
+          <w:p>
+            <w:r>
+              <w:t>INT</w:t>
+            </w:r>
+          </w:p>
+        </w:tc>
+        <w:tc>
+          <w:tcPr>
+            <w:tcW w:w="2160" w:type="dxa"/>
+          </w:tcPr>
+          <w:p>
+            <w:r>
+              <w:t>NOT NULL</w:t>
+            </w:r>
+          </w:p>
+        </w:tc>
+        <w:tc>
+          <w:tcPr>
+            <w:tcW w:w="2160" w:type="dxa"/>
+          </w:tcPr>
+          <w:p>
+            <w:r>
+              <w:t>카드 순서</w:t>
+            </w:r>
+          </w:p>
+        </w:tc>
+      </w:tr>
+      <w:tr>
+        <w:tc>
+          <w:tcPr>
+            <w:tcW w:w="2160" w:type="dxa"/>
+          </w:tcPr>
+          <w:p>
+            <w:r>
+              <w:t>image_url</w:t>
+            </w:r>
+          </w:p>
+        </w:tc>
+        <w:tc>
+          <w:tcPr>
+            <w:tcW w:w="2160" w:type="dxa"/>
+          </w:tcPr>
+          <w:p>
+            <w:r>
+              <w:t>TEXT</w:t>
+            </w:r>
+          </w:p>
+        </w:tc>
+        <w:tc>
+          <w:tcPr>
+            <w:tcW w:w="2160" w:type="dxa"/>
+          </w:tcPr>
+          <w:p>
+            <w:r>
+              <w:t>NOT NULL</w:t>
+            </w:r>
+          </w:p>
+        </w:tc>
+        <w:tc>
+          <w:tcPr>
+            <w:tcW w:w="2160" w:type="dxa"/>
+          </w:tcPr>
+          <w:p>
+            <w:r>
+              <w:t>생성 이미지 URL</w:t>
+            </w:r>
+          </w:p>
+        </w:tc>
+      </w:tr>
+    </w:tbl>
     <w:p>
       <w:pPr>
-        <w:pStyle w:val="Heading2"/>
+        <w:rPr>
+          <w:lang/>
+          <w:b/>
+          <w:rtl w:val="off"/>
+        </w:rPr>
       </w:pPr>
+    </w:p>
+    <w:p>
       <w:r>
-        <w:t>5.1 테이블 목적</w:t>
+        <w:rPr>
+          <w:b/>
+        </w:rPr>
+        <w:t>3.4 job_histories</w:t>
+      </w:r>
+    </w:p>
+    <w:tbl>
+      <w:tblPr>
+        <w:tblStyle w:val="TableGrid"/>
+        <w:tblW w:w="0" w:type="auto"/>
+        <w:tblLook w:val="04A0" w:firstRow="1" w:lastRow="0" w:firstColumn="1" w:lastColumn="0" w:noHBand="0" w:noVBand="1"/>
+        <w:jc w:val="center"/>
+      </w:tblPr>
+      <w:tblGrid>
+        <w:gridCol w:w="2160"/>
+        <w:gridCol w:w="2160"/>
+        <w:gridCol w:w="2160"/>
+        <w:gridCol w:w="2160"/>
+      </w:tblGrid>
+      <w:tr>
+        <w:tc>
+          <w:tcPr>
+            <w:tcW w:w="2160" w:type="dxa"/>
+          </w:tcPr>
+          <w:p>
+            <w:r>
+              <w:t>컬럼</w:t>
+            </w:r>
+          </w:p>
+        </w:tc>
+        <w:tc>
+          <w:tcPr>
+            <w:tcW w:w="2160" w:type="dxa"/>
+          </w:tcPr>
+          <w:p>
+            <w:r>
+              <w:t>타입</w:t>
+            </w:r>
+          </w:p>
+        </w:tc>
+        <w:tc>
+          <w:tcPr>
+            <w:tcW w:w="2160" w:type="dxa"/>
+          </w:tcPr>
+          <w:p>
+            <w:r>
+              <w:t>제약조건</w:t>
+            </w:r>
+          </w:p>
+        </w:tc>
+        <w:tc>
+          <w:tcPr>
+            <w:tcW w:w="2160" w:type="dxa"/>
+          </w:tcPr>
+          <w:p>
+            <w:r>
+              <w:t>설명</w:t>
+            </w:r>
+          </w:p>
+        </w:tc>
+      </w:tr>
+      <w:tr>
+        <w:tc>
+          <w:tcPr>
+            <w:tcW w:w="2160" w:type="dxa"/>
+          </w:tcPr>
+          <w:p>
+            <w:r>
+              <w:t>id</w:t>
+            </w:r>
+          </w:p>
+        </w:tc>
+        <w:tc>
+          <w:tcPr>
+            <w:tcW w:w="2160" w:type="dxa"/>
+          </w:tcPr>
+          <w:p>
+            <w:r>
+              <w:t>BIGSERIAL</w:t>
+            </w:r>
+          </w:p>
+        </w:tc>
+        <w:tc>
+          <w:tcPr>
+            <w:tcW w:w="2160" w:type="dxa"/>
+          </w:tcPr>
+          <w:p>
+            <w:r>
+              <w:t>PK</w:t>
+            </w:r>
+          </w:p>
+        </w:tc>
+        <w:tc>
+          <w:tcPr>
+            <w:tcW w:w="2160" w:type="dxa"/>
+          </w:tcPr>
+          <w:p>
+            <w:r>
+              <w:t>작업 식별자</w:t>
+            </w:r>
+          </w:p>
+        </w:tc>
+      </w:tr>
+      <w:tr>
+        <w:tc>
+          <w:tcPr>
+            <w:tcW w:w="2160" w:type="dxa"/>
+          </w:tcPr>
+          <w:p>
+            <w:r>
+              <w:t>content_id</w:t>
+            </w:r>
+          </w:p>
+        </w:tc>
+        <w:tc>
+          <w:tcPr>
+            <w:tcW w:w="2160" w:type="dxa"/>
+          </w:tcPr>
+          <w:p>
+            <w:r>
+              <w:t>BIGINT</w:t>
+            </w:r>
+          </w:p>
+        </w:tc>
+        <w:tc>
+          <w:tcPr>
+            <w:tcW w:w="2160" w:type="dxa"/>
+          </w:tcPr>
+          <w:p>
+            <w:r>
+              <w:t>FK</w:t>
+            </w:r>
+          </w:p>
+        </w:tc>
+        <w:tc>
+          <w:tcPr>
+            <w:tcW w:w="2160" w:type="dxa"/>
+          </w:tcPr>
+          <w:p>
+            <w:r>
+              <w:t>대상 콘텐츠</w:t>
+            </w:r>
+          </w:p>
+        </w:tc>
+      </w:tr>
+      <w:tr>
+        <w:tc>
+          <w:tcPr>
+            <w:tcW w:w="2160" w:type="dxa"/>
+          </w:tcPr>
+          <w:p>
+            <w:r>
+              <w:t>job_type</w:t>
+            </w:r>
+          </w:p>
+        </w:tc>
+        <w:tc>
+          <w:tcPr>
+            <w:tcW w:w="2160" w:type="dxa"/>
+          </w:tcPr>
+          <w:p>
+            <w:r>
+              <w:t>VARCHAR</w:t>
+            </w:r>
+          </w:p>
+        </w:tc>
+        <w:tc>
+          <w:tcPr>
+            <w:tcW w:w="2160" w:type="dxa"/>
+          </w:tcPr>
+          <w:p>
+            <w:r>
+              <w:t>NOT NULL</w:t>
+            </w:r>
+          </w:p>
+        </w:tc>
+        <w:tc>
+          <w:tcPr>
+            <w:tcW w:w="2160" w:type="dxa"/>
+          </w:tcPr>
+          <w:p>
+            <w:r>
+              <w:t>작업 유형</w:t>
+            </w:r>
+          </w:p>
+        </w:tc>
+      </w:tr>
+      <w:tr>
+        <w:tc>
+          <w:tcPr>
+            <w:tcW w:w="2160" w:type="dxa"/>
+          </w:tcPr>
+          <w:p>
+            <w:r>
+              <w:t>status</w:t>
+            </w:r>
+          </w:p>
+        </w:tc>
+        <w:tc>
+          <w:tcPr>
+            <w:tcW w:w="2160" w:type="dxa"/>
+          </w:tcPr>
+          <w:p>
+            <w:r>
+              <w:t>VARCHAR</w:t>
+            </w:r>
+          </w:p>
+        </w:tc>
+        <w:tc>
+          <w:tcPr>
+            <w:tcW w:w="2160" w:type="dxa"/>
+          </w:tcPr>
+          <w:p>
+            <w:r>
+              <w:t>NOT NULL</w:t>
+            </w:r>
+          </w:p>
+        </w:tc>
+        <w:tc>
+          <w:tcPr>
+            <w:tcW w:w="2160" w:type="dxa"/>
+          </w:tcPr>
+          <w:p>
+            <w:r>
+              <w:t>작업 상태</w:t>
+            </w:r>
+          </w:p>
+        </w:tc>
+      </w:tr>
+      <w:tr>
+        <w:tc>
+          <w:tcPr>
+            <w:tcW w:w="2160" w:type="dxa"/>
+          </w:tcPr>
+          <w:p>
+            <w:r>
+              <w:t>result_url</w:t>
+            </w:r>
+          </w:p>
+        </w:tc>
+        <w:tc>
+          <w:tcPr>
+            <w:tcW w:w="2160" w:type="dxa"/>
+          </w:tcPr>
+          <w:p>
+            <w:r>
+              <w:t>TEXT</w:t>
+            </w:r>
+          </w:p>
+        </w:tc>
+        <w:tc>
+          <w:tcPr>
+            <w:tcW w:w="2160" w:type="dxa"/>
+          </w:tcPr>
+          <w:p>
+            <w:r>
+              <w:t>NULL</w:t>
+            </w:r>
+          </w:p>
+        </w:tc>
+        <w:tc>
+          <w:tcPr>
+            <w:tcW w:w="2160" w:type="dxa"/>
+          </w:tcPr>
+          <w:p>
+            <w:r>
+              <w:t>결과 URL</w:t>
+            </w:r>
+          </w:p>
+        </w:tc>
+      </w:tr>
+      <w:tr>
+        <w:tc>
+          <w:tcPr>
+            <w:tcW w:w="2160" w:type="dxa"/>
+          </w:tcPr>
+          <w:p>
+            <w:r>
+              <w:t>error_message</w:t>
+            </w:r>
+          </w:p>
+        </w:tc>
+        <w:tc>
+          <w:tcPr>
+            <w:tcW w:w="2160" w:type="dxa"/>
+          </w:tcPr>
+          <w:p>
+            <w:r>
+              <w:t>TEXT</w:t>
+            </w:r>
+          </w:p>
+        </w:tc>
+        <w:tc>
+          <w:tcPr>
+            <w:tcW w:w="2160" w:type="dxa"/>
+          </w:tcPr>
+          <w:p>
+            <w:r>
+              <w:t>NULL</w:t>
+            </w:r>
+          </w:p>
+        </w:tc>
+        <w:tc>
+          <w:tcPr>
+            <w:tcW w:w="2160" w:type="dxa"/>
+          </w:tcPr>
+          <w:p>
+            <w:r>
+              <w:t>실패 사유</w:t>
+            </w:r>
+          </w:p>
+        </w:tc>
+      </w:tr>
+      <w:tr>
+        <w:tc>
+          <w:tcPr>
+            <w:tcW w:w="2160" w:type="dxa"/>
+          </w:tcPr>
+          <w:p>
+            <w:r>
+              <w:t>requested_at</w:t>
+            </w:r>
+          </w:p>
+        </w:tc>
+        <w:tc>
+          <w:tcPr>
+            <w:tcW w:w="2160" w:type="dxa"/>
+          </w:tcPr>
+          <w:p>
+            <w:r>
+              <w:t>TIMESTAMPTZ</w:t>
+            </w:r>
+          </w:p>
+        </w:tc>
+        <w:tc>
+          <w:tcPr>
+            <w:tcW w:w="2160" w:type="dxa"/>
+          </w:tcPr>
+          <w:p>
+            <w:r>
+              <w:t>NOT NULL</w:t>
+            </w:r>
+          </w:p>
+        </w:tc>
+        <w:tc>
+          <w:tcPr>
+            <w:tcW w:w="2160" w:type="dxa"/>
+          </w:tcPr>
+          <w:p>
+            <w:r>
+              <w:t>요청 시각</w:t>
+            </w:r>
+          </w:p>
+        </w:tc>
+      </w:tr>
+      <w:tr>
+        <w:tc>
+          <w:tcPr>
+            <w:tcW w:w="2160" w:type="dxa"/>
+          </w:tcPr>
+          <w:p>
+            <w:r>
+              <w:t>completed_at</w:t>
+            </w:r>
+          </w:p>
+        </w:tc>
+        <w:tc>
+          <w:tcPr>
+            <w:tcW w:w="2160" w:type="dxa"/>
+          </w:tcPr>
+          <w:p>
+            <w:r>
+              <w:t>TIMESTAMPTZ</w:t>
+            </w:r>
+          </w:p>
+        </w:tc>
+        <w:tc>
+          <w:tcPr>
+            <w:tcW w:w="2160" w:type="dxa"/>
+          </w:tcPr>
+          <w:p>
+            <w:r>
+              <w:t>NULL</w:t>
+            </w:r>
+          </w:p>
+        </w:tc>
+        <w:tc>
+          <w:tcPr>
+            <w:tcW w:w="2160" w:type="dxa"/>
+          </w:tcPr>
+          <w:p>
+            <w:r>
+              <w:t>완료 시각</w:t>
+            </w:r>
+          </w:p>
+        </w:tc>
+      </w:tr>
+    </w:tbl>
+    <w:p>
+      <w:pPr>
+        <w:rPr>
+          <w:lang/>
+          <w:b/>
+          <w:rtl w:val="off"/>
+        </w:rPr>
+      </w:pPr>
+    </w:p>
+    <w:p>
+      <w:r>
+        <w:rPr>
+          <w:b/>
+        </w:rPr>
+        <w:t>4. 상태 및 작업 유형</w:t>
       </w:r>
     </w:p>
     <w:p>
@@ -454,20 +1567,18 @@
         </w:rPr>
       </w:pPr>
       <w:r>
-        <w:t>콘텐츠 원본 및 발행 상태를 저장하는 핵심 테이블입니다. 콘텐츠 자체의 데이터와 이미지 데이터를 분리하여 관리합니다.</w:t>
+        <w:t>contents.status는 콘텐츠의 관리·발행 상태를, job_histories.status는 생성 작업의 진행 상태를 나타내며 서로 다른 의미로 분리하여 관리합니다.</w:t>
       </w:r>
     </w:p>
     <w:p>
-      <w:pPr/>
+      <w:pPr>
+        <w:rPr>
+          <w:lang/>
+          <w:rtl w:val="off"/>
+        </w:rPr>
+      </w:pPr>
     </w:p>
-    <w:p>
-      <w:pPr>
-        <w:pStyle w:val="Heading2"/>
-      </w:pPr>
-      <w:r>
-        <w:t>5.2 컬럼 정의</w:t>
-      </w:r>
-    </w:p>
+    <w:p/>
     <w:tbl>
       <w:tblPr>
         <w:tblStyle w:val="TableGrid"/>
@@ -476,65 +1587,38 @@
         <w:jc w:val="center"/>
       </w:tblPr>
       <w:tblGrid>
-        <w:gridCol w:w="1987"/>
-        <w:gridCol w:w="1987"/>
-        <w:gridCol w:w="1987"/>
-        <w:gridCol w:w="1987"/>
-        <w:gridCol w:w="1987"/>
+        <w:gridCol w:w="2880"/>
+        <w:gridCol w:w="2880"/>
+        <w:gridCol w:w="2880"/>
       </w:tblGrid>
       <w:tr>
         <w:tc>
           <w:tcPr>
-            <w:tcW w:w="1987" w:type="dxa"/>
-            <w:shd w:val="clear" w:color="auto" w:fill="D9EAF7"/>
-          </w:tcPr>
-          <w:p>
-            <w:r>
-              <w:t>컬럼</w:t>
-            </w:r>
-          </w:p>
-        </w:tc>
-        <w:tc>
-          <w:tcPr>
-            <w:tcW w:w="1987" w:type="dxa"/>
-            <w:shd w:val="clear" w:color="auto" w:fill="D9EAF7"/>
-          </w:tcPr>
-          <w:p>
-            <w:r>
-              <w:t>PostgreSQL 타입</w:t>
-            </w:r>
-          </w:p>
-        </w:tc>
-        <w:tc>
-          <w:tcPr>
-            <w:tcW w:w="1987" w:type="dxa"/>
-            <w:shd w:val="clear" w:color="auto" w:fill="D9EAF7"/>
-          </w:tcPr>
-          <w:p>
-            <w:r>
-              <w:t>NULL</w:t>
-            </w:r>
-          </w:p>
-        </w:tc>
-        <w:tc>
-          <w:tcPr>
-            <w:tcW w:w="1987" w:type="dxa"/>
-            <w:shd w:val="clear" w:color="auto" w:fill="D9EAF7"/>
-          </w:tcPr>
-          <w:p>
-            <w:r>
-              <w:t>제약조건</w:t>
-            </w:r>
-          </w:p>
-        </w:tc>
-        <w:tc>
-          <w:tcPr>
-            <w:tcW w:w="1987" w:type="dxa"/>
-            <w:shd w:val="clear" w:color="auto" w:fill="D9EAF7"/>
-          </w:tcPr>
-          <w:p>
-            <w:r>
-              <w:t>설명</w:t>
+            <w:tcW w:w="2880" w:type="dxa"/>
+          </w:tcPr>
+          <w:p>
+            <w:r>
+              <w:t>구분</w:t>
+            </w:r>
+          </w:p>
+        </w:tc>
+        <w:tc>
+          <w:tcPr>
+            <w:tcW w:w="2880" w:type="dxa"/>
+          </w:tcPr>
+          <w:p>
+            <w:r>
+              <w:t>값</w:t>
+            </w:r>
+          </w:p>
+        </w:tc>
+        <w:tc>
+          <w:tcPr>
+            <w:tcW w:w="2880" w:type="dxa"/>
+          </w:tcPr>
+          <w:p>
+            <w:r>
+              <w:t>의미</w:t>
             </w:r>
           </w:p>
         </w:tc>
@@ -542,51 +1626,31 @@
       <w:tr>
         <w:tc>
           <w:tcPr>
-            <w:tcW w:w="1987" w:type="dxa"/>
-          </w:tcPr>
-          <w:p>
-            <w:r>
-              <w:t>id</w:t>
-            </w:r>
-          </w:p>
-        </w:tc>
-        <w:tc>
-          <w:tcPr>
-            <w:tcW w:w="1987" w:type="dxa"/>
-          </w:tcPr>
-          <w:p>
-            <w:r>
-              <w:t>BIGSERIAL</w:t>
-            </w:r>
-          </w:p>
-        </w:tc>
-        <w:tc>
-          <w:tcPr>
-            <w:tcW w:w="1987" w:type="dxa"/>
-          </w:tcPr>
-          <w:p>
-            <w:r>
-              <w:t>N</w:t>
-            </w:r>
-          </w:p>
-        </w:tc>
-        <w:tc>
-          <w:tcPr>
-            <w:tcW w:w="1987" w:type="dxa"/>
-          </w:tcPr>
-          <w:p>
-            <w:r>
-              <w:t>PK</w:t>
-            </w:r>
-          </w:p>
-        </w:tc>
-        <w:tc>
-          <w:tcPr>
-            <w:tcW w:w="1987" w:type="dxa"/>
-          </w:tcPr>
-          <w:p>
-            <w:r>
-              <w:t>콘텐츠 식별자</w:t>
+            <w:tcW w:w="2880" w:type="dxa"/>
+          </w:tcPr>
+          <w:p>
+            <w:r>
+              <w:t>ContentStatus</w:t>
+            </w:r>
+          </w:p>
+        </w:tc>
+        <w:tc>
+          <w:tcPr>
+            <w:tcW w:w="2880" w:type="dxa"/>
+          </w:tcPr>
+          <w:p>
+            <w:r>
+              <w:t>DRAFT</w:t>
+            </w:r>
+          </w:p>
+        </w:tc>
+        <w:tc>
+          <w:tcPr>
+            <w:tcW w:w="2880" w:type="dxa"/>
+          </w:tcPr>
+          <w:p>
+            <w:r>
+              <w:t>작성/생성 중</w:t>
             </w:r>
           </w:p>
         </w:tc>
@@ -594,51 +1658,31 @@
       <w:tr>
         <w:tc>
           <w:tcPr>
-            <w:tcW w:w="1987" w:type="dxa"/>
-          </w:tcPr>
-          <w:p>
-            <w:r>
-              <w:t>title</w:t>
-            </w:r>
-          </w:p>
-        </w:tc>
-        <w:tc>
-          <w:tcPr>
-            <w:tcW w:w="1987" w:type="dxa"/>
-          </w:tcPr>
-          <w:p>
-            <w:r>
-              <w:t>VARCHAR(200)</w:t>
-            </w:r>
-          </w:p>
-        </w:tc>
-        <w:tc>
-          <w:tcPr>
-            <w:tcW w:w="1987" w:type="dxa"/>
-          </w:tcPr>
-          <w:p>
-            <w:r>
-              <w:t>N</w:t>
-            </w:r>
-          </w:p>
-        </w:tc>
-        <w:tc>
-          <w:tcPr>
-            <w:tcW w:w="1987" w:type="dxa"/>
-          </w:tcPr>
-          <w:p>
-            <w:r>
-              <w:t>-</w:t>
-            </w:r>
-          </w:p>
-        </w:tc>
-        <w:tc>
-          <w:tcPr>
-            <w:tcW w:w="1987" w:type="dxa"/>
-          </w:tcPr>
-          <w:p>
-            <w:r>
-              <w:t>콘텐츠 제목</w:t>
+            <w:tcW w:w="2880" w:type="dxa"/>
+          </w:tcPr>
+          <w:p>
+            <w:r>
+              <w:t>ContentStatus</w:t>
+            </w:r>
+          </w:p>
+        </w:tc>
+        <w:tc>
+          <w:tcPr>
+            <w:tcW w:w="2880" w:type="dxa"/>
+          </w:tcPr>
+          <w:p>
+            <w:r>
+              <w:t>PUBLISHED</w:t>
+            </w:r>
+          </w:p>
+        </w:tc>
+        <w:tc>
+          <w:tcPr>
+            <w:tcW w:w="2880" w:type="dxa"/>
+          </w:tcPr>
+          <w:p>
+            <w:r>
+              <w:t>게시 완료</w:t>
             </w:r>
           </w:p>
         </w:tc>
@@ -646,51 +1690,31 @@
       <w:tr>
         <w:tc>
           <w:tcPr>
-            <w:tcW w:w="1987" w:type="dxa"/>
-          </w:tcPr>
-          <w:p>
-            <w:r>
-              <w:t>body</w:t>
-            </w:r>
-          </w:p>
-        </w:tc>
-        <w:tc>
-          <w:tcPr>
-            <w:tcW w:w="1987" w:type="dxa"/>
-          </w:tcPr>
-          <w:p>
-            <w:r>
-              <w:t>TEXT</w:t>
-            </w:r>
-          </w:p>
-        </w:tc>
-        <w:tc>
-          <w:tcPr>
-            <w:tcW w:w="1987" w:type="dxa"/>
-          </w:tcPr>
-          <w:p>
-            <w:r>
-              <w:t>N</w:t>
-            </w:r>
-          </w:p>
-        </w:tc>
-        <w:tc>
-          <w:tcPr>
-            <w:tcW w:w="1987" w:type="dxa"/>
-          </w:tcPr>
-          <w:p>
-            <w:r>
-              <w:t>-</w:t>
-            </w:r>
-          </w:p>
-        </w:tc>
-        <w:tc>
-          <w:tcPr>
-            <w:tcW w:w="1987" w:type="dxa"/>
-          </w:tcPr>
-          <w:p>
-            <w:r>
-              <w:t>카드뉴스 본문</w:t>
+            <w:tcW w:w="2880" w:type="dxa"/>
+          </w:tcPr>
+          <w:p>
+            <w:r>
+              <w:t>ContentStatus</w:t>
+            </w:r>
+          </w:p>
+        </w:tc>
+        <w:tc>
+          <w:tcPr>
+            <w:tcW w:w="2880" w:type="dxa"/>
+          </w:tcPr>
+          <w:p>
+            <w:r>
+              <w:t>ARCHIVED</w:t>
+            </w:r>
+          </w:p>
+        </w:tc>
+        <w:tc>
+          <w:tcPr>
+            <w:tcW w:w="2880" w:type="dxa"/>
+          </w:tcPr>
+          <w:p>
+            <w:r>
+              <w:t>보관 처리</w:t>
             </w:r>
           </w:p>
         </w:tc>
@@ -698,51 +1722,31 @@
       <w:tr>
         <w:tc>
           <w:tcPr>
-            <w:tcW w:w="1987" w:type="dxa"/>
-          </w:tcPr>
-          <w:p>
-            <w:r>
-              <w:t>template</w:t>
-            </w:r>
-          </w:p>
-        </w:tc>
-        <w:tc>
-          <w:tcPr>
-            <w:tcW w:w="1987" w:type="dxa"/>
-          </w:tcPr>
-          <w:p>
-            <w:r>
-              <w:t>VARCHAR(100)</w:t>
-            </w:r>
-          </w:p>
-        </w:tc>
-        <w:tc>
-          <w:tcPr>
-            <w:tcW w:w="1987" w:type="dxa"/>
-          </w:tcPr>
-          <w:p>
-            <w:r>
-              <w:t>Y</w:t>
-            </w:r>
-          </w:p>
-        </w:tc>
-        <w:tc>
-          <w:tcPr>
-            <w:tcW w:w="1987" w:type="dxa"/>
-          </w:tcPr>
-          <w:p>
-            <w:r>
-              <w:t>-</w:t>
-            </w:r>
-          </w:p>
-        </w:tc>
-        <w:tc>
-          <w:tcPr>
-            <w:tcW w:w="1987" w:type="dxa"/>
-          </w:tcPr>
-          <w:p>
-            <w:r>
-              <w:t>적용 템플릿</w:t>
+            <w:tcW w:w="2880" w:type="dxa"/>
+          </w:tcPr>
+          <w:p>
+            <w:r>
+              <w:t>JobStatus</w:t>
+            </w:r>
+          </w:p>
+        </w:tc>
+        <w:tc>
+          <w:tcPr>
+            <w:tcW w:w="2880" w:type="dxa"/>
+          </w:tcPr>
+          <w:p>
+            <w:r>
+              <w:t>PENDING</w:t>
+            </w:r>
+          </w:p>
+        </w:tc>
+        <w:tc>
+          <w:tcPr>
+            <w:tcW w:w="2880" w:type="dxa"/>
+          </w:tcPr>
+          <w:p>
+            <w:r>
+              <w:t>작업 대기</w:t>
             </w:r>
           </w:p>
         </w:tc>
@@ -750,51 +1754,31 @@
       <w:tr>
         <w:tc>
           <w:tcPr>
-            <w:tcW w:w="1987" w:type="dxa"/>
-          </w:tcPr>
-          <w:p>
-            <w:r>
-              <w:t>status</w:t>
-            </w:r>
-          </w:p>
-        </w:tc>
-        <w:tc>
-          <w:tcPr>
-            <w:tcW w:w="1987" w:type="dxa"/>
-          </w:tcPr>
-          <w:p>
-            <w:r>
-              <w:t>VARCHAR(20)</w:t>
-            </w:r>
-          </w:p>
-        </w:tc>
-        <w:tc>
-          <w:tcPr>
-            <w:tcW w:w="1987" w:type="dxa"/>
-          </w:tcPr>
-          <w:p>
-            <w:r>
-              <w:t>N</w:t>
-            </w:r>
-          </w:p>
-        </w:tc>
-        <w:tc>
-          <w:tcPr>
-            <w:tcW w:w="1987" w:type="dxa"/>
-          </w:tcPr>
-          <w:p>
-            <w:r>
-              <w:t>CHECK</w:t>
-            </w:r>
-          </w:p>
-        </w:tc>
-        <w:tc>
-          <w:tcPr>
-            <w:tcW w:w="1987" w:type="dxa"/>
-          </w:tcPr>
-          <w:p>
-            <w:r>
-              <w:t>발행 상태</w:t>
+            <w:tcW w:w="2880" w:type="dxa"/>
+          </w:tcPr>
+          <w:p>
+            <w:r>
+              <w:t>JobStatus</w:t>
+            </w:r>
+          </w:p>
+        </w:tc>
+        <w:tc>
+          <w:tcPr>
+            <w:tcW w:w="2880" w:type="dxa"/>
+          </w:tcPr>
+          <w:p>
+            <w:r>
+              <w:t>PROCESSING</w:t>
+            </w:r>
+          </w:p>
+        </w:tc>
+        <w:tc>
+          <w:tcPr>
+            <w:tcW w:w="2880" w:type="dxa"/>
+          </w:tcPr>
+          <w:p>
+            <w:r>
+              <w:t>작업 처리 중</w:t>
             </w:r>
           </w:p>
         </w:tc>
@@ -802,51 +1786,31 @@
       <w:tr>
         <w:tc>
           <w:tcPr>
-            <w:tcW w:w="1987" w:type="dxa"/>
-          </w:tcPr>
-          <w:p>
-            <w:r>
-              <w:t>created_at</w:t>
-            </w:r>
-          </w:p>
-        </w:tc>
-        <w:tc>
-          <w:tcPr>
-            <w:tcW w:w="1987" w:type="dxa"/>
-          </w:tcPr>
-          <w:p>
-            <w:r>
-              <w:t>TIMESTAMPTZ</w:t>
-            </w:r>
-          </w:p>
-        </w:tc>
-        <w:tc>
-          <w:tcPr>
-            <w:tcW w:w="1987" w:type="dxa"/>
-          </w:tcPr>
-          <w:p>
-            <w:r>
-              <w:t>N</w:t>
-            </w:r>
-          </w:p>
-        </w:tc>
-        <w:tc>
-          <w:tcPr>
-            <w:tcW w:w="1987" w:type="dxa"/>
-          </w:tcPr>
-          <w:p>
-            <w:r>
-              <w:t>DEFAULT</w:t>
-            </w:r>
-          </w:p>
-        </w:tc>
-        <w:tc>
-          <w:tcPr>
-            <w:tcW w:w="1987" w:type="dxa"/>
-          </w:tcPr>
-          <w:p>
-            <w:r>
-              <w:t>생성 시각</w:t>
+            <w:tcW w:w="2880" w:type="dxa"/>
+          </w:tcPr>
+          <w:p>
+            <w:r>
+              <w:t>JobStatus</w:t>
+            </w:r>
+          </w:p>
+        </w:tc>
+        <w:tc>
+          <w:tcPr>
+            <w:tcW w:w="2880" w:type="dxa"/>
+          </w:tcPr>
+          <w:p>
+            <w:r>
+              <w:t>COMPLETED</w:t>
+            </w:r>
+          </w:p>
+        </w:tc>
+        <w:tc>
+          <w:tcPr>
+            <w:tcW w:w="2880" w:type="dxa"/>
+          </w:tcPr>
+          <w:p>
+            <w:r>
+              <w:t>작업 성공</w:t>
             </w:r>
           </w:p>
         </w:tc>
@@ -854,96 +1818,31 @@
       <w:tr>
         <w:tc>
           <w:tcPr>
-            <w:tcW w:w="1987" w:type="dxa"/>
-          </w:tcPr>
-          <w:p>
-            <w:r>
-              <w:t>updated_at</w:t>
-            </w:r>
-          </w:p>
-        </w:tc>
-        <w:tc>
-          <w:tcPr>
-            <w:tcW w:w="1987" w:type="dxa"/>
-          </w:tcPr>
-          <w:p>
-            <w:r>
-              <w:t>TIMESTAMPTZ</w:t>
-            </w:r>
-          </w:p>
-        </w:tc>
-        <w:tc>
-          <w:tcPr>
-            <w:tcW w:w="1987" w:type="dxa"/>
-          </w:tcPr>
-          <w:p>
-            <w:r>
-              <w:t>N</w:t>
-            </w:r>
-          </w:p>
-        </w:tc>
-        <w:tc>
-          <w:tcPr>
-            <w:tcW w:w="1987" w:type="dxa"/>
-          </w:tcPr>
-          <w:p>
-            <w:r>
-              <w:t>DEFAULT</w:t>
-            </w:r>
-          </w:p>
-        </w:tc>
-        <w:tc>
-          <w:tcPr>
-            <w:tcW w:w="1987" w:type="dxa"/>
-          </w:tcPr>
-          <w:p>
-            <w:r>
-              <w:t>수정 시각</w:t>
-            </w:r>
-          </w:p>
-        </w:tc>
-      </w:tr>
-    </w:tbl>
-    <w:p/>
-    <w:p>
-      <w:pPr>
-        <w:pStyle w:val="Heading2"/>
-      </w:pPr>
-      <w:r>
-        <w:t>5.3 status</w:t>
-      </w:r>
-    </w:p>
-    <w:tbl>
-      <w:tblPr>
-        <w:tblStyle w:val="TableGrid"/>
-        <w:tblW w:w="0" w:type="auto"/>
-        <w:tblLook w:val="04A0" w:firstRow="1" w:lastRow="0" w:firstColumn="1" w:lastColumn="0" w:noHBand="0" w:noVBand="1"/>
-        <w:jc w:val="center"/>
-      </w:tblPr>
-      <w:tblGrid>
-        <w:gridCol w:w="4968"/>
-        <w:gridCol w:w="4968"/>
-      </w:tblGrid>
-      <w:tr>
-        <w:tc>
-          <w:tcPr>
-            <w:tcW w:w="4968" w:type="dxa"/>
-            <w:shd w:val="clear" w:color="auto" w:fill="D9EAF7"/>
-          </w:tcPr>
-          <w:p>
-            <w:r>
-              <w:t>값</w:t>
-            </w:r>
-          </w:p>
-        </w:tc>
-        <w:tc>
-          <w:tcPr>
-            <w:tcW w:w="4968" w:type="dxa"/>
-            <w:shd w:val="clear" w:color="auto" w:fill="D9EAF7"/>
-          </w:tcPr>
-          <w:p>
-            <w:r>
-              <w:t>의미</w:t>
+            <w:tcW w:w="2880" w:type="dxa"/>
+          </w:tcPr>
+          <w:p>
+            <w:r>
+              <w:t>JobStatus</w:t>
+            </w:r>
+          </w:p>
+        </w:tc>
+        <w:tc>
+          <w:tcPr>
+            <w:tcW w:w="2880" w:type="dxa"/>
+          </w:tcPr>
+          <w:p>
+            <w:r>
+              <w:t>FAILED</w:t>
+            </w:r>
+          </w:p>
+        </w:tc>
+        <w:tc>
+          <w:tcPr>
+            <w:tcW w:w="2880" w:type="dxa"/>
+          </w:tcPr>
+          <w:p>
+            <w:r>
+              <w:t>작업 실패</w:t>
             </w:r>
           </w:p>
         </w:tc>
@@ -951,21 +1850,31 @@
       <w:tr>
         <w:tc>
           <w:tcPr>
-            <w:tcW w:w="4968" w:type="dxa"/>
-          </w:tcPr>
-          <w:p>
-            <w:r>
-              <w:t>DRAFT</w:t>
-            </w:r>
-          </w:p>
-        </w:tc>
-        <w:tc>
-          <w:tcPr>
-            <w:tcW w:w="4968" w:type="dxa"/>
-          </w:tcPr>
-          <w:p>
-            <w:r>
-              <w:t>작성/생성 중 (기본값)</w:t>
+            <w:tcW w:w="2880" w:type="dxa"/>
+          </w:tcPr>
+          <w:p>
+            <w:r>
+              <w:t>JobType</w:t>
+            </w:r>
+          </w:p>
+        </w:tc>
+        <w:tc>
+          <w:tcPr>
+            <w:tcW w:w="2880" w:type="dxa"/>
+          </w:tcPr>
+          <w:p>
+            <w:r>
+              <w:t>COPY_GENERATION</w:t>
+            </w:r>
+          </w:p>
+        </w:tc>
+        <w:tc>
+          <w:tcPr>
+            <w:tcW w:w="2880" w:type="dxa"/>
+          </w:tcPr>
+          <w:p>
+            <w:r>
+              <w:t>문구 생성</w:t>
             </w:r>
           </w:p>
         </w:tc>
@@ -973,21 +1882,31 @@
       <w:tr>
         <w:tc>
           <w:tcPr>
-            <w:tcW w:w="4968" w:type="dxa"/>
-          </w:tcPr>
-          <w:p>
-            <w:r>
-              <w:t>PUBLISHED</w:t>
-            </w:r>
-          </w:p>
-        </w:tc>
-        <w:tc>
-          <w:tcPr>
-            <w:tcW w:w="4968" w:type="dxa"/>
-          </w:tcPr>
-          <w:p>
-            <w:r>
-              <w:t>발행 완료, 사용자에게 노출</w:t>
+            <w:tcW w:w="2880" w:type="dxa"/>
+          </w:tcPr>
+          <w:p>
+            <w:r>
+              <w:t>JobType</w:t>
+            </w:r>
+          </w:p>
+        </w:tc>
+        <w:tc>
+          <w:tcPr>
+            <w:tcW w:w="2880" w:type="dxa"/>
+          </w:tcPr>
+          <w:p>
+            <w:r>
+              <w:t>IMAGE_GENERATION</w:t>
+            </w:r>
+          </w:p>
+        </w:tc>
+        <w:tc>
+          <w:tcPr>
+            <w:tcW w:w="2880" w:type="dxa"/>
+          </w:tcPr>
+          <w:p>
+            <w:r>
+              <w:t>이미지 생성</w:t>
             </w:r>
           </w:p>
         </w:tc>
@@ -995,978 +1914,17 @@
       <w:tr>
         <w:tc>
           <w:tcPr>
-            <w:tcW w:w="4968" w:type="dxa"/>
-          </w:tcPr>
-          <w:p>
-            <w:r>
-              <w:t>ARCHIVED</w:t>
-            </w:r>
-          </w:p>
-        </w:tc>
-        <w:tc>
-          <w:tcPr>
-            <w:tcW w:w="4968" w:type="dxa"/>
-          </w:tcPr>
-          <w:p>
-            <w:r>
-              <w:t>보관 처리 — 하드 삭제 대신 사용하는 소프트 삭제 상태</w:t>
-            </w:r>
-          </w:p>
-        </w:tc>
-      </w:tr>
-    </w:tbl>
-    <w:p>
-      <w:r>
-        <w:t>contents.status는 콘텐츠의 발행 상태이며 job_histories.status의 작업 진행 상태와는 다른 개념입니다.</w:t>
-      </w:r>
-    </w:p>
-    <w:p>
-      <w:r>
-        <w:t>CHECK (status IN ('DRAFT', 'PUBLISHED', 'ARCHIVED'))</w:t>
-      </w:r>
-    </w:p>
-    <w:p>
-      <w:pPr>
-        <w:pStyle w:val="Heading1"/>
-      </w:pPr>
-      <w:r>
-        <w:t>6. content_images 테이블</w:t>
-      </w:r>
-    </w:p>
-    <w:p>
-      <w:pPr>
-        <w:pStyle w:val="Heading2"/>
-      </w:pPr>
-      <w:r>
-        <w:t>6.1 테이블 목적</w:t>
-      </w:r>
-    </w:p>
-    <w:p>
-      <w:r>
-        <w:t>이미지 정규화 테이블입니다. 이미지 1장당 행 1개 구조로 변경합니다.</w:t>
-      </w:r>
-    </w:p>
-    <w:p>
-      <w:r>
-        <w:t>이를 통해 이미지별 조회, 개별 삭제, 순서 변경이 쉬워지고 향후 썸네일·크기 등의 메타데이터를 확장하기 용이합니다.</w:t>
-      </w:r>
-    </w:p>
-    <w:p>
-      <w:pPr>
-        <w:pStyle w:val="Heading2"/>
-      </w:pPr>
-      <w:r>
-        <w:t>6.2 컬럼 정의</w:t>
-      </w:r>
-    </w:p>
-    <w:tbl>
-      <w:tblPr>
-        <w:tblStyle w:val="TableGrid"/>
-        <w:tblW w:w="0" w:type="auto"/>
-        <w:tblLook w:val="04A0" w:firstRow="1" w:lastRow="0" w:firstColumn="1" w:lastColumn="0" w:noHBand="0" w:noVBand="1"/>
-        <w:jc w:val="center"/>
-      </w:tblPr>
-      <w:tblGrid>
-        <w:gridCol w:w="1987"/>
-        <w:gridCol w:w="1987"/>
-        <w:gridCol w:w="1987"/>
-        <w:gridCol w:w="1987"/>
-        <w:gridCol w:w="1987"/>
-      </w:tblGrid>
-      <w:tr>
-        <w:tc>
-          <w:tcPr>
-            <w:tcW w:w="1987" w:type="dxa"/>
-            <w:shd w:val="clear" w:color="auto" w:fill="D9EAF7"/>
-          </w:tcPr>
-          <w:p>
-            <w:r>
-              <w:t>컬럼</w:t>
-            </w:r>
-          </w:p>
-        </w:tc>
-        <w:tc>
-          <w:tcPr>
-            <w:tcW w:w="1987" w:type="dxa"/>
-            <w:shd w:val="clear" w:color="auto" w:fill="D9EAF7"/>
-          </w:tcPr>
-          <w:p>
-            <w:r>
-              <w:t>PostgreSQL 타입</w:t>
-            </w:r>
-          </w:p>
-        </w:tc>
-        <w:tc>
-          <w:tcPr>
-            <w:tcW w:w="1987" w:type="dxa"/>
-            <w:shd w:val="clear" w:color="auto" w:fill="D9EAF7"/>
-          </w:tcPr>
-          <w:p>
-            <w:r>
-              <w:t>NULL</w:t>
-            </w:r>
-          </w:p>
-        </w:tc>
-        <w:tc>
-          <w:tcPr>
-            <w:tcW w:w="1987" w:type="dxa"/>
-            <w:shd w:val="clear" w:color="auto" w:fill="D9EAF7"/>
-          </w:tcPr>
-          <w:p>
-            <w:r>
-              <w:t>제약조건</w:t>
-            </w:r>
-          </w:p>
-        </w:tc>
-        <w:tc>
-          <w:tcPr>
-            <w:tcW w:w="1987" w:type="dxa"/>
-            <w:shd w:val="clear" w:color="auto" w:fill="D9EAF7"/>
-          </w:tcPr>
-          <w:p>
-            <w:r>
-              <w:t>설명</w:t>
-            </w:r>
-          </w:p>
-        </w:tc>
-      </w:tr>
-      <w:tr>
-        <w:tc>
-          <w:tcPr>
-            <w:tcW w:w="1987" w:type="dxa"/>
-          </w:tcPr>
-          <w:p>
-            <w:r>
-              <w:t>id</w:t>
-            </w:r>
-          </w:p>
-        </w:tc>
-        <w:tc>
-          <w:tcPr>
-            <w:tcW w:w="1987" w:type="dxa"/>
-          </w:tcPr>
-          <w:p>
-            <w:r>
-              <w:t>BIGSERIAL</w:t>
-            </w:r>
-          </w:p>
-        </w:tc>
-        <w:tc>
-          <w:tcPr>
-            <w:tcW w:w="1987" w:type="dxa"/>
-          </w:tcPr>
-          <w:p>
-            <w:r>
-              <w:t>N</w:t>
-            </w:r>
-          </w:p>
-        </w:tc>
-        <w:tc>
-          <w:tcPr>
-            <w:tcW w:w="1987" w:type="dxa"/>
-          </w:tcPr>
-          <w:p>
-            <w:r>
-              <w:t>PK</w:t>
-            </w:r>
-          </w:p>
-        </w:tc>
-        <w:tc>
-          <w:tcPr>
-            <w:tcW w:w="1987" w:type="dxa"/>
-          </w:tcPr>
-          <w:p>
-            <w:r>
-              <w:t>이미지 식별자</w:t>
-            </w:r>
-          </w:p>
-        </w:tc>
-      </w:tr>
-      <w:tr>
-        <w:tc>
-          <w:tcPr>
-            <w:tcW w:w="1987" w:type="dxa"/>
-          </w:tcPr>
-          <w:p>
-            <w:r>
-              <w:t>content_id</w:t>
-            </w:r>
-          </w:p>
-        </w:tc>
-        <w:tc>
-          <w:tcPr>
-            <w:tcW w:w="1987" w:type="dxa"/>
-          </w:tcPr>
-          <w:p>
-            <w:r>
-              <w:t>BIGINT</w:t>
-            </w:r>
-          </w:p>
-        </w:tc>
-        <w:tc>
-          <w:tcPr>
-            <w:tcW w:w="1987" w:type="dxa"/>
-          </w:tcPr>
-          <w:p>
-            <w:r>
-              <w:t>N</w:t>
-            </w:r>
-          </w:p>
-        </w:tc>
-        <w:tc>
-          <w:tcPr>
-            <w:tcW w:w="1987" w:type="dxa"/>
-          </w:tcPr>
-          <w:p>
-            <w:r>
-              <w:t>FK</w:t>
-            </w:r>
-          </w:p>
-        </w:tc>
-        <w:tc>
-          <w:tcPr>
-            <w:tcW w:w="1987" w:type="dxa"/>
-          </w:tcPr>
-          <w:p>
-            <w:r>
-              <w:t>소속 콘텐츠</w:t>
-            </w:r>
-          </w:p>
-        </w:tc>
-      </w:tr>
-      <w:tr>
-        <w:tc>
-          <w:tcPr>
-            <w:tcW w:w="1987" w:type="dxa"/>
-          </w:tcPr>
-          <w:p>
-            <w:r>
-              <w:t>image_url</w:t>
-            </w:r>
-          </w:p>
-        </w:tc>
-        <w:tc>
-          <w:tcPr>
-            <w:tcW w:w="1987" w:type="dxa"/>
-          </w:tcPr>
-          <w:p>
-            <w:r>
-              <w:t>VARCHAR(500)</w:t>
-            </w:r>
-          </w:p>
-        </w:tc>
-        <w:tc>
-          <w:tcPr>
-            <w:tcW w:w="1987" w:type="dxa"/>
-          </w:tcPr>
-          <w:p>
-            <w:r>
-              <w:t>N</w:t>
-            </w:r>
-          </w:p>
-        </w:tc>
-        <w:tc>
-          <w:tcPr>
-            <w:tcW w:w="1987" w:type="dxa"/>
-          </w:tcPr>
-          <w:p>
-            <w:r>
-              <w:t>-</w:t>
-            </w:r>
-          </w:p>
-        </w:tc>
-        <w:tc>
-          <w:tcPr>
-            <w:tcW w:w="1987" w:type="dxa"/>
-          </w:tcPr>
-          <w:p>
-            <w:r>
-              <w:t>이미지 경로/URL</w:t>
-            </w:r>
-          </w:p>
-        </w:tc>
-      </w:tr>
-      <w:tr>
-        <w:tc>
-          <w:tcPr>
-            <w:tcW w:w="1987" w:type="dxa"/>
-          </w:tcPr>
-          <w:p>
-            <w:r>
-              <w:t>sort_order</w:t>
-            </w:r>
-          </w:p>
-        </w:tc>
-        <w:tc>
-          <w:tcPr>
-            <w:tcW w:w="1987" w:type="dxa"/>
-          </w:tcPr>
-          <w:p>
-            <w:r>
-              <w:t>INT</w:t>
-            </w:r>
-          </w:p>
-        </w:tc>
-        <w:tc>
-          <w:tcPr>
-            <w:tcW w:w="1987" w:type="dxa"/>
-          </w:tcPr>
-          <w:p>
-            <w:r>
-              <w:t>N</w:t>
-            </w:r>
-          </w:p>
-        </w:tc>
-        <w:tc>
-          <w:tcPr>
-            <w:tcW w:w="1987" w:type="dxa"/>
-          </w:tcPr>
-          <w:p>
-            <w:r>
-              <w:t>CHECK (0~9)</w:t>
-            </w:r>
-          </w:p>
-        </w:tc>
-        <w:tc>
-          <w:tcPr>
-            <w:tcW w:w="1987" w:type="dxa"/>
-          </w:tcPr>
-          <w:p>
-            <w:r>
-              <w:t>노출 순서 (최대 10장)</w:t>
-            </w:r>
-          </w:p>
-        </w:tc>
-      </w:tr>
-    </w:tbl>
-    <w:p/>
-    <w:p>
-      <w:pPr>
-        <w:pStyle w:val="Heading2"/>
-      </w:pPr>
-      <w:r>
-        <w:t>6.3 FK 정책</w:t>
-      </w:r>
-    </w:p>
-    <w:p>
-      <w:r>
-        <w:t>FOREIGN KEY (content_id) REFERENCES contents(id) ON DELETE CASCADE</w:t>
-      </w:r>
-    </w:p>
-    <w:p>
-      <w:r>
-        <w:t>콘텐츠가 하드 삭제되면 첨부 이미지도 함께 삭제됩니다. 다만 실제 서비스에서는 ARCHIVED 상태로 전환하는 소프트 삭제를 우선 사용하며, 하드 삭제는 제한된 관리자 기능 등에서만 허용하는 것을 고려합니다.</w:t>
-      </w:r>
-    </w:p>
-    <w:p>
-      <w:pPr>
-        <w:pStyle w:val="Heading1"/>
-      </w:pPr>
-      <w:r>
-        <w:t>7. job_histories 테이블</w:t>
-      </w:r>
-    </w:p>
-    <w:p>
-      <w:pPr>
-        <w:pStyle w:val="Heading2"/>
-      </w:pPr>
-      <w:r>
-        <w:t>7.1 테이블 목적</w:t>
-      </w:r>
-    </w:p>
-    <w:p>
-      <w:r>
-        <w:t>콘텐츠 자동 제작 과정에서 발생하는 작업 요청과 처리 상태를 기록하는 이력 테이블입니다. 하나의 콘텐츠에 대해 여러 번의 생성 작업이 발생할 수 있으므로 contents와 1:N 관계를 사용합니다.</w:t>
-      </w:r>
-    </w:p>
-    <w:p>
-      <w:pPr>
-        <w:pStyle w:val="Heading2"/>
-      </w:pPr>
-      <w:r>
-        <w:t>7.2 컬럼 정의</w:t>
-      </w:r>
-    </w:p>
-    <w:tbl>
-      <w:tblPr>
-        <w:tblStyle w:val="TableGrid"/>
-        <w:tblW w:w="0" w:type="auto"/>
-        <w:tblLook w:val="04A0" w:firstRow="1" w:lastRow="0" w:firstColumn="1" w:lastColumn="0" w:noHBand="0" w:noVBand="1"/>
-        <w:jc w:val="center"/>
-      </w:tblPr>
-      <w:tblGrid>
-        <w:gridCol w:w="1987"/>
-        <w:gridCol w:w="1987"/>
-        <w:gridCol w:w="1987"/>
-        <w:gridCol w:w="1987"/>
-        <w:gridCol w:w="1987"/>
-      </w:tblGrid>
-      <w:tr>
-        <w:tc>
-          <w:tcPr>
-            <w:tcW w:w="1987" w:type="dxa"/>
-            <w:shd w:val="clear" w:color="auto" w:fill="D9EAF7"/>
-          </w:tcPr>
-          <w:p>
-            <w:r>
-              <w:t>컬럼</w:t>
-            </w:r>
-          </w:p>
-        </w:tc>
-        <w:tc>
-          <w:tcPr>
-            <w:tcW w:w="1987" w:type="dxa"/>
-            <w:shd w:val="clear" w:color="auto" w:fill="D9EAF7"/>
-          </w:tcPr>
-          <w:p>
-            <w:r>
-              <w:t>PostgreSQL 타입</w:t>
-            </w:r>
-          </w:p>
-        </w:tc>
-        <w:tc>
-          <w:tcPr>
-            <w:tcW w:w="1987" w:type="dxa"/>
-            <w:shd w:val="clear" w:color="auto" w:fill="D9EAF7"/>
-          </w:tcPr>
-          <w:p>
-            <w:r>
-              <w:t>NULL</w:t>
-            </w:r>
-          </w:p>
-        </w:tc>
-        <w:tc>
-          <w:tcPr>
-            <w:tcW w:w="1987" w:type="dxa"/>
-            <w:shd w:val="clear" w:color="auto" w:fill="D9EAF7"/>
-          </w:tcPr>
-          <w:p>
-            <w:r>
-              <w:t>제약조건</w:t>
-            </w:r>
-          </w:p>
-        </w:tc>
-        <w:tc>
-          <w:tcPr>
-            <w:tcW w:w="1987" w:type="dxa"/>
-            <w:shd w:val="clear" w:color="auto" w:fill="D9EAF7"/>
-          </w:tcPr>
-          <w:p>
-            <w:r>
-              <w:t>설명</w:t>
-            </w:r>
-          </w:p>
-        </w:tc>
-      </w:tr>
-      <w:tr>
-        <w:tc>
-          <w:tcPr>
-            <w:tcW w:w="1987" w:type="dxa"/>
-          </w:tcPr>
-          <w:p>
-            <w:r>
-              <w:t>id</w:t>
-            </w:r>
-          </w:p>
-        </w:tc>
-        <w:tc>
-          <w:tcPr>
-            <w:tcW w:w="1987" w:type="dxa"/>
-          </w:tcPr>
-          <w:p>
-            <w:r>
-              <w:t>BIGSERIAL</w:t>
-            </w:r>
-          </w:p>
-        </w:tc>
-        <w:tc>
-          <w:tcPr>
-            <w:tcW w:w="1987" w:type="dxa"/>
-          </w:tcPr>
-          <w:p>
-            <w:r>
-              <w:t>N</w:t>
-            </w:r>
-          </w:p>
-        </w:tc>
-        <w:tc>
-          <w:tcPr>
-            <w:tcW w:w="1987" w:type="dxa"/>
-          </w:tcPr>
-          <w:p>
-            <w:r>
-              <w:t>PK</w:t>
-            </w:r>
-          </w:p>
-        </w:tc>
-        <w:tc>
-          <w:tcPr>
-            <w:tcW w:w="1987" w:type="dxa"/>
-          </w:tcPr>
-          <w:p>
-            <w:r>
-              <w:t>작업 ID</w:t>
-            </w:r>
-          </w:p>
-        </w:tc>
-      </w:tr>
-      <w:tr>
-        <w:tc>
-          <w:tcPr>
-            <w:tcW w:w="1987" w:type="dxa"/>
-          </w:tcPr>
-          <w:p>
-            <w:r>
-              <w:t>content_id</w:t>
-            </w:r>
-          </w:p>
-        </w:tc>
-        <w:tc>
-          <w:tcPr>
-            <w:tcW w:w="1987" w:type="dxa"/>
-          </w:tcPr>
-          <w:p>
-            <w:r>
-              <w:t>BIGINT</w:t>
-            </w:r>
-          </w:p>
-        </w:tc>
-        <w:tc>
-          <w:tcPr>
-            <w:tcW w:w="1987" w:type="dxa"/>
-          </w:tcPr>
-          <w:p>
-            <w:r>
-              <w:t>N</w:t>
-            </w:r>
-          </w:p>
-        </w:tc>
-        <w:tc>
-          <w:tcPr>
-            <w:tcW w:w="1987" w:type="dxa"/>
-          </w:tcPr>
-          <w:p>
-            <w:r>
-              <w:t>FK (RESTRICT)</w:t>
-            </w:r>
-          </w:p>
-        </w:tc>
-        <w:tc>
-          <w:tcPr>
-            <w:tcW w:w="1987" w:type="dxa"/>
-          </w:tcPr>
-          <w:p>
-            <w:r>
-              <w:t>생성된 콘텐츠</w:t>
-            </w:r>
-          </w:p>
-        </w:tc>
-      </w:tr>
-      <w:tr>
-        <w:tc>
-          <w:tcPr>
-            <w:tcW w:w="1987" w:type="dxa"/>
-          </w:tcPr>
-          <w:p>
-            <w:r>
-              <w:t>job_type</w:t>
-            </w:r>
-          </w:p>
-        </w:tc>
-        <w:tc>
-          <w:tcPr>
-            <w:tcW w:w="1987" w:type="dxa"/>
-          </w:tcPr>
-          <w:p>
-            <w:r>
-              <w:t>VARCHAR(30)</w:t>
-            </w:r>
-          </w:p>
-        </w:tc>
-        <w:tc>
-          <w:tcPr>
-            <w:tcW w:w="1987" w:type="dxa"/>
-          </w:tcPr>
-          <w:p>
-            <w:r>
-              <w:t>N</w:t>
-            </w:r>
-          </w:p>
-        </w:tc>
-        <w:tc>
-          <w:tcPr>
-            <w:tcW w:w="1987" w:type="dxa"/>
-          </w:tcPr>
-          <w:p>
-            <w:r>
-              <w:t>CHECK</w:t>
-            </w:r>
-          </w:p>
-        </w:tc>
-        <w:tc>
-          <w:tcPr>
-            <w:tcW w:w="1987" w:type="dxa"/>
-          </w:tcPr>
-          <w:p>
-            <w:r>
-              <w:t>작업 유형</w:t>
-            </w:r>
-          </w:p>
-        </w:tc>
-      </w:tr>
-      <w:tr>
-        <w:tc>
-          <w:tcPr>
-            <w:tcW w:w="1987" w:type="dxa"/>
-          </w:tcPr>
-          <w:p>
-            <w:r>
-              <w:t>status</w:t>
-            </w:r>
-          </w:p>
-        </w:tc>
-        <w:tc>
-          <w:tcPr>
-            <w:tcW w:w="1987" w:type="dxa"/>
-          </w:tcPr>
-          <w:p>
-            <w:r>
-              <w:t>VARCHAR(30)</w:t>
-            </w:r>
-          </w:p>
-        </w:tc>
-        <w:tc>
-          <w:tcPr>
-            <w:tcW w:w="1987" w:type="dxa"/>
-          </w:tcPr>
-          <w:p>
-            <w:r>
-              <w:t>N</w:t>
-            </w:r>
-          </w:p>
-        </w:tc>
-        <w:tc>
-          <w:tcPr>
-            <w:tcW w:w="1987" w:type="dxa"/>
-          </w:tcPr>
-          <w:p>
-            <w:r>
-              <w:t>CHECK</w:t>
-            </w:r>
-          </w:p>
-        </w:tc>
-        <w:tc>
-          <w:tcPr>
-            <w:tcW w:w="1987" w:type="dxa"/>
-          </w:tcPr>
-          <w:p>
-            <w:r>
-              <w:t>작업 상태</w:t>
-            </w:r>
-          </w:p>
-        </w:tc>
-      </w:tr>
-      <w:tr>
-        <w:tc>
-          <w:tcPr>
-            <w:tcW w:w="1987" w:type="dxa"/>
-          </w:tcPr>
-          <w:p>
-            <w:r>
-              <w:t>result_url</w:t>
-            </w:r>
-          </w:p>
-        </w:tc>
-        <w:tc>
-          <w:tcPr>
-            <w:tcW w:w="1987" w:type="dxa"/>
-          </w:tcPr>
-          <w:p>
-            <w:r>
-              <w:t>TEXT</w:t>
-            </w:r>
-          </w:p>
-        </w:tc>
-        <w:tc>
-          <w:tcPr>
-            <w:tcW w:w="1987" w:type="dxa"/>
-          </w:tcPr>
-          <w:p>
-            <w:r>
-              <w:t>Y</w:t>
-            </w:r>
-          </w:p>
-        </w:tc>
-        <w:tc>
-          <w:tcPr>
-            <w:tcW w:w="1987" w:type="dxa"/>
-          </w:tcPr>
-          <w:p>
-            <w:r>
-              <w:t>-</w:t>
-            </w:r>
-          </w:p>
-        </w:tc>
-        <w:tc>
-          <w:tcPr>
-            <w:tcW w:w="1987" w:type="dxa"/>
-          </w:tcPr>
-          <w:p>
-            <w:r>
-              <w:t>결과 URL</w:t>
-            </w:r>
-          </w:p>
-        </w:tc>
-      </w:tr>
-      <w:tr>
-        <w:tc>
-          <w:tcPr>
-            <w:tcW w:w="1987" w:type="dxa"/>
-          </w:tcPr>
-          <w:p>
-            <w:r>
-              <w:t>error_message</w:t>
-            </w:r>
-          </w:p>
-        </w:tc>
-        <w:tc>
-          <w:tcPr>
-            <w:tcW w:w="1987" w:type="dxa"/>
-          </w:tcPr>
-          <w:p>
-            <w:r>
-              <w:t>TEXT</w:t>
-            </w:r>
-          </w:p>
-        </w:tc>
-        <w:tc>
-          <w:tcPr>
-            <w:tcW w:w="1987" w:type="dxa"/>
-          </w:tcPr>
-          <w:p>
-            <w:r>
-              <w:t>Y</w:t>
-            </w:r>
-          </w:p>
-        </w:tc>
-        <w:tc>
-          <w:tcPr>
-            <w:tcW w:w="1987" w:type="dxa"/>
-          </w:tcPr>
-          <w:p>
-            <w:r>
-              <w:t>-</w:t>
-            </w:r>
-          </w:p>
-        </w:tc>
-        <w:tc>
-          <w:tcPr>
-            <w:tcW w:w="1987" w:type="dxa"/>
-          </w:tcPr>
-          <w:p>
-            <w:r>
-              <w:t>실패 사유</w:t>
-            </w:r>
-          </w:p>
-        </w:tc>
-      </w:tr>
-      <w:tr>
-        <w:tc>
-          <w:tcPr>
-            <w:tcW w:w="1987" w:type="dxa"/>
-          </w:tcPr>
-          <w:p>
-            <w:r>
-              <w:t>requested_at</w:t>
-            </w:r>
-          </w:p>
-        </w:tc>
-        <w:tc>
-          <w:tcPr>
-            <w:tcW w:w="1987" w:type="dxa"/>
-          </w:tcPr>
-          <w:p>
-            <w:r>
-              <w:t>TIMESTAMPTZ</w:t>
-            </w:r>
-          </w:p>
-        </w:tc>
-        <w:tc>
-          <w:tcPr>
-            <w:tcW w:w="1987" w:type="dxa"/>
-          </w:tcPr>
-          <w:p>
-            <w:r>
-              <w:t>N</w:t>
-            </w:r>
-          </w:p>
-        </w:tc>
-        <w:tc>
-          <w:tcPr>
-            <w:tcW w:w="1987" w:type="dxa"/>
-          </w:tcPr>
-          <w:p>
-            <w:r>
-              <w:t>DEFAULT</w:t>
-            </w:r>
-          </w:p>
-        </w:tc>
-        <w:tc>
-          <w:tcPr>
-            <w:tcW w:w="1987" w:type="dxa"/>
-          </w:tcPr>
-          <w:p>
-            <w:r>
-              <w:t>작업 시작 요청 시각</w:t>
-            </w:r>
-          </w:p>
-        </w:tc>
-      </w:tr>
-      <w:tr>
-        <w:tc>
-          <w:tcPr>
-            <w:tcW w:w="1987" w:type="dxa"/>
-          </w:tcPr>
-          <w:p>
-            <w:r>
-              <w:t>completed_at</w:t>
-            </w:r>
-          </w:p>
-        </w:tc>
-        <w:tc>
-          <w:tcPr>
-            <w:tcW w:w="1987" w:type="dxa"/>
-          </w:tcPr>
-          <w:p>
-            <w:r>
-              <w:t>TIMESTAMPTZ</w:t>
-            </w:r>
-          </w:p>
-        </w:tc>
-        <w:tc>
-          <w:tcPr>
-            <w:tcW w:w="1987" w:type="dxa"/>
-          </w:tcPr>
-          <w:p>
-            <w:r>
-              <w:t>Y</w:t>
-            </w:r>
-          </w:p>
-        </w:tc>
-        <w:tc>
-          <w:tcPr>
-            <w:tcW w:w="1987" w:type="dxa"/>
-          </w:tcPr>
-          <w:p>
-            <w:r>
-              <w:t>-</w:t>
-            </w:r>
-          </w:p>
-        </w:tc>
-        <w:tc>
-          <w:tcPr>
-            <w:tcW w:w="1987" w:type="dxa"/>
-          </w:tcPr>
-          <w:p>
-            <w:r>
-              <w:t>작업 완료 시각</w:t>
-            </w:r>
-          </w:p>
-        </w:tc>
-      </w:tr>
-    </w:tbl>
-    <w:p/>
-    <w:p>
-      <w:pPr>
-        <w:pStyle w:val="Heading2"/>
-      </w:pPr>
-      <w:r>
-        <w:t>7.3 job_type</w:t>
-      </w:r>
-    </w:p>
-    <w:tbl>
-      <w:tblPr>
-        <w:tblStyle w:val="TableGrid"/>
-        <w:tblW w:w="0" w:type="auto"/>
-        <w:tblLook w:val="04A0" w:firstRow="1" w:lastRow="0" w:firstColumn="1" w:lastColumn="0" w:noHBand="0" w:noVBand="1"/>
-        <w:jc w:val="center"/>
-      </w:tblPr>
-      <w:tblGrid>
-        <w:gridCol w:w="4968"/>
-        <w:gridCol w:w="4968"/>
-      </w:tblGrid>
-      <w:tr>
-        <w:tc>
-          <w:tcPr>
-            <w:tcW w:w="4968" w:type="dxa"/>
-            <w:shd w:val="clear" w:color="auto" w:fill="D9EAF7"/>
-          </w:tcPr>
-          <w:p>
-            <w:r>
-              <w:t>값</w:t>
-            </w:r>
-          </w:p>
-        </w:tc>
-        <w:tc>
-          <w:tcPr>
-            <w:tcW w:w="4968" w:type="dxa"/>
-            <w:shd w:val="clear" w:color="auto" w:fill="D9EAF7"/>
-          </w:tcPr>
-          <w:p>
-            <w:r>
-              <w:t>의미</w:t>
-            </w:r>
-          </w:p>
-        </w:tc>
-      </w:tr>
-      <w:tr>
-        <w:tc>
-          <w:tcPr>
-            <w:tcW w:w="4968" w:type="dxa"/>
-          </w:tcPr>
-          <w:p>
-            <w:r>
-              <w:t>COPY_GENERATION</w:t>
-            </w:r>
-          </w:p>
-        </w:tc>
-        <w:tc>
-          <w:tcPr>
-            <w:tcW w:w="4968" w:type="dxa"/>
-          </w:tcPr>
-          <w:p>
-            <w:r>
-              <w:t>콘텐츠 문구(카피)만 생성</w:t>
-            </w:r>
-          </w:p>
-        </w:tc>
-      </w:tr>
-      <w:tr>
-        <w:tc>
-          <w:tcPr>
-            <w:tcW w:w="4968" w:type="dxa"/>
-          </w:tcPr>
-          <w:p>
-            <w:r>
-              <w:t>IMAGE_GENERATION</w:t>
-            </w:r>
-          </w:p>
-        </w:tc>
-        <w:tc>
-          <w:tcPr>
-            <w:tcW w:w="4968" w:type="dxa"/>
-          </w:tcPr>
-          <w:p>
-            <w:r>
-              <w:t>이미지만 생성</w:t>
-            </w:r>
-          </w:p>
-        </w:tc>
-      </w:tr>
-      <w:tr>
-        <w:tc>
-          <w:tcPr>
-            <w:tcW w:w="4968" w:type="dxa"/>
+            <w:tcW w:w="2880" w:type="dxa"/>
+          </w:tcPr>
+          <w:p>
+            <w:r>
+              <w:t>JobType</w:t>
+            </w:r>
+          </w:p>
+        </w:tc>
+        <w:tc>
+          <w:tcPr>
+            <w:tcW w:w="2880" w:type="dxa"/>
           </w:tcPr>
           <w:p>
             <w:r>
@@ -1976,684 +1934,11 @@
         </w:tc>
         <w:tc>
           <w:tcPr>
-            <w:tcW w:w="4968" w:type="dxa"/>
-          </w:tcPr>
-          <w:p>
-            <w:r>
-              <w:t>문구+이미지 전체 파이프라인 실행</w:t>
-            </w:r>
-          </w:p>
-        </w:tc>
-      </w:tr>
-    </w:tbl>
-    <w:p/>
-    <w:p>
-      <w:pPr>
-        <w:pStyle w:val="Heading2"/>
-      </w:pPr>
-      <w:r>
-        <w:t>7.4 status</w:t>
-      </w:r>
-    </w:p>
-    <w:tbl>
-      <w:tblPr>
-        <w:tblStyle w:val="TableGrid"/>
-        <w:tblW w:w="0" w:type="auto"/>
-        <w:tblLook w:val="04A0" w:firstRow="1" w:lastRow="0" w:firstColumn="1" w:lastColumn="0" w:noHBand="0" w:noVBand="1"/>
-        <w:jc w:val="center"/>
-      </w:tblPr>
-      <w:tblGrid>
-        <w:gridCol w:w="4968"/>
-        <w:gridCol w:w="4968"/>
-      </w:tblGrid>
-      <w:tr>
-        <w:tc>
-          <w:tcPr>
-            <w:tcW w:w="4968" w:type="dxa"/>
-            <w:shd w:val="clear" w:color="auto" w:fill="D9EAF7"/>
-          </w:tcPr>
-          <w:p>
-            <w:r>
-              <w:t>값</w:t>
-            </w:r>
-          </w:p>
-        </w:tc>
-        <w:tc>
-          <w:tcPr>
-            <w:tcW w:w="4968" w:type="dxa"/>
-            <w:shd w:val="clear" w:color="auto" w:fill="D9EAF7"/>
-          </w:tcPr>
-          <w:p>
-            <w:r>
-              <w:t>의미</w:t>
-            </w:r>
-          </w:p>
-        </w:tc>
-      </w:tr>
-      <w:tr>
-        <w:tc>
-          <w:tcPr>
-            <w:tcW w:w="4968" w:type="dxa"/>
-          </w:tcPr>
-          <w:p>
-            <w:r>
-              <w:t>PENDING</w:t>
-            </w:r>
-          </w:p>
-        </w:tc>
-        <w:tc>
-          <w:tcPr>
-            <w:tcW w:w="4968" w:type="dxa"/>
-          </w:tcPr>
-          <w:p>
-            <w:r>
-              <w:t>작업 대기</w:t>
-            </w:r>
-          </w:p>
-        </w:tc>
-      </w:tr>
-      <w:tr>
-        <w:tc>
-          <w:tcPr>
-            <w:tcW w:w="4968" w:type="dxa"/>
-          </w:tcPr>
-          <w:p>
-            <w:r>
-              <w:t>PROCESSING</w:t>
-            </w:r>
-          </w:p>
-        </w:tc>
-        <w:tc>
-          <w:tcPr>
-            <w:tcW w:w="4968" w:type="dxa"/>
-          </w:tcPr>
-          <w:p>
-            <w:r>
-              <w:t>작업 처리 중</w:t>
-            </w:r>
-          </w:p>
-        </w:tc>
-      </w:tr>
-      <w:tr>
-        <w:tc>
-          <w:tcPr>
-            <w:tcW w:w="4968" w:type="dxa"/>
-          </w:tcPr>
-          <w:p>
-            <w:r>
-              <w:t>COMPLETED</w:t>
-            </w:r>
-          </w:p>
-        </w:tc>
-        <w:tc>
-          <w:tcPr>
-            <w:tcW w:w="4968" w:type="dxa"/>
-          </w:tcPr>
-          <w:p>
-            <w:r>
-              <w:t>작업 성공</w:t>
-            </w:r>
-          </w:p>
-        </w:tc>
-      </w:tr>
-      <w:tr>
-        <w:tc>
-          <w:tcPr>
-            <w:tcW w:w="4968" w:type="dxa"/>
-          </w:tcPr>
-          <w:p>
-            <w:r>
-              <w:t>FAILED</w:t>
-            </w:r>
-          </w:p>
-        </w:tc>
-        <w:tc>
-          <w:tcPr>
-            <w:tcW w:w="4968" w:type="dxa"/>
-          </w:tcPr>
-          <w:p>
-            <w:r>
-              <w:t>작업 실패</w:t>
-            </w:r>
-          </w:p>
-        </w:tc>
-      </w:tr>
-    </w:tbl>
-    <w:p>
-      <w:r>
-        <w:t>CHECK (status IN ('PENDING', 'PROCESSING', 'COMPLETED', 'FAILED'))</w:t>
-      </w:r>
-    </w:p>
-    <w:p>
-      <w:pPr>
-        <w:pStyle w:val="Heading2"/>
-      </w:pPr>
-      <w:r>
-        <w:t>7.5 FK 정책</w:t>
-      </w:r>
-    </w:p>
-    <w:p>
-      <w:r>
-        <w:t>FOREIGN KEY (content_id) REFERENCES contents(id) ON DELETE RESTRICT</w:t>
-      </w:r>
-    </w:p>
-    <w:p>
-      <w:r>
-        <w:t>job_histories의 작업 감사 이력을 보존하기 위해 작업 이력이 남아 있는 콘텐츠는 하드 삭제할 수 없습니다. 콘텐츠를 삭제해야 하는 경우 ARCHIVED 상태로 전환합니다.</w:t>
-      </w:r>
-    </w:p>
-    <w:p>
-      <w:pPr>
-        <w:pStyle w:val="Heading1"/>
-      </w:pPr>
-      <w:r>
-        <w:rPr>
-          <w:lang w:eastAsia="ko-KR"/>
-          <w:rtl w:val="off"/>
-        </w:rPr>
-        <w:t>8</w:t>
-      </w:r>
-      <w:r>
-        <w:t>. Enum 설계</w:t>
-      </w:r>
-    </w:p>
-    <w:tbl>
-      <w:tblPr>
-        <w:tblStyle w:val="TableGrid"/>
-        <w:tblW w:w="0" w:type="auto"/>
-        <w:tblLook w:val="04A0" w:firstRow="1" w:lastRow="0" w:firstColumn="1" w:lastColumn="0" w:noHBand="0" w:noVBand="1"/>
-        <w:jc w:val="center"/>
-      </w:tblPr>
-      <w:tblGrid>
-        <w:gridCol w:w="4968"/>
-        <w:gridCol w:w="4968"/>
-      </w:tblGrid>
-      <w:tr>
-        <w:tc>
-          <w:tcPr>
-            <w:tcW w:w="4968" w:type="dxa"/>
-            <w:shd w:val="clear" w:color="auto" w:fill="D9EAF7"/>
-          </w:tcPr>
-          <w:p>
-            <w:r>
-              <w:t>Enum</w:t>
-            </w:r>
-          </w:p>
-        </w:tc>
-        <w:tc>
-          <w:tcPr>
-            <w:tcW w:w="4968" w:type="dxa"/>
-            <w:shd w:val="clear" w:color="auto" w:fill="D9EAF7"/>
-          </w:tcPr>
-          <w:p>
-            <w:r>
-              <w:t>허용 값</w:t>
-            </w:r>
-          </w:p>
-        </w:tc>
-      </w:tr>
-      <w:tr>
-        <w:tc>
-          <w:tcPr>
-            <w:tcW w:w="4968" w:type="dxa"/>
-          </w:tcPr>
-          <w:p>
-            <w:r>
-              <w:t>ContentStatus</w:t>
-            </w:r>
-          </w:p>
-        </w:tc>
-        <w:tc>
-          <w:tcPr>
-            <w:tcW w:w="4968" w:type="dxa"/>
-          </w:tcPr>
-          <w:p>
-            <w:r>
-              <w:t>DRAFT, PUBLISHED, ARCHIVED</w:t>
-            </w:r>
-          </w:p>
-        </w:tc>
-      </w:tr>
-      <w:tr>
-        <w:tc>
-          <w:tcPr>
-            <w:tcW w:w="4968" w:type="dxa"/>
-          </w:tcPr>
-          <w:p>
-            <w:r>
-              <w:t>JobStatus</w:t>
-            </w:r>
-          </w:p>
-        </w:tc>
-        <w:tc>
-          <w:tcPr>
-            <w:tcW w:w="4968" w:type="dxa"/>
-          </w:tcPr>
-          <w:p>
-            <w:r>
-              <w:t>PENDING, PROCESSING, COMPLETED, FAILED</w:t>
-            </w:r>
-          </w:p>
-        </w:tc>
-      </w:tr>
-      <w:tr>
-        <w:tc>
-          <w:tcPr>
-            <w:tcW w:w="4968" w:type="dxa"/>
-          </w:tcPr>
-          <w:p>
-            <w:r>
-              <w:t>JobType</w:t>
-            </w:r>
-          </w:p>
-        </w:tc>
-        <w:tc>
-          <w:tcPr>
-            <w:tcW w:w="4968" w:type="dxa"/>
-          </w:tcPr>
-          <w:p>
-            <w:r>
-              <w:t>COPY_GENERATION, IMAGE_GENERATION, FULL_PIPELINE</w:t>
-            </w:r>
-          </w:p>
-        </w:tc>
-      </w:tr>
-    </w:tbl>
-    <w:p/>
-    <w:p>
-      <w:r>
-        <w:t>DB에는 Enum을 문자열로 저장하고 Java에서는 @Enumerated(EnumType.STRING)으로 매핑합니다. Enum을 숫자로 저장하지 않아 Enum 순서 변경에 따른 기존 데이터 의미 변화를 방지합니다.</w:t>
-      </w:r>
-    </w:p>
-    <w:p>
-      <w:pPr>
-        <w:pStyle w:val="Heading1"/>
-      </w:pPr>
-      <w:r>
-        <w:rPr>
-          <w:lang w:eastAsia="ko-KR"/>
-          <w:rtl w:val="off"/>
-        </w:rPr>
-        <w:t>9</w:t>
-      </w:r>
-      <w:r>
-        <w:t>. 인덱스 설계</w:t>
-      </w:r>
-    </w:p>
-    <w:p>
-      <w:r>
-        <w:t>PK는 기본적으로 인덱스가 생성됩니다. FK와 자동화 처리에서 자주 조회할 가능성이 높은 상태 컬럼에 인덱스를 적용합니다.</w:t>
-      </w:r>
-    </w:p>
-    <w:p>
-      <w:r>
-        <w:t>CREATE INDEX idx_job_history_content_id</w:t>
-      </w:r>
-      <w:r>
-        <w:br/>
-      </w:r>
-      <w:r>
-        <w:t>ON job_histories(content_id);</w:t>
-      </w:r>
-      <w:r>
-        <w:br/>
-      </w:r>
-      <w:r>
-        <w:br/>
-      </w:r>
-      <w:r>
-        <w:t>CREATE INDEX idx_job_history_status</w:t>
-      </w:r>
-      <w:r>
-        <w:br/>
-      </w:r>
-      <w:r>
-        <w:t>ON job_histories(status);</w:t>
-      </w:r>
-    </w:p>
-    <w:p>
-      <w:r>
-        <w:t>V3에서는 contents.status 및 content_images 관련 인덱스도 생성합니다. 추가 복합 인덱스는 실제 조회 쿼리와 데이터량을 확인한 후 필요에 따라 추가합니다.</w:t>
-      </w:r>
-    </w:p>
-    <w:p>
-      <w:pPr>
-        <w:pStyle w:val="Heading1"/>
-      </w:pPr>
-      <w:r>
-        <w:t>1</w:t>
-      </w:r>
-      <w:r>
-        <w:rPr>
-          <w:lang w:eastAsia="ko-KR"/>
-          <w:rtl w:val="off"/>
-        </w:rPr>
-        <w:t>0</w:t>
-      </w:r>
-      <w:r>
-        <w:t>. Flyway Migration</w:t>
-      </w:r>
-    </w:p>
-    <w:p>
-      <w:r>
-        <w:t>src/main/resources/db/migration/</w:t>
-      </w:r>
-      <w:r>
-        <w:br/>
-      </w:r>
-      <w:r>
-        <w:t>├── V1__create_content_table.sql</w:t>
-      </w:r>
-      <w:r>
-        <w:br/>
-      </w:r>
-      <w:r>
-        <w:t>└── V2__create_job_history_table.sql</w:t>
-      </w:r>
-    </w:p>
-    <w:p>
-      <w:pPr>
-        <w:pStyle w:val="ListBullet"/>
-        <w:ind w:leftChars="0" w:left="0" w:firstLineChars="0" w:firstLine="0"/>
-        <w:numPr>
-          <w:ilvl w:val="0"/>
-          <w:numId w:val="0"/>
-        </w:numPr>
-      </w:pPr>
-    </w:p>
-    <w:p>
-      <w:pPr>
-        <w:pStyle w:val="Heading1"/>
-      </w:pPr>
-      <w:r>
-        <w:t>1</w:t>
-      </w:r>
-      <w:r>
-        <w:rPr>
-          <w:lang w:eastAsia="ko-KR"/>
-          <w:rtl w:val="off"/>
-        </w:rPr>
-        <w:t>1</w:t>
-      </w:r>
-      <w:r>
-        <w:t>. DB 설정</w:t>
-      </w:r>
-    </w:p>
-    <w:p>
-      <w:r>
-        <w:t>현재 BACKEND 프로젝트에서는 src/main/resources/application.properties를 사용하여 PostgreSQL, JPA, Flyway 관련 설정을 관리합니다.</w:t>
-      </w:r>
-    </w:p>
-    <w:p>
-      <w:r>
-        <w:t>DB 사용자명과 비밀번호 등 민감한 정보는 application.properties에 직접 저장하지 않고 환경변수를 통해 주입합니다. 현재는 별도의 로컬/운영 설정 파일을 생성하지 않으며, 향후 환경별 설정 분리가 필요한 시점에 Spring Profile을 적용하여 확장합니다.</w:t>
-      </w:r>
-    </w:p>
-    <w:p>
-      <w:pPr>
-        <w:pStyle w:val="Heading1"/>
-      </w:pPr>
-      <w:r>
-        <w:t>1</w:t>
-      </w:r>
-      <w:r>
-        <w:rPr>
-          <w:lang w:eastAsia="ko-KR"/>
-          <w:rtl w:val="off"/>
-        </w:rPr>
-        <w:t>2</w:t>
-      </w:r>
-      <w:r>
-        <w:t>. 자동화 시스템에서의 활용</w:t>
-      </w:r>
-    </w:p>
-    <w:p>
-      <w:r>
-        <w:t>PENDING</w:t>
-      </w:r>
-      <w:r>
-        <w:br/>
-      </w:r>
-      <w:r>
-        <w:t xml:space="preserve">  ↓</w:t>
-      </w:r>
-      <w:r>
-        <w:br/>
-      </w:r>
-      <w:r>
-        <w:t>작업 Queue 조회</w:t>
-      </w:r>
-      <w:r>
-        <w:br/>
-      </w:r>
-      <w:r>
-        <w:t xml:space="preserve">  ↓</w:t>
-      </w:r>
-      <w:r>
-        <w:br/>
-      </w:r>
-      <w:r>
-        <w:t>PROCESSING</w:t>
-      </w:r>
-      <w:r>
-        <w:br/>
-      </w:r>
-      <w:r>
-        <w:t xml:space="preserve">  ↓</w:t>
-      </w:r>
-      <w:r>
-        <w:br/>
-      </w:r>
-      <w:r>
-        <w:t>콘텐츠/이미지 생성</w:t>
-      </w:r>
-      <w:r>
-        <w:br/>
-      </w:r>
-      <w:r>
-        <w:t xml:space="preserve">  ├── 성공 → contents 생성/연결 및 결과 저장 → COMPLETED</w:t>
-      </w:r>
-      <w:r>
-        <w:br/>
-      </w:r>
-      <w:r>
-        <w:t xml:space="preserve">  └── 실패 → FAILED + error_message 저장</w:t>
-      </w:r>
-    </w:p>
-    <w:p>
-      <w:r>
-        <w:t>job_histories를 통해 자동화 시스템의 현재 상태와 과거 작업 결과를 추적할 수 있도록 합니다.</w:t>
-      </w:r>
-    </w:p>
-    <w:p>
-      <w:pPr>
-        <w:pStyle w:val="Heading1"/>
-      </w:pPr>
-      <w:r>
-        <w:t>1</w:t>
-      </w:r>
-      <w:r>
-        <w:rPr>
-          <w:lang w:eastAsia="ko-KR"/>
-          <w:rtl w:val="off"/>
-        </w:rPr>
-        <w:t>3</w:t>
-      </w:r>
-      <w:r>
-        <w:t>. 향후 확장 가능성</w:t>
-      </w:r>
-    </w:p>
-    <w:tbl>
-      <w:tblPr>
-        <w:tblStyle w:val="TableGrid"/>
-        <w:tblW w:w="0" w:type="auto"/>
-        <w:tblLook w:val="04A0" w:firstRow="1" w:lastRow="0" w:firstColumn="1" w:lastColumn="0" w:noHBand="0" w:noVBand="1"/>
-        <w:jc w:val="center"/>
-      </w:tblPr>
-      <w:tblGrid>
-        <w:gridCol w:w="3312"/>
-        <w:gridCol w:w="3312"/>
-        <w:gridCol w:w="3312"/>
-      </w:tblGrid>
-      <w:tr>
-        <w:tc>
-          <w:tcPr>
-            <w:tcW w:w="3312" w:type="dxa"/>
-            <w:shd w:val="clear" w:color="auto" w:fill="D9EAF7"/>
-          </w:tcPr>
-          <w:p>
-            <w:r>
-              <w:t>후속 영역</w:t>
-            </w:r>
-          </w:p>
-        </w:tc>
-        <w:tc>
-          <w:tcPr>
-            <w:tcW w:w="3312" w:type="dxa"/>
-            <w:shd w:val="clear" w:color="auto" w:fill="D9EAF7"/>
-          </w:tcPr>
-          <w:p>
-            <w:r>
-              <w:t>예상 테이블</w:t>
-            </w:r>
-          </w:p>
-        </w:tc>
-        <w:tc>
-          <w:tcPr>
-            <w:tcW w:w="3312" w:type="dxa"/>
-            <w:shd w:val="clear" w:color="auto" w:fill="D9EAF7"/>
-          </w:tcPr>
-          <w:p>
-            <w:r>
-              <w:t>확장 방향</w:t>
-            </w:r>
-          </w:p>
-        </w:tc>
-      </w:tr>
-      <w:tr>
-        <w:tc>
-          <w:tcPr>
-            <w:tcW w:w="3312" w:type="dxa"/>
-          </w:tcPr>
-          <w:p>
-            <w:r>
-              <w:t>템플릿 관리</w:t>
-            </w:r>
-          </w:p>
-        </w:tc>
-        <w:tc>
-          <w:tcPr>
-            <w:tcW w:w="3312" w:type="dxa"/>
-          </w:tcPr>
-          <w:p>
-            <w:r>
-              <w:t>template</w:t>
-            </w:r>
-          </w:p>
-        </w:tc>
-        <w:tc>
-          <w:tcPr>
-            <w:tcW w:w="3312" w:type="dxa"/>
-          </w:tcPr>
-          <w:p>
-            <w:r>
-              <w:t>contents.template을 template_id로 연결</w:t>
-            </w:r>
-          </w:p>
-        </w:tc>
-      </w:tr>
-      <w:tr>
-        <w:tc>
-          <w:tcPr>
-            <w:tcW w:w="3312" w:type="dxa"/>
-          </w:tcPr>
-          <w:p>
-            <w:r>
-              <w:t>이미지 관리</w:t>
-            </w:r>
-          </w:p>
-        </w:tc>
-        <w:tc>
-          <w:tcPr>
-            <w:tcW w:w="3312" w:type="dxa"/>
-          </w:tcPr>
-          <w:p>
-            <w:r>
-              <w:t>content_images</w:t>
-            </w:r>
-          </w:p>
-        </w:tc>
-        <w:tc>
-          <w:tcPr>
-            <w:tcW w:w="3312" w:type="dxa"/>
-          </w:tcPr>
-          <w:p>
-            <w:r>
-              <w:t>이미지별 메타데이터(썸네일, 크기 등) 확장</w:t>
-            </w:r>
-          </w:p>
-        </w:tc>
-      </w:tr>
-      <w:tr>
-        <w:tc>
-          <w:tcPr>
-            <w:tcW w:w="3312" w:type="dxa"/>
-          </w:tcPr>
-          <w:p>
-            <w:r>
-              <w:t>사용자 관리</w:t>
-            </w:r>
-          </w:p>
-        </w:tc>
-        <w:tc>
-          <w:tcPr>
-            <w:tcW w:w="3312" w:type="dxa"/>
-          </w:tcPr>
-          <w:p>
-            <w:r>
-              <w:t>user</w:t>
-            </w:r>
-          </w:p>
-        </w:tc>
-        <w:tc>
-          <w:tcPr>
-            <w:tcW w:w="3312" w:type="dxa"/>
-          </w:tcPr>
-          <w:p>
-            <w:r>
-              <w:t>사용자 도메인이 확정되면 작업 요청자 정보를 FK로 관리하는 방향 검토</w:t>
-            </w:r>
-          </w:p>
-        </w:tc>
-      </w:tr>
-      <w:tr>
-        <w:tc>
-          <w:tcPr>
-            <w:tcW w:w="3312" w:type="dxa"/>
-          </w:tcPr>
-          <w:p>
-            <w:r>
-              <w:t>AI 생성 서비스</w:t>
-            </w:r>
-          </w:p>
-        </w:tc>
-        <w:tc>
-          <w:tcPr>
-            <w:tcW w:w="3312" w:type="dxa"/>
-          </w:tcPr>
-          <w:p>
-            <w:r>
-              <w:t>generation_provider</w:t>
-            </w:r>
-          </w:p>
-        </w:tc>
-        <w:tc>
-          <w:tcPr>
-            <w:tcW w:w="3312" w:type="dxa"/>
-          </w:tcPr>
-          <w:p>
-            <w:r>
-              <w:t>생성 제공자 및 결과 정보 관리</w:t>
+            <w:tcW w:w="2880" w:type="dxa"/>
+          </w:tcPr>
+          <w:p>
+            <w:r>
+              <w:t>전체 생성 파이프라인</w:t>
             </w:r>
           </w:p>
         </w:tc>
@@ -2661,40 +1946,19 @@
     </w:tbl>
     <w:p>
       <w:pPr>
-        <w:pStyle w:val="Normal"/>
         <w:rPr>
-          <w:lang w:eastAsia="ko-KR"/>
-          <w:rFonts w:hint="eastAsia"/>
+          <w:lang/>
+          <w:b/>
           <w:rtl w:val="off"/>
         </w:rPr>
       </w:pPr>
     </w:p>
     <w:p>
-      <w:pPr>
-        <w:pStyle w:val="Normal"/>
-      </w:pPr>
-    </w:p>
-    <w:p>
-      <w:pPr>
-        <w:pStyle w:val="Heading1"/>
-      </w:pPr>
-      <w:r>
-        <w:t>1</w:t>
-      </w:r>
       <w:r>
         <w:rPr>
-          <w:lang w:eastAsia="ko-KR"/>
-          <w:rtl w:val="off"/>
+          <w:b/>
         </w:rPr>
-        <w:t>4</w:t>
-      </w:r>
-      <w:r>
-        <w:t>. 결론</w:t>
-      </w:r>
-    </w:p>
-    <w:p>
-      <w:r>
-        <w:t>이번 DB 설계의 핵심은 콘텐츠 데이터, 이미지 데이터, 작업 이력의 책임을 분리하는 것입니다.</w:t>
+        <w:t>5. 테이블 관계</w:t>
       </w:r>
     </w:p>
     <w:p>
@@ -2702,7 +1966,7 @@
         <w:pStyle w:val="ListBullet"/>
       </w:pPr>
       <w:r>
-        <w:t>contents는 콘텐츠 자체의 원본 데이터와 발행 상태를 관리합니다.</w:t>
+        <w:t>contents 1:N content_images</w:t>
       </w:r>
     </w:p>
     <w:p>
@@ -2710,7 +1974,7 @@
         <w:pStyle w:val="ListBullet"/>
       </w:pPr>
       <w:r>
-        <w:t>content_images는 콘텐츠에 연결된 이미지를 이미지별 행으로 관리합니다.</w:t>
+        <w:t>contents 1:N generated_card_images</w:t>
       </w:r>
     </w:p>
     <w:p>
@@ -2718,7 +1982,7 @@
         <w:pStyle w:val="ListBullet"/>
       </w:pPr>
       <w:r>
-        <w:t>job_histories는 콘텐츠 생성 작업의 유형, 진행 상태, 결과 및 오류 이력을 관리합니다.</w:t>
+        <w:t>contents 1:N job_histories</w:t>
       </w:r>
     </w:p>
     <w:p>
@@ -2726,40 +1990,97 @@
         <w:pStyle w:val="ListBullet"/>
       </w:pPr>
       <w:r>
-        <w:t>contents.status와 job_histories.status는 서로 다른 의미의 상태이므로 분리하여 관리합니다.</w:t>
+        <w:t>contents 1:N approval_requests</w:t>
       </w:r>
     </w:p>
     <w:p>
       <w:pPr>
         <w:pStyle w:val="ListBullet"/>
-        <w:rPr>
-          <w:lang w:eastAsia="ko-KR"/>
-          <w:rFonts w:hint="eastAsia"/>
-          <w:rtl w:val="off"/>
-        </w:rPr>
       </w:pPr>
       <w:r>
-        <w:t>콘텐츠 삭제 시에는 ARCHIVED 상태 전환을 우선 사용하여 작업 감사 이력을 보존합니다.</w:t>
+        <w:t>contents 1:N approval_histories</w:t>
       </w:r>
     </w:p>
     <w:p>
       <w:pPr>
         <w:pStyle w:val="ListBullet"/>
-        <w:ind w:left="360" w:hanging="360"/>
-        <w:numPr>
-          <w:ilvl w:val="0"/>
-          <w:numId w:val="0"/>
-        </w:numPr>
       </w:pPr>
+      <w:r>
+        <w:t>contents 1:N download_histories</w:t>
+      </w:r>
+    </w:p>
+    <w:p>
+      <w:pPr>
+        <w:pStyle w:val="ListBullet"/>
+      </w:pPr>
+      <w:r>
+        <w:t>contents 1:N publish_histories</w:t>
+      </w:r>
+    </w:p>
+    <w:p>
+      <w:pPr>
+        <w:pStyle w:val="ListBullet"/>
+      </w:pPr>
+      <w:r>
+        <w:t>contents 1:N audit_logs</w:t>
+      </w:r>
     </w:p>
     <w:p>
       <w:r>
-        <w:t>이 구조를 기반으로 이후 콘텐츠 API, 생성 요청 API, 이미지 생성, 카드뉴스 렌더링, 결과 저장 및 작업 상태 조회 기능을 단계적으로 구현할 수 있습니다.</w:t>
+        <w:rPr>
+          <w:b/>
+        </w:rPr>
+        <w:t>6. 데이터 관리 기준</w:t>
+      </w:r>
+    </w:p>
+    <w:p>
+      <w:pPr>
+        <w:pStyle w:val="ListBullet"/>
+      </w:pPr>
+      <w:r>
+        <w:t>콘텐츠 상태와 생성 작업 상태는 별도로 관리합니다.</w:t>
+      </w:r>
+    </w:p>
+    <w:p>
+      <w:pPr>
+        <w:pStyle w:val="ListBullet"/>
+      </w:pPr>
+      <w:r>
+        <w:t>콘텐츠 삭제는 이력 보존을 위해 ARCHIVED 상태 전환을 우선합니다.</w:t>
+      </w:r>
+    </w:p>
+    <w:p>
+      <w:pPr>
+        <w:pStyle w:val="ListBullet"/>
+      </w:pPr>
+      <w:r>
+        <w:t>승인·다운로드·게시·감사 관련 이력은 콘텐츠 단위로 관리합니다.</w:t>
+      </w:r>
+    </w:p>
+    <w:p>
+      <w:pPr>
+        <w:pStyle w:val="ListBullet"/>
+      </w:pPr>
+      <w:r>
+        <w:t>DB 접속 정보 등 민감한 값은 환경변수로 관리합니다.</w:t>
+      </w:r>
+    </w:p>
+    <w:p>
+      <w:r>
+        <w:rPr>
+          <w:b/>
+        </w:rPr>
+        <w:t>7. 마이그레이션 및 설정</w:t>
+      </w:r>
+    </w:p>
+    <w:p>
+      <w:r>
+        <w:t>DB 변경 사항은 BACKEND/src/main/resources/db/migration/의 Flyway migration으로 관리하며, PostgreSQL·JPA 관련 설정은 BACKEND/src/main/resources/application.properties에서 관리합니다.</w:t>
       </w:r>
     </w:p>
     <w:sectPr>
       <w:pgSz w:w="12240" w:h="15840"/>
-      <w:pgMar w:top="1008" w:right="1152" w:bottom="1008" w:left="1152" w:header="720" w:footer="720" w:gutter="0"/>
+      <w:pgMar w:top="1440" w:right="1800" w:bottom="1440" w:left="1800" w:header="720" w:footer="720" w:gutter="0"/>
       <w:cols w:space="720"/>
       <w:docGrid w:linePitch="360"/>
     </w:sectPr>
@@ -2932,133 +2253,133 @@
     <w:lsdException w:name="heading 7" w:uiPriority="9" w:qFormat="1"/>
     <w:lsdException w:name="heading 8" w:uiPriority="9" w:qFormat="1"/>
     <w:lsdException w:name="heading 9" w:uiPriority="9" w:qFormat="1"/>
-    <w:lsdException w:name="toc 1" w:uiPriority="87"/>
-    <w:lsdException w:name="toc 2" w:uiPriority="87"/>
-    <w:lsdException w:name="toc 3" w:uiPriority="87"/>
-    <w:lsdException w:name="toc 4" w:uiPriority="87"/>
-    <w:lsdException w:name="toc 5" w:uiPriority="87"/>
-    <w:lsdException w:name="toc 6" w:uiPriority="87"/>
-    <w:lsdException w:name="toc 7" w:uiPriority="87"/>
-    <w:lsdException w:name="toc 8" w:uiPriority="87"/>
-    <w:lsdException w:name="toc 9" w:uiPriority="87"/>
-    <w:lsdException w:name="caption" w:uiPriority="83" w:qFormat="1"/>
-    <w:lsdException w:name="Title" w:semiHidden="0" w:uiPriority="22" w:unhideWhenUsed="0" w:qFormat="1"/>
+    <w:lsdException w:name="toc 1" w:uiPriority="57"/>
+    <w:lsdException w:name="toc 2" w:uiPriority="57"/>
+    <w:lsdException w:name="toc 3" w:uiPriority="57"/>
+    <w:lsdException w:name="toc 4" w:uiPriority="57"/>
+    <w:lsdException w:name="toc 5" w:uiPriority="57"/>
+    <w:lsdException w:name="toc 6" w:uiPriority="57"/>
+    <w:lsdException w:name="toc 7" w:uiPriority="57"/>
+    <w:lsdException w:name="toc 8" w:uiPriority="57"/>
+    <w:lsdException w:name="toc 9" w:uiPriority="57"/>
+    <w:lsdException w:name="caption" w:uiPriority="53" w:qFormat="1"/>
+    <w:lsdException w:name="Title" w:semiHidden="0" w:uiPriority="16" w:unhideWhenUsed="0" w:qFormat="1"/>
     <w:lsdException w:name="Default Paragraph Font" w:uiPriority="1"/>
-    <w:lsdException w:name="Subtitle" w:semiHidden="0" w:uiPriority="23" w:unhideWhenUsed="0" w:qFormat="1"/>
-    <w:lsdException w:name="Strong" w:semiHidden="0" w:uiPriority="52" w:unhideWhenUsed="0" w:qFormat="1"/>
-    <w:lsdException w:name="Emphasis" w:semiHidden="0" w:uiPriority="50" w:unhideWhenUsed="0" w:qFormat="1"/>
-    <w:lsdException w:name="Table Grid" w:semiHidden="0" w:uiPriority="137" w:unhideWhenUsed="0"/>
+    <w:lsdException w:name="Subtitle" w:semiHidden="0" w:uiPriority="17" w:unhideWhenUsed="0" w:qFormat="1"/>
+    <w:lsdException w:name="Strong" w:semiHidden="0" w:uiPriority="34" w:unhideWhenUsed="0" w:qFormat="1"/>
+    <w:lsdException w:name="Emphasis" w:semiHidden="0" w:uiPriority="32" w:unhideWhenUsed="0" w:qFormat="1"/>
+    <w:lsdException w:name="Table Grid" w:semiHidden="0" w:uiPriority="89" w:unhideWhenUsed="0"/>
     <w:lsdException w:name="Placeholder Text" w:unhideWhenUsed="0"/>
     <w:lsdException w:name="No Spacing" w:semiHidden="0" w:uiPriority="1" w:unhideWhenUsed="0" w:qFormat="1"/>
-    <w:lsdException w:name="Light Shading" w:semiHidden="0" w:uiPriority="150" w:unhideWhenUsed="0"/>
-    <w:lsdException w:name="Light List" w:semiHidden="0" w:uiPriority="151" w:unhideWhenUsed="0"/>
-    <w:lsdException w:name="Light Grid" w:semiHidden="0" w:uiPriority="152" w:unhideWhenUsed="0"/>
-    <w:lsdException w:name="Medium Shading 1" w:semiHidden="0" w:uiPriority="153" w:unhideWhenUsed="0"/>
-    <w:lsdException w:name="Medium Shading 2" w:semiHidden="0" w:uiPriority="256" w:unhideWhenUsed="0"/>
-    <w:lsdException w:name="Medium List 1" w:semiHidden="0" w:uiPriority="257" w:unhideWhenUsed="0"/>
-    <w:lsdException w:name="Medium List 2" w:semiHidden="0" w:uiPriority="258" w:unhideWhenUsed="0"/>
-    <w:lsdException w:name="Medium Grid 1" w:semiHidden="0" w:uiPriority="259" w:unhideWhenUsed="0"/>
-    <w:lsdException w:name="Medium Grid 2" w:semiHidden="0" w:uiPriority="260" w:unhideWhenUsed="0"/>
-    <w:lsdException w:name="Medium Grid 3" w:semiHidden="0" w:uiPriority="261" w:unhideWhenUsed="0"/>
-    <w:lsdException w:name="Dark List" w:semiHidden="0" w:uiPriority="274" w:unhideWhenUsed="0"/>
-    <w:lsdException w:name="Colorful Shading" w:semiHidden="0" w:uiPriority="275" w:unhideWhenUsed="0"/>
-    <w:lsdException w:name="Colorful List" w:semiHidden="0" w:uiPriority="276" w:unhideWhenUsed="0"/>
-    <w:lsdException w:name="Colorful Grid" w:semiHidden="0" w:uiPriority="277" w:unhideWhenUsed="0"/>
-    <w:lsdException w:name="Light Shading Accent 1" w:semiHidden="0" w:uiPriority="150" w:unhideWhenUsed="0"/>
-    <w:lsdException w:name="Light List Accent 1" w:semiHidden="0" w:uiPriority="151" w:unhideWhenUsed="0"/>
-    <w:lsdException w:name="Light Grid Accent 1" w:semiHidden="0" w:uiPriority="152" w:unhideWhenUsed="0"/>
-    <w:lsdException w:name="Medium Shading 1 Accent 1" w:semiHidden="0" w:uiPriority="153" w:unhideWhenUsed="0"/>
-    <w:lsdException w:name="Medium Shading 2 Accent 1" w:semiHidden="0" w:uiPriority="256" w:unhideWhenUsed="0"/>
-    <w:lsdException w:name="Medium List 1 Accent 1" w:semiHidden="0" w:uiPriority="257" w:unhideWhenUsed="0"/>
+    <w:lsdException w:name="Light Shading" w:semiHidden="0" w:uiPriority="96" w:unhideWhenUsed="0"/>
+    <w:lsdException w:name="Light List" w:semiHidden="0" w:uiPriority="97" w:unhideWhenUsed="0"/>
+    <w:lsdException w:name="Light Grid" w:semiHidden="0" w:uiPriority="98" w:unhideWhenUsed="0"/>
+    <w:lsdException w:name="Medium Shading 1" w:semiHidden="0" w:uiPriority="99" w:unhideWhenUsed="0"/>
+    <w:lsdException w:name="Medium Shading 2" w:semiHidden="0" w:uiPriority="100" w:unhideWhenUsed="0"/>
+    <w:lsdException w:name="Medium List 1" w:semiHidden="0" w:uiPriority="101" w:unhideWhenUsed="0"/>
+    <w:lsdException w:name="Medium List 2" w:semiHidden="0" w:uiPriority="102" w:unhideWhenUsed="0"/>
+    <w:lsdException w:name="Medium Grid 1" w:semiHidden="0" w:uiPriority="103" w:unhideWhenUsed="0"/>
+    <w:lsdException w:name="Medium Grid 2" w:semiHidden="0" w:uiPriority="104" w:unhideWhenUsed="0"/>
+    <w:lsdException w:name="Medium Grid 3" w:semiHidden="0" w:uiPriority="105" w:unhideWhenUsed="0"/>
+    <w:lsdException w:name="Dark List" w:semiHidden="0" w:uiPriority="112" w:unhideWhenUsed="0"/>
+    <w:lsdException w:name="Colorful Shading" w:semiHidden="0" w:uiPriority="113" w:unhideWhenUsed="0"/>
+    <w:lsdException w:name="Colorful List" w:semiHidden="0" w:uiPriority="114" w:unhideWhenUsed="0"/>
+    <w:lsdException w:name="Colorful Grid" w:semiHidden="0" w:uiPriority="115" w:unhideWhenUsed="0"/>
+    <w:lsdException w:name="Light Shading Accent 1" w:semiHidden="0" w:uiPriority="96" w:unhideWhenUsed="0"/>
+    <w:lsdException w:name="Light List Accent 1" w:semiHidden="0" w:uiPriority="97" w:unhideWhenUsed="0"/>
+    <w:lsdException w:name="Light Grid Accent 1" w:semiHidden="0" w:uiPriority="98" w:unhideWhenUsed="0"/>
+    <w:lsdException w:name="Medium Shading 1 Accent 1" w:semiHidden="0" w:uiPriority="99" w:unhideWhenUsed="0"/>
+    <w:lsdException w:name="Medium Shading 2 Accent 1" w:semiHidden="0" w:uiPriority="100" w:unhideWhenUsed="0"/>
+    <w:lsdException w:name="Medium List 1 Accent 1" w:semiHidden="0" w:uiPriority="101" w:unhideWhenUsed="0"/>
     <w:lsdException w:name="Revision" w:unhideWhenUsed="0"/>
-    <w:lsdException w:name="List Paragraph" w:semiHidden="0" w:uiPriority="82" w:unhideWhenUsed="0" w:qFormat="1"/>
-    <w:lsdException w:name="Quote" w:semiHidden="0" w:uiPriority="65" w:unhideWhenUsed="0" w:qFormat="1"/>
-    <w:lsdException w:name="Intense Quote" w:semiHidden="0" w:uiPriority="72" w:unhideWhenUsed="0" w:qFormat="1"/>
-    <w:lsdException w:name="Medium List 2 Accent 1" w:semiHidden="0" w:uiPriority="258" w:unhideWhenUsed="0"/>
-    <w:lsdException w:name="Medium Grid 1 Accent 1" w:semiHidden="0" w:uiPriority="259" w:unhideWhenUsed="0"/>
-    <w:lsdException w:name="Medium Grid 2 Accent 1" w:semiHidden="0" w:uiPriority="260" w:unhideWhenUsed="0"/>
-    <w:lsdException w:name="Medium Grid 3 Accent 1" w:semiHidden="0" w:uiPriority="261" w:unhideWhenUsed="0"/>
-    <w:lsdException w:name="Dark List Accent 1" w:semiHidden="0" w:uiPriority="274" w:unhideWhenUsed="0"/>
-    <w:lsdException w:name="Colorful Shading Accent 1" w:semiHidden="0" w:uiPriority="275" w:unhideWhenUsed="0"/>
-    <w:lsdException w:name="Colorful List Accent 1" w:semiHidden="0" w:uiPriority="276" w:unhideWhenUsed="0"/>
-    <w:lsdException w:name="Colorful Grid Accent 1" w:semiHidden="0" w:uiPriority="277" w:unhideWhenUsed="0"/>
-    <w:lsdException w:name="Light Shading Accent 2" w:semiHidden="0" w:uiPriority="150" w:unhideWhenUsed="0"/>
-    <w:lsdException w:name="Light List Accent 2" w:semiHidden="0" w:uiPriority="151" w:unhideWhenUsed="0"/>
-    <w:lsdException w:name="Light Grid Accent 2" w:semiHidden="0" w:uiPriority="152" w:unhideWhenUsed="0"/>
-    <w:lsdException w:name="Medium Shading 1 Accent 2" w:semiHidden="0" w:uiPriority="153" w:unhideWhenUsed="0"/>
-    <w:lsdException w:name="Medium Shading 2 Accent 2" w:semiHidden="0" w:uiPriority="256" w:unhideWhenUsed="0"/>
-    <w:lsdException w:name="Medium List 1 Accent 2" w:semiHidden="0" w:uiPriority="257" w:unhideWhenUsed="0"/>
-    <w:lsdException w:name="Medium List 2 Accent 2" w:semiHidden="0" w:uiPriority="258" w:unhideWhenUsed="0"/>
-    <w:lsdException w:name="Medium Grid 1 Accent 2" w:semiHidden="0" w:uiPriority="259" w:unhideWhenUsed="0"/>
-    <w:lsdException w:name="Medium Grid 2 Accent 2" w:semiHidden="0" w:uiPriority="260" w:unhideWhenUsed="0"/>
-    <w:lsdException w:name="Medium Grid 3 Accent 2" w:semiHidden="0" w:uiPriority="261" w:unhideWhenUsed="0"/>
-    <w:lsdException w:name="Dark List Accent 2" w:semiHidden="0" w:uiPriority="274" w:unhideWhenUsed="0"/>
-    <w:lsdException w:name="Colorful Shading Accent 2" w:semiHidden="0" w:uiPriority="275" w:unhideWhenUsed="0"/>
-    <w:lsdException w:name="Colorful List Accent 2" w:semiHidden="0" w:uiPriority="276" w:unhideWhenUsed="0"/>
-    <w:lsdException w:name="Colorful Grid Accent 2" w:semiHidden="0" w:uiPriority="277" w:unhideWhenUsed="0"/>
-    <w:lsdException w:name="Light Shading Accent 3" w:semiHidden="0" w:uiPriority="150" w:unhideWhenUsed="0"/>
-    <w:lsdException w:name="Light List Accent 3" w:semiHidden="0" w:uiPriority="151" w:unhideWhenUsed="0"/>
-    <w:lsdException w:name="Light Grid Accent 3" w:semiHidden="0" w:uiPriority="152" w:unhideWhenUsed="0"/>
-    <w:lsdException w:name="Medium Shading 1 Accent 3" w:semiHidden="0" w:uiPriority="153" w:unhideWhenUsed="0"/>
-    <w:lsdException w:name="Medium Shading 2 Accent 3" w:semiHidden="0" w:uiPriority="256" w:unhideWhenUsed="0"/>
-    <w:lsdException w:name="Medium List 1 Accent 3" w:semiHidden="0" w:uiPriority="257" w:unhideWhenUsed="0"/>
-    <w:lsdException w:name="Medium List 2 Accent 3" w:semiHidden="0" w:uiPriority="258" w:unhideWhenUsed="0"/>
-    <w:lsdException w:name="Medium Grid 1 Accent 3" w:semiHidden="0" w:uiPriority="259" w:unhideWhenUsed="0"/>
-    <w:lsdException w:name="Medium Grid 2 Accent 3" w:semiHidden="0" w:uiPriority="260" w:unhideWhenUsed="0"/>
-    <w:lsdException w:name="Medium Grid 3 Accent 3" w:semiHidden="0" w:uiPriority="261" w:unhideWhenUsed="0"/>
-    <w:lsdException w:name="Dark List Accent 3" w:semiHidden="0" w:uiPriority="274" w:unhideWhenUsed="0"/>
-    <w:lsdException w:name="Colorful Shading Accent 3" w:semiHidden="0" w:uiPriority="275" w:unhideWhenUsed="0"/>
-    <w:lsdException w:name="Colorful List Accent 3" w:semiHidden="0" w:uiPriority="276" w:unhideWhenUsed="0"/>
-    <w:lsdException w:name="Colorful Grid Accent 3" w:semiHidden="0" w:uiPriority="277" w:unhideWhenUsed="0"/>
-    <w:lsdException w:name="Light Shading Accent 4" w:semiHidden="0" w:uiPriority="150" w:unhideWhenUsed="0"/>
-    <w:lsdException w:name="Light List Accent 4" w:semiHidden="0" w:uiPriority="151" w:unhideWhenUsed="0"/>
-    <w:lsdException w:name="Light Grid Accent 4" w:semiHidden="0" w:uiPriority="152" w:unhideWhenUsed="0"/>
-    <w:lsdException w:name="Medium Shading 1 Accent 4" w:semiHidden="0" w:uiPriority="153" w:unhideWhenUsed="0"/>
-    <w:lsdException w:name="Medium Shading 2 Accent 4" w:semiHidden="0" w:uiPriority="256" w:unhideWhenUsed="0"/>
-    <w:lsdException w:name="Medium List 1 Accent 4" w:semiHidden="0" w:uiPriority="257" w:unhideWhenUsed="0"/>
-    <w:lsdException w:name="Medium List 2 Accent 4" w:semiHidden="0" w:uiPriority="258" w:unhideWhenUsed="0"/>
-    <w:lsdException w:name="Medium Grid 1 Accent 4" w:semiHidden="0" w:uiPriority="259" w:unhideWhenUsed="0"/>
-    <w:lsdException w:name="Medium Grid 2 Accent 4" w:semiHidden="0" w:uiPriority="260" w:unhideWhenUsed="0"/>
-    <w:lsdException w:name="Medium Grid 3 Accent 4" w:semiHidden="0" w:uiPriority="261" w:unhideWhenUsed="0"/>
-    <w:lsdException w:name="Dark List Accent 4" w:semiHidden="0" w:uiPriority="274" w:unhideWhenUsed="0"/>
-    <w:lsdException w:name="Colorful Shading Accent 4" w:semiHidden="0" w:uiPriority="275" w:unhideWhenUsed="0"/>
-    <w:lsdException w:name="Colorful List Accent 4" w:semiHidden="0" w:uiPriority="276" w:unhideWhenUsed="0"/>
-    <w:lsdException w:name="Colorful Grid Accent 4" w:semiHidden="0" w:uiPriority="277" w:unhideWhenUsed="0"/>
-    <w:lsdException w:name="Light Shading Accent 5" w:semiHidden="0" w:uiPriority="150" w:unhideWhenUsed="0"/>
-    <w:lsdException w:name="Light List Accent 5" w:semiHidden="0" w:uiPriority="151" w:unhideWhenUsed="0"/>
-    <w:lsdException w:name="Light Grid Accent 5" w:semiHidden="0" w:uiPriority="152" w:unhideWhenUsed="0"/>
-    <w:lsdException w:name="Medium Shading 1 Accent 5" w:semiHidden="0" w:uiPriority="153" w:unhideWhenUsed="0"/>
-    <w:lsdException w:name="Medium Shading 2 Accent 5" w:semiHidden="0" w:uiPriority="256" w:unhideWhenUsed="0"/>
-    <w:lsdException w:name="Medium List 1 Accent 5" w:semiHidden="0" w:uiPriority="257" w:unhideWhenUsed="0"/>
-    <w:lsdException w:name="Medium List 2 Accent 5" w:semiHidden="0" w:uiPriority="258" w:unhideWhenUsed="0"/>
-    <w:lsdException w:name="Medium Grid 1 Accent 5" w:semiHidden="0" w:uiPriority="259" w:unhideWhenUsed="0"/>
-    <w:lsdException w:name="Medium Grid 2 Accent 5" w:semiHidden="0" w:uiPriority="260" w:unhideWhenUsed="0"/>
-    <w:lsdException w:name="Medium Grid 3 Accent 5" w:semiHidden="0" w:uiPriority="261" w:unhideWhenUsed="0"/>
-    <w:lsdException w:name="Dark List Accent 5" w:semiHidden="0" w:uiPriority="274" w:unhideWhenUsed="0"/>
-    <w:lsdException w:name="Colorful Shading Accent 5" w:semiHidden="0" w:uiPriority="275" w:unhideWhenUsed="0"/>
-    <w:lsdException w:name="Colorful List Accent 5" w:semiHidden="0" w:uiPriority="276" w:unhideWhenUsed="0"/>
-    <w:lsdException w:name="Colorful Grid Accent 5" w:semiHidden="0" w:uiPriority="277" w:unhideWhenUsed="0"/>
-    <w:lsdException w:name="Light Shading Accent 6" w:semiHidden="0" w:uiPriority="150" w:unhideWhenUsed="0"/>
-    <w:lsdException w:name="Light List Accent 6" w:semiHidden="0" w:uiPriority="151" w:unhideWhenUsed="0"/>
-    <w:lsdException w:name="Light Grid Accent 6" w:semiHidden="0" w:uiPriority="152" w:unhideWhenUsed="0"/>
-    <w:lsdException w:name="Medium Shading 1 Accent 6" w:semiHidden="0" w:uiPriority="153" w:unhideWhenUsed="0"/>
-    <w:lsdException w:name="Medium Shading 2 Accent 6" w:semiHidden="0" w:uiPriority="256" w:unhideWhenUsed="0"/>
-    <w:lsdException w:name="Medium List 1 Accent 6" w:semiHidden="0" w:uiPriority="257" w:unhideWhenUsed="0"/>
-    <w:lsdException w:name="Medium List 2 Accent 6" w:semiHidden="0" w:uiPriority="258" w:unhideWhenUsed="0"/>
-    <w:lsdException w:name="Medium Grid 1 Accent 6" w:semiHidden="0" w:uiPriority="259" w:unhideWhenUsed="0"/>
-    <w:lsdException w:name="Medium Grid 2 Accent 6" w:semiHidden="0" w:uiPriority="260" w:unhideWhenUsed="0"/>
-    <w:lsdException w:name="Medium Grid 3 Accent 6" w:semiHidden="0" w:uiPriority="261" w:unhideWhenUsed="0"/>
-    <w:lsdException w:name="Dark List Accent 6" w:semiHidden="0" w:uiPriority="274" w:unhideWhenUsed="0"/>
-    <w:lsdException w:name="Colorful Shading Accent 6" w:semiHidden="0" w:uiPriority="275" w:unhideWhenUsed="0"/>
-    <w:lsdException w:name="Colorful List Accent 6" w:semiHidden="0" w:uiPriority="276" w:unhideWhenUsed="0"/>
-    <w:lsdException w:name="Colorful Grid Accent 6" w:semiHidden="0" w:uiPriority="277" w:unhideWhenUsed="0"/>
-    <w:lsdException w:name="Subtle Emphasis" w:semiHidden="0" w:uiPriority="37" w:unhideWhenUsed="0" w:qFormat="1"/>
-    <w:lsdException w:name="Intense Emphasis" w:semiHidden="0" w:uiPriority="51" w:unhideWhenUsed="0" w:qFormat="1"/>
-    <w:lsdException w:name="Subtle Reference" w:semiHidden="0" w:uiPriority="73" w:unhideWhenUsed="0" w:qFormat="1"/>
-    <w:lsdException w:name="Intense Reference" w:semiHidden="0" w:uiPriority="80" w:unhideWhenUsed="0" w:qFormat="1"/>
-    <w:lsdException w:name="Book Title" w:semiHidden="0" w:uiPriority="81" w:unhideWhenUsed="0" w:qFormat="1"/>
-    <w:lsdException w:name="Bibliography" w:uiPriority="85"/>
-    <w:lsdException w:name="TOC Heading" w:uiPriority="87" w:qFormat="1"/>
+    <w:lsdException w:name="List Paragraph" w:semiHidden="0" w:uiPriority="52" w:unhideWhenUsed="0" w:qFormat="1"/>
+    <w:lsdException w:name="Quote" w:semiHidden="0" w:uiPriority="41" w:unhideWhenUsed="0" w:qFormat="1"/>
+    <w:lsdException w:name="Intense Quote" w:semiHidden="0" w:uiPriority="48" w:unhideWhenUsed="0" w:qFormat="1"/>
+    <w:lsdException w:name="Medium List 2 Accent 1" w:semiHidden="0" w:uiPriority="102" w:unhideWhenUsed="0"/>
+    <w:lsdException w:name="Medium Grid 1 Accent 1" w:semiHidden="0" w:uiPriority="103" w:unhideWhenUsed="0"/>
+    <w:lsdException w:name="Medium Grid 2 Accent 1" w:semiHidden="0" w:uiPriority="104" w:unhideWhenUsed="0"/>
+    <w:lsdException w:name="Medium Grid 3 Accent 1" w:semiHidden="0" w:uiPriority="105" w:unhideWhenUsed="0"/>
+    <w:lsdException w:name="Dark List Accent 1" w:semiHidden="0" w:uiPriority="112" w:unhideWhenUsed="0"/>
+    <w:lsdException w:name="Colorful Shading Accent 1" w:semiHidden="0" w:uiPriority="113" w:unhideWhenUsed="0"/>
+    <w:lsdException w:name="Colorful List Accent 1" w:semiHidden="0" w:uiPriority="114" w:unhideWhenUsed="0"/>
+    <w:lsdException w:name="Colorful Grid Accent 1" w:semiHidden="0" w:uiPriority="115" w:unhideWhenUsed="0"/>
+    <w:lsdException w:name="Light Shading Accent 2" w:semiHidden="0" w:uiPriority="96" w:unhideWhenUsed="0"/>
+    <w:lsdException w:name="Light List Accent 2" w:semiHidden="0" w:uiPriority="97" w:unhideWhenUsed="0"/>
+    <w:lsdException w:name="Light Grid Accent 2" w:semiHidden="0" w:uiPriority="98" w:unhideWhenUsed="0"/>
+    <w:lsdException w:name="Medium Shading 1 Accent 2" w:semiHidden="0" w:uiPriority="99" w:unhideWhenUsed="0"/>
+    <w:lsdException w:name="Medium Shading 2 Accent 2" w:semiHidden="0" w:uiPriority="100" w:unhideWhenUsed="0"/>
+    <w:lsdException w:name="Medium List 1 Accent 2" w:semiHidden="0" w:uiPriority="101" w:unhideWhenUsed="0"/>
+    <w:lsdException w:name="Medium List 2 Accent 2" w:semiHidden="0" w:uiPriority="102" w:unhideWhenUsed="0"/>
+    <w:lsdException w:name="Medium Grid 1 Accent 2" w:semiHidden="0" w:uiPriority="103" w:unhideWhenUsed="0"/>
+    <w:lsdException w:name="Medium Grid 2 Accent 2" w:semiHidden="0" w:uiPriority="104" w:unhideWhenUsed="0"/>
+    <w:lsdException w:name="Medium Grid 3 Accent 2" w:semiHidden="0" w:uiPriority="105" w:unhideWhenUsed="0"/>
+    <w:lsdException w:name="Dark List Accent 2" w:semiHidden="0" w:uiPriority="112" w:unhideWhenUsed="0"/>
+    <w:lsdException w:name="Colorful Shading Accent 2" w:semiHidden="0" w:uiPriority="113" w:unhideWhenUsed="0"/>
+    <w:lsdException w:name="Colorful List Accent 2" w:semiHidden="0" w:uiPriority="114" w:unhideWhenUsed="0"/>
+    <w:lsdException w:name="Colorful Grid Accent 2" w:semiHidden="0" w:uiPriority="115" w:unhideWhenUsed="0"/>
+    <w:lsdException w:name="Light Shading Accent 3" w:semiHidden="0" w:uiPriority="96" w:unhideWhenUsed="0"/>
+    <w:lsdException w:name="Light List Accent 3" w:semiHidden="0" w:uiPriority="97" w:unhideWhenUsed="0"/>
+    <w:lsdException w:name="Light Grid Accent 3" w:semiHidden="0" w:uiPriority="98" w:unhideWhenUsed="0"/>
+    <w:lsdException w:name="Medium Shading 1 Accent 3" w:semiHidden="0" w:uiPriority="99" w:unhideWhenUsed="0"/>
+    <w:lsdException w:name="Medium Shading 2 Accent 3" w:semiHidden="0" w:uiPriority="100" w:unhideWhenUsed="0"/>
+    <w:lsdException w:name="Medium List 1 Accent 3" w:semiHidden="0" w:uiPriority="101" w:unhideWhenUsed="0"/>
+    <w:lsdException w:name="Medium List 2 Accent 3" w:semiHidden="0" w:uiPriority="102" w:unhideWhenUsed="0"/>
+    <w:lsdException w:name="Medium Grid 1 Accent 3" w:semiHidden="0" w:uiPriority="103" w:unhideWhenUsed="0"/>
+    <w:lsdException w:name="Medium Grid 2 Accent 3" w:semiHidden="0" w:uiPriority="104" w:unhideWhenUsed="0"/>
+    <w:lsdException w:name="Medium Grid 3 Accent 3" w:semiHidden="0" w:uiPriority="105" w:unhideWhenUsed="0"/>
+    <w:lsdException w:name="Dark List Accent 3" w:semiHidden="0" w:uiPriority="112" w:unhideWhenUsed="0"/>
+    <w:lsdException w:name="Colorful Shading Accent 3" w:semiHidden="0" w:uiPriority="113" w:unhideWhenUsed="0"/>
+    <w:lsdException w:name="Colorful List Accent 3" w:semiHidden="0" w:uiPriority="114" w:unhideWhenUsed="0"/>
+    <w:lsdException w:name="Colorful Grid Accent 3" w:semiHidden="0" w:uiPriority="115" w:unhideWhenUsed="0"/>
+    <w:lsdException w:name="Light Shading Accent 4" w:semiHidden="0" w:uiPriority="96" w:unhideWhenUsed="0"/>
+    <w:lsdException w:name="Light List Accent 4" w:semiHidden="0" w:uiPriority="97" w:unhideWhenUsed="0"/>
+    <w:lsdException w:name="Light Grid Accent 4" w:semiHidden="0" w:uiPriority="98" w:unhideWhenUsed="0"/>
+    <w:lsdException w:name="Medium Shading 1 Accent 4" w:semiHidden="0" w:uiPriority="99" w:unhideWhenUsed="0"/>
+    <w:lsdException w:name="Medium Shading 2 Accent 4" w:semiHidden="0" w:uiPriority="100" w:unhideWhenUsed="0"/>
+    <w:lsdException w:name="Medium List 1 Accent 4" w:semiHidden="0" w:uiPriority="101" w:unhideWhenUsed="0"/>
+    <w:lsdException w:name="Medium List 2 Accent 4" w:semiHidden="0" w:uiPriority="102" w:unhideWhenUsed="0"/>
+    <w:lsdException w:name="Medium Grid 1 Accent 4" w:semiHidden="0" w:uiPriority="103" w:unhideWhenUsed="0"/>
+    <w:lsdException w:name="Medium Grid 2 Accent 4" w:semiHidden="0" w:uiPriority="104" w:unhideWhenUsed="0"/>
+    <w:lsdException w:name="Medium Grid 3 Accent 4" w:semiHidden="0" w:uiPriority="105" w:unhideWhenUsed="0"/>
+    <w:lsdException w:name="Dark List Accent 4" w:semiHidden="0" w:uiPriority="112" w:unhideWhenUsed="0"/>
+    <w:lsdException w:name="Colorful Shading Accent 4" w:semiHidden="0" w:uiPriority="113" w:unhideWhenUsed="0"/>
+    <w:lsdException w:name="Colorful List Accent 4" w:semiHidden="0" w:uiPriority="114" w:unhideWhenUsed="0"/>
+    <w:lsdException w:name="Colorful Grid Accent 4" w:semiHidden="0" w:uiPriority="115" w:unhideWhenUsed="0"/>
+    <w:lsdException w:name="Light Shading Accent 5" w:semiHidden="0" w:uiPriority="96" w:unhideWhenUsed="0"/>
+    <w:lsdException w:name="Light List Accent 5" w:semiHidden="0" w:uiPriority="97" w:unhideWhenUsed="0"/>
+    <w:lsdException w:name="Light Grid Accent 5" w:semiHidden="0" w:uiPriority="98" w:unhideWhenUsed="0"/>
+    <w:lsdException w:name="Medium Shading 1 Accent 5" w:semiHidden="0" w:uiPriority="99" w:unhideWhenUsed="0"/>
+    <w:lsdException w:name="Medium Shading 2 Accent 5" w:semiHidden="0" w:uiPriority="100" w:unhideWhenUsed="0"/>
+    <w:lsdException w:name="Medium List 1 Accent 5" w:semiHidden="0" w:uiPriority="101" w:unhideWhenUsed="0"/>
+    <w:lsdException w:name="Medium List 2 Accent 5" w:semiHidden="0" w:uiPriority="102" w:unhideWhenUsed="0"/>
+    <w:lsdException w:name="Medium Grid 1 Accent 5" w:semiHidden="0" w:uiPriority="103" w:unhideWhenUsed="0"/>
+    <w:lsdException w:name="Medium Grid 2 Accent 5" w:semiHidden="0" w:uiPriority="104" w:unhideWhenUsed="0"/>
+    <w:lsdException w:name="Medium Grid 3 Accent 5" w:semiHidden="0" w:uiPriority="105" w:unhideWhenUsed="0"/>
+    <w:lsdException w:name="Dark List Accent 5" w:semiHidden="0" w:uiPriority="112" w:unhideWhenUsed="0"/>
+    <w:lsdException w:name="Colorful Shading Accent 5" w:semiHidden="0" w:uiPriority="113" w:unhideWhenUsed="0"/>
+    <w:lsdException w:name="Colorful List Accent 5" w:semiHidden="0" w:uiPriority="114" w:unhideWhenUsed="0"/>
+    <w:lsdException w:name="Colorful Grid Accent 5" w:semiHidden="0" w:uiPriority="115" w:unhideWhenUsed="0"/>
+    <w:lsdException w:name="Light Shading Accent 6" w:semiHidden="0" w:uiPriority="96" w:unhideWhenUsed="0"/>
+    <w:lsdException w:name="Light List Accent 6" w:semiHidden="0" w:uiPriority="97" w:unhideWhenUsed="0"/>
+    <w:lsdException w:name="Light Grid Accent 6" w:semiHidden="0" w:uiPriority="98" w:unhideWhenUsed="0"/>
+    <w:lsdException w:name="Medium Shading 1 Accent 6" w:semiHidden="0" w:uiPriority="99" w:unhideWhenUsed="0"/>
+    <w:lsdException w:name="Medium Shading 2 Accent 6" w:semiHidden="0" w:uiPriority="100" w:unhideWhenUsed="0"/>
+    <w:lsdException w:name="Medium List 1 Accent 6" w:semiHidden="0" w:uiPriority="101" w:unhideWhenUsed="0"/>
+    <w:lsdException w:name="Medium List 2 Accent 6" w:semiHidden="0" w:uiPriority="102" w:unhideWhenUsed="0"/>
+    <w:lsdException w:name="Medium Grid 1 Accent 6" w:semiHidden="0" w:uiPriority="103" w:unhideWhenUsed="0"/>
+    <w:lsdException w:name="Medium Grid 2 Accent 6" w:semiHidden="0" w:uiPriority="104" w:unhideWhenUsed="0"/>
+    <w:lsdException w:name="Medium Grid 3 Accent 6" w:semiHidden="0" w:uiPriority="105" w:unhideWhenUsed="0"/>
+    <w:lsdException w:name="Dark List Accent 6" w:semiHidden="0" w:uiPriority="112" w:unhideWhenUsed="0"/>
+    <w:lsdException w:name="Colorful Shading Accent 6" w:semiHidden="0" w:uiPriority="113" w:unhideWhenUsed="0"/>
+    <w:lsdException w:name="Colorful List Accent 6" w:semiHidden="0" w:uiPriority="114" w:unhideWhenUsed="0"/>
+    <w:lsdException w:name="Colorful Grid Accent 6" w:semiHidden="0" w:uiPriority="115" w:unhideWhenUsed="0"/>
+    <w:lsdException w:name="Subtle Emphasis" w:semiHidden="0" w:uiPriority="25" w:unhideWhenUsed="0" w:qFormat="1"/>
+    <w:lsdException w:name="Intense Emphasis" w:semiHidden="0" w:uiPriority="33" w:unhideWhenUsed="0" w:qFormat="1"/>
+    <w:lsdException w:name="Subtle Reference" w:semiHidden="0" w:uiPriority="49" w:unhideWhenUsed="0" w:qFormat="1"/>
+    <w:lsdException w:name="Intense Reference" w:semiHidden="0" w:uiPriority="50" w:unhideWhenUsed="0" w:qFormat="1"/>
+    <w:lsdException w:name="Book Title" w:semiHidden="0" w:uiPriority="51" w:unhideWhenUsed="0" w:qFormat="1"/>
+    <w:lsdException w:name="Bibliography" w:uiPriority="55"/>
+    <w:lsdException w:name="TOC Heading" w:uiPriority="57" w:qFormat="1"/>
   </w:latentStyles>
   <w:style w:type="paragraph" w:default="1" w:styleId="Normal">
     <w:name w:val="Normal"/>
@@ -14589,27 +13910,6 @@
         <w:shd w:val="clear" w:color="auto" w:fill="FBD3C1" w:themeFill="accent6" w:themeFillTint="7f"/>
       </w:tcPr>
     </w:tblStylePr>
-  </w:style>
-  <w:style w:type="table" w:customStyle="1" w:styleId="a4">
-    <w:name w:val="Normal Table"/>
-    <w:uiPriority w:val="99"/>
-    <w:semiHidden/>
-    <w:unhideWhenUsed/>
-    <w:tblPr>
-      <w:tblInd w:w="0" w:type="dxa"/>
-      <w:tblCellMar>
-        <w:top w:w="0" w:type="dxa"/>
-        <w:left w:w="108" w:type="dxa"/>
-        <w:bottom w:w="0" w:type="dxa"/>
-        <w:right w:w="108" w:type="dxa"/>
-      </w:tblCellMar>
-    </w:tblPr>
-  </w:style>
-  <w:style w:type="numbering" w:customStyle="1" w:styleId="a5">
-    <w:name w:val="No List"/>
-    <w:uiPriority w:val="99"/>
-    <w:semiHidden/>
-    <w:unhideWhenUsed/>
   </w:style>
 </w:styles>
 </file>
